--- a/textual data analysis/docs/論文.docx
+++ b/textual data analysis/docs/論文.docx
@@ -675,13 +675,15 @@
         <w:widowControl/>
         <w:rPr>
           <w:rFonts w:ascii="Times New Roman" w:eastAsia="標楷體" w:hAnsi="Times New Roman" w:cs="Times New Roman"/>
-          <w:sz w:val="28"/>
-          <w:szCs w:val="28"/>
-        </w:rPr>
-      </w:pPr>
-      <w:r>
-        <w:rPr>
-          <w:rFonts w:ascii="Times New Roman" w:eastAsia="標楷體" w:hAnsi="Times New Roman" w:cs="Times New Roman" w:hint="eastAsia"/>
+          <w:color w:val="EE0000"/>
+          <w:sz w:val="28"/>
+          <w:szCs w:val="28"/>
+        </w:rPr>
+      </w:pPr>
+      <w:r>
+        <w:rPr>
+          <w:rFonts w:ascii="Times New Roman" w:eastAsia="標楷體" w:hAnsi="Times New Roman" w:cs="Times New Roman" w:hint="eastAsia"/>
+          <w:color w:val="EE0000"/>
           <w:sz w:val="28"/>
           <w:szCs w:val="28"/>
         </w:rPr>
@@ -698,6 +700,7 @@
         </w:numPr>
         <w:rPr>
           <w:rFonts w:ascii="Times New Roman" w:eastAsia="標楷體" w:hAnsi="Times New Roman" w:cs="Times New Roman"/>
+          <w:color w:val="EE0000"/>
           <w:sz w:val="28"/>
           <w:szCs w:val="28"/>
         </w:rPr>
@@ -707,6 +710,7 @@
           <w:rFonts w:ascii="Times New Roman" w:eastAsia="標楷體" w:hAnsi="Times New Roman" w:cs="Times New Roman" w:hint="eastAsia"/>
           <w:b/>
           <w:bCs/>
+          <w:color w:val="EE0000"/>
           <w:sz w:val="28"/>
           <w:szCs w:val="28"/>
         </w:rPr>
@@ -715,6 +719,7 @@
       <w:r>
         <w:rPr>
           <w:rFonts w:ascii="Times New Roman" w:eastAsia="標楷體" w:hAnsi="Times New Roman" w:cs="Times New Roman" w:hint="eastAsia"/>
+          <w:color w:val="EE0000"/>
           <w:sz w:val="28"/>
           <w:szCs w:val="28"/>
         </w:rPr>
@@ -723,6 +728,7 @@
       <w:r>
         <w:rPr>
           <w:rFonts w:ascii="Times New Roman" w:eastAsia="標楷體" w:hAnsi="Times New Roman" w:cs="Times New Roman" w:hint="eastAsia"/>
+          <w:color w:val="EE0000"/>
           <w:sz w:val="28"/>
           <w:szCs w:val="28"/>
           <w:vertAlign w:val="superscript"/>
@@ -732,6 +738,7 @@
       <w:r>
         <w:rPr>
           <w:rFonts w:ascii="Times New Roman" w:eastAsia="標楷體" w:hAnsi="Times New Roman" w:cs="Times New Roman" w:hint="eastAsia"/>
+          <w:color w:val="EE0000"/>
           <w:sz w:val="28"/>
           <w:szCs w:val="28"/>
         </w:rPr>
@@ -748,6 +755,7 @@
         </w:numPr>
         <w:rPr>
           <w:rFonts w:ascii="Times New Roman" w:eastAsia="標楷體" w:hAnsi="Times New Roman" w:cs="Times New Roman"/>
+          <w:color w:val="EE0000"/>
           <w:sz w:val="28"/>
           <w:szCs w:val="28"/>
         </w:rPr>
@@ -757,6 +765,7 @@
           <w:rFonts w:ascii="Times New Roman" w:eastAsia="標楷體" w:hAnsi="Times New Roman" w:cs="Times New Roman" w:hint="eastAsia"/>
           <w:b/>
           <w:bCs/>
+          <w:color w:val="EE0000"/>
           <w:sz w:val="28"/>
           <w:szCs w:val="28"/>
         </w:rPr>
@@ -765,6 +774,7 @@
       <w:r>
         <w:rPr>
           <w:rFonts w:ascii="Times New Roman" w:eastAsia="標楷體" w:hAnsi="Times New Roman" w:cs="Times New Roman" w:hint="eastAsia"/>
+          <w:color w:val="EE0000"/>
           <w:sz w:val="28"/>
           <w:szCs w:val="28"/>
         </w:rPr>
@@ -781,6 +791,7 @@
         </w:numPr>
         <w:rPr>
           <w:rFonts w:ascii="Times New Roman" w:eastAsia="標楷體" w:hAnsi="Times New Roman" w:cs="Times New Roman"/>
+          <w:color w:val="EE0000"/>
           <w:sz w:val="28"/>
           <w:szCs w:val="28"/>
         </w:rPr>
@@ -790,6 +801,7 @@
           <w:rFonts w:ascii="Times New Roman" w:eastAsia="標楷體" w:hAnsi="Times New Roman" w:cs="Times New Roman" w:hint="eastAsia"/>
           <w:b/>
           <w:bCs/>
+          <w:color w:val="EE0000"/>
           <w:sz w:val="28"/>
           <w:szCs w:val="28"/>
         </w:rPr>
@@ -798,6 +810,7 @@
       <w:r>
         <w:rPr>
           <w:rFonts w:ascii="Times New Roman" w:eastAsia="標楷體" w:hAnsi="Times New Roman" w:cs="Times New Roman" w:hint="eastAsia"/>
+          <w:color w:val="EE0000"/>
           <w:sz w:val="28"/>
           <w:szCs w:val="28"/>
         </w:rPr>
@@ -1299,25 +1312,7 @@
           <w:sz w:val="28"/>
           <w:szCs w:val="28"/>
         </w:rPr>
-        <w:t xml:space="preserve"> Heyes and </w:t>
-      </w:r>
-      <w:proofErr w:type="spellStart"/>
-      <w:r>
-        <w:rPr>
-          <w:rFonts w:ascii="Times New Roman" w:eastAsia="標楷體" w:hAnsi="Times New Roman" w:cs="Times New Roman" w:hint="eastAsia"/>
-          <w:sz w:val="28"/>
-          <w:szCs w:val="28"/>
-        </w:rPr>
-        <w:t>Saberian</w:t>
-      </w:r>
-      <w:proofErr w:type="spellEnd"/>
-      <w:r>
-        <w:rPr>
-          <w:rFonts w:ascii="Times New Roman" w:eastAsia="標楷體" w:hAnsi="Times New Roman" w:cs="Times New Roman" w:hint="eastAsia"/>
-          <w:sz w:val="28"/>
-          <w:szCs w:val="28"/>
-        </w:rPr>
-        <w:t xml:space="preserve"> </w:t>
+        <w:t xml:space="preserve"> Heyes and Saberian </w:t>
       </w:r>
       <w:r>
         <w:rPr>
@@ -1533,7 +1528,7 @@
       <w:pPr>
         <w:outlineLvl w:val="0"/>
         <w:rPr>
-          <w:rFonts w:ascii="Times New Roman" w:eastAsia="標楷體" w:hAnsi="Times New Roman" w:cs="Times New Roman" w:hint="eastAsia"/>
+          <w:rFonts w:ascii="Times New Roman" w:eastAsia="標楷體" w:hAnsi="Times New Roman" w:cs="Times New Roman"/>
           <w:sz w:val="28"/>
           <w:szCs w:val="28"/>
         </w:rPr>
@@ -1602,7 +1597,6 @@
         </w:rPr>
         <w:t>（</w:t>
       </w:r>
-      <w:proofErr w:type="spellStart"/>
       <w:r>
         <w:rPr>
           <w:rFonts w:ascii="Times New Roman" w:eastAsia="標楷體" w:hAnsi="Times New Roman" w:cs="Times New Roman" w:hint="eastAsia"/>
@@ -1611,7 +1605,6 @@
         </w:rPr>
         <w:t>BoW</w:t>
       </w:r>
-      <w:proofErr w:type="spellEnd"/>
       <w:r>
         <w:rPr>
           <w:rFonts w:ascii="Times New Roman" w:eastAsia="標楷體" w:hAnsi="Times New Roman" w:cs="Times New Roman" w:hint="eastAsia"/>
@@ -1633,7 +1626,7 @@
       <w:pPr>
         <w:outlineLvl w:val="0"/>
         <w:rPr>
-          <w:rFonts w:ascii="Times New Roman" w:eastAsia="標楷體" w:hAnsi="Times New Roman" w:cs="Times New Roman" w:hint="eastAsia"/>
+          <w:rFonts w:ascii="Times New Roman" w:eastAsia="標楷體" w:hAnsi="Times New Roman" w:cs="Times New Roman"/>
           <w:sz w:val="28"/>
           <w:szCs w:val="28"/>
         </w:rPr>
@@ -1653,18 +1646,8 @@
           <w:sz w:val="28"/>
           <w:szCs w:val="28"/>
         </w:rPr>
-        <w:t xml:space="preserve">Bag-of-Words, </w:t>
-      </w:r>
-      <w:proofErr w:type="spellStart"/>
-      <w:r>
-        <w:rPr>
-          <w:rFonts w:ascii="Times New Roman" w:eastAsia="標楷體" w:hAnsi="Times New Roman" w:cs="Times New Roman" w:hint="eastAsia"/>
-          <w:sz w:val="28"/>
-          <w:szCs w:val="28"/>
-        </w:rPr>
-        <w:t>BoW</w:t>
-      </w:r>
-      <w:proofErr w:type="spellEnd"/>
+        <w:t>Bag-of-Words, BoW</w:t>
+      </w:r>
       <w:r>
         <w:rPr>
           <w:rFonts w:ascii="Times New Roman" w:eastAsia="標楷體" w:hAnsi="Times New Roman" w:cs="Times New Roman" w:hint="eastAsia"/>
@@ -1802,7 +1785,7 @@
       <w:pPr>
         <w:outlineLvl w:val="0"/>
         <w:rPr>
-          <w:rFonts w:ascii="Times New Roman" w:eastAsia="標楷體" w:hAnsi="Times New Roman" w:cs="Times New Roman" w:hint="eastAsia"/>
+          <w:rFonts w:ascii="Times New Roman" w:eastAsia="標楷體" w:hAnsi="Times New Roman" w:cs="Times New Roman"/>
           <w:sz w:val="28"/>
           <w:szCs w:val="28"/>
         </w:rPr>
@@ -1836,7 +1819,7 @@
       <w:pPr>
         <w:outlineLvl w:val="0"/>
         <w:rPr>
-          <w:rFonts w:ascii="Times New Roman" w:eastAsia="標楷體" w:hAnsi="Times New Roman" w:cs="Times New Roman" w:hint="eastAsia"/>
+          <w:rFonts w:ascii="Times New Roman" w:eastAsia="標楷體" w:hAnsi="Times New Roman" w:cs="Times New Roman"/>
           <w:sz w:val="28"/>
           <w:szCs w:val="28"/>
         </w:rPr>
@@ -1963,23 +1946,13 @@
         </w:rPr>
         <w:t>）、</w:t>
       </w:r>
-      <w:proofErr w:type="spellStart"/>
-      <w:r>
-        <w:rPr>
-          <w:rFonts w:ascii="Times New Roman" w:eastAsia="標楷體" w:hAnsi="Times New Roman" w:cs="Times New Roman" w:hint="eastAsia"/>
-          <w:sz w:val="28"/>
-          <w:szCs w:val="28"/>
-        </w:rPr>
-        <w:t>XGBoost</w:t>
-      </w:r>
-      <w:proofErr w:type="spellEnd"/>
-      <w:r>
-        <w:rPr>
-          <w:rFonts w:ascii="Times New Roman" w:eastAsia="標楷體" w:hAnsi="Times New Roman" w:cs="Times New Roman" w:hint="eastAsia"/>
-          <w:sz w:val="28"/>
-          <w:szCs w:val="28"/>
-        </w:rPr>
-        <w:t xml:space="preserve"> </w:t>
+      <w:r>
+        <w:rPr>
+          <w:rFonts w:ascii="Times New Roman" w:eastAsia="標楷體" w:hAnsi="Times New Roman" w:cs="Times New Roman" w:hint="eastAsia"/>
+          <w:sz w:val="28"/>
+          <w:szCs w:val="28"/>
+        </w:rPr>
+        <w:t xml:space="preserve">XGBoost </w:t>
       </w:r>
       <w:r>
         <w:rPr>
@@ -2225,7 +2198,7 @@
       <w:pPr>
         <w:widowControl/>
         <w:rPr>
-          <w:rFonts w:ascii="Times New Roman" w:eastAsia="標楷體" w:hAnsi="Times New Roman" w:cs="Times New Roman" w:hint="eastAsia"/>
+          <w:rFonts w:ascii="Times New Roman" w:eastAsia="標楷體" w:hAnsi="Times New Roman" w:cs="Times New Roman"/>
           <w:sz w:val="28"/>
           <w:szCs w:val="28"/>
         </w:rPr>
@@ -2299,7 +2272,7 @@
       <w:pPr>
         <w:widowControl/>
         <w:rPr>
-          <w:rFonts w:ascii="Times New Roman" w:eastAsia="標楷體" w:hAnsi="Times New Roman" w:cs="Times New Roman" w:hint="eastAsia"/>
+          <w:rFonts w:ascii="Times New Roman" w:eastAsia="標楷體" w:hAnsi="Times New Roman" w:cs="Times New Roman"/>
           <w:sz w:val="28"/>
           <w:szCs w:val="28"/>
         </w:rPr>
@@ -2328,7 +2301,6 @@
         </w:rPr>
         <w:t>進行高精度的法律術語斷詞，接續基於穩健的詞袋模型（</w:t>
       </w:r>
-      <w:proofErr w:type="spellStart"/>
       <w:r>
         <w:rPr>
           <w:rFonts w:ascii="Times New Roman" w:eastAsia="標楷體" w:hAnsi="Times New Roman" w:cs="Times New Roman" w:hint="eastAsia"/>
@@ -2337,7 +2309,6 @@
         </w:rPr>
         <w:t>BoW</w:t>
       </w:r>
-      <w:proofErr w:type="spellEnd"/>
       <w:r>
         <w:rPr>
           <w:rFonts w:ascii="Times New Roman" w:eastAsia="標楷體" w:hAnsi="Times New Roman" w:cs="Times New Roman" w:hint="eastAsia"/>
@@ -3414,7 +3385,6 @@
         </w:rPr>
         <w:t>執行解壓縮，獲得裁判書之</w:t>
       </w:r>
-      <w:proofErr w:type="spellStart"/>
       <w:r>
         <w:rPr>
           <w:rFonts w:ascii="Times New Roman" w:eastAsia="標楷體" w:hAnsi="Times New Roman" w:cs="Times New Roman" w:hint="eastAsia"/>
@@ -3423,7 +3393,6 @@
         </w:rPr>
         <w:t>json</w:t>
       </w:r>
-      <w:proofErr w:type="spellEnd"/>
       <w:r>
         <w:rPr>
           <w:rFonts w:ascii="Times New Roman" w:eastAsia="標楷體" w:hAnsi="Times New Roman" w:cs="Times New Roman" w:hint="eastAsia"/>
@@ -3863,20 +3832,8 @@
           <w:sz w:val="28"/>
           <w:szCs w:val="28"/>
         </w:rPr>
-        <w:t xml:space="preserve">Bag-of-Words, </w:t>
-      </w:r>
-      <w:proofErr w:type="spellStart"/>
-      <w:r>
-        <w:rPr>
-          <w:rFonts w:ascii="Times New Roman" w:eastAsia="標楷體" w:hAnsi="Times New Roman" w:cs="Times New Roman"/>
-          <w:b/>
-          <w:bCs/>
-          <w:sz w:val="28"/>
-          <w:szCs w:val="28"/>
-        </w:rPr>
-        <w:t>BoW</w:t>
-      </w:r>
-      <w:proofErr w:type="spellEnd"/>
+        <w:t>Bag-of-Words, BoW</w:t>
+      </w:r>
       <w:r>
         <w:rPr>
           <w:rFonts w:ascii="Times New Roman" w:eastAsia="標楷體" w:hAnsi="Times New Roman" w:cs="Times New Roman"/>
@@ -4249,11 +4206,19 @@
       </w:r>
       <w:r>
         <w:rPr>
-          <w:rFonts w:ascii="Times New Roman" w:eastAsia="標楷體" w:hAnsi="Times New Roman" w:cs="Times New Roman"/>
-          <w:sz w:val="28"/>
-          <w:szCs w:val="28"/>
-        </w:rPr>
-        <w:t>80%</w:t>
+          <w:rFonts w:ascii="Times New Roman" w:eastAsia="標楷體" w:hAnsi="Times New Roman" w:cs="Times New Roman" w:hint="eastAsia"/>
+          <w:sz w:val="28"/>
+          <w:szCs w:val="28"/>
+        </w:rPr>
+        <w:t>7</w:t>
+      </w:r>
+      <w:r>
+        <w:rPr>
+          <w:rFonts w:ascii="Times New Roman" w:eastAsia="標楷體" w:hAnsi="Times New Roman" w:cs="Times New Roman"/>
+          <w:sz w:val="28"/>
+          <w:szCs w:val="28"/>
+        </w:rPr>
+        <w:t>0%</w:t>
       </w:r>
     </w:p>
     <w:p>
@@ -4309,11 +4274,19 @@
       </w:r>
       <w:r>
         <w:rPr>
-          <w:rFonts w:ascii="Times New Roman" w:eastAsia="標楷體" w:hAnsi="Times New Roman" w:cs="Times New Roman"/>
-          <w:sz w:val="28"/>
-          <w:szCs w:val="28"/>
-        </w:rPr>
-        <w:t>10%</w:t>
+          <w:rFonts w:ascii="Times New Roman" w:eastAsia="標楷體" w:hAnsi="Times New Roman" w:cs="Times New Roman" w:hint="eastAsia"/>
+          <w:sz w:val="28"/>
+          <w:szCs w:val="28"/>
+        </w:rPr>
+        <w:t>2</w:t>
+      </w:r>
+      <w:r>
+        <w:rPr>
+          <w:rFonts w:ascii="Times New Roman" w:eastAsia="標楷體" w:hAnsi="Times New Roman" w:cs="Times New Roman"/>
+          <w:sz w:val="28"/>
+          <w:szCs w:val="28"/>
+        </w:rPr>
+        <w:t>0%</w:t>
       </w:r>
     </w:p>
     <w:p>
@@ -4331,6 +4304,14 @@
           <w:sz w:val="28"/>
           <w:szCs w:val="28"/>
         </w:rPr>
+        <w:t>基於多項是逆回歸之</w:t>
+      </w:r>
+      <w:r>
+        <w:rPr>
+          <w:rFonts w:ascii="Times New Roman" w:eastAsia="標楷體" w:hAnsi="Times New Roman" w:cs="Times New Roman" w:hint="eastAsia"/>
+          <w:sz w:val="28"/>
+          <w:szCs w:val="28"/>
+        </w:rPr>
         <w:t>預測模型建構</w:t>
       </w:r>
     </w:p>
@@ -4338,106 +4319,148 @@
       <w:pPr>
         <w:outlineLvl w:val="0"/>
         <w:rPr>
-          <w:rFonts w:ascii="Times New Roman" w:eastAsia="標楷體" w:hAnsi="Times New Roman" w:cs="Times New Roman"/>
-          <w:sz w:val="28"/>
-          <w:szCs w:val="28"/>
-        </w:rPr>
-      </w:pPr>
-      <w:r>
-        <w:rPr>
-          <w:rFonts w:ascii="Times New Roman" w:eastAsia="標楷體" w:hAnsi="Times New Roman" w:cs="Times New Roman"/>
-          <w:sz w:val="28"/>
-          <w:szCs w:val="28"/>
-        </w:rPr>
-        <w:t>本研究採用多種監督式學習（</w:t>
-      </w:r>
-      <w:r>
-        <w:rPr>
-          <w:rFonts w:ascii="Times New Roman" w:eastAsia="標楷體" w:hAnsi="Times New Roman" w:cs="Times New Roman"/>
-          <w:sz w:val="28"/>
-          <w:szCs w:val="28"/>
-        </w:rPr>
-        <w:t>Supervised Learning</w:t>
-      </w:r>
-      <w:r>
-        <w:rPr>
-          <w:rFonts w:ascii="Times New Roman" w:eastAsia="標楷體" w:hAnsi="Times New Roman" w:cs="Times New Roman"/>
-          <w:sz w:val="28"/>
-          <w:szCs w:val="28"/>
-        </w:rPr>
-        <w:t>）演算法進行比較分析，旨在探討不同邏輯框架在智慧財產權法律文本分類上的效能表現。各模型之建構邏輯與超參數設定說明如下：</w:t>
+          <w:rFonts w:ascii="Times New Roman" w:eastAsia="標楷體" w:hAnsi="Times New Roman" w:cs="Times New Roman" w:hint="eastAsia"/>
+          <w:sz w:val="28"/>
+          <w:szCs w:val="28"/>
+        </w:rPr>
+      </w:pPr>
+      <w:r>
+        <w:rPr>
+          <w:rFonts w:ascii="Times New Roman" w:eastAsia="標楷體" w:hAnsi="Times New Roman" w:cs="Times New Roman" w:hint="eastAsia"/>
+          <w:sz w:val="28"/>
+          <w:szCs w:val="28"/>
+        </w:rPr>
+        <w:t>多項式逆迴歸（</w:t>
+      </w:r>
+      <w:r>
+        <w:rPr>
+          <w:rFonts w:ascii="Times New Roman" w:eastAsia="標楷體" w:hAnsi="Times New Roman" w:cs="Times New Roman" w:hint="eastAsia"/>
+          <w:sz w:val="28"/>
+          <w:szCs w:val="28"/>
+        </w:rPr>
+        <w:t>MNIR</w:t>
+      </w:r>
+      <w:r>
+        <w:rPr>
+          <w:rFonts w:ascii="Times New Roman" w:eastAsia="標楷體" w:hAnsi="Times New Roman" w:cs="Times New Roman" w:hint="eastAsia"/>
+          <w:sz w:val="28"/>
+          <w:szCs w:val="28"/>
+        </w:rPr>
+        <w:t>）之理論基礎與建模動機</w:t>
       </w:r>
     </w:p>
     <w:p>
       <w:pPr>
         <w:outlineLvl w:val="0"/>
         <w:rPr>
-          <w:rFonts w:ascii="Times New Roman" w:eastAsia="標楷體" w:hAnsi="Times New Roman" w:cs="Times New Roman"/>
-          <w:b/>
-          <w:bCs/>
-          <w:sz w:val="28"/>
-          <w:szCs w:val="28"/>
-        </w:rPr>
-      </w:pPr>
-      <w:r>
-        <w:rPr>
-          <w:rFonts w:ascii="Times New Roman" w:eastAsia="標楷體" w:hAnsi="Times New Roman" w:cs="Times New Roman"/>
-          <w:b/>
-          <w:bCs/>
-          <w:sz w:val="28"/>
-          <w:szCs w:val="28"/>
-        </w:rPr>
-        <w:t xml:space="preserve">1. </w:t>
-      </w:r>
-      <w:r>
-        <w:rPr>
-          <w:rFonts w:ascii="Times New Roman" w:eastAsia="標楷體" w:hAnsi="Times New Roman" w:cs="Times New Roman"/>
-          <w:b/>
-          <w:bCs/>
-          <w:sz w:val="28"/>
-          <w:szCs w:val="28"/>
-        </w:rPr>
-        <w:t>單純貝氏分類器</w:t>
-      </w:r>
-      <w:r>
-        <w:rPr>
-          <w:rFonts w:ascii="Times New Roman" w:eastAsia="標楷體" w:hAnsi="Times New Roman" w:cs="Times New Roman"/>
-          <w:b/>
-          <w:bCs/>
-          <w:sz w:val="28"/>
-          <w:szCs w:val="28"/>
-        </w:rPr>
-        <w:t xml:space="preserve"> </w:t>
-      </w:r>
-      <w:r>
-        <w:rPr>
-          <w:rFonts w:ascii="Times New Roman" w:eastAsia="標楷體" w:hAnsi="Times New Roman" w:cs="Times New Roman"/>
-          <w:b/>
-          <w:bCs/>
-          <w:sz w:val="28"/>
-          <w:szCs w:val="28"/>
-        </w:rPr>
-        <w:t>（</w:t>
-      </w:r>
-      <w:r>
-        <w:rPr>
-          <w:rFonts w:ascii="Times New Roman" w:eastAsia="標楷體" w:hAnsi="Times New Roman" w:cs="Times New Roman"/>
-          <w:b/>
-          <w:bCs/>
-          <w:sz w:val="28"/>
-          <w:szCs w:val="28"/>
-        </w:rPr>
-        <w:t>Multinomial Naive Bayes</w:t>
-      </w:r>
-      <w:r>
-        <w:rPr>
-          <w:rFonts w:ascii="Times New Roman" w:eastAsia="標楷體" w:hAnsi="Times New Roman" w:cs="Times New Roman"/>
-          <w:b/>
-          <w:bCs/>
-          <w:sz w:val="28"/>
-          <w:szCs w:val="28"/>
-        </w:rPr>
-        <w:t>）</w:t>
+          <w:rFonts w:ascii="Times New Roman" w:eastAsia="標楷體" w:hAnsi="Times New Roman" w:cs="Times New Roman" w:hint="eastAsia"/>
+          <w:sz w:val="28"/>
+          <w:szCs w:val="28"/>
+        </w:rPr>
+      </w:pPr>
+      <w:r>
+        <w:rPr>
+          <w:rFonts w:ascii="Times New Roman" w:eastAsia="標楷體" w:hAnsi="Times New Roman" w:cs="Times New Roman" w:hint="eastAsia"/>
+          <w:sz w:val="28"/>
+          <w:szCs w:val="28"/>
+        </w:rPr>
+        <w:t>在高維度文本數據的統計建模中，研究者常面臨嚴峻的「維度災難」。當詞彙表規模達數萬維度時，傳統的前向迴歸路徑（將情感變量</w:t>
+      </w:r>
+      <w:r>
+        <w:rPr>
+          <w:rFonts w:ascii="Times New Roman" w:eastAsia="標楷體" w:hAnsi="Times New Roman" w:cs="Times New Roman" w:hint="eastAsia"/>
+          <w:sz w:val="28"/>
+          <w:szCs w:val="28"/>
+        </w:rPr>
+        <w:t xml:space="preserve"> y </w:t>
+      </w:r>
+      <w:r>
+        <w:rPr>
+          <w:rFonts w:ascii="Times New Roman" w:eastAsia="標楷體" w:hAnsi="Times New Roman" w:cs="Times New Roman" w:hint="eastAsia"/>
+          <w:sz w:val="28"/>
+          <w:szCs w:val="28"/>
+        </w:rPr>
+        <w:t>直接對高維詞頻向量</w:t>
+      </w:r>
+      <w:r>
+        <w:rPr>
+          <w:rFonts w:ascii="Times New Roman" w:eastAsia="標楷體" w:hAnsi="Times New Roman" w:cs="Times New Roman" w:hint="eastAsia"/>
+          <w:sz w:val="28"/>
+          <w:szCs w:val="28"/>
+        </w:rPr>
+        <w:t xml:space="preserve"> x </w:t>
+      </w:r>
+      <w:r>
+        <w:rPr>
+          <w:rFonts w:ascii="Times New Roman" w:eastAsia="標楷體" w:hAnsi="Times New Roman" w:cs="Times New Roman" w:hint="eastAsia"/>
+          <w:sz w:val="28"/>
+          <w:szCs w:val="28"/>
+        </w:rPr>
+        <w:t>建模）往往因參數空間過大，導致模型估計極端不穩定。本研究採用的多項式逆迴歸（</w:t>
+      </w:r>
+      <w:r>
+        <w:rPr>
+          <w:rFonts w:ascii="Times New Roman" w:eastAsia="標楷體" w:hAnsi="Times New Roman" w:cs="Times New Roman" w:hint="eastAsia"/>
+          <w:sz w:val="28"/>
+          <w:szCs w:val="28"/>
+        </w:rPr>
+        <w:t>Multinomial Inverse Regression, MNIR</w:t>
+      </w:r>
+      <w:r>
+        <w:rPr>
+          <w:rFonts w:ascii="Times New Roman" w:eastAsia="標楷體" w:hAnsi="Times New Roman" w:cs="Times New Roman" w:hint="eastAsia"/>
+          <w:sz w:val="28"/>
+          <w:szCs w:val="28"/>
+        </w:rPr>
+        <w:t>）架構，其核心策略在於反轉預測邏輯：透過分析給定目標變量條件下文本的生成分佈</w:t>
+      </w:r>
+      <w:r>
+        <w:rPr>
+          <w:rFonts w:ascii="Times New Roman" w:eastAsia="標楷體" w:hAnsi="Times New Roman" w:cs="Times New Roman" w:hint="eastAsia"/>
+          <w:sz w:val="28"/>
+          <w:szCs w:val="28"/>
+        </w:rPr>
+        <w:t xml:space="preserve"> x</w:t>
+      </w:r>
+      <w:r>
+        <w:rPr>
+          <w:rFonts w:ascii="Times New Roman" w:eastAsia="標楷體" w:hAnsi="Times New Roman" w:cs="Times New Roman" w:hint="eastAsia"/>
+          <w:sz w:val="28"/>
+          <w:szCs w:val="28"/>
+        </w:rPr>
+        <w:t>∣</w:t>
+      </w:r>
+      <w:r>
+        <w:rPr>
+          <w:rFonts w:ascii="Times New Roman" w:eastAsia="標楷體" w:hAnsi="Times New Roman" w:cs="Times New Roman" w:hint="eastAsia"/>
+          <w:sz w:val="28"/>
+          <w:szCs w:val="28"/>
+        </w:rPr>
+        <w:t>y</w:t>
+      </w:r>
+      <w:r>
+        <w:rPr>
+          <w:rFonts w:ascii="Times New Roman" w:eastAsia="標楷體" w:hAnsi="Times New Roman" w:cs="Times New Roman" w:hint="eastAsia"/>
+          <w:sz w:val="28"/>
+          <w:szCs w:val="28"/>
+        </w:rPr>
+        <w:t>，將高維度的詞彙特徵投射至低維的情感空間。這種「逆向路徑」的優勢在於，它能精確捕捉文本中與目標變量</w:t>
+      </w:r>
+      <w:r>
+        <w:rPr>
+          <w:rFonts w:ascii="Times New Roman" w:eastAsia="標楷體" w:hAnsi="Times New Roman" w:cs="Times New Roman" w:hint="eastAsia"/>
+          <w:sz w:val="28"/>
+          <w:szCs w:val="28"/>
+        </w:rPr>
+        <w:t xml:space="preserve"> y </w:t>
+      </w:r>
+      <w:r>
+        <w:rPr>
+          <w:rFonts w:ascii="Times New Roman" w:eastAsia="標楷體" w:hAnsi="Times New Roman" w:cs="Times New Roman" w:hint="eastAsia"/>
+          <w:sz w:val="28"/>
+          <w:szCs w:val="28"/>
+        </w:rPr>
+        <w:t>相關的變異，而非僅僅是描述文本自身的隨機特徵。</w:t>
       </w:r>
     </w:p>
     <w:p>
@@ -4451,1014 +4474,154 @@
       </w:pPr>
       <w:r>
         <w:rPr>
-          <w:rFonts w:ascii="Times New Roman" w:eastAsia="標楷體" w:hAnsi="Times New Roman" w:cs="Times New Roman"/>
-          <w:sz w:val="28"/>
-          <w:szCs w:val="28"/>
-        </w:rPr>
-        <w:t>作為文本分類之基準模型（</w:t>
-      </w:r>
-      <w:r>
-        <w:rPr>
-          <w:rFonts w:ascii="Times New Roman" w:eastAsia="標楷體" w:hAnsi="Times New Roman" w:cs="Times New Roman"/>
-          <w:sz w:val="28"/>
-          <w:szCs w:val="28"/>
-        </w:rPr>
-        <w:t>Baseline</w:t>
-      </w:r>
-      <w:r>
-        <w:rPr>
-          <w:rFonts w:ascii="Times New Roman" w:eastAsia="標楷體" w:hAnsi="Times New Roman" w:cs="Times New Roman"/>
-          <w:sz w:val="28"/>
-          <w:szCs w:val="28"/>
-        </w:rPr>
-        <w:t>），本研究採用</w:t>
-      </w:r>
-      <w:r>
-        <w:rPr>
-          <w:rFonts w:ascii="Times New Roman" w:eastAsia="標楷體" w:hAnsi="Times New Roman" w:cs="Times New Roman"/>
-          <w:sz w:val="28"/>
-          <w:szCs w:val="28"/>
-        </w:rPr>
-        <w:t xml:space="preserve"> </w:t>
-      </w:r>
-      <w:proofErr w:type="spellStart"/>
-      <w:r>
-        <w:rPr>
-          <w:rFonts w:ascii="Times New Roman" w:eastAsia="標楷體" w:hAnsi="Times New Roman" w:cs="Times New Roman"/>
-          <w:sz w:val="28"/>
-          <w:szCs w:val="28"/>
-        </w:rPr>
-        <w:t>MultinomialNB</w:t>
-      </w:r>
-      <w:proofErr w:type="spellEnd"/>
-      <w:r>
-        <w:rPr>
-          <w:rFonts w:ascii="Times New Roman" w:eastAsia="標楷體" w:hAnsi="Times New Roman" w:cs="Times New Roman"/>
-          <w:sz w:val="28"/>
-          <w:szCs w:val="28"/>
-        </w:rPr>
-        <w:t>。該演算法基於貝氏定理，假設特徵間相互獨立，特別適用於處理基於詞袋模型（</w:t>
-      </w:r>
-      <w:proofErr w:type="spellStart"/>
-      <w:r>
-        <w:rPr>
-          <w:rFonts w:ascii="Times New Roman" w:eastAsia="標楷體" w:hAnsi="Times New Roman" w:cs="Times New Roman"/>
-          <w:sz w:val="28"/>
-          <w:szCs w:val="28"/>
-        </w:rPr>
-        <w:t>BoW</w:t>
-      </w:r>
-      <w:proofErr w:type="spellEnd"/>
-      <w:r>
-        <w:rPr>
-          <w:rFonts w:ascii="Times New Roman" w:eastAsia="標楷體" w:hAnsi="Times New Roman" w:cs="Times New Roman"/>
-          <w:sz w:val="28"/>
-          <w:szCs w:val="28"/>
-        </w:rPr>
-        <w:t>）之離散計數特徵。其運算效率高且在特徵維度極高時仍具備一定的穩定性。</w:t>
+          <w:rFonts w:ascii="Times New Roman" w:eastAsia="標楷體" w:hAnsi="Times New Roman" w:cs="Times New Roman" w:hint="eastAsia"/>
+          <w:sz w:val="28"/>
+          <w:szCs w:val="28"/>
+        </w:rPr>
+        <w:lastRenderedPageBreak/>
+        <w:t>在數學定義上，</w:t>
+      </w:r>
+      <w:r>
+        <w:rPr>
+          <w:rFonts w:ascii="Times New Roman" w:eastAsia="標楷體" w:hAnsi="Times New Roman" w:cs="Times New Roman" w:hint="eastAsia"/>
+          <w:sz w:val="28"/>
+          <w:szCs w:val="28"/>
+        </w:rPr>
+        <w:t xml:space="preserve">MNIR </w:t>
+      </w:r>
+      <w:r>
+        <w:rPr>
+          <w:rFonts w:ascii="Times New Roman" w:eastAsia="標楷體" w:hAnsi="Times New Roman" w:cs="Times New Roman" w:hint="eastAsia"/>
+          <w:sz w:val="28"/>
+          <w:szCs w:val="28"/>
+        </w:rPr>
+        <w:t>將每一份文件</w:t>
+      </w:r>
+      <w:r>
+        <w:rPr>
+          <w:rFonts w:ascii="Times New Roman" w:eastAsia="標楷體" w:hAnsi="Times New Roman" w:cs="Times New Roman" w:hint="eastAsia"/>
+          <w:sz w:val="28"/>
+          <w:szCs w:val="28"/>
+        </w:rPr>
+        <w:t xml:space="preserve"> i </w:t>
+      </w:r>
+      <w:r>
+        <w:rPr>
+          <w:rFonts w:ascii="Times New Roman" w:eastAsia="標楷體" w:hAnsi="Times New Roman" w:cs="Times New Roman" w:hint="eastAsia"/>
+          <w:sz w:val="28"/>
+          <w:szCs w:val="28"/>
+        </w:rPr>
+        <w:t>視為從多項式分佈中提取的標記（</w:t>
+      </w:r>
+      <w:r>
+        <w:rPr>
+          <w:rFonts w:ascii="Times New Roman" w:eastAsia="標楷體" w:hAnsi="Times New Roman" w:cs="Times New Roman" w:hint="eastAsia"/>
+          <w:sz w:val="28"/>
+          <w:szCs w:val="28"/>
+        </w:rPr>
+        <w:t>tokens</w:t>
+      </w:r>
+      <w:r>
+        <w:rPr>
+          <w:rFonts w:ascii="Times New Roman" w:eastAsia="標楷體" w:hAnsi="Times New Roman" w:cs="Times New Roman" w:hint="eastAsia"/>
+          <w:sz w:val="28"/>
+          <w:szCs w:val="28"/>
+        </w:rPr>
+        <w:t>）集合。根據</w:t>
+      </w:r>
+      <w:r>
+        <w:rPr>
+          <w:rFonts w:ascii="Times New Roman" w:eastAsia="標楷體" w:hAnsi="Times New Roman" w:cs="Times New Roman" w:hint="eastAsia"/>
+          <w:sz w:val="28"/>
+          <w:szCs w:val="28"/>
+        </w:rPr>
+        <w:t xml:space="preserve"> Taddy (2013) </w:t>
+      </w:r>
+      <w:r>
+        <w:rPr>
+          <w:rFonts w:ascii="Times New Roman" w:eastAsia="標楷體" w:hAnsi="Times New Roman" w:cs="Times New Roman" w:hint="eastAsia"/>
+          <w:sz w:val="28"/>
+          <w:szCs w:val="28"/>
+        </w:rPr>
+        <w:t>的框架，模型基本架構如下：</w:t>
       </w:r>
     </w:p>
     <w:p>
       <w:pPr>
         <w:outlineLvl w:val="0"/>
         <w:rPr>
-          <w:rFonts w:ascii="Times New Roman" w:eastAsia="標楷體" w:hAnsi="Times New Roman" w:cs="Times New Roman"/>
-          <w:b/>
-          <w:bCs/>
-          <w:sz w:val="28"/>
-          <w:szCs w:val="28"/>
-        </w:rPr>
-      </w:pPr>
-      <w:r>
-        <w:rPr>
-          <w:rFonts w:ascii="Times New Roman" w:eastAsia="標楷體" w:hAnsi="Times New Roman" w:cs="Times New Roman"/>
-          <w:b/>
-          <w:bCs/>
+          <w:rFonts w:ascii="Times New Roman" w:eastAsia="標楷體" w:hAnsi="Times New Roman" w:cs="Times New Roman" w:hint="eastAsia"/>
+          <w:sz w:val="28"/>
+          <w:szCs w:val="28"/>
+        </w:rPr>
+      </w:pPr>
+      <m:oMathPara>
+        <m:oMath>
+          <m:r>
+            <w:rPr>
+              <w:rFonts w:ascii="Cambria Math" w:eastAsia="標楷體" w:hAnsi="Cambria Math" w:cs="Times New Roman"/>
+              <w:sz w:val="28"/>
+              <w:szCs w:val="28"/>
+            </w:rPr>
+            <m:t>x ~ MN()</m:t>
+          </m:r>
+        </m:oMath>
+      </m:oMathPara>
+    </w:p>
+    <w:p>
+      <w:pPr>
+        <w:outlineLvl w:val="0"/>
+        <w:rPr>
+          <w:rFonts w:ascii="Times New Roman" w:eastAsia="標楷體" w:hAnsi="Times New Roman" w:cs="Times New Roman" w:hint="eastAsia"/>
+          <w:sz w:val="28"/>
+          <w:szCs w:val="28"/>
+        </w:rPr>
+      </w:pPr>
+    </w:p>
+    <w:p>
+      <w:pPr>
+        <w:outlineLvl w:val="0"/>
+        <w:rPr>
+          <w:rFonts w:ascii="Times New Roman" w:eastAsia="標楷體" w:hAnsi="Times New Roman" w:cs="Times New Roman" w:hint="eastAsia"/>
+          <w:sz w:val="28"/>
+          <w:szCs w:val="28"/>
+        </w:rPr>
+      </w:pPr>
+    </w:p>
+    <w:p>
+      <w:pPr>
+        <w:widowControl/>
+        <w:rPr>
+          <w:rFonts w:ascii="Times New Roman" w:eastAsia="標楷體" w:hAnsi="Times New Roman" w:cs="Times New Roman"/>
+          <w:sz w:val="28"/>
+          <w:szCs w:val="28"/>
+        </w:rPr>
+      </w:pPr>
+      <w:r>
+        <w:rPr>
+          <w:rFonts w:ascii="Times New Roman" w:eastAsia="標楷體" w:hAnsi="Times New Roman" w:cs="Times New Roman"/>
+          <w:sz w:val="28"/>
+          <w:szCs w:val="28"/>
+        </w:rPr>
+        <w:br w:type="page"/>
+      </w:r>
+    </w:p>
+    <w:p>
+      <w:pPr>
+        <w:outlineLvl w:val="0"/>
+        <w:rPr>
+          <w:rFonts w:ascii="Times New Roman" w:eastAsia="標楷體" w:hAnsi="Times New Roman" w:cs="Times New Roman"/>
+          <w:sz w:val="28"/>
+          <w:szCs w:val="28"/>
+        </w:rPr>
+      </w:pPr>
+      <w:r>
+        <w:rPr>
+          <w:rFonts w:ascii="Times New Roman" w:eastAsia="標楷體" w:hAnsi="Times New Roman" w:cs="Times New Roman" w:hint="eastAsia"/>
           <w:sz w:val="28"/>
           <w:szCs w:val="28"/>
         </w:rPr>
         <w:lastRenderedPageBreak/>
-        <w:t xml:space="preserve">2. </w:t>
-      </w:r>
-      <w:r>
-        <w:rPr>
-          <w:rFonts w:ascii="Times New Roman" w:eastAsia="標楷體" w:hAnsi="Times New Roman" w:cs="Times New Roman"/>
-          <w:b/>
-          <w:bCs/>
-          <w:sz w:val="28"/>
-          <w:szCs w:val="28"/>
-        </w:rPr>
-        <w:t>決策樹</w:t>
-      </w:r>
-      <w:r>
-        <w:rPr>
-          <w:rFonts w:ascii="Times New Roman" w:eastAsia="標楷體" w:hAnsi="Times New Roman" w:cs="Times New Roman"/>
-          <w:b/>
-          <w:bCs/>
-          <w:sz w:val="28"/>
-          <w:szCs w:val="28"/>
-        </w:rPr>
-        <w:t xml:space="preserve"> </w:t>
-      </w:r>
-      <w:r>
-        <w:rPr>
-          <w:rFonts w:ascii="Times New Roman" w:eastAsia="標楷體" w:hAnsi="Times New Roman" w:cs="Times New Roman"/>
-          <w:b/>
-          <w:bCs/>
-          <w:sz w:val="28"/>
-          <w:szCs w:val="28"/>
-        </w:rPr>
-        <w:t>（</w:t>
-      </w:r>
-      <w:r>
-        <w:rPr>
-          <w:rFonts w:ascii="Times New Roman" w:eastAsia="標楷體" w:hAnsi="Times New Roman" w:cs="Times New Roman"/>
-          <w:b/>
-          <w:bCs/>
-          <w:sz w:val="28"/>
-          <w:szCs w:val="28"/>
-        </w:rPr>
-        <w:t>Decision Tree</w:t>
-      </w:r>
-      <w:r>
-        <w:rPr>
-          <w:rFonts w:ascii="Times New Roman" w:eastAsia="標楷體" w:hAnsi="Times New Roman" w:cs="Times New Roman"/>
-          <w:b/>
-          <w:bCs/>
-          <w:sz w:val="28"/>
-          <w:szCs w:val="28"/>
-        </w:rPr>
-        <w:t>）</w:t>
-      </w:r>
-    </w:p>
-    <w:p>
-      <w:pPr>
-        <w:outlineLvl w:val="0"/>
-        <w:rPr>
-          <w:rFonts w:ascii="Times New Roman" w:eastAsia="標楷體" w:hAnsi="Times New Roman" w:cs="Times New Roman"/>
-          <w:sz w:val="28"/>
-          <w:szCs w:val="28"/>
-        </w:rPr>
-      </w:pPr>
-      <w:r>
-        <w:rPr>
-          <w:rFonts w:ascii="Times New Roman" w:eastAsia="標楷體" w:hAnsi="Times New Roman" w:cs="Times New Roman"/>
-          <w:sz w:val="28"/>
-          <w:szCs w:val="28"/>
-        </w:rPr>
-        <w:t>本研究利用決策樹探索法律特徵之層次化判斷邏輯。為維持模型之可解釋性並避免結構過於複雜，設定最大深度（</w:t>
-      </w:r>
-      <w:proofErr w:type="spellStart"/>
-      <w:r>
-        <w:rPr>
-          <w:rFonts w:ascii="Times New Roman" w:eastAsia="標楷體" w:hAnsi="Times New Roman" w:cs="Times New Roman"/>
-          <w:sz w:val="28"/>
-          <w:szCs w:val="28"/>
-        </w:rPr>
-        <w:t>max_depth</w:t>
-      </w:r>
-      <w:proofErr w:type="spellEnd"/>
-      <w:r>
-        <w:rPr>
-          <w:rFonts w:ascii="Times New Roman" w:eastAsia="標楷體" w:hAnsi="Times New Roman" w:cs="Times New Roman"/>
-          <w:sz w:val="28"/>
-          <w:szCs w:val="28"/>
-        </w:rPr>
-        <w:t>）為</w:t>
-      </w:r>
-      <w:r>
-        <w:rPr>
-          <w:rFonts w:ascii="Times New Roman" w:eastAsia="標楷體" w:hAnsi="Times New Roman" w:cs="Times New Roman"/>
-          <w:sz w:val="28"/>
-          <w:szCs w:val="28"/>
-        </w:rPr>
-        <w:t xml:space="preserve"> 10</w:t>
-      </w:r>
-      <w:r>
-        <w:rPr>
-          <w:rFonts w:ascii="Times New Roman" w:eastAsia="標楷體" w:hAnsi="Times New Roman" w:cs="Times New Roman"/>
-          <w:sz w:val="28"/>
-          <w:szCs w:val="28"/>
-        </w:rPr>
-        <w:t>，並採用資訊熵（</w:t>
-      </w:r>
-      <w:r>
-        <w:rPr>
-          <w:rFonts w:ascii="Times New Roman" w:eastAsia="標楷體" w:hAnsi="Times New Roman" w:cs="Times New Roman"/>
-          <w:sz w:val="28"/>
-          <w:szCs w:val="28"/>
-        </w:rPr>
-        <w:t>Entropy</w:t>
-      </w:r>
-      <w:r>
-        <w:rPr>
-          <w:rFonts w:ascii="Times New Roman" w:eastAsia="標楷體" w:hAnsi="Times New Roman" w:cs="Times New Roman"/>
-          <w:sz w:val="28"/>
-          <w:szCs w:val="28"/>
-        </w:rPr>
-        <w:t>）作為分裂準則。此模型能直觀呈現影響判決結果之關鍵詞彙優先順序。</w:t>
-      </w:r>
-    </w:p>
-    <w:p>
-      <w:pPr>
-        <w:outlineLvl w:val="0"/>
-        <w:rPr>
-          <w:rFonts w:ascii="Times New Roman" w:eastAsia="標楷體" w:hAnsi="Times New Roman" w:cs="Times New Roman"/>
-          <w:b/>
-          <w:bCs/>
-          <w:sz w:val="28"/>
-          <w:szCs w:val="28"/>
-        </w:rPr>
-      </w:pPr>
-      <w:r>
-        <w:rPr>
-          <w:rFonts w:ascii="Times New Roman" w:eastAsia="標楷體" w:hAnsi="Times New Roman" w:cs="Times New Roman"/>
-          <w:b/>
-          <w:bCs/>
-          <w:sz w:val="28"/>
-          <w:szCs w:val="28"/>
-        </w:rPr>
-        <w:t xml:space="preserve">3. </w:t>
-      </w:r>
-      <w:r>
-        <w:rPr>
-          <w:rFonts w:ascii="Times New Roman" w:eastAsia="標楷體" w:hAnsi="Times New Roman" w:cs="Times New Roman"/>
-          <w:b/>
-          <w:bCs/>
-          <w:sz w:val="28"/>
-          <w:szCs w:val="28"/>
-        </w:rPr>
-        <w:t>隨機森林</w:t>
-      </w:r>
-      <w:r>
-        <w:rPr>
-          <w:rFonts w:ascii="Times New Roman" w:eastAsia="標楷體" w:hAnsi="Times New Roman" w:cs="Times New Roman"/>
-          <w:b/>
-          <w:bCs/>
-          <w:sz w:val="28"/>
-          <w:szCs w:val="28"/>
-        </w:rPr>
-        <w:t xml:space="preserve"> </w:t>
-      </w:r>
-      <w:r>
-        <w:rPr>
-          <w:rFonts w:ascii="Times New Roman" w:eastAsia="標楷體" w:hAnsi="Times New Roman" w:cs="Times New Roman"/>
-          <w:b/>
-          <w:bCs/>
-          <w:sz w:val="28"/>
-          <w:szCs w:val="28"/>
-        </w:rPr>
-        <w:t>（</w:t>
-      </w:r>
-      <w:r>
-        <w:rPr>
-          <w:rFonts w:ascii="Times New Roman" w:eastAsia="標楷體" w:hAnsi="Times New Roman" w:cs="Times New Roman"/>
-          <w:b/>
-          <w:bCs/>
-          <w:sz w:val="28"/>
-          <w:szCs w:val="28"/>
-        </w:rPr>
-        <w:t>Random Forest</w:t>
-      </w:r>
-      <w:r>
-        <w:rPr>
-          <w:rFonts w:ascii="Times New Roman" w:eastAsia="標楷體" w:hAnsi="Times New Roman" w:cs="Times New Roman"/>
-          <w:b/>
-          <w:bCs/>
-          <w:sz w:val="28"/>
-          <w:szCs w:val="28"/>
-        </w:rPr>
-        <w:t>）</w:t>
-      </w:r>
-    </w:p>
-    <w:p>
-      <w:pPr>
-        <w:outlineLvl w:val="0"/>
-        <w:rPr>
-          <w:rFonts w:ascii="Times New Roman" w:eastAsia="標楷體" w:hAnsi="Times New Roman" w:cs="Times New Roman"/>
-          <w:sz w:val="28"/>
-          <w:szCs w:val="28"/>
-        </w:rPr>
-      </w:pPr>
-      <w:r>
-        <w:rPr>
-          <w:rFonts w:ascii="Times New Roman" w:eastAsia="標楷體" w:hAnsi="Times New Roman" w:cs="Times New Roman"/>
-          <w:sz w:val="28"/>
-          <w:szCs w:val="28"/>
-        </w:rPr>
-        <w:t>為克服單一決策樹易產生之過擬合問題，本研究建構包含</w:t>
-      </w:r>
-      <w:r>
-        <w:rPr>
-          <w:rFonts w:ascii="Times New Roman" w:eastAsia="標楷體" w:hAnsi="Times New Roman" w:cs="Times New Roman"/>
-          <w:sz w:val="28"/>
-          <w:szCs w:val="28"/>
-        </w:rPr>
-        <w:t xml:space="preserve"> 100 </w:t>
-      </w:r>
-      <w:r>
-        <w:rPr>
-          <w:rFonts w:ascii="Times New Roman" w:eastAsia="標楷體" w:hAnsi="Times New Roman" w:cs="Times New Roman"/>
-          <w:sz w:val="28"/>
-          <w:szCs w:val="28"/>
-        </w:rPr>
-        <w:t>棵決策樹（</w:t>
-      </w:r>
-      <w:proofErr w:type="spellStart"/>
-      <w:r>
-        <w:rPr>
-          <w:rFonts w:ascii="Times New Roman" w:eastAsia="標楷體" w:hAnsi="Times New Roman" w:cs="Times New Roman"/>
-          <w:sz w:val="28"/>
-          <w:szCs w:val="28"/>
-        </w:rPr>
-        <w:t>n_estimators</w:t>
-      </w:r>
-      <w:proofErr w:type="spellEnd"/>
-      <w:r>
-        <w:rPr>
-          <w:rFonts w:ascii="Times New Roman" w:eastAsia="標楷體" w:hAnsi="Times New Roman" w:cs="Times New Roman"/>
-          <w:sz w:val="28"/>
-          <w:szCs w:val="28"/>
-        </w:rPr>
-        <w:t>=100</w:t>
-      </w:r>
-      <w:r>
-        <w:rPr>
-          <w:rFonts w:ascii="Times New Roman" w:eastAsia="標楷體" w:hAnsi="Times New Roman" w:cs="Times New Roman"/>
-          <w:sz w:val="28"/>
-          <w:szCs w:val="28"/>
-        </w:rPr>
-        <w:t>）之隨機森林。透過集成學習（</w:t>
-      </w:r>
-      <w:r>
-        <w:rPr>
-          <w:rFonts w:ascii="Times New Roman" w:eastAsia="標楷體" w:hAnsi="Times New Roman" w:cs="Times New Roman"/>
-          <w:sz w:val="28"/>
-          <w:szCs w:val="28"/>
-        </w:rPr>
-        <w:t>Ensemble Learning</w:t>
-      </w:r>
-      <w:r>
-        <w:rPr>
-          <w:rFonts w:ascii="Times New Roman" w:eastAsia="標楷體" w:hAnsi="Times New Roman" w:cs="Times New Roman"/>
-          <w:sz w:val="28"/>
-          <w:szCs w:val="28"/>
-        </w:rPr>
-        <w:t>）之投票機制，模型能有效降低變異數並提高預測之穩健度，最大深度同樣維持於</w:t>
-      </w:r>
-      <w:r>
-        <w:rPr>
-          <w:rFonts w:ascii="Times New Roman" w:eastAsia="標楷體" w:hAnsi="Times New Roman" w:cs="Times New Roman"/>
-          <w:sz w:val="28"/>
-          <w:szCs w:val="28"/>
-        </w:rPr>
-        <w:t xml:space="preserve"> 10 </w:t>
-      </w:r>
-      <w:r>
-        <w:rPr>
-          <w:rFonts w:ascii="Times New Roman" w:eastAsia="標楷體" w:hAnsi="Times New Roman" w:cs="Times New Roman"/>
-          <w:sz w:val="28"/>
-          <w:szCs w:val="28"/>
-        </w:rPr>
-        <w:t>以利比較。</w:t>
-      </w:r>
-    </w:p>
-    <w:p>
-      <w:pPr>
-        <w:outlineLvl w:val="0"/>
-        <w:rPr>
-          <w:rFonts w:ascii="Times New Roman" w:eastAsia="標楷體" w:hAnsi="Times New Roman" w:cs="Times New Roman"/>
-          <w:b/>
-          <w:bCs/>
-          <w:sz w:val="28"/>
-          <w:szCs w:val="28"/>
-        </w:rPr>
-      </w:pPr>
-      <w:r>
-        <w:rPr>
-          <w:rFonts w:ascii="Times New Roman" w:eastAsia="標楷體" w:hAnsi="Times New Roman" w:cs="Times New Roman"/>
-          <w:b/>
-          <w:bCs/>
-          <w:sz w:val="28"/>
-          <w:szCs w:val="28"/>
-        </w:rPr>
-        <w:t>4. K-</w:t>
-      </w:r>
-      <w:r>
-        <w:rPr>
-          <w:rFonts w:ascii="Times New Roman" w:eastAsia="標楷體" w:hAnsi="Times New Roman" w:cs="Times New Roman"/>
-          <w:b/>
-          <w:bCs/>
-          <w:sz w:val="28"/>
-          <w:szCs w:val="28"/>
-        </w:rPr>
-        <w:t>近鄰演算法</w:t>
-      </w:r>
-      <w:r>
-        <w:rPr>
-          <w:rFonts w:ascii="Times New Roman" w:eastAsia="標楷體" w:hAnsi="Times New Roman" w:cs="Times New Roman"/>
-          <w:b/>
-          <w:bCs/>
-          <w:sz w:val="28"/>
-          <w:szCs w:val="28"/>
-        </w:rPr>
-        <w:t xml:space="preserve"> </w:t>
-      </w:r>
-      <w:r>
-        <w:rPr>
-          <w:rFonts w:ascii="Times New Roman" w:eastAsia="標楷體" w:hAnsi="Times New Roman" w:cs="Times New Roman"/>
-          <w:b/>
-          <w:bCs/>
-          <w:sz w:val="28"/>
-          <w:szCs w:val="28"/>
-        </w:rPr>
-        <w:t>（</w:t>
-      </w:r>
-      <w:r>
-        <w:rPr>
-          <w:rFonts w:ascii="Times New Roman" w:eastAsia="標楷體" w:hAnsi="Times New Roman" w:cs="Times New Roman"/>
-          <w:b/>
-          <w:bCs/>
-          <w:sz w:val="28"/>
-          <w:szCs w:val="28"/>
-        </w:rPr>
-        <w:t>K-Nearest Neighbors, KNN</w:t>
-      </w:r>
-      <w:r>
-        <w:rPr>
-          <w:rFonts w:ascii="Times New Roman" w:eastAsia="標楷體" w:hAnsi="Times New Roman" w:cs="Times New Roman"/>
-          <w:b/>
-          <w:bCs/>
-          <w:sz w:val="28"/>
-          <w:szCs w:val="28"/>
-        </w:rPr>
-        <w:t>）</w:t>
-      </w:r>
-    </w:p>
-    <w:p>
-      <w:pPr>
-        <w:outlineLvl w:val="0"/>
-        <w:rPr>
-          <w:rFonts w:ascii="Times New Roman" w:eastAsia="標楷體" w:hAnsi="Times New Roman" w:cs="Times New Roman"/>
-          <w:sz w:val="28"/>
-          <w:szCs w:val="28"/>
-        </w:rPr>
-      </w:pPr>
-      <w:r>
-        <w:rPr>
-          <w:rFonts w:ascii="Times New Roman" w:eastAsia="標楷體" w:hAnsi="Times New Roman" w:cs="Times New Roman"/>
-          <w:sz w:val="28"/>
-          <w:szCs w:val="28"/>
-        </w:rPr>
-        <w:t>本研究導入</w:t>
-      </w:r>
-      <w:r>
-        <w:rPr>
-          <w:rFonts w:ascii="Times New Roman" w:eastAsia="標楷體" w:hAnsi="Times New Roman" w:cs="Times New Roman"/>
-          <w:sz w:val="28"/>
-          <w:szCs w:val="28"/>
-        </w:rPr>
-        <w:t xml:space="preserve"> KNN </w:t>
-      </w:r>
-      <w:r>
-        <w:rPr>
-          <w:rFonts w:ascii="Times New Roman" w:eastAsia="標楷體" w:hAnsi="Times New Roman" w:cs="Times New Roman"/>
-          <w:sz w:val="28"/>
-          <w:szCs w:val="28"/>
-        </w:rPr>
-        <w:t>演算法以評估判決書文本之相似性對於結果之影響。設定鄰居數（</w:t>
-      </w:r>
-      <w:r>
-        <w:rPr>
-          <w:rFonts w:ascii="Times New Roman" w:eastAsia="標楷體" w:hAnsi="Times New Roman" w:cs="Times New Roman"/>
-          <w:sz w:val="28"/>
-          <w:szCs w:val="28"/>
-        </w:rPr>
-        <w:t>$K$</w:t>
-      </w:r>
-      <w:r>
-        <w:rPr>
-          <w:rFonts w:ascii="Times New Roman" w:eastAsia="標楷體" w:hAnsi="Times New Roman" w:cs="Times New Roman"/>
-          <w:sz w:val="28"/>
-          <w:szCs w:val="28"/>
-        </w:rPr>
-        <w:t>）為</w:t>
-      </w:r>
-      <w:r>
-        <w:rPr>
-          <w:rFonts w:ascii="Times New Roman" w:eastAsia="標楷體" w:hAnsi="Times New Roman" w:cs="Times New Roman"/>
-          <w:sz w:val="28"/>
-          <w:szCs w:val="28"/>
-        </w:rPr>
-        <w:t xml:space="preserve"> 5</w:t>
-      </w:r>
-      <w:r>
-        <w:rPr>
-          <w:rFonts w:ascii="Times New Roman" w:eastAsia="標楷體" w:hAnsi="Times New Roman" w:cs="Times New Roman"/>
-          <w:sz w:val="28"/>
-          <w:szCs w:val="28"/>
-        </w:rPr>
-        <w:t>，並採用閔可夫斯基距離（</w:t>
-      </w:r>
-      <w:r>
-        <w:rPr>
-          <w:rFonts w:ascii="Times New Roman" w:eastAsia="標楷體" w:hAnsi="Times New Roman" w:cs="Times New Roman"/>
-          <w:sz w:val="28"/>
-          <w:szCs w:val="28"/>
-        </w:rPr>
-        <w:t>Minkowski distance</w:t>
-      </w:r>
-      <w:r>
-        <w:rPr>
-          <w:rFonts w:ascii="Times New Roman" w:eastAsia="標楷體" w:hAnsi="Times New Roman" w:cs="Times New Roman"/>
-          <w:sz w:val="28"/>
-          <w:szCs w:val="28"/>
-        </w:rPr>
-        <w:t>，</w:t>
-      </w:r>
-      <w:r>
-        <w:rPr>
-          <w:rFonts w:ascii="Times New Roman" w:eastAsia="標楷體" w:hAnsi="Times New Roman" w:cs="Times New Roman"/>
-          <w:sz w:val="28"/>
-          <w:szCs w:val="28"/>
-        </w:rPr>
-        <w:t>$p=2$</w:t>
-      </w:r>
-      <w:r>
-        <w:rPr>
-          <w:rFonts w:ascii="Times New Roman" w:eastAsia="標楷體" w:hAnsi="Times New Roman" w:cs="Times New Roman"/>
-          <w:sz w:val="28"/>
-          <w:szCs w:val="28"/>
-        </w:rPr>
-        <w:t>，即歐幾里得距離）計算高維向量空間中之文本距離。</w:t>
-      </w:r>
-    </w:p>
-    <w:p>
-      <w:pPr>
-        <w:outlineLvl w:val="0"/>
-        <w:rPr>
-          <w:rFonts w:ascii="Times New Roman" w:eastAsia="標楷體" w:hAnsi="Times New Roman" w:cs="Times New Roman"/>
-          <w:b/>
-          <w:bCs/>
-          <w:sz w:val="28"/>
-          <w:szCs w:val="28"/>
-        </w:rPr>
-      </w:pPr>
-      <w:r>
-        <w:rPr>
-          <w:rFonts w:ascii="Times New Roman" w:eastAsia="標楷體" w:hAnsi="Times New Roman" w:cs="Times New Roman"/>
-          <w:b/>
-          <w:bCs/>
-          <w:sz w:val="28"/>
-          <w:szCs w:val="28"/>
-        </w:rPr>
-        <w:t xml:space="preserve">5. </w:t>
-      </w:r>
-      <w:r>
-        <w:rPr>
-          <w:rFonts w:ascii="Times New Roman" w:eastAsia="標楷體" w:hAnsi="Times New Roman" w:cs="Times New Roman"/>
-          <w:b/>
-          <w:bCs/>
-          <w:sz w:val="28"/>
-          <w:szCs w:val="28"/>
-        </w:rPr>
-        <w:t>支</w:t>
-      </w:r>
-      <w:r>
-        <w:rPr>
-          <w:rFonts w:ascii="Times New Roman" w:eastAsia="標楷體" w:hAnsi="Times New Roman" w:cs="Times New Roman" w:hint="eastAsia"/>
-          <w:b/>
-          <w:bCs/>
-          <w:sz w:val="28"/>
-          <w:szCs w:val="28"/>
-        </w:rPr>
-        <w:t>援</w:t>
-      </w:r>
-      <w:r>
-        <w:rPr>
-          <w:rFonts w:ascii="Times New Roman" w:eastAsia="標楷體" w:hAnsi="Times New Roman" w:cs="Times New Roman"/>
-          <w:b/>
-          <w:bCs/>
-          <w:sz w:val="28"/>
-          <w:szCs w:val="28"/>
-        </w:rPr>
-        <w:t>向量機</w:t>
-      </w:r>
-      <w:r>
-        <w:rPr>
-          <w:rFonts w:ascii="Times New Roman" w:eastAsia="標楷體" w:hAnsi="Times New Roman" w:cs="Times New Roman"/>
-          <w:b/>
-          <w:bCs/>
-          <w:sz w:val="28"/>
-          <w:szCs w:val="28"/>
-        </w:rPr>
-        <w:t xml:space="preserve"> </w:t>
-      </w:r>
-      <w:r>
-        <w:rPr>
-          <w:rFonts w:ascii="Times New Roman" w:eastAsia="標楷體" w:hAnsi="Times New Roman" w:cs="Times New Roman"/>
-          <w:b/>
-          <w:bCs/>
-          <w:sz w:val="28"/>
-          <w:szCs w:val="28"/>
-        </w:rPr>
-        <w:t>（</w:t>
-      </w:r>
-      <w:r>
-        <w:rPr>
-          <w:rFonts w:ascii="Times New Roman" w:eastAsia="標楷體" w:hAnsi="Times New Roman" w:cs="Times New Roman"/>
-          <w:b/>
-          <w:bCs/>
-          <w:sz w:val="28"/>
-          <w:szCs w:val="28"/>
-        </w:rPr>
-        <w:t>Support Vector Machine, SVM</w:t>
-      </w:r>
-      <w:r>
-        <w:rPr>
-          <w:rFonts w:ascii="Times New Roman" w:eastAsia="標楷體" w:hAnsi="Times New Roman" w:cs="Times New Roman"/>
-          <w:b/>
-          <w:bCs/>
-          <w:sz w:val="28"/>
-          <w:szCs w:val="28"/>
-        </w:rPr>
-        <w:t>）</w:t>
-      </w:r>
-    </w:p>
-    <w:p>
-      <w:pPr>
-        <w:outlineLvl w:val="0"/>
-        <w:rPr>
-          <w:rFonts w:ascii="Times New Roman" w:eastAsia="標楷體" w:hAnsi="Times New Roman" w:cs="Times New Roman"/>
-          <w:sz w:val="28"/>
-          <w:szCs w:val="28"/>
-        </w:rPr>
-      </w:pPr>
-      <w:r>
-        <w:rPr>
-          <w:rFonts w:ascii="Times New Roman" w:eastAsia="標楷體" w:hAnsi="Times New Roman" w:cs="Times New Roman"/>
-          <w:sz w:val="28"/>
-          <w:szCs w:val="28"/>
-        </w:rPr>
-        <w:t xml:space="preserve">SVM </w:t>
-      </w:r>
-      <w:r>
-        <w:rPr>
-          <w:rFonts w:ascii="Times New Roman" w:eastAsia="標楷體" w:hAnsi="Times New Roman" w:cs="Times New Roman"/>
-          <w:sz w:val="28"/>
-          <w:szCs w:val="28"/>
-        </w:rPr>
-        <w:t>旨在尋找能將不同判決類別極大化區隔之最佳超平面。考量到法律文本特徵維度極高且存在非線性邊界，本研究設定最大迭代次數為</w:t>
-      </w:r>
-      <w:r>
-        <w:rPr>
-          <w:rFonts w:ascii="Times New Roman" w:eastAsia="標楷體" w:hAnsi="Times New Roman" w:cs="Times New Roman"/>
-          <w:sz w:val="28"/>
-          <w:szCs w:val="28"/>
-        </w:rPr>
-        <w:t xml:space="preserve"> 5000 </w:t>
-      </w:r>
-      <w:r>
-        <w:rPr>
-          <w:rFonts w:ascii="Times New Roman" w:eastAsia="標楷體" w:hAnsi="Times New Roman" w:cs="Times New Roman"/>
-          <w:sz w:val="28"/>
-          <w:szCs w:val="28"/>
-        </w:rPr>
-        <w:t>次，透過優化間距（</w:t>
-      </w:r>
-      <w:r>
-        <w:rPr>
-          <w:rFonts w:ascii="Times New Roman" w:eastAsia="標楷體" w:hAnsi="Times New Roman" w:cs="Times New Roman"/>
-          <w:sz w:val="28"/>
-          <w:szCs w:val="28"/>
-        </w:rPr>
-        <w:t>Margin</w:t>
-      </w:r>
-      <w:r>
-        <w:rPr>
-          <w:rFonts w:ascii="Times New Roman" w:eastAsia="標楷體" w:hAnsi="Times New Roman" w:cs="Times New Roman"/>
-          <w:sz w:val="28"/>
-          <w:szCs w:val="28"/>
-        </w:rPr>
-        <w:t>）以強化模型在處理二元或多元分類任務時之推論能力。</w:t>
-      </w:r>
-    </w:p>
-    <w:p>
-      <w:pPr>
-        <w:outlineLvl w:val="0"/>
-        <w:rPr>
-          <w:rFonts w:ascii="Times New Roman" w:eastAsia="標楷體" w:hAnsi="Times New Roman" w:cs="Times New Roman"/>
-          <w:b/>
-          <w:bCs/>
-          <w:sz w:val="28"/>
-          <w:szCs w:val="28"/>
-        </w:rPr>
-      </w:pPr>
-      <w:r>
-        <w:rPr>
-          <w:rFonts w:ascii="Times New Roman" w:eastAsia="標楷體" w:hAnsi="Times New Roman" w:cs="Times New Roman"/>
-          <w:b/>
-          <w:bCs/>
-          <w:sz w:val="28"/>
-          <w:szCs w:val="28"/>
-        </w:rPr>
-        <w:t xml:space="preserve">6. </w:t>
-      </w:r>
-      <w:r>
-        <w:rPr>
-          <w:rFonts w:ascii="Times New Roman" w:eastAsia="標楷體" w:hAnsi="Times New Roman" w:cs="Times New Roman"/>
-          <w:b/>
-          <w:bCs/>
-          <w:sz w:val="28"/>
-          <w:szCs w:val="28"/>
-        </w:rPr>
-        <w:t>人工神經網路</w:t>
-      </w:r>
-      <w:r>
-        <w:rPr>
-          <w:rFonts w:ascii="Times New Roman" w:eastAsia="標楷體" w:hAnsi="Times New Roman" w:cs="Times New Roman"/>
-          <w:b/>
-          <w:bCs/>
-          <w:sz w:val="28"/>
-          <w:szCs w:val="28"/>
-        </w:rPr>
-        <w:t xml:space="preserve"> </w:t>
-      </w:r>
-      <w:r>
-        <w:rPr>
-          <w:rFonts w:ascii="Times New Roman" w:eastAsia="標楷體" w:hAnsi="Times New Roman" w:cs="Times New Roman"/>
-          <w:b/>
-          <w:bCs/>
-          <w:sz w:val="28"/>
-          <w:szCs w:val="28"/>
-        </w:rPr>
-        <w:t>（</w:t>
-      </w:r>
-      <w:r>
-        <w:rPr>
-          <w:rFonts w:ascii="Times New Roman" w:eastAsia="標楷體" w:hAnsi="Times New Roman" w:cs="Times New Roman"/>
-          <w:b/>
-          <w:bCs/>
-          <w:sz w:val="28"/>
-          <w:szCs w:val="28"/>
-        </w:rPr>
-        <w:t>Artificial Neural Network, ANN</w:t>
-      </w:r>
-      <w:r>
-        <w:rPr>
-          <w:rFonts w:ascii="Times New Roman" w:eastAsia="標楷體" w:hAnsi="Times New Roman" w:cs="Times New Roman"/>
-          <w:b/>
-          <w:bCs/>
-          <w:sz w:val="28"/>
-          <w:szCs w:val="28"/>
-        </w:rPr>
-        <w:t>）</w:t>
-      </w:r>
-    </w:p>
-    <w:p>
-      <w:pPr>
-        <w:outlineLvl w:val="0"/>
-        <w:rPr>
-          <w:rFonts w:ascii="Times New Roman" w:eastAsia="標楷體" w:hAnsi="Times New Roman" w:cs="Times New Roman"/>
-          <w:sz w:val="28"/>
-          <w:szCs w:val="28"/>
-        </w:rPr>
-      </w:pPr>
-      <w:r>
-        <w:rPr>
-          <w:rFonts w:ascii="Times New Roman" w:eastAsia="標楷體" w:hAnsi="Times New Roman" w:cs="Times New Roman"/>
-          <w:sz w:val="28"/>
-          <w:szCs w:val="28"/>
-        </w:rPr>
-        <w:t>本研究建構全連接神經網路（</w:t>
-      </w:r>
-      <w:r>
-        <w:rPr>
-          <w:rFonts w:ascii="Times New Roman" w:eastAsia="標楷體" w:hAnsi="Times New Roman" w:cs="Times New Roman"/>
-          <w:sz w:val="28"/>
-          <w:szCs w:val="28"/>
-        </w:rPr>
-        <w:t>Fully Connected Network</w:t>
-      </w:r>
-      <w:r>
-        <w:rPr>
-          <w:rFonts w:ascii="Times New Roman" w:eastAsia="標楷體" w:hAnsi="Times New Roman" w:cs="Times New Roman"/>
-          <w:sz w:val="28"/>
-          <w:szCs w:val="28"/>
-        </w:rPr>
-        <w:t>）以捕捉法律文本中深層之非線性語意特徵：</w:t>
-      </w:r>
-    </w:p>
-    <w:p>
-      <w:pPr>
-        <w:numPr>
-          <w:ilvl w:val="0"/>
-          <w:numId w:val="5"/>
-        </w:numPr>
-        <w:outlineLvl w:val="0"/>
-        <w:rPr>
-          <w:rFonts w:ascii="Times New Roman" w:eastAsia="標楷體" w:hAnsi="Times New Roman" w:cs="Times New Roman"/>
-          <w:sz w:val="28"/>
-          <w:szCs w:val="28"/>
-        </w:rPr>
-      </w:pPr>
-      <w:r>
-        <w:rPr>
-          <w:rFonts w:ascii="Times New Roman" w:eastAsia="標楷體" w:hAnsi="Times New Roman" w:cs="Times New Roman"/>
-          <w:b/>
-          <w:bCs/>
-          <w:sz w:val="28"/>
-          <w:szCs w:val="28"/>
-        </w:rPr>
-        <w:lastRenderedPageBreak/>
-        <w:t>架構設計</w:t>
-      </w:r>
-      <w:r>
-        <w:rPr>
-          <w:rFonts w:ascii="Times New Roman" w:eastAsia="標楷體" w:hAnsi="Times New Roman" w:cs="Times New Roman"/>
-          <w:sz w:val="28"/>
-          <w:szCs w:val="28"/>
-        </w:rPr>
-        <w:t>：包含兩層隱藏層，其神經元維度分別設定為</w:t>
-      </w:r>
-      <w:r>
-        <w:rPr>
-          <w:rFonts w:ascii="Times New Roman" w:eastAsia="標楷體" w:hAnsi="Times New Roman" w:cs="Times New Roman"/>
-          <w:sz w:val="28"/>
-          <w:szCs w:val="28"/>
-        </w:rPr>
-        <w:t xml:space="preserve"> $[512, 256]$</w:t>
-      </w:r>
-      <w:r>
-        <w:rPr>
-          <w:rFonts w:ascii="Times New Roman" w:eastAsia="標楷體" w:hAnsi="Times New Roman" w:cs="Times New Roman"/>
-          <w:sz w:val="28"/>
-          <w:szCs w:val="28"/>
-        </w:rPr>
-        <w:t>。</w:t>
-      </w:r>
-    </w:p>
-    <w:p>
-      <w:pPr>
-        <w:numPr>
-          <w:ilvl w:val="0"/>
-          <w:numId w:val="5"/>
-        </w:numPr>
-        <w:outlineLvl w:val="0"/>
-        <w:rPr>
-          <w:rFonts w:ascii="Times New Roman" w:eastAsia="標楷體" w:hAnsi="Times New Roman" w:cs="Times New Roman"/>
-          <w:sz w:val="28"/>
-          <w:szCs w:val="28"/>
-        </w:rPr>
-      </w:pPr>
-      <w:r>
-        <w:rPr>
-          <w:rFonts w:ascii="Times New Roman" w:eastAsia="標楷體" w:hAnsi="Times New Roman" w:cs="Times New Roman"/>
-          <w:b/>
-          <w:bCs/>
-          <w:sz w:val="28"/>
-          <w:szCs w:val="28"/>
-        </w:rPr>
-        <w:t>正則化機制</w:t>
-      </w:r>
-      <w:r>
-        <w:rPr>
-          <w:rFonts w:ascii="Times New Roman" w:eastAsia="標楷體" w:hAnsi="Times New Roman" w:cs="Times New Roman"/>
-          <w:sz w:val="28"/>
-          <w:szCs w:val="28"/>
-        </w:rPr>
-        <w:t>：為防止長文本訓練導致之過擬合，模型中加入</w:t>
-      </w:r>
-      <w:r>
-        <w:rPr>
-          <w:rFonts w:ascii="Times New Roman" w:eastAsia="標楷體" w:hAnsi="Times New Roman" w:cs="Times New Roman"/>
-          <w:sz w:val="28"/>
-          <w:szCs w:val="28"/>
-        </w:rPr>
-        <w:t xml:space="preserve"> Dropout </w:t>
-      </w:r>
-      <w:r>
-        <w:rPr>
-          <w:rFonts w:ascii="Times New Roman" w:eastAsia="標楷體" w:hAnsi="Times New Roman" w:cs="Times New Roman"/>
-          <w:sz w:val="28"/>
-          <w:szCs w:val="28"/>
-        </w:rPr>
-        <w:t>（</w:t>
-      </w:r>
-      <w:r>
-        <w:rPr>
-          <w:rFonts w:ascii="Times New Roman" w:eastAsia="標楷體" w:hAnsi="Times New Roman" w:cs="Times New Roman"/>
-          <w:sz w:val="28"/>
-          <w:szCs w:val="28"/>
-        </w:rPr>
-        <w:t>0.3</w:t>
-      </w:r>
-      <w:r>
-        <w:rPr>
-          <w:rFonts w:ascii="Times New Roman" w:eastAsia="標楷體" w:hAnsi="Times New Roman" w:cs="Times New Roman"/>
-          <w:sz w:val="28"/>
-          <w:szCs w:val="28"/>
-        </w:rPr>
-        <w:t>）</w:t>
-      </w:r>
-      <w:r>
-        <w:rPr>
-          <w:rFonts w:ascii="Times New Roman" w:eastAsia="標楷體" w:hAnsi="Times New Roman" w:cs="Times New Roman"/>
-          <w:sz w:val="28"/>
-          <w:szCs w:val="28"/>
-        </w:rPr>
-        <w:t xml:space="preserve"> </w:t>
-      </w:r>
-      <w:r>
-        <w:rPr>
-          <w:rFonts w:ascii="Times New Roman" w:eastAsia="標楷體" w:hAnsi="Times New Roman" w:cs="Times New Roman"/>
-          <w:sz w:val="28"/>
-          <w:szCs w:val="28"/>
-        </w:rPr>
-        <w:t>機制，於訓練過程中隨機捨棄</w:t>
-      </w:r>
-      <w:r>
-        <w:rPr>
-          <w:rFonts w:ascii="Times New Roman" w:eastAsia="標楷體" w:hAnsi="Times New Roman" w:cs="Times New Roman"/>
-          <w:sz w:val="28"/>
-          <w:szCs w:val="28"/>
-        </w:rPr>
-        <w:t xml:space="preserve"> 30% </w:t>
-      </w:r>
-      <w:r>
-        <w:rPr>
-          <w:rFonts w:ascii="Times New Roman" w:eastAsia="標楷體" w:hAnsi="Times New Roman" w:cs="Times New Roman"/>
-          <w:sz w:val="28"/>
-          <w:szCs w:val="28"/>
-        </w:rPr>
-        <w:t>之神經元連結。</w:t>
-      </w:r>
-    </w:p>
-    <w:p>
-      <w:pPr>
-        <w:numPr>
-          <w:ilvl w:val="0"/>
-          <w:numId w:val="5"/>
-        </w:numPr>
-        <w:outlineLvl w:val="0"/>
-        <w:rPr>
-          <w:rFonts w:ascii="Times New Roman" w:eastAsia="標楷體" w:hAnsi="Times New Roman" w:cs="Times New Roman"/>
-          <w:sz w:val="28"/>
-          <w:szCs w:val="28"/>
-        </w:rPr>
-      </w:pPr>
-      <w:r>
-        <w:rPr>
-          <w:rFonts w:ascii="Times New Roman" w:eastAsia="標楷體" w:hAnsi="Times New Roman" w:cs="Times New Roman"/>
-          <w:b/>
-          <w:bCs/>
-          <w:sz w:val="28"/>
-          <w:szCs w:val="28"/>
-        </w:rPr>
-        <w:t>優化目標</w:t>
-      </w:r>
-      <w:r>
-        <w:rPr>
-          <w:rFonts w:ascii="Times New Roman" w:eastAsia="標楷體" w:hAnsi="Times New Roman" w:cs="Times New Roman"/>
-          <w:sz w:val="28"/>
-          <w:szCs w:val="28"/>
-        </w:rPr>
-        <w:t>：採用交叉熵損失函數（</w:t>
-      </w:r>
-      <w:proofErr w:type="spellStart"/>
-      <w:r>
-        <w:rPr>
-          <w:rFonts w:ascii="Times New Roman" w:eastAsia="標楷體" w:hAnsi="Times New Roman" w:cs="Times New Roman"/>
-          <w:sz w:val="28"/>
-          <w:szCs w:val="28"/>
-        </w:rPr>
-        <w:t>CrossEntropyLoss</w:t>
-      </w:r>
-      <w:proofErr w:type="spellEnd"/>
-      <w:r>
-        <w:rPr>
-          <w:rFonts w:ascii="Times New Roman" w:eastAsia="標楷體" w:hAnsi="Times New Roman" w:cs="Times New Roman"/>
-          <w:sz w:val="28"/>
-          <w:szCs w:val="28"/>
-        </w:rPr>
-        <w:t>），並結合梯度下降演算法進行模型參數之更新與權重優化。</w:t>
-      </w:r>
-    </w:p>
-    <w:p>
-      <w:pPr>
-        <w:outlineLvl w:val="0"/>
-        <w:rPr>
-          <w:rFonts w:ascii="Times New Roman" w:eastAsia="標楷體" w:hAnsi="Times New Roman" w:cs="Times New Roman"/>
-          <w:sz w:val="28"/>
-          <w:szCs w:val="28"/>
-        </w:rPr>
-      </w:pPr>
-      <w:r>
-        <w:rPr>
-          <w:rFonts w:ascii="Times New Roman" w:eastAsia="標楷體" w:hAnsi="Times New Roman" w:cs="Times New Roman" w:hint="eastAsia"/>
-          <w:sz w:val="28"/>
-          <w:szCs w:val="28"/>
-        </w:rPr>
         <w:t>效能評估</w:t>
       </w:r>
     </w:p>
@@ -5843,7 +5006,6 @@
           <w:sz w:val="28"/>
           <w:szCs w:val="28"/>
         </w:rPr>
-        <w:lastRenderedPageBreak/>
         <w:t>召回率指在所有實際為某一類別的案件中，模型成功偵測並預測出的比例。高召回率代表模型能廣泛捕捉到具備特定法律特徵之案件，減少對潛在裁判結果的遺漏。</w:t>
       </w:r>
     </w:p>
@@ -5924,7 +5086,16 @@
           <w:sz w:val="28"/>
           <w:szCs w:val="28"/>
         </w:rPr>
-        <w:t>視為核心評估指標，藉此平衡精確度與涵蓋面，確保模型在各判決類別上皆具備穩健的辨識能力。</w:t>
+        <w:t>視為核心評估指標，藉此平衡精確</w:t>
+      </w:r>
+      <w:r>
+        <w:rPr>
+          <w:rFonts w:ascii="Times New Roman" w:eastAsia="標楷體" w:hAnsi="Times New Roman" w:cs="Times New Roman"/>
+          <w:sz w:val="28"/>
+          <w:szCs w:val="28"/>
+        </w:rPr>
+        <w:lastRenderedPageBreak/>
+        <w:t>度與涵蓋面，確保模型在各判決類別上皆具備穩健的辨識能力。</w:t>
       </w:r>
     </w:p>
     <w:p>
@@ -6129,70 +5300,17 @@
         </w:rPr>
         <w:t>台灣法律經濟學實證的判決資料－介紹與應用</w:t>
       </w:r>
-      <w:r>
-        <w:rPr>
-          <w:rFonts w:ascii="Times New Roman" w:eastAsia="標楷體" w:hAnsi="Times New Roman" w:cs="Times New Roman"/>
-          <w:sz w:val="28"/>
-          <w:szCs w:val="28"/>
-        </w:rPr>
-        <w:fldChar w:fldCharType="begin"/>
-      </w:r>
-      <w:r>
-        <w:rPr>
-          <w:rFonts w:ascii="Times New Roman" w:eastAsia="標楷體" w:hAnsi="Times New Roman" w:cs="Times New Roman"/>
-          <w:sz w:val="28"/>
-          <w:szCs w:val="28"/>
-        </w:rPr>
-        <w:instrText>HYPERLINK "</w:instrText>
-      </w:r>
-      <w:r>
-        <w:rPr>
-          <w:rFonts w:ascii="Times New Roman" w:eastAsia="標楷體" w:hAnsi="Times New Roman" w:cs="Times New Roman"/>
-          <w:sz w:val="28"/>
-          <w:szCs w:val="28"/>
-        </w:rPr>
-        <w:instrText>https://www.airitilibrary.com/Article/Detail/1018161x-201912-201912300022-201912300022-533-546</w:instrText>
-      </w:r>
-      <w:r>
-        <w:rPr>
-          <w:rFonts w:ascii="Times New Roman" w:eastAsia="標楷體" w:hAnsi="Times New Roman" w:cs="Times New Roman"/>
-          <w:sz w:val="28"/>
-          <w:szCs w:val="28"/>
-        </w:rPr>
-        <w:instrText>"</w:instrText>
-      </w:r>
-      <w:r>
-        <w:rPr>
-          <w:rFonts w:ascii="Times New Roman" w:eastAsia="標楷體" w:hAnsi="Times New Roman" w:cs="Times New Roman"/>
-          <w:sz w:val="28"/>
-          <w:szCs w:val="28"/>
-        </w:rPr>
-      </w:r>
-      <w:r>
-        <w:rPr>
-          <w:rFonts w:ascii="Times New Roman" w:eastAsia="標楷體" w:hAnsi="Times New Roman" w:cs="Times New Roman"/>
-          <w:sz w:val="28"/>
-          <w:szCs w:val="28"/>
-        </w:rPr>
-        <w:fldChar w:fldCharType="separate"/>
-      </w:r>
-      <w:r>
-        <w:rPr>
-          <w:rStyle w:val="af0"/>
-          <w:rFonts w:ascii="Times New Roman" w:eastAsia="標楷體" w:hAnsi="Times New Roman" w:cs="Times New Roman"/>
-          <w:sz w:val="28"/>
-          <w:szCs w:val="28"/>
-        </w:rPr>
-        <w:t>https://www.airitilibrary.com/Article/Detail/1018161x-201912-201912300022-201912300022-533-546</w:t>
-      </w:r>
-      <w:r>
-        <w:rPr>
-          <w:rFonts w:ascii="Times New Roman" w:eastAsia="標楷體" w:hAnsi="Times New Roman" w:cs="Times New Roman"/>
-          <w:sz w:val="28"/>
-          <w:szCs w:val="28"/>
-        </w:rPr>
-        <w:fldChar w:fldCharType="end"/>
-      </w:r>
+      <w:hyperlink r:id="rId6" w:history="1">
+        <w:r>
+          <w:rPr>
+            <w:rStyle w:val="af0"/>
+            <w:rFonts w:ascii="Times New Roman" w:eastAsia="標楷體" w:hAnsi="Times New Roman" w:cs="Times New Roman"/>
+            <w:sz w:val="28"/>
+            <w:szCs w:val="28"/>
+          </w:rPr>
+          <w:t>https://www.airitilibrary.com/Article/Detail/1018161x-201912-201912300022-201912300022-533-546</w:t>
+        </w:r>
+      </w:hyperlink>
     </w:p>
     <w:p>
       <w:pPr>
@@ -6232,7 +5350,7 @@
         </w:rPr>
         <w:t>是變奏還是變調？</w:t>
       </w:r>
-      <w:hyperlink r:id="rId6" w:history="1">
+      <w:hyperlink r:id="rId7" w:history="1">
         <w:r>
           <w:rPr>
             <w:rStyle w:val="af0"/>
@@ -6290,7 +5408,7 @@
         </w:rPr>
         <w:br/>
       </w:r>
-      <w:hyperlink r:id="rId7" w:history="1">
+      <w:hyperlink r:id="rId8" w:history="1">
         <w:r>
           <w:rPr>
             <w:rStyle w:val="af0"/>
@@ -6372,70 +5490,17 @@
         </w:rPr>
         <w:t>民事訴訟</w:t>
       </w:r>
-      <w:r>
-        <w:rPr>
-          <w:rFonts w:ascii="Times New Roman" w:eastAsia="標楷體" w:hAnsi="Times New Roman" w:cs="Times New Roman"/>
-          <w:sz w:val="28"/>
-          <w:szCs w:val="28"/>
-        </w:rPr>
-        <w:fldChar w:fldCharType="begin"/>
-      </w:r>
-      <w:r>
-        <w:rPr>
-          <w:rFonts w:ascii="Times New Roman" w:eastAsia="標楷體" w:hAnsi="Times New Roman" w:cs="Times New Roman"/>
-          <w:sz w:val="28"/>
-          <w:szCs w:val="28"/>
-        </w:rPr>
-        <w:instrText>HYPERLINK "</w:instrText>
-      </w:r>
-      <w:r>
-        <w:rPr>
-          <w:rFonts w:ascii="Times New Roman" w:eastAsia="標楷體" w:hAnsi="Times New Roman" w:cs="Times New Roman"/>
-          <w:sz w:val="28"/>
-          <w:szCs w:val="28"/>
-        </w:rPr>
-        <w:instrText>https://winklerpartners.com/zh/%E5%BE%9E%E6%95%B8%E6%93%9A%E4%B8%80%E6%8E%A2%E6%99%BA%E6%85%A7%E8%B2%A1%E7%94%A2%E6%B3%95%E9%99%A2%E9%81%8B%E4%BD%9C%E5%AF%A6%E6%B3%81-%E5%B0%88%E9%A1%8C%E4%B8%89-%E6%B0%91%E4%BA%8B/</w:instrText>
-      </w:r>
-      <w:r>
-        <w:rPr>
-          <w:rFonts w:ascii="Times New Roman" w:eastAsia="標楷體" w:hAnsi="Times New Roman" w:cs="Times New Roman"/>
-          <w:sz w:val="28"/>
-          <w:szCs w:val="28"/>
-        </w:rPr>
-        <w:instrText>"</w:instrText>
-      </w:r>
-      <w:r>
-        <w:rPr>
-          <w:rFonts w:ascii="Times New Roman" w:eastAsia="標楷體" w:hAnsi="Times New Roman" w:cs="Times New Roman"/>
-          <w:sz w:val="28"/>
-          <w:szCs w:val="28"/>
-        </w:rPr>
-      </w:r>
-      <w:r>
-        <w:rPr>
-          <w:rFonts w:ascii="Times New Roman" w:eastAsia="標楷體" w:hAnsi="Times New Roman" w:cs="Times New Roman"/>
-          <w:sz w:val="28"/>
-          <w:szCs w:val="28"/>
-        </w:rPr>
-        <w:fldChar w:fldCharType="separate"/>
-      </w:r>
-      <w:r>
-        <w:rPr>
-          <w:rStyle w:val="af0"/>
-          <w:rFonts w:ascii="Times New Roman" w:eastAsia="標楷體" w:hAnsi="Times New Roman" w:cs="Times New Roman"/>
-          <w:sz w:val="28"/>
-          <w:szCs w:val="28"/>
-        </w:rPr>
-        <w:t>https://winklerpartners.com/zh/%E5%BE%9E%E6%95%B8%E6%93%9A%E4%B8%80%E6%8E%A2%E6%99%BA%E6%85%A7%E8%B2%A1%E7%94%A2%E6%B3%95%E9%99%A2%E9%81%8B%E4%BD%9C%E5%AF%A6%E6%B3%81-%E5%B0%88%E9%A1%8C%E4%B8%89-%E6%B0%91%E4%BA%8B/</w:t>
-      </w:r>
-      <w:r>
-        <w:rPr>
-          <w:rFonts w:ascii="Times New Roman" w:eastAsia="標楷體" w:hAnsi="Times New Roman" w:cs="Times New Roman"/>
-          <w:sz w:val="28"/>
-          <w:szCs w:val="28"/>
-        </w:rPr>
-        <w:fldChar w:fldCharType="end"/>
-      </w:r>
+      <w:hyperlink r:id="rId9" w:history="1">
+        <w:r>
+          <w:rPr>
+            <w:rStyle w:val="af0"/>
+            <w:rFonts w:ascii="Times New Roman" w:eastAsia="標楷體" w:hAnsi="Times New Roman" w:cs="Times New Roman"/>
+            <w:sz w:val="28"/>
+            <w:szCs w:val="28"/>
+          </w:rPr>
+          <w:t>https://winklerpartners.com/zh/%E5%BE%9E%E6%95%B8%E6%93%9A%E4%B8%80%E6%8E%A2%E6%99%BA%E6%85%A7%E8%B2%A1%E7%94%A2%E6%B3%95%E9%99%A2%E9%81%8B%E4%BD%9C%E5%AF%A6%E6%B3%81-%E5%B0%88%E9%A1%8C%E4%B8%89-%E6%B0%91%E4%BA%8B/</w:t>
+        </w:r>
+      </w:hyperlink>
     </w:p>
     <w:p>
       <w:pPr>
@@ -6459,70 +5524,17 @@
         </w:rPr>
         <w:t>如何处理标签不平衡问题</w:t>
       </w:r>
-      <w:r>
-        <w:rPr>
-          <w:rFonts w:ascii="Times New Roman" w:eastAsia="標楷體" w:hAnsi="Times New Roman" w:cs="Times New Roman"/>
-          <w:sz w:val="28"/>
-          <w:szCs w:val="28"/>
-        </w:rPr>
-        <w:fldChar w:fldCharType="begin"/>
-      </w:r>
-      <w:r>
-        <w:rPr>
-          <w:rFonts w:ascii="Times New Roman" w:eastAsia="標楷體" w:hAnsi="Times New Roman" w:cs="Times New Roman"/>
-          <w:sz w:val="28"/>
-          <w:szCs w:val="28"/>
-        </w:rPr>
-        <w:instrText>HYPERLINK "</w:instrText>
-      </w:r>
-      <w:r>
-        <w:rPr>
-          <w:rFonts w:ascii="Times New Roman" w:eastAsia="標楷體" w:hAnsi="Times New Roman" w:cs="Times New Roman"/>
-          <w:sz w:val="28"/>
-          <w:szCs w:val="28"/>
-        </w:rPr>
-        <w:instrText>https://blog.csdn.net/superY_26/article/details/114844370</w:instrText>
-      </w:r>
-      <w:r>
-        <w:rPr>
-          <w:rFonts w:ascii="Times New Roman" w:eastAsia="標楷體" w:hAnsi="Times New Roman" w:cs="Times New Roman"/>
-          <w:sz w:val="28"/>
-          <w:szCs w:val="28"/>
-        </w:rPr>
-        <w:instrText>"</w:instrText>
-      </w:r>
-      <w:r>
-        <w:rPr>
-          <w:rFonts w:ascii="Times New Roman" w:eastAsia="標楷體" w:hAnsi="Times New Roman" w:cs="Times New Roman"/>
-          <w:sz w:val="28"/>
-          <w:szCs w:val="28"/>
-        </w:rPr>
-      </w:r>
-      <w:r>
-        <w:rPr>
-          <w:rFonts w:ascii="Times New Roman" w:eastAsia="標楷體" w:hAnsi="Times New Roman" w:cs="Times New Roman"/>
-          <w:sz w:val="28"/>
-          <w:szCs w:val="28"/>
-        </w:rPr>
-        <w:fldChar w:fldCharType="separate"/>
-      </w:r>
-      <w:r>
-        <w:rPr>
-          <w:rStyle w:val="af0"/>
-          <w:rFonts w:ascii="Times New Roman" w:eastAsia="標楷體" w:hAnsi="Times New Roman" w:cs="Times New Roman"/>
-          <w:sz w:val="28"/>
-          <w:szCs w:val="28"/>
-        </w:rPr>
-        <w:t>https://blog.csdn.net/superY_26/article/details/114844370</w:t>
-      </w:r>
-      <w:r>
-        <w:rPr>
-          <w:rFonts w:ascii="Times New Roman" w:eastAsia="標楷體" w:hAnsi="Times New Roman" w:cs="Times New Roman"/>
-          <w:sz w:val="28"/>
-          <w:szCs w:val="28"/>
-        </w:rPr>
-        <w:fldChar w:fldCharType="end"/>
-      </w:r>
+      <w:hyperlink r:id="rId10" w:history="1">
+        <w:r>
+          <w:rPr>
+            <w:rStyle w:val="af0"/>
+            <w:rFonts w:ascii="Times New Roman" w:eastAsia="標楷體" w:hAnsi="Times New Roman" w:cs="Times New Roman"/>
+            <w:sz w:val="28"/>
+            <w:szCs w:val="28"/>
+          </w:rPr>
+          <w:t>https://blog.csdn.net/superY_26/article/details/114844370</w:t>
+        </w:r>
+      </w:hyperlink>
     </w:p>
     <w:p>
       <w:pPr>
@@ -6538,41 +5550,13 @@
           <w:szCs w:val="28"/>
         </w:rPr>
       </w:pPr>
-      <w:proofErr w:type="spellStart"/>
-      <w:r>
-        <w:rPr>
-          <w:rFonts w:ascii="Times New Roman" w:eastAsia="標楷體" w:hAnsi="Times New Roman" w:cs="Times New Roman"/>
-          <w:sz w:val="28"/>
-          <w:szCs w:val="28"/>
-        </w:rPr>
-        <w:t>ckiplab</w:t>
-      </w:r>
-      <w:proofErr w:type="spellEnd"/>
-      <w:r>
-        <w:rPr>
-          <w:rFonts w:ascii="Times New Roman" w:eastAsia="標楷體" w:hAnsi="Times New Roman" w:cs="Times New Roman"/>
-          <w:sz w:val="28"/>
-          <w:szCs w:val="28"/>
-        </w:rPr>
-        <w:t>/</w:t>
-      </w:r>
-      <w:proofErr w:type="spellStart"/>
-      <w:r>
-        <w:rPr>
-          <w:rFonts w:ascii="Times New Roman" w:eastAsia="標楷體" w:hAnsi="Times New Roman" w:cs="Times New Roman"/>
-          <w:sz w:val="28"/>
-          <w:szCs w:val="28"/>
-        </w:rPr>
-        <w:t>ckip</w:t>
-      </w:r>
-      <w:proofErr w:type="spellEnd"/>
-      <w:r>
-        <w:rPr>
-          <w:rFonts w:ascii="Times New Roman" w:eastAsia="標楷體" w:hAnsi="Times New Roman" w:cs="Times New Roman"/>
-          <w:sz w:val="28"/>
-          <w:szCs w:val="28"/>
-        </w:rPr>
-        <w:t xml:space="preserve">-transformers: CKIP Transformers </w:t>
+      <w:r>
+        <w:rPr>
+          <w:rFonts w:ascii="Times New Roman" w:eastAsia="標楷體" w:hAnsi="Times New Roman" w:cs="Times New Roman"/>
+          <w:sz w:val="28"/>
+          <w:szCs w:val="28"/>
+        </w:rPr>
+        <w:t xml:space="preserve">ckiplab/ckip-transformers: CKIP Transformers </w:t>
       </w:r>
       <w:r>
         <w:rPr>
@@ -6598,7 +5582,7 @@
         </w:rPr>
         <w:t xml:space="preserve"> </w:t>
       </w:r>
-      <w:hyperlink r:id="rId8" w:history="1">
+      <w:hyperlink r:id="rId11" w:history="1">
         <w:r>
           <w:rPr>
             <w:rStyle w:val="af0"/>
@@ -6640,7 +5624,7 @@
         </w:rPr>
         <w:t xml:space="preserve"> </w:t>
       </w:r>
-      <w:hyperlink r:id="rId9" w:history="1">
+      <w:hyperlink r:id="rId12" w:history="1">
         <w:r>
           <w:rPr>
             <w:rStyle w:val="af0"/>
@@ -6682,7 +5666,7 @@
         </w:rPr>
         <w:t xml:space="preserve"> </w:t>
       </w:r>
-      <w:hyperlink r:id="rId10" w:history="1">
+      <w:hyperlink r:id="rId13" w:history="1">
         <w:r>
           <w:rPr>
             <w:rStyle w:val="af0"/>
@@ -6724,7 +5708,7 @@
         </w:rPr>
         <w:t xml:space="preserve"> </w:t>
       </w:r>
-      <w:hyperlink r:id="rId11" w:history="1">
+      <w:hyperlink r:id="rId14" w:history="1">
         <w:r>
           <w:rPr>
             <w:rStyle w:val="af0"/>
@@ -6766,7 +5750,7 @@
         </w:rPr>
         <w:t xml:space="preserve"> </w:t>
       </w:r>
-      <w:hyperlink r:id="rId12" w:history="1">
+      <w:hyperlink r:id="rId15" w:history="1">
         <w:r>
           <w:rPr>
             <w:rStyle w:val="af0"/>
@@ -6808,7 +5792,7 @@
         </w:rPr>
         <w:t xml:space="preserve"> </w:t>
       </w:r>
-      <w:hyperlink r:id="rId13" w:history="1">
+      <w:hyperlink r:id="rId16" w:history="1">
         <w:r>
           <w:rPr>
             <w:rStyle w:val="af0"/>
@@ -6840,36 +5824,8 @@
           <w:sz w:val="28"/>
           <w:szCs w:val="28"/>
         </w:rPr>
-        <w:t xml:space="preserve">Processing Long Legal Documents with Pre-trained Transformers: Modding </w:t>
-      </w:r>
-      <w:proofErr w:type="spellStart"/>
-      <w:r>
-        <w:rPr>
-          <w:rFonts w:ascii="Times New Roman" w:eastAsia="標楷體" w:hAnsi="Times New Roman" w:cs="Times New Roman"/>
-          <w:sz w:val="28"/>
-          <w:szCs w:val="28"/>
-        </w:rPr>
-        <w:t>LegalBERT</w:t>
-      </w:r>
-      <w:proofErr w:type="spellEnd"/>
-      <w:r>
-        <w:rPr>
-          <w:rFonts w:ascii="Times New Roman" w:eastAsia="標楷體" w:hAnsi="Times New Roman" w:cs="Times New Roman"/>
-          <w:sz w:val="28"/>
-          <w:szCs w:val="28"/>
-        </w:rPr>
-        <w:t xml:space="preserve"> and </w:t>
-      </w:r>
-      <w:proofErr w:type="spellStart"/>
-      <w:r>
-        <w:rPr>
-          <w:rFonts w:ascii="Times New Roman" w:eastAsia="標楷體" w:hAnsi="Times New Roman" w:cs="Times New Roman"/>
-          <w:sz w:val="28"/>
-          <w:szCs w:val="28"/>
-        </w:rPr>
-        <w:t>Longformer</w:t>
-      </w:r>
-      <w:proofErr w:type="spellEnd"/>
+        <w:t>Processing Long Legal Documents with Pre-trained Transformers: Modding LegalBERT and Longformer</w:t>
+      </w:r>
       <w:r>
         <w:rPr>
           <w:rFonts w:ascii="Times New Roman" w:eastAsia="標楷體" w:hAnsi="Times New Roman" w:cs="Times New Roman" w:hint="eastAsia"/>
@@ -6878,7 +5834,7 @@
         </w:rPr>
         <w:t xml:space="preserve"> </w:t>
       </w:r>
-      <w:hyperlink r:id="rId14" w:history="1">
+      <w:hyperlink r:id="rId17" w:history="1">
         <w:r>
           <w:rPr>
             <w:rStyle w:val="af0"/>
@@ -6904,7 +5860,6 @@
           <w:szCs w:val="28"/>
         </w:rPr>
       </w:pPr>
-      <w:proofErr w:type="spellStart"/>
       <w:r>
         <w:rPr>
           <w:rFonts w:ascii="Times New Roman" w:eastAsia="標楷體" w:hAnsi="Times New Roman" w:cs="Times New Roman"/>
@@ -6912,16 +5867,7 @@
           <w:szCs w:val="28"/>
         </w:rPr>
         <w:lastRenderedPageBreak/>
-        <w:t>FinMTEB</w:t>
-      </w:r>
-      <w:proofErr w:type="spellEnd"/>
-      <w:r>
-        <w:rPr>
-          <w:rFonts w:ascii="Times New Roman" w:eastAsia="標楷體" w:hAnsi="Times New Roman" w:cs="Times New Roman"/>
-          <w:sz w:val="28"/>
-          <w:szCs w:val="28"/>
-        </w:rPr>
-        <w:t>: Finance Massive Text Embedding Benchmark</w:t>
+        <w:t>FinMTEB: Finance Massive Text Embedding Benchmark</w:t>
       </w:r>
       <w:r>
         <w:rPr>
@@ -6931,7 +5877,7 @@
         </w:rPr>
         <w:t xml:space="preserve"> </w:t>
       </w:r>
-      <w:hyperlink r:id="rId15" w:history="1">
+      <w:hyperlink r:id="rId18" w:history="1">
         <w:r>
           <w:rPr>
             <w:rStyle w:val="af0"/>
@@ -6973,7 +5919,7 @@
         </w:rPr>
         <w:t xml:space="preserve"> </w:t>
       </w:r>
-      <w:hyperlink r:id="rId16" w:history="1">
+      <w:hyperlink r:id="rId19" w:history="1">
         <w:r>
           <w:rPr>
             <w:rStyle w:val="af0"/>
@@ -7015,7 +5961,7 @@
         </w:rPr>
         <w:t xml:space="preserve"> </w:t>
       </w:r>
-      <w:hyperlink r:id="rId17" w:history="1">
+      <w:hyperlink r:id="rId20" w:history="1">
         <w:r>
           <w:rPr>
             <w:rStyle w:val="af0"/>
@@ -7051,7 +5997,7 @@
           <w:szCs w:val="28"/>
         </w:rPr>
       </w:pPr>
-      <w:hyperlink r:id="rId18" w:history="1">
+      <w:hyperlink r:id="rId21" w:history="1">
         <w:r>
           <w:rPr>
             <w:rStyle w:val="af0"/>
@@ -7059,25 +6005,7 @@
             <w:sz w:val="28"/>
             <w:szCs w:val="28"/>
           </w:rPr>
-          <w:t>https://naipne</w:t>
-        </w:r>
-        <w:r>
-          <w:rPr>
-            <w:rStyle w:val="af0"/>
-            <w:rFonts w:ascii="Times New Roman" w:eastAsia="標楷體" w:hAnsi="Times New Roman" w:cs="Times New Roman"/>
-            <w:sz w:val="28"/>
-            <w:szCs w:val="28"/>
-          </w:rPr>
-          <w:t>w</w:t>
-        </w:r>
-        <w:r>
-          <w:rPr>
-            <w:rStyle w:val="af0"/>
-            <w:rFonts w:ascii="Times New Roman" w:eastAsia="標楷體" w:hAnsi="Times New Roman" w:cs="Times New Roman"/>
-            <w:sz w:val="28"/>
-            <w:szCs w:val="28"/>
-          </w:rPr>
-          <w:t>s.naipo.com/22251/</w:t>
+          <w:t>https://naipnews.naipo.com/22251/</w:t>
         </w:r>
       </w:hyperlink>
     </w:p>
@@ -9140,7 +8068,6 @@
   <w:style w:type="character" w:default="1" w:styleId="a0">
     <w:name w:val="Default Paragraph Font"/>
     <w:uiPriority w:val="1"/>
-    <w:semiHidden/>
     <w:unhideWhenUsed/>
   </w:style>
   <w:style w:type="table" w:default="1" w:styleId="a1">

--- a/textual data analysis/docs/論文.docx
+++ b/textual data analysis/docs/論文.docx
@@ -5625,7 +5625,7 @@
         <w:ind w:left="720"/>
         <w:outlineLvl w:val="0"/>
         <w:rPr>
-          <w:rFonts w:ascii="Times New Roman" w:eastAsia="標楷體" w:hAnsi="Times New Roman" w:cs="Times New Roman" w:hint="eastAsia"/>
+          <w:rFonts w:ascii="Times New Roman" w:eastAsia="標楷體" w:hAnsi="Times New Roman" w:cs="Times New Roman"/>
           <w:sz w:val="28"/>
           <w:szCs w:val="28"/>
         </w:rPr>
@@ -5813,7 +5813,6 @@
               <w:jc w:val="center"/>
               <w:outlineLvl w:val="0"/>
               <w:rPr>
-                <w:rFonts w:hint="eastAsia"/>
                 <w:color w:val="000000"/>
                 <w:sz w:val="22"/>
                 <w:szCs w:val="22"/>
@@ -5943,7 +5942,6 @@
               <w:jc w:val="center"/>
               <w:outlineLvl w:val="0"/>
               <w:rPr>
-                <w:rFonts w:hint="eastAsia"/>
                 <w:color w:val="000000"/>
               </w:rPr>
             </w:pPr>
@@ -6081,7 +6079,6 @@
               <w:jc w:val="center"/>
               <w:outlineLvl w:val="0"/>
               <w:rPr>
-                <w:rFonts w:hint="eastAsia"/>
                 <w:color w:val="000000"/>
                 <w:sz w:val="22"/>
                 <w:szCs w:val="22"/>
@@ -6221,7 +6218,6 @@
               <w:jc w:val="center"/>
               <w:outlineLvl w:val="0"/>
               <w:rPr>
-                <w:rFonts w:hint="eastAsia"/>
                 <w:color w:val="000000"/>
                 <w:sz w:val="22"/>
                 <w:szCs w:val="22"/>
@@ -6361,7 +6357,6 @@
               <w:jc w:val="center"/>
               <w:outlineLvl w:val="0"/>
               <w:rPr>
-                <w:rFonts w:hint="eastAsia"/>
                 <w:color w:val="000000"/>
                 <w:sz w:val="22"/>
                 <w:szCs w:val="22"/>
@@ -6501,7 +6496,6 @@
               <w:jc w:val="center"/>
               <w:outlineLvl w:val="0"/>
               <w:rPr>
-                <w:rFonts w:hint="eastAsia"/>
                 <w:color w:val="000000"/>
                 <w:sz w:val="22"/>
                 <w:szCs w:val="22"/>
@@ -6641,7 +6635,6 @@
               <w:jc w:val="center"/>
               <w:outlineLvl w:val="0"/>
               <w:rPr>
-                <w:rFonts w:hint="eastAsia"/>
                 <w:color w:val="000000"/>
                 <w:sz w:val="22"/>
                 <w:szCs w:val="22"/>
@@ -6671,7 +6664,7 @@
       <w:pPr>
         <w:outlineLvl w:val="0"/>
         <w:rPr>
-          <w:rFonts w:ascii="Times New Roman" w:eastAsia="標楷體" w:hAnsi="Times New Roman" w:cs="Times New Roman" w:hint="eastAsia"/>
+          <w:rFonts w:ascii="Times New Roman" w:eastAsia="標楷體" w:hAnsi="Times New Roman" w:cs="Times New Roman"/>
           <w:sz w:val="28"/>
           <w:szCs w:val="28"/>
         </w:rPr>
@@ -6751,7 +6744,7 @@
               <w:jc w:val="center"/>
               <w:outlineLvl w:val="0"/>
               <w:rPr>
-                <w:rFonts w:ascii="Times New Roman" w:eastAsia="標楷體" w:hAnsi="Times New Roman" w:cs="Times New Roman" w:hint="eastAsia"/>
+                <w:rFonts w:ascii="Times New Roman" w:eastAsia="標楷體" w:hAnsi="Times New Roman" w:cs="Times New Roman"/>
                 <w:sz w:val="28"/>
                 <w:szCs w:val="28"/>
               </w:rPr>
@@ -6777,7 +6770,7 @@
               <w:jc w:val="center"/>
               <w:outlineLvl w:val="0"/>
               <w:rPr>
-                <w:rFonts w:ascii="Times New Roman" w:eastAsia="標楷體" w:hAnsi="Times New Roman" w:cs="Times New Roman" w:hint="eastAsia"/>
+                <w:rFonts w:ascii="Times New Roman" w:eastAsia="標楷體" w:hAnsi="Times New Roman" w:cs="Times New Roman"/>
                 <w:sz w:val="28"/>
                 <w:szCs w:val="28"/>
               </w:rPr>
@@ -6803,7 +6796,7 @@
               <w:jc w:val="center"/>
               <w:outlineLvl w:val="0"/>
               <w:rPr>
-                <w:rFonts w:ascii="Times New Roman" w:eastAsia="標楷體" w:hAnsi="Times New Roman" w:cs="Times New Roman" w:hint="eastAsia"/>
+                <w:rFonts w:ascii="Times New Roman" w:eastAsia="標楷體" w:hAnsi="Times New Roman" w:cs="Times New Roman"/>
                 <w:sz w:val="28"/>
                 <w:szCs w:val="28"/>
               </w:rPr>
@@ -6829,7 +6822,7 @@
               <w:jc w:val="center"/>
               <w:outlineLvl w:val="0"/>
               <w:rPr>
-                <w:rFonts w:ascii="Times New Roman" w:eastAsia="標楷體" w:hAnsi="Times New Roman" w:cs="Times New Roman" w:hint="eastAsia"/>
+                <w:rFonts w:ascii="Times New Roman" w:eastAsia="標楷體" w:hAnsi="Times New Roman" w:cs="Times New Roman"/>
                 <w:sz w:val="28"/>
                 <w:szCs w:val="28"/>
               </w:rPr>
@@ -6855,7 +6848,6 @@
               <w:jc w:val="center"/>
               <w:outlineLvl w:val="0"/>
               <w:rPr>
-                <w:rFonts w:hint="eastAsia"/>
                 <w:color w:val="000000"/>
                 <w:sz w:val="22"/>
                 <w:szCs w:val="22"/>
@@ -6887,7 +6879,7 @@
               <w:jc w:val="center"/>
               <w:outlineLvl w:val="0"/>
               <w:rPr>
-                <w:rFonts w:ascii="Times New Roman" w:eastAsia="標楷體" w:hAnsi="Times New Roman" w:cs="Times New Roman" w:hint="eastAsia"/>
+                <w:rFonts w:ascii="Times New Roman" w:eastAsia="標楷體" w:hAnsi="Times New Roman" w:cs="Times New Roman"/>
                 <w:sz w:val="28"/>
                 <w:szCs w:val="28"/>
               </w:rPr>
@@ -6913,7 +6905,7 @@
               <w:jc w:val="center"/>
               <w:outlineLvl w:val="0"/>
               <w:rPr>
-                <w:rFonts w:ascii="Times New Roman" w:eastAsia="標楷體" w:hAnsi="Times New Roman" w:cs="Times New Roman" w:hint="eastAsia"/>
+                <w:rFonts w:ascii="Times New Roman" w:eastAsia="標楷體" w:hAnsi="Times New Roman" w:cs="Times New Roman"/>
                 <w:sz w:val="28"/>
                 <w:szCs w:val="28"/>
               </w:rPr>
@@ -6939,7 +6931,7 @@
               <w:jc w:val="center"/>
               <w:outlineLvl w:val="0"/>
               <w:rPr>
-                <w:rFonts w:ascii="Times New Roman" w:eastAsia="標楷體" w:hAnsi="Times New Roman" w:cs="Times New Roman" w:hint="eastAsia"/>
+                <w:rFonts w:ascii="Times New Roman" w:eastAsia="標楷體" w:hAnsi="Times New Roman" w:cs="Times New Roman"/>
                 <w:sz w:val="28"/>
                 <w:szCs w:val="28"/>
               </w:rPr>
@@ -6965,7 +6957,7 @@
               <w:jc w:val="center"/>
               <w:outlineLvl w:val="0"/>
               <w:rPr>
-                <w:rFonts w:ascii="Times New Roman" w:eastAsia="標楷體" w:hAnsi="Times New Roman" w:cs="Times New Roman" w:hint="eastAsia"/>
+                <w:rFonts w:ascii="Times New Roman" w:eastAsia="標楷體" w:hAnsi="Times New Roman" w:cs="Times New Roman"/>
                 <w:sz w:val="28"/>
                 <w:szCs w:val="28"/>
               </w:rPr>
@@ -6991,7 +6983,6 @@
               <w:jc w:val="center"/>
               <w:outlineLvl w:val="0"/>
               <w:rPr>
-                <w:rFonts w:hint="eastAsia"/>
                 <w:color w:val="000000"/>
                 <w:sz w:val="22"/>
                 <w:szCs w:val="22"/>
@@ -7023,7 +7014,7 @@
               <w:jc w:val="center"/>
               <w:outlineLvl w:val="0"/>
               <w:rPr>
-                <w:rFonts w:ascii="Times New Roman" w:eastAsia="標楷體" w:hAnsi="Times New Roman" w:cs="Times New Roman" w:hint="eastAsia"/>
+                <w:rFonts w:ascii="Times New Roman" w:eastAsia="標楷體" w:hAnsi="Times New Roman" w:cs="Times New Roman"/>
                 <w:sz w:val="28"/>
                 <w:szCs w:val="28"/>
               </w:rPr>
@@ -7049,7 +7040,7 @@
               <w:jc w:val="center"/>
               <w:outlineLvl w:val="0"/>
               <w:rPr>
-                <w:rFonts w:ascii="Times New Roman" w:eastAsia="標楷體" w:hAnsi="Times New Roman" w:cs="Times New Roman" w:hint="eastAsia"/>
+                <w:rFonts w:ascii="Times New Roman" w:eastAsia="標楷體" w:hAnsi="Times New Roman" w:cs="Times New Roman"/>
                 <w:sz w:val="28"/>
                 <w:szCs w:val="28"/>
               </w:rPr>
@@ -7075,7 +7066,7 @@
               <w:jc w:val="center"/>
               <w:outlineLvl w:val="0"/>
               <w:rPr>
-                <w:rFonts w:ascii="Times New Roman" w:eastAsia="標楷體" w:hAnsi="Times New Roman" w:cs="Times New Roman" w:hint="eastAsia"/>
+                <w:rFonts w:ascii="Times New Roman" w:eastAsia="標楷體" w:hAnsi="Times New Roman" w:cs="Times New Roman"/>
                 <w:sz w:val="28"/>
                 <w:szCs w:val="28"/>
               </w:rPr>
@@ -7101,7 +7092,7 @@
               <w:jc w:val="center"/>
               <w:outlineLvl w:val="0"/>
               <w:rPr>
-                <w:rFonts w:ascii="Times New Roman" w:eastAsia="標楷體" w:hAnsi="Times New Roman" w:cs="Times New Roman" w:hint="eastAsia"/>
+                <w:rFonts w:ascii="Times New Roman" w:eastAsia="標楷體" w:hAnsi="Times New Roman" w:cs="Times New Roman"/>
                 <w:sz w:val="28"/>
                 <w:szCs w:val="28"/>
               </w:rPr>
@@ -7127,7 +7118,6 @@
               <w:jc w:val="center"/>
               <w:outlineLvl w:val="0"/>
               <w:rPr>
-                <w:rFonts w:hint="eastAsia"/>
                 <w:color w:val="000000"/>
                 <w:sz w:val="22"/>
                 <w:szCs w:val="22"/>
@@ -7159,7 +7149,7 @@
               <w:jc w:val="center"/>
               <w:outlineLvl w:val="0"/>
               <w:rPr>
-                <w:rFonts w:ascii="Times New Roman" w:eastAsia="標楷體" w:hAnsi="Times New Roman" w:cs="Times New Roman" w:hint="eastAsia"/>
+                <w:rFonts w:ascii="Times New Roman" w:eastAsia="標楷體" w:hAnsi="Times New Roman" w:cs="Times New Roman"/>
                 <w:sz w:val="28"/>
                 <w:szCs w:val="28"/>
               </w:rPr>
@@ -7185,7 +7175,7 @@
               <w:jc w:val="center"/>
               <w:outlineLvl w:val="0"/>
               <w:rPr>
-                <w:rFonts w:ascii="Times New Roman" w:eastAsia="標楷體" w:hAnsi="Times New Roman" w:cs="Times New Roman" w:hint="eastAsia"/>
+                <w:rFonts w:ascii="Times New Roman" w:eastAsia="標楷體" w:hAnsi="Times New Roman" w:cs="Times New Roman"/>
                 <w:sz w:val="28"/>
                 <w:szCs w:val="28"/>
               </w:rPr>
@@ -7211,7 +7201,7 @@
               <w:jc w:val="center"/>
               <w:outlineLvl w:val="0"/>
               <w:rPr>
-                <w:rFonts w:ascii="Times New Roman" w:eastAsia="標楷體" w:hAnsi="Times New Roman" w:cs="Times New Roman" w:hint="eastAsia"/>
+                <w:rFonts w:ascii="Times New Roman" w:eastAsia="標楷體" w:hAnsi="Times New Roman" w:cs="Times New Roman"/>
                 <w:sz w:val="28"/>
                 <w:szCs w:val="28"/>
               </w:rPr>
@@ -7237,7 +7227,7 @@
               <w:jc w:val="center"/>
               <w:outlineLvl w:val="0"/>
               <w:rPr>
-                <w:rFonts w:ascii="Times New Roman" w:eastAsia="標楷體" w:hAnsi="Times New Roman" w:cs="Times New Roman" w:hint="eastAsia"/>
+                <w:rFonts w:ascii="Times New Roman" w:eastAsia="標楷體" w:hAnsi="Times New Roman" w:cs="Times New Roman"/>
                 <w:sz w:val="28"/>
                 <w:szCs w:val="28"/>
               </w:rPr>
@@ -7263,7 +7253,6 @@
               <w:jc w:val="center"/>
               <w:outlineLvl w:val="0"/>
               <w:rPr>
-                <w:rFonts w:hint="eastAsia"/>
                 <w:color w:val="000000"/>
                 <w:sz w:val="22"/>
                 <w:szCs w:val="22"/>
@@ -7295,7 +7284,7 @@
               <w:jc w:val="center"/>
               <w:outlineLvl w:val="0"/>
               <w:rPr>
-                <w:rFonts w:ascii="新細明體" w:eastAsia="新細明體" w:cs="新細明體" w:hint="eastAsia"/>
+                <w:rFonts w:ascii="新細明體" w:eastAsia="新細明體" w:cs="新細明體"/>
                 <w:color w:val="000000"/>
                 <w:kern w:val="0"/>
               </w:rPr>
@@ -7399,7 +7388,6 @@
               <w:jc w:val="center"/>
               <w:outlineLvl w:val="0"/>
               <w:rPr>
-                <w:rFonts w:hint="eastAsia"/>
                 <w:color w:val="000000"/>
                 <w:sz w:val="22"/>
                 <w:szCs w:val="22"/>
@@ -7422,7 +7410,7 @@
       <w:pPr>
         <w:outlineLvl w:val="0"/>
         <w:rPr>
-          <w:rFonts w:ascii="Times New Roman" w:eastAsia="標楷體" w:hAnsi="Times New Roman" w:cs="Times New Roman" w:hint="eastAsia"/>
+          <w:rFonts w:ascii="Times New Roman" w:eastAsia="標楷體" w:hAnsi="Times New Roman" w:cs="Times New Roman"/>
           <w:sz w:val="28"/>
           <w:szCs w:val="28"/>
         </w:rPr>
@@ -10992,7 +10980,7 @@
       <w:pPr>
         <w:outlineLvl w:val="0"/>
         <w:rPr>
-          <w:rFonts w:ascii="Times New Roman" w:eastAsia="標楷體" w:hAnsi="Times New Roman" w:cs="Times New Roman"/>
+          <w:rFonts w:ascii="Times New Roman" w:eastAsia="標楷體" w:hAnsi="Times New Roman" w:cs="Times New Roman" w:hint="eastAsia"/>
           <w:sz w:val="28"/>
           <w:szCs w:val="28"/>
         </w:rPr>
@@ -11061,216 +11049,903 @@
           <w:sz w:val="28"/>
           <w:szCs w:val="28"/>
         </w:rPr>
-        <w:t>帶回前向預測框架。這種「兩階段建模策略」結合了逆迴歸的降維優勢與前向預測的統計嚴謹性。針對不同的數據型態，本研究配置了三種實作路徑：</w:t>
+        <w:t>帶回前向預測框架。這種「兩階段建模策略」結合了逆迴歸的降維優勢與前向預測的統計嚴謹性。</w:t>
+      </w:r>
+      <w:r>
+        <w:rPr>
+          <w:rFonts w:ascii="Times New Roman" w:eastAsia="標楷體" w:hAnsi="Times New Roman" w:cs="Times New Roman"/>
+          <w:sz w:val="28"/>
+          <w:szCs w:val="28"/>
+        </w:rPr>
+        <w:t>本研究以處理後之訓練資料詞袋矩陣與標籤訓練上游</w:t>
+      </w:r>
+      <w:r>
+        <w:rPr>
+          <w:rFonts w:ascii="Times New Roman" w:eastAsia="標楷體" w:hAnsi="Times New Roman" w:cs="Times New Roman"/>
+          <w:sz w:val="28"/>
+          <w:szCs w:val="28"/>
+        </w:rPr>
+        <w:t xml:space="preserve"> MNIR </w:t>
+      </w:r>
+      <w:r>
+        <w:rPr>
+          <w:rFonts w:ascii="Times New Roman" w:eastAsia="標楷體" w:hAnsi="Times New Roman" w:cs="Times New Roman"/>
+          <w:sz w:val="28"/>
+          <w:szCs w:val="28"/>
+        </w:rPr>
+        <w:t>的</w:t>
+      </w:r>
+      <w:r>
+        <w:rPr>
+          <w:rFonts w:ascii="Times New Roman" w:eastAsia="標楷體" w:hAnsi="Times New Roman" w:cs="Times New Roman"/>
+          <w:sz w:val="28"/>
+          <w:szCs w:val="28"/>
+        </w:rPr>
+        <w:t xml:space="preserve"> </w:t>
+      </w:r>
+      <w:proofErr w:type="spellStart"/>
+      <w:r>
+        <w:rPr>
+          <w:rFonts w:ascii="Times New Roman" w:eastAsia="標楷體" w:hAnsi="Times New Roman" w:cs="Times New Roman"/>
+          <w:sz w:val="28"/>
+          <w:szCs w:val="28"/>
+        </w:rPr>
+        <w:t>mnlm</w:t>
+      </w:r>
+      <w:proofErr w:type="spellEnd"/>
+      <w:r>
+        <w:rPr>
+          <w:rFonts w:ascii="Times New Roman" w:eastAsia="標楷體" w:hAnsi="Times New Roman" w:cs="Times New Roman"/>
+          <w:sz w:val="28"/>
+          <w:szCs w:val="28"/>
+        </w:rPr>
+        <w:t xml:space="preserve"> </w:t>
+      </w:r>
+      <w:r>
+        <w:rPr>
+          <w:rFonts w:ascii="Times New Roman" w:eastAsia="標楷體" w:hAnsi="Times New Roman" w:cs="Times New Roman"/>
+          <w:sz w:val="28"/>
+          <w:szCs w:val="28"/>
+        </w:rPr>
+        <w:t>模型，並由訓練資料取得</w:t>
+      </w:r>
+      <w:r>
+        <w:rPr>
+          <w:rFonts w:ascii="Times New Roman" w:eastAsia="標楷體" w:hAnsi="Times New Roman" w:cs="Times New Roman"/>
+          <w:sz w:val="28"/>
+          <w:szCs w:val="28"/>
+        </w:rPr>
+        <w:t xml:space="preserve"> sufficient reduction </w:t>
+      </w:r>
+      <w:r>
+        <w:rPr>
+          <w:rFonts w:ascii="Times New Roman" w:eastAsia="標楷體" w:hAnsi="Times New Roman" w:cs="Times New Roman"/>
+          <w:sz w:val="28"/>
+          <w:szCs w:val="28"/>
+        </w:rPr>
+        <w:t>特徵</w:t>
+      </w:r>
+      <w:r>
+        <w:rPr>
+          <w:rFonts w:ascii="Times New Roman" w:eastAsia="標楷體" w:hAnsi="Times New Roman" w:cs="Times New Roman"/>
+          <w:sz w:val="28"/>
+          <w:szCs w:val="28"/>
+        </w:rPr>
+        <w:t xml:space="preserve"> </w:t>
+      </w:r>
+      <w:proofErr w:type="spellStart"/>
+      <w:r>
+        <w:rPr>
+          <w:rFonts w:ascii="Times New Roman" w:eastAsia="標楷體" w:hAnsi="Times New Roman" w:cs="Times New Roman"/>
+          <w:sz w:val="28"/>
+          <w:szCs w:val="28"/>
+        </w:rPr>
+        <w:t>z_train_bow</w:t>
+      </w:r>
+      <w:proofErr w:type="spellEnd"/>
+      <w:r>
+        <w:rPr>
+          <w:rFonts w:ascii="Times New Roman" w:eastAsia="標楷體" w:hAnsi="Times New Roman" w:cs="Times New Roman"/>
+          <w:sz w:val="28"/>
+          <w:szCs w:val="28"/>
+        </w:rPr>
+        <w:t>。其後，固定該已訓練之</w:t>
+      </w:r>
+      <w:r>
+        <w:rPr>
+          <w:rFonts w:ascii="Times New Roman" w:eastAsia="標楷體" w:hAnsi="Times New Roman" w:cs="Times New Roman"/>
+          <w:sz w:val="28"/>
+          <w:szCs w:val="28"/>
+        </w:rPr>
+        <w:t xml:space="preserve"> MNIR </w:t>
+      </w:r>
+      <w:r>
+        <w:rPr>
+          <w:rFonts w:ascii="Times New Roman" w:eastAsia="標楷體" w:hAnsi="Times New Roman" w:cs="Times New Roman"/>
+          <w:sz w:val="28"/>
+          <w:szCs w:val="28"/>
+        </w:rPr>
+        <w:t>模型，將驗證資料與測試資料之詞袋矩陣分別轉換為</w:t>
+      </w:r>
+      <w:r>
+        <w:rPr>
+          <w:rFonts w:ascii="Times New Roman" w:eastAsia="標楷體" w:hAnsi="Times New Roman" w:cs="Times New Roman"/>
+          <w:sz w:val="28"/>
+          <w:szCs w:val="28"/>
+        </w:rPr>
+        <w:t xml:space="preserve"> </w:t>
+      </w:r>
+      <w:proofErr w:type="spellStart"/>
+      <w:r>
+        <w:rPr>
+          <w:rFonts w:ascii="Times New Roman" w:eastAsia="標楷體" w:hAnsi="Times New Roman" w:cs="Times New Roman"/>
+          <w:sz w:val="28"/>
+          <w:szCs w:val="28"/>
+        </w:rPr>
+        <w:t>z_val_bow</w:t>
+      </w:r>
+      <w:proofErr w:type="spellEnd"/>
+      <w:r>
+        <w:rPr>
+          <w:rFonts w:ascii="Times New Roman" w:eastAsia="標楷體" w:hAnsi="Times New Roman" w:cs="Times New Roman"/>
+          <w:sz w:val="28"/>
+          <w:szCs w:val="28"/>
+        </w:rPr>
+        <w:t xml:space="preserve"> </w:t>
+      </w:r>
+      <w:r>
+        <w:rPr>
+          <w:rFonts w:ascii="Times New Roman" w:eastAsia="標楷體" w:hAnsi="Times New Roman" w:cs="Times New Roman"/>
+          <w:sz w:val="28"/>
+          <w:szCs w:val="28"/>
+        </w:rPr>
+        <w:t>與</w:t>
+      </w:r>
+      <w:r>
+        <w:rPr>
+          <w:rFonts w:ascii="Times New Roman" w:eastAsia="標楷體" w:hAnsi="Times New Roman" w:cs="Times New Roman"/>
+          <w:sz w:val="28"/>
+          <w:szCs w:val="28"/>
+        </w:rPr>
+        <w:t xml:space="preserve"> </w:t>
+      </w:r>
+      <w:proofErr w:type="spellStart"/>
+      <w:r>
+        <w:rPr>
+          <w:rFonts w:ascii="Times New Roman" w:eastAsia="標楷體" w:hAnsi="Times New Roman" w:cs="Times New Roman"/>
+          <w:sz w:val="28"/>
+          <w:szCs w:val="28"/>
+        </w:rPr>
+        <w:t>z_test_bow</w:t>
+      </w:r>
+      <w:proofErr w:type="spellEnd"/>
+      <w:r>
+        <w:rPr>
+          <w:rFonts w:ascii="Times New Roman" w:eastAsia="標楷體" w:hAnsi="Times New Roman" w:cs="Times New Roman"/>
+          <w:sz w:val="28"/>
+          <w:szCs w:val="28"/>
+        </w:rPr>
+        <w:t>。在下游分類階段，以</w:t>
+      </w:r>
+      <w:r>
+        <w:rPr>
+          <w:rFonts w:ascii="Times New Roman" w:eastAsia="標楷體" w:hAnsi="Times New Roman" w:cs="Times New Roman"/>
+          <w:sz w:val="28"/>
+          <w:szCs w:val="28"/>
+        </w:rPr>
+        <w:t xml:space="preserve"> </w:t>
+      </w:r>
+      <w:proofErr w:type="spellStart"/>
+      <w:r>
+        <w:rPr>
+          <w:rFonts w:ascii="Times New Roman" w:eastAsia="標楷體" w:hAnsi="Times New Roman" w:cs="Times New Roman"/>
+          <w:sz w:val="28"/>
+          <w:szCs w:val="28"/>
+        </w:rPr>
+        <w:t>z_train_bow</w:t>
+      </w:r>
+      <w:proofErr w:type="spellEnd"/>
+      <w:r>
+        <w:rPr>
+          <w:rFonts w:ascii="Times New Roman" w:eastAsia="標楷體" w:hAnsi="Times New Roman" w:cs="Times New Roman"/>
+          <w:sz w:val="28"/>
+          <w:szCs w:val="28"/>
+        </w:rPr>
+        <w:t xml:space="preserve"> </w:t>
+      </w:r>
+      <w:r>
+        <w:rPr>
+          <w:rFonts w:ascii="Times New Roman" w:eastAsia="標楷體" w:hAnsi="Times New Roman" w:cs="Times New Roman"/>
+          <w:sz w:val="28"/>
+          <w:szCs w:val="28"/>
+        </w:rPr>
+        <w:t>訓練分</w:t>
+      </w:r>
+      <w:r>
+        <w:rPr>
+          <w:rFonts w:ascii="Times New Roman" w:eastAsia="標楷體" w:hAnsi="Times New Roman" w:cs="Times New Roman"/>
+          <w:sz w:val="28"/>
+          <w:szCs w:val="28"/>
+        </w:rPr>
+        <w:lastRenderedPageBreak/>
+        <w:t>類器（</w:t>
+      </w:r>
+      <w:r>
+        <w:rPr>
+          <w:rFonts w:ascii="Times New Roman" w:eastAsia="標楷體" w:hAnsi="Times New Roman" w:cs="Times New Roman" w:hint="eastAsia"/>
+          <w:sz w:val="28"/>
+          <w:szCs w:val="28"/>
+        </w:rPr>
+        <w:t>random forest</w:t>
+      </w:r>
+      <w:r>
+        <w:rPr>
+          <w:rFonts w:ascii="Times New Roman" w:eastAsia="標楷體" w:hAnsi="Times New Roman" w:cs="Times New Roman"/>
+          <w:sz w:val="28"/>
+          <w:szCs w:val="28"/>
+        </w:rPr>
+        <w:t>），並透過</w:t>
+      </w:r>
+      <w:r>
+        <w:rPr>
+          <w:rFonts w:ascii="Times New Roman" w:eastAsia="標楷體" w:hAnsi="Times New Roman" w:cs="Times New Roman"/>
+          <w:sz w:val="28"/>
+          <w:szCs w:val="28"/>
+        </w:rPr>
+        <w:t xml:space="preserve"> </w:t>
+      </w:r>
+      <w:proofErr w:type="spellStart"/>
+      <w:r>
+        <w:rPr>
+          <w:rFonts w:ascii="Times New Roman" w:eastAsia="標楷體" w:hAnsi="Times New Roman" w:cs="Times New Roman"/>
+          <w:sz w:val="28"/>
+          <w:szCs w:val="28"/>
+        </w:rPr>
+        <w:t>z_val_bow</w:t>
+      </w:r>
+      <w:proofErr w:type="spellEnd"/>
+      <w:r>
+        <w:rPr>
+          <w:rFonts w:ascii="Times New Roman" w:eastAsia="標楷體" w:hAnsi="Times New Roman" w:cs="Times New Roman"/>
+          <w:sz w:val="28"/>
+          <w:szCs w:val="28"/>
+        </w:rPr>
+        <w:t xml:space="preserve"> </w:t>
+      </w:r>
+      <w:r>
+        <w:rPr>
+          <w:rFonts w:ascii="Times New Roman" w:eastAsia="標楷體" w:hAnsi="Times New Roman" w:cs="Times New Roman"/>
+          <w:sz w:val="28"/>
+          <w:szCs w:val="28"/>
+        </w:rPr>
+        <w:t>比較不同超參數設定下之表現，以選取最佳參數。確定最佳參數後，再以前述參數重新訓練最終下游分類模型，並對</w:t>
+      </w:r>
+      <w:r>
+        <w:rPr>
+          <w:rFonts w:ascii="Times New Roman" w:eastAsia="標楷體" w:hAnsi="Times New Roman" w:cs="Times New Roman"/>
+          <w:sz w:val="28"/>
+          <w:szCs w:val="28"/>
+        </w:rPr>
+        <w:t xml:space="preserve"> </w:t>
+      </w:r>
+      <w:proofErr w:type="spellStart"/>
+      <w:r>
+        <w:rPr>
+          <w:rFonts w:ascii="Times New Roman" w:eastAsia="標楷體" w:hAnsi="Times New Roman" w:cs="Times New Roman"/>
+          <w:sz w:val="28"/>
+          <w:szCs w:val="28"/>
+        </w:rPr>
+        <w:t>z_test_bow</w:t>
+      </w:r>
+      <w:proofErr w:type="spellEnd"/>
+      <w:r>
+        <w:rPr>
+          <w:rFonts w:ascii="Times New Roman" w:eastAsia="標楷體" w:hAnsi="Times New Roman" w:cs="Times New Roman"/>
+          <w:sz w:val="28"/>
+          <w:szCs w:val="28"/>
+        </w:rPr>
+        <w:t xml:space="preserve"> </w:t>
+      </w:r>
+      <w:r>
+        <w:rPr>
+          <w:rFonts w:ascii="Times New Roman" w:eastAsia="標楷體" w:hAnsi="Times New Roman" w:cs="Times New Roman"/>
+          <w:sz w:val="28"/>
+          <w:szCs w:val="28"/>
+        </w:rPr>
+        <w:t>進行預測，最後以</w:t>
+      </w:r>
+      <w:r>
+        <w:rPr>
+          <w:rFonts w:ascii="Times New Roman" w:eastAsia="標楷體" w:hAnsi="Times New Roman" w:cs="Times New Roman"/>
+          <w:sz w:val="28"/>
+          <w:szCs w:val="28"/>
+        </w:rPr>
+        <w:t xml:space="preserve"> Accuracy</w:t>
+      </w:r>
+      <w:r>
+        <w:rPr>
+          <w:rFonts w:ascii="Times New Roman" w:eastAsia="標楷體" w:hAnsi="Times New Roman" w:cs="Times New Roman"/>
+          <w:sz w:val="28"/>
+          <w:szCs w:val="28"/>
+        </w:rPr>
+        <w:t>、</w:t>
+      </w:r>
+      <w:r>
+        <w:rPr>
+          <w:rFonts w:ascii="Times New Roman" w:eastAsia="標楷體" w:hAnsi="Times New Roman" w:cs="Times New Roman"/>
+          <w:sz w:val="28"/>
+          <w:szCs w:val="28"/>
+        </w:rPr>
+        <w:t>Macro-F1</w:t>
+      </w:r>
+      <w:r>
+        <w:rPr>
+          <w:rFonts w:ascii="Times New Roman" w:eastAsia="標楷體" w:hAnsi="Times New Roman" w:cs="Times New Roman"/>
+          <w:sz w:val="28"/>
+          <w:szCs w:val="28"/>
+        </w:rPr>
+        <w:t>、</w:t>
+      </w:r>
+      <w:r>
+        <w:rPr>
+          <w:rFonts w:ascii="Times New Roman" w:eastAsia="標楷體" w:hAnsi="Times New Roman" w:cs="Times New Roman"/>
+          <w:sz w:val="28"/>
+          <w:szCs w:val="28"/>
+        </w:rPr>
+        <w:t xml:space="preserve">Weighted-F1 </w:t>
+      </w:r>
+      <w:r>
+        <w:rPr>
+          <w:rFonts w:ascii="Times New Roman" w:eastAsia="標楷體" w:hAnsi="Times New Roman" w:cs="Times New Roman"/>
+          <w:sz w:val="28"/>
+          <w:szCs w:val="28"/>
+        </w:rPr>
+        <w:t>與混淆矩陣作為評估指標</w:t>
       </w:r>
     </w:p>
     <w:p>
       <w:pPr>
-        <w:outlineLvl w:val="0"/>
-        <w:rPr>
-          <w:rFonts w:ascii="Times New Roman" w:eastAsia="標楷體" w:hAnsi="Times New Roman" w:cs="Times New Roman"/>
-          <w:sz w:val="28"/>
-          <w:szCs w:val="28"/>
-        </w:rPr>
-      </w:pPr>
-      <w:r>
-        <w:rPr>
-          <w:rFonts w:ascii="Times New Roman" w:eastAsia="標楷體" w:hAnsi="Times New Roman" w:cs="Times New Roman" w:hint="eastAsia"/>
-          <w:sz w:val="28"/>
-          <w:szCs w:val="28"/>
-        </w:rPr>
-        <w:t>線性模型（</w:t>
-      </w:r>
-      <w:r>
-        <w:rPr>
-          <w:rFonts w:ascii="Times New Roman" w:eastAsia="標楷體" w:hAnsi="Times New Roman" w:cs="Times New Roman" w:hint="eastAsia"/>
-          <w:sz w:val="28"/>
-          <w:szCs w:val="28"/>
-        </w:rPr>
-        <w:t>Linear Model</w:t>
-      </w:r>
-      <w:r>
-        <w:rPr>
-          <w:rFonts w:ascii="Times New Roman" w:eastAsia="標楷體" w:hAnsi="Times New Roman" w:cs="Times New Roman" w:hint="eastAsia"/>
-          <w:sz w:val="28"/>
-          <w:szCs w:val="28"/>
-        </w:rPr>
-        <w:t>）：</w:t>
-      </w:r>
-      <w:r>
-        <w:rPr>
-          <w:rFonts w:ascii="Times New Roman" w:eastAsia="標楷體" w:hAnsi="Times New Roman" w:cs="Times New Roman" w:hint="eastAsia"/>
-          <w:sz w:val="28"/>
-          <w:szCs w:val="28"/>
-        </w:rPr>
-        <w:t xml:space="preserve"> </w:t>
-      </w:r>
-      <w:r>
-        <w:rPr>
-          <w:rFonts w:ascii="Times New Roman" w:eastAsia="標楷體" w:hAnsi="Times New Roman" w:cs="Times New Roman" w:hint="eastAsia"/>
-          <w:sz w:val="28"/>
-          <w:szCs w:val="28"/>
-        </w:rPr>
-        <w:t>用於處理連續型情緒指標，如選票比例或市場情緒得</w:t>
-      </w:r>
-      <w:r>
-        <w:rPr>
-          <w:rFonts w:ascii="Times New Roman" w:eastAsia="標楷體" w:hAnsi="Times New Roman" w:cs="Times New Roman" w:hint="eastAsia"/>
-          <w:sz w:val="28"/>
-          <w:szCs w:val="28"/>
-        </w:rPr>
-        <w:lastRenderedPageBreak/>
-        <w:t>分。</w:t>
+        <w:widowControl/>
+        <w:rPr>
+          <w:rFonts w:ascii="Times New Roman" w:eastAsia="標楷體" w:hAnsi="Times New Roman" w:cs="Times New Roman"/>
+          <w:sz w:val="28"/>
+          <w:szCs w:val="28"/>
+        </w:rPr>
+      </w:pPr>
+      <w:r>
+        <w:rPr>
+          <w:rFonts w:ascii="Times New Roman" w:eastAsia="標楷體" w:hAnsi="Times New Roman" w:cs="Times New Roman"/>
+          <w:sz w:val="28"/>
+          <w:szCs w:val="28"/>
+        </w:rPr>
+        <w:br w:type="page"/>
       </w:r>
     </w:p>
     <w:p>
       <w:pPr>
-        <w:outlineLvl w:val="0"/>
-        <w:rPr>
-          <w:rFonts w:ascii="Times New Roman" w:eastAsia="標楷體" w:hAnsi="Times New Roman" w:cs="Times New Roman"/>
-          <w:sz w:val="28"/>
-          <w:szCs w:val="28"/>
-        </w:rPr>
-      </w:pPr>
-      <w:r>
-        <w:rPr>
-          <w:rFonts w:ascii="Times New Roman" w:eastAsia="標楷體" w:hAnsi="Times New Roman" w:cs="Times New Roman" w:hint="eastAsia"/>
-          <w:sz w:val="28"/>
-          <w:szCs w:val="28"/>
-        </w:rPr>
-        <w:t>邏輯迴歸（</w:t>
-      </w:r>
-      <w:r>
-        <w:rPr>
-          <w:rFonts w:ascii="Times New Roman" w:eastAsia="標楷體" w:hAnsi="Times New Roman" w:cs="Times New Roman" w:hint="eastAsia"/>
-          <w:sz w:val="28"/>
-          <w:szCs w:val="28"/>
-        </w:rPr>
-        <w:t>Logistic Regression</w:t>
-      </w:r>
-      <w:r>
-        <w:rPr>
-          <w:rFonts w:ascii="Times New Roman" w:eastAsia="標楷體" w:hAnsi="Times New Roman" w:cs="Times New Roman" w:hint="eastAsia"/>
-          <w:sz w:val="28"/>
-          <w:szCs w:val="28"/>
-        </w:rPr>
-        <w:t>）：</w:t>
-      </w:r>
-      <w:r>
-        <w:rPr>
-          <w:rFonts w:ascii="Times New Roman" w:eastAsia="標楷體" w:hAnsi="Times New Roman" w:cs="Times New Roman" w:hint="eastAsia"/>
-          <w:sz w:val="28"/>
-          <w:szCs w:val="28"/>
-        </w:rPr>
-        <w:t xml:space="preserve"> </w:t>
-      </w:r>
-      <w:r>
-        <w:rPr>
-          <w:rFonts w:ascii="Times New Roman" w:eastAsia="標楷體" w:hAnsi="Times New Roman" w:cs="Times New Roman" w:hint="eastAsia"/>
-          <w:sz w:val="28"/>
-          <w:szCs w:val="28"/>
-        </w:rPr>
-        <w:t>用於二元或多元類別標籤，如政黨傾向識別。</w:t>
+        <w:widowControl/>
+        <w:rPr>
+          <w:rFonts w:ascii="Times New Roman" w:eastAsia="標楷體" w:hAnsi="Times New Roman" w:cs="Times New Roman"/>
+          <w:sz w:val="28"/>
+          <w:szCs w:val="28"/>
+        </w:rPr>
+      </w:pPr>
+      <w:r>
+        <w:rPr>
+          <w:rFonts w:ascii="Times New Roman" w:eastAsia="標楷體" w:hAnsi="Times New Roman" w:cs="Times New Roman" w:hint="eastAsia"/>
+          <w:sz w:val="28"/>
+          <w:szCs w:val="28"/>
+        </w:rPr>
+        <w:lastRenderedPageBreak/>
+        <w:t>研究</w:t>
+      </w:r>
+      <w:r>
+        <w:rPr>
+          <w:rFonts w:ascii="Times New Roman" w:eastAsia="標楷體" w:hAnsi="Times New Roman" w:cs="Times New Roman" w:hint="eastAsia"/>
+          <w:sz w:val="28"/>
+          <w:szCs w:val="28"/>
+        </w:rPr>
+        <w:t>結果</w:t>
       </w:r>
     </w:p>
     <w:p>
       <w:pPr>
-        <w:outlineLvl w:val="0"/>
-        <w:rPr>
-          <w:rFonts w:ascii="Times New Roman" w:eastAsia="標楷體" w:hAnsi="Times New Roman" w:cs="Times New Roman"/>
-          <w:sz w:val="28"/>
-          <w:szCs w:val="28"/>
-        </w:rPr>
-      </w:pPr>
-      <w:r>
-        <w:rPr>
-          <w:rFonts w:ascii="Times New Roman" w:eastAsia="標楷體" w:hAnsi="Times New Roman" w:cs="Times New Roman" w:hint="eastAsia"/>
-          <w:sz w:val="28"/>
-          <w:szCs w:val="28"/>
-        </w:rPr>
-        <w:t>比例優勢模型（</w:t>
-      </w:r>
-      <w:r>
-        <w:rPr>
-          <w:rFonts w:ascii="Times New Roman" w:eastAsia="標楷體" w:hAnsi="Times New Roman" w:cs="Times New Roman" w:hint="eastAsia"/>
-          <w:sz w:val="28"/>
-          <w:szCs w:val="28"/>
-        </w:rPr>
-        <w:t>Proportional-Odds Model</w:t>
-      </w:r>
-      <w:r>
-        <w:rPr>
-          <w:rFonts w:ascii="Times New Roman" w:eastAsia="標楷體" w:hAnsi="Times New Roman" w:cs="Times New Roman" w:hint="eastAsia"/>
-          <w:sz w:val="28"/>
-          <w:szCs w:val="28"/>
-        </w:rPr>
-        <w:t>）：</w:t>
-      </w:r>
-      <w:r>
-        <w:rPr>
-          <w:rFonts w:ascii="Times New Roman" w:eastAsia="標楷體" w:hAnsi="Times New Roman" w:cs="Times New Roman" w:hint="eastAsia"/>
-          <w:sz w:val="28"/>
-          <w:szCs w:val="28"/>
-        </w:rPr>
-        <w:t xml:space="preserve"> </w:t>
-      </w:r>
-      <w:r>
-        <w:rPr>
-          <w:rFonts w:ascii="Times New Roman" w:eastAsia="標楷體" w:hAnsi="Times New Roman" w:cs="Times New Roman" w:hint="eastAsia"/>
-          <w:sz w:val="28"/>
-          <w:szCs w:val="28"/>
-        </w:rPr>
-        <w:t>專為處理序數型數據（如餐廳評論的</w:t>
-      </w:r>
-      <w:r>
-        <w:rPr>
-          <w:rFonts w:ascii="Times New Roman" w:eastAsia="標楷體" w:hAnsi="Times New Roman" w:cs="Times New Roman" w:hint="eastAsia"/>
-          <w:sz w:val="28"/>
-          <w:szCs w:val="28"/>
-        </w:rPr>
-        <w:t xml:space="preserve"> 1-5 </w:t>
-      </w:r>
-      <w:r>
-        <w:rPr>
-          <w:rFonts w:ascii="Times New Roman" w:eastAsia="標楷體" w:hAnsi="Times New Roman" w:cs="Times New Roman" w:hint="eastAsia"/>
-          <w:sz w:val="28"/>
-          <w:szCs w:val="28"/>
-        </w:rPr>
-        <w:t>星評等）設計，這在</w:t>
-      </w:r>
-      <w:r>
-        <w:rPr>
-          <w:rFonts w:ascii="Times New Roman" w:eastAsia="標楷體" w:hAnsi="Times New Roman" w:cs="Times New Roman" w:hint="eastAsia"/>
-          <w:sz w:val="28"/>
-          <w:szCs w:val="28"/>
-        </w:rPr>
-        <w:t xml:space="preserve"> Taddy (2013) </w:t>
-      </w:r>
-      <w:r>
-        <w:rPr>
-          <w:rFonts w:ascii="Times New Roman" w:eastAsia="標楷體" w:hAnsi="Times New Roman" w:cs="Times New Roman" w:hint="eastAsia"/>
-          <w:sz w:val="28"/>
-          <w:szCs w:val="28"/>
-        </w:rPr>
-        <w:t>的實證研究中被證明是捕捉層次情感的最優配置。</w:t>
+        <w:widowControl/>
+        <w:rPr>
+          <w:rFonts w:ascii="Times New Roman" w:eastAsia="標楷體" w:hAnsi="Times New Roman" w:cs="Times New Roman" w:hint="eastAsia"/>
+          <w:sz w:val="28"/>
+          <w:szCs w:val="28"/>
+        </w:rPr>
+      </w:pPr>
+      <w:r>
+        <w:rPr>
+          <w:rFonts w:ascii="Times New Roman" w:eastAsia="標楷體" w:hAnsi="Times New Roman" w:cs="Times New Roman"/>
+          <w:sz w:val="28"/>
+          <w:szCs w:val="28"/>
+        </w:rPr>
+        <w:t>在單次測試結果中，模型之整體準確率（</w:t>
+      </w:r>
+      <w:r>
+        <w:rPr>
+          <w:rFonts w:ascii="Times New Roman" w:eastAsia="標楷體" w:hAnsi="Times New Roman" w:cs="Times New Roman"/>
+          <w:sz w:val="28"/>
+          <w:szCs w:val="28"/>
+        </w:rPr>
+        <w:t>accuracy</w:t>
+      </w:r>
+      <w:r>
+        <w:rPr>
+          <w:rFonts w:ascii="Times New Roman" w:eastAsia="標楷體" w:hAnsi="Times New Roman" w:cs="Times New Roman"/>
+          <w:sz w:val="28"/>
+          <w:szCs w:val="28"/>
+        </w:rPr>
+        <w:t>）為</w:t>
+      </w:r>
+      <w:r>
+        <w:rPr>
+          <w:rFonts w:ascii="Times New Roman" w:eastAsia="標楷體" w:hAnsi="Times New Roman" w:cs="Times New Roman"/>
+          <w:sz w:val="28"/>
+          <w:szCs w:val="28"/>
+        </w:rPr>
+        <w:t xml:space="preserve"> 0.8383</w:t>
+      </w:r>
+      <w:r>
+        <w:rPr>
+          <w:rFonts w:ascii="Times New Roman" w:eastAsia="標楷體" w:hAnsi="Times New Roman" w:cs="Times New Roman"/>
+          <w:sz w:val="28"/>
+          <w:szCs w:val="28"/>
+        </w:rPr>
+        <w:t>，</w:t>
+      </w:r>
+      <w:r>
+        <w:rPr>
+          <w:rFonts w:ascii="Times New Roman" w:eastAsia="標楷體" w:hAnsi="Times New Roman" w:cs="Times New Roman"/>
+          <w:sz w:val="28"/>
+          <w:szCs w:val="28"/>
+        </w:rPr>
+        <w:t xml:space="preserve">Macro-F1 </w:t>
+      </w:r>
+      <w:r>
+        <w:rPr>
+          <w:rFonts w:ascii="Times New Roman" w:eastAsia="標楷體" w:hAnsi="Times New Roman" w:cs="Times New Roman"/>
+          <w:sz w:val="28"/>
+          <w:szCs w:val="28"/>
+        </w:rPr>
+        <w:t>為</w:t>
+      </w:r>
+      <w:r>
+        <w:rPr>
+          <w:rFonts w:ascii="Times New Roman" w:eastAsia="標楷體" w:hAnsi="Times New Roman" w:cs="Times New Roman"/>
+          <w:sz w:val="28"/>
+          <w:szCs w:val="28"/>
+        </w:rPr>
+        <w:t xml:space="preserve"> 0.5598</w:t>
+      </w:r>
+      <w:r>
+        <w:rPr>
+          <w:rFonts w:ascii="Times New Roman" w:eastAsia="標楷體" w:hAnsi="Times New Roman" w:cs="Times New Roman"/>
+          <w:sz w:val="28"/>
+          <w:szCs w:val="28"/>
+        </w:rPr>
+        <w:t>，</w:t>
+      </w:r>
+      <w:r>
+        <w:rPr>
+          <w:rFonts w:ascii="Times New Roman" w:eastAsia="標楷體" w:hAnsi="Times New Roman" w:cs="Times New Roman"/>
+          <w:sz w:val="28"/>
+          <w:szCs w:val="28"/>
+        </w:rPr>
+        <w:t xml:space="preserve">Weighted-F1 </w:t>
+      </w:r>
+      <w:r>
+        <w:rPr>
+          <w:rFonts w:ascii="Times New Roman" w:eastAsia="標楷體" w:hAnsi="Times New Roman" w:cs="Times New Roman"/>
+          <w:sz w:val="28"/>
+          <w:szCs w:val="28"/>
+        </w:rPr>
+        <w:t>為</w:t>
+      </w:r>
+      <w:r>
+        <w:rPr>
+          <w:rFonts w:ascii="Times New Roman" w:eastAsia="標楷體" w:hAnsi="Times New Roman" w:cs="Times New Roman"/>
+          <w:sz w:val="28"/>
+          <w:szCs w:val="28"/>
+        </w:rPr>
+        <w:t xml:space="preserve"> 0.8343</w:t>
+      </w:r>
+      <w:r>
+        <w:rPr>
+          <w:rFonts w:ascii="Times New Roman" w:eastAsia="標楷體" w:hAnsi="Times New Roman" w:cs="Times New Roman"/>
+          <w:sz w:val="28"/>
+          <w:szCs w:val="28"/>
+        </w:rPr>
+        <w:t>。就各類別表現而言，模型對勝訴類別之</w:t>
+      </w:r>
+      <w:r>
+        <w:rPr>
+          <w:rFonts w:ascii="Times New Roman" w:eastAsia="標楷體" w:hAnsi="Times New Roman" w:cs="Times New Roman"/>
+          <w:sz w:val="28"/>
+          <w:szCs w:val="28"/>
+        </w:rPr>
+        <w:t xml:space="preserve"> precision</w:t>
+      </w:r>
+      <w:r>
+        <w:rPr>
+          <w:rFonts w:ascii="Times New Roman" w:eastAsia="標楷體" w:hAnsi="Times New Roman" w:cs="Times New Roman"/>
+          <w:sz w:val="28"/>
+          <w:szCs w:val="28"/>
+        </w:rPr>
+        <w:t>、</w:t>
+      </w:r>
+      <w:r>
+        <w:rPr>
+          <w:rFonts w:ascii="Times New Roman" w:eastAsia="標楷體" w:hAnsi="Times New Roman" w:cs="Times New Roman"/>
+          <w:sz w:val="28"/>
+          <w:szCs w:val="28"/>
+        </w:rPr>
+        <w:t xml:space="preserve">recall </w:t>
+      </w:r>
+      <w:r>
+        <w:rPr>
+          <w:rFonts w:ascii="Times New Roman" w:eastAsia="標楷體" w:hAnsi="Times New Roman" w:cs="Times New Roman"/>
+          <w:sz w:val="28"/>
+          <w:szCs w:val="28"/>
+        </w:rPr>
+        <w:t>與</w:t>
+      </w:r>
+      <w:r>
+        <w:rPr>
+          <w:rFonts w:ascii="Times New Roman" w:eastAsia="標楷體" w:hAnsi="Times New Roman" w:cs="Times New Roman"/>
+          <w:sz w:val="28"/>
+          <w:szCs w:val="28"/>
+        </w:rPr>
+        <w:t xml:space="preserve"> F1-score </w:t>
+      </w:r>
+      <w:r>
+        <w:rPr>
+          <w:rFonts w:ascii="Times New Roman" w:eastAsia="標楷體" w:hAnsi="Times New Roman" w:cs="Times New Roman"/>
+          <w:sz w:val="28"/>
+          <w:szCs w:val="28"/>
+        </w:rPr>
+        <w:t>分別為</w:t>
+      </w:r>
+      <w:r>
+        <w:rPr>
+          <w:rFonts w:ascii="Times New Roman" w:eastAsia="標楷體" w:hAnsi="Times New Roman" w:cs="Times New Roman"/>
+          <w:sz w:val="28"/>
+          <w:szCs w:val="28"/>
+        </w:rPr>
+        <w:t xml:space="preserve"> 0.8628</w:t>
+      </w:r>
+      <w:r>
+        <w:rPr>
+          <w:rFonts w:ascii="Times New Roman" w:eastAsia="標楷體" w:hAnsi="Times New Roman" w:cs="Times New Roman"/>
+          <w:sz w:val="28"/>
+          <w:szCs w:val="28"/>
+        </w:rPr>
+        <w:t>、</w:t>
+      </w:r>
+      <w:r>
+        <w:rPr>
+          <w:rFonts w:ascii="Times New Roman" w:eastAsia="標楷體" w:hAnsi="Times New Roman" w:cs="Times New Roman"/>
+          <w:sz w:val="28"/>
+          <w:szCs w:val="28"/>
+        </w:rPr>
+        <w:t xml:space="preserve">0.8603 </w:t>
+      </w:r>
+      <w:r>
+        <w:rPr>
+          <w:rFonts w:ascii="Times New Roman" w:eastAsia="標楷體" w:hAnsi="Times New Roman" w:cs="Times New Roman"/>
+          <w:sz w:val="28"/>
+          <w:szCs w:val="28"/>
+        </w:rPr>
+        <w:t>與</w:t>
+      </w:r>
+      <w:r>
+        <w:rPr>
+          <w:rFonts w:ascii="Times New Roman" w:eastAsia="標楷體" w:hAnsi="Times New Roman" w:cs="Times New Roman"/>
+          <w:sz w:val="28"/>
+          <w:szCs w:val="28"/>
+        </w:rPr>
+        <w:t xml:space="preserve"> 0.8616</w:t>
+      </w:r>
+      <w:r>
+        <w:rPr>
+          <w:rFonts w:ascii="Times New Roman" w:eastAsia="標楷體" w:hAnsi="Times New Roman" w:cs="Times New Roman"/>
+          <w:sz w:val="28"/>
+          <w:szCs w:val="28"/>
+        </w:rPr>
+        <w:t>；對敗訴類別則分別為</w:t>
+      </w:r>
+      <w:r>
+        <w:rPr>
+          <w:rFonts w:ascii="Times New Roman" w:eastAsia="標楷體" w:hAnsi="Times New Roman" w:cs="Times New Roman"/>
+          <w:sz w:val="28"/>
+          <w:szCs w:val="28"/>
+        </w:rPr>
+        <w:t xml:space="preserve"> 0.8073</w:t>
+      </w:r>
+      <w:r>
+        <w:rPr>
+          <w:rFonts w:ascii="Times New Roman" w:eastAsia="標楷體" w:hAnsi="Times New Roman" w:cs="Times New Roman"/>
+          <w:sz w:val="28"/>
+          <w:szCs w:val="28"/>
+        </w:rPr>
+        <w:t>、</w:t>
+      </w:r>
+      <w:r>
+        <w:rPr>
+          <w:rFonts w:ascii="Times New Roman" w:eastAsia="標楷體" w:hAnsi="Times New Roman" w:cs="Times New Roman"/>
+          <w:sz w:val="28"/>
+          <w:szCs w:val="28"/>
+        </w:rPr>
+        <w:t xml:space="preserve">0.8287 </w:t>
+      </w:r>
+      <w:r>
+        <w:rPr>
+          <w:rFonts w:ascii="Times New Roman" w:eastAsia="標楷體" w:hAnsi="Times New Roman" w:cs="Times New Roman"/>
+          <w:sz w:val="28"/>
+          <w:szCs w:val="28"/>
+        </w:rPr>
+        <w:t>與</w:t>
+      </w:r>
+      <w:r>
+        <w:rPr>
+          <w:rFonts w:ascii="Times New Roman" w:eastAsia="標楷體" w:hAnsi="Times New Roman" w:cs="Times New Roman"/>
+          <w:sz w:val="28"/>
+          <w:szCs w:val="28"/>
+        </w:rPr>
+        <w:t xml:space="preserve"> 0.8179</w:t>
+      </w:r>
+      <w:r>
+        <w:rPr>
+          <w:rFonts w:ascii="Times New Roman" w:eastAsia="標楷體" w:hAnsi="Times New Roman" w:cs="Times New Roman"/>
+          <w:sz w:val="28"/>
+          <w:szCs w:val="28"/>
+        </w:rPr>
+        <w:t>，顯示模型對此兩類主要判決結果具有一定辨識能力。然而，對於部分勝訴</w:t>
+      </w:r>
+      <w:r>
+        <w:rPr>
+          <w:rFonts w:ascii="Times New Roman" w:eastAsia="標楷體" w:hAnsi="Times New Roman" w:cs="Times New Roman"/>
+          <w:sz w:val="28"/>
+          <w:szCs w:val="28"/>
+        </w:rPr>
+        <w:t>/</w:t>
+      </w:r>
+      <w:r>
+        <w:rPr>
+          <w:rFonts w:ascii="Times New Roman" w:eastAsia="標楷體" w:hAnsi="Times New Roman" w:cs="Times New Roman"/>
+          <w:sz w:val="28"/>
+          <w:szCs w:val="28"/>
+        </w:rPr>
+        <w:t>敗訴類別，其</w:t>
+      </w:r>
+      <w:r>
+        <w:rPr>
+          <w:rFonts w:ascii="Times New Roman" w:eastAsia="標楷體" w:hAnsi="Times New Roman" w:cs="Times New Roman"/>
+          <w:sz w:val="28"/>
+          <w:szCs w:val="28"/>
+        </w:rPr>
+        <w:t xml:space="preserve"> precision</w:t>
+      </w:r>
+      <w:r>
+        <w:rPr>
+          <w:rFonts w:ascii="Times New Roman" w:eastAsia="標楷體" w:hAnsi="Times New Roman" w:cs="Times New Roman"/>
+          <w:sz w:val="28"/>
+          <w:szCs w:val="28"/>
+        </w:rPr>
+        <w:t>、</w:t>
+      </w:r>
+      <w:r>
+        <w:rPr>
+          <w:rFonts w:ascii="Times New Roman" w:eastAsia="標楷體" w:hAnsi="Times New Roman" w:cs="Times New Roman"/>
+          <w:sz w:val="28"/>
+          <w:szCs w:val="28"/>
+        </w:rPr>
+        <w:t xml:space="preserve">recall </w:t>
+      </w:r>
+      <w:r>
+        <w:rPr>
+          <w:rFonts w:ascii="Times New Roman" w:eastAsia="標楷體" w:hAnsi="Times New Roman" w:cs="Times New Roman"/>
+          <w:sz w:val="28"/>
+          <w:szCs w:val="28"/>
+        </w:rPr>
+        <w:t>與</w:t>
+      </w:r>
+      <w:r>
+        <w:rPr>
+          <w:rFonts w:ascii="Times New Roman" w:eastAsia="標楷體" w:hAnsi="Times New Roman" w:cs="Times New Roman"/>
+          <w:sz w:val="28"/>
+          <w:szCs w:val="28"/>
+        </w:rPr>
+        <w:t xml:space="preserve"> F1-score </w:t>
+      </w:r>
+      <w:r>
+        <w:rPr>
+          <w:rFonts w:ascii="Times New Roman" w:eastAsia="標楷體" w:hAnsi="Times New Roman" w:cs="Times New Roman"/>
+          <w:sz w:val="28"/>
+          <w:szCs w:val="28"/>
+        </w:rPr>
+        <w:t>皆為</w:t>
+      </w:r>
+      <w:r>
+        <w:rPr>
+          <w:rFonts w:ascii="Times New Roman" w:eastAsia="標楷體" w:hAnsi="Times New Roman" w:cs="Times New Roman"/>
+          <w:sz w:val="28"/>
+          <w:szCs w:val="28"/>
+        </w:rPr>
+        <w:t xml:space="preserve"> 0</w:t>
+      </w:r>
+      <w:r>
+        <w:rPr>
+          <w:rFonts w:ascii="Times New Roman" w:eastAsia="標楷體" w:hAnsi="Times New Roman" w:cs="Times New Roman"/>
+          <w:sz w:val="28"/>
+          <w:szCs w:val="28"/>
+        </w:rPr>
+        <w:t>，表示模型未能成功辨識該少數類別。</w:t>
       </w:r>
     </w:p>
     <w:p>
       <w:pPr>
         <w:widowControl/>
         <w:rPr>
-          <w:rFonts w:ascii="Times New Roman" w:eastAsia="標楷體" w:hAnsi="Times New Roman" w:cs="Times New Roman"/>
-          <w:sz w:val="28"/>
-          <w:szCs w:val="28"/>
-        </w:rPr>
-      </w:pPr>
-      <w:r>
-        <w:rPr>
-          <w:rFonts w:ascii="Times New Roman" w:eastAsia="標楷體" w:hAnsi="Times New Roman" w:cs="Times New Roman"/>
-          <w:sz w:val="28"/>
-          <w:szCs w:val="28"/>
-        </w:rPr>
-        <w:br w:type="page"/>
+          <w:rFonts w:ascii="Times New Roman" w:eastAsia="標楷體" w:hAnsi="Times New Roman" w:cs="Times New Roman" w:hint="eastAsia"/>
+          <w:sz w:val="28"/>
+          <w:szCs w:val="28"/>
+        </w:rPr>
+      </w:pPr>
+      <w:r>
+        <w:rPr>
+          <w:rFonts w:ascii="Times New Roman" w:eastAsia="標楷體" w:hAnsi="Times New Roman" w:cs="Times New Roman"/>
+          <w:sz w:val="28"/>
+          <w:szCs w:val="28"/>
+        </w:rPr>
+        <w:t>此結果顯示，雖然模型在整體</w:t>
+      </w:r>
+      <w:r>
+        <w:rPr>
+          <w:rFonts w:ascii="Times New Roman" w:eastAsia="標楷體" w:hAnsi="Times New Roman" w:cs="Times New Roman"/>
+          <w:sz w:val="28"/>
+          <w:szCs w:val="28"/>
+        </w:rPr>
+        <w:t xml:space="preserve"> accuracy </w:t>
+      </w:r>
+      <w:r>
+        <w:rPr>
+          <w:rFonts w:ascii="Times New Roman" w:eastAsia="標楷體" w:hAnsi="Times New Roman" w:cs="Times New Roman"/>
+          <w:sz w:val="28"/>
+          <w:szCs w:val="28"/>
+        </w:rPr>
+        <w:t>與</w:t>
+      </w:r>
+      <w:r>
+        <w:rPr>
+          <w:rFonts w:ascii="Times New Roman" w:eastAsia="標楷體" w:hAnsi="Times New Roman" w:cs="Times New Roman"/>
+          <w:sz w:val="28"/>
+          <w:szCs w:val="28"/>
+        </w:rPr>
+        <w:t xml:space="preserve"> weighted-F1 </w:t>
+      </w:r>
+      <w:r>
+        <w:rPr>
+          <w:rFonts w:ascii="Times New Roman" w:eastAsia="標楷體" w:hAnsi="Times New Roman" w:cs="Times New Roman"/>
+          <w:sz w:val="28"/>
+          <w:szCs w:val="28"/>
+        </w:rPr>
+        <w:t>上呈現相對較高之數值，但此表現主要來自於對樣本數較多之勝訴與敗訴類別的有效辨識。相較之下，由於部分勝訴</w:t>
+      </w:r>
+      <w:r>
+        <w:rPr>
+          <w:rFonts w:ascii="Times New Roman" w:eastAsia="標楷體" w:hAnsi="Times New Roman" w:cs="Times New Roman"/>
+          <w:sz w:val="28"/>
+          <w:szCs w:val="28"/>
+        </w:rPr>
+        <w:t>/</w:t>
+      </w:r>
+      <w:r>
+        <w:rPr>
+          <w:rFonts w:ascii="Times New Roman" w:eastAsia="標楷體" w:hAnsi="Times New Roman" w:cs="Times New Roman"/>
+          <w:sz w:val="28"/>
+          <w:szCs w:val="28"/>
+        </w:rPr>
+        <w:t>敗訴類別樣本僅有</w:t>
+      </w:r>
+      <w:r>
+        <w:rPr>
+          <w:rFonts w:ascii="Times New Roman" w:eastAsia="標楷體" w:hAnsi="Times New Roman" w:cs="Times New Roman"/>
+          <w:sz w:val="28"/>
+          <w:szCs w:val="28"/>
+        </w:rPr>
+        <w:t xml:space="preserve"> 78 </w:t>
+      </w:r>
+      <w:r>
+        <w:rPr>
+          <w:rFonts w:ascii="Times New Roman" w:eastAsia="標楷體" w:hAnsi="Times New Roman" w:cs="Times New Roman"/>
+          <w:sz w:val="28"/>
+          <w:szCs w:val="28"/>
+        </w:rPr>
+        <w:t>筆，遠低於勝訴類別之</w:t>
+      </w:r>
+      <w:r>
+        <w:rPr>
+          <w:rFonts w:ascii="Times New Roman" w:eastAsia="標楷體" w:hAnsi="Times New Roman" w:cs="Times New Roman"/>
+          <w:sz w:val="28"/>
+          <w:szCs w:val="28"/>
+        </w:rPr>
+        <w:t xml:space="preserve"> 4446 </w:t>
+      </w:r>
+      <w:r>
+        <w:rPr>
+          <w:rFonts w:ascii="Times New Roman" w:eastAsia="標楷體" w:hAnsi="Times New Roman" w:cs="Times New Roman"/>
+          <w:sz w:val="28"/>
+          <w:szCs w:val="28"/>
+        </w:rPr>
+        <w:t>筆與敗訴類別之</w:t>
+      </w:r>
+      <w:r>
+        <w:rPr>
+          <w:rFonts w:ascii="Times New Roman" w:eastAsia="標楷體" w:hAnsi="Times New Roman" w:cs="Times New Roman"/>
+          <w:sz w:val="28"/>
+          <w:szCs w:val="28"/>
+        </w:rPr>
+        <w:t xml:space="preserve"> 3427 </w:t>
+      </w:r>
+      <w:r>
+        <w:rPr>
+          <w:rFonts w:ascii="Times New Roman" w:eastAsia="標楷體" w:hAnsi="Times New Roman" w:cs="Times New Roman"/>
+          <w:sz w:val="28"/>
+          <w:szCs w:val="28"/>
+        </w:rPr>
+        <w:t>筆，模型在訓練過程中難以學習該少數類別之穩定特徵，因而完全無法辨識該類別。故若僅依據</w:t>
+      </w:r>
+      <w:r>
+        <w:rPr>
+          <w:rFonts w:ascii="Times New Roman" w:eastAsia="標楷體" w:hAnsi="Times New Roman" w:cs="Times New Roman"/>
+          <w:sz w:val="28"/>
+          <w:szCs w:val="28"/>
+        </w:rPr>
+        <w:t xml:space="preserve"> accuracy </w:t>
+      </w:r>
+      <w:r>
+        <w:rPr>
+          <w:rFonts w:ascii="Times New Roman" w:eastAsia="標楷體" w:hAnsi="Times New Roman" w:cs="Times New Roman"/>
+          <w:sz w:val="28"/>
+          <w:szCs w:val="28"/>
+        </w:rPr>
+        <w:t>或</w:t>
+      </w:r>
+      <w:r>
+        <w:rPr>
+          <w:rFonts w:ascii="Times New Roman" w:eastAsia="標楷體" w:hAnsi="Times New Roman" w:cs="Times New Roman"/>
+          <w:sz w:val="28"/>
+          <w:szCs w:val="28"/>
+        </w:rPr>
+        <w:t xml:space="preserve"> weighted-F1 </w:t>
+      </w:r>
+      <w:r>
+        <w:rPr>
+          <w:rFonts w:ascii="Times New Roman" w:eastAsia="標楷體" w:hAnsi="Times New Roman" w:cs="Times New Roman"/>
+          <w:sz w:val="28"/>
+          <w:szCs w:val="28"/>
+        </w:rPr>
+        <w:t>判斷模型表現，將可能高估其實際分類能力；相對而言，</w:t>
+      </w:r>
+      <w:r>
+        <w:rPr>
+          <w:rFonts w:ascii="Times New Roman" w:eastAsia="標楷體" w:hAnsi="Times New Roman" w:cs="Times New Roman"/>
+          <w:sz w:val="28"/>
+          <w:szCs w:val="28"/>
+        </w:rPr>
+        <w:t xml:space="preserve">Macro-F1 </w:t>
+      </w:r>
+      <w:r>
+        <w:rPr>
+          <w:rFonts w:ascii="Times New Roman" w:eastAsia="標楷體" w:hAnsi="Times New Roman" w:cs="Times New Roman"/>
+          <w:sz w:val="28"/>
+          <w:szCs w:val="28"/>
+        </w:rPr>
+        <w:t>更能反映模型在類別不平衡情況下之真實表現。</w:t>
       </w:r>
     </w:p>
     <w:p>
@@ -11284,13 +11959,1289 @@
       </w:pPr>
       <w:r>
         <w:rPr>
-          <w:rFonts w:ascii="Times New Roman" w:eastAsia="標楷體" w:hAnsi="Times New Roman" w:cs="Times New Roman" w:hint="eastAsia"/>
-          <w:sz w:val="28"/>
-          <w:szCs w:val="28"/>
-        </w:rPr>
-        <w:lastRenderedPageBreak/>
-        <w:t>結果</w:t>
-      </w:r>
+          <w:rFonts w:ascii="Times New Roman" w:eastAsia="標楷體" w:hAnsi="Times New Roman" w:cs="Times New Roman"/>
+          <w:sz w:val="28"/>
+          <w:szCs w:val="28"/>
+        </w:rPr>
+        <w:t>由混淆矩陣可進一步發現，模型對部分勝訴</w:t>
+      </w:r>
+      <w:r>
+        <w:rPr>
+          <w:rFonts w:ascii="Times New Roman" w:eastAsia="標楷體" w:hAnsi="Times New Roman" w:cs="Times New Roman"/>
+          <w:sz w:val="28"/>
+          <w:szCs w:val="28"/>
+        </w:rPr>
+        <w:t>/</w:t>
+      </w:r>
+      <w:r>
+        <w:rPr>
+          <w:rFonts w:ascii="Times New Roman" w:eastAsia="標楷體" w:hAnsi="Times New Roman" w:cs="Times New Roman"/>
+          <w:sz w:val="28"/>
+          <w:szCs w:val="28"/>
+        </w:rPr>
+        <w:t>敗訴類別的</w:t>
+      </w:r>
+      <w:r>
+        <w:rPr>
+          <w:rFonts w:ascii="Times New Roman" w:eastAsia="標楷體" w:hAnsi="Times New Roman" w:cs="Times New Roman"/>
+          <w:sz w:val="28"/>
+          <w:szCs w:val="28"/>
+        </w:rPr>
+        <w:t xml:space="preserve"> 78 </w:t>
+      </w:r>
+      <w:r>
+        <w:rPr>
+          <w:rFonts w:ascii="Times New Roman" w:eastAsia="標楷體" w:hAnsi="Times New Roman" w:cs="Times New Roman"/>
+          <w:sz w:val="28"/>
+          <w:szCs w:val="28"/>
+        </w:rPr>
+        <w:t>筆樣本，未曾將任何一筆正確預測為該類別，其中</w:t>
+      </w:r>
+      <w:r>
+        <w:rPr>
+          <w:rFonts w:ascii="Times New Roman" w:eastAsia="標楷體" w:hAnsi="Times New Roman" w:cs="Times New Roman"/>
+          <w:sz w:val="28"/>
+          <w:szCs w:val="28"/>
+        </w:rPr>
+        <w:t xml:space="preserve"> 21 </w:t>
+      </w:r>
+      <w:r>
+        <w:rPr>
+          <w:rFonts w:ascii="Times New Roman" w:eastAsia="標楷體" w:hAnsi="Times New Roman" w:cs="Times New Roman"/>
+          <w:sz w:val="28"/>
+          <w:szCs w:val="28"/>
+        </w:rPr>
+        <w:t>筆被誤判為勝訴，</w:t>
+      </w:r>
+      <w:r>
+        <w:rPr>
+          <w:rFonts w:ascii="Times New Roman" w:eastAsia="標楷體" w:hAnsi="Times New Roman" w:cs="Times New Roman"/>
+          <w:sz w:val="28"/>
+          <w:szCs w:val="28"/>
+        </w:rPr>
+        <w:t xml:space="preserve">57 </w:t>
+      </w:r>
+      <w:r>
+        <w:rPr>
+          <w:rFonts w:ascii="Times New Roman" w:eastAsia="標楷體" w:hAnsi="Times New Roman" w:cs="Times New Roman"/>
+          <w:sz w:val="28"/>
+          <w:szCs w:val="28"/>
+        </w:rPr>
+        <w:t>筆被誤判為敗訴。此結果顯示，部分勝訴</w:t>
+      </w:r>
+      <w:r>
+        <w:rPr>
+          <w:rFonts w:ascii="Times New Roman" w:eastAsia="標楷體" w:hAnsi="Times New Roman" w:cs="Times New Roman"/>
+          <w:sz w:val="28"/>
+          <w:szCs w:val="28"/>
+        </w:rPr>
+        <w:t>/</w:t>
+      </w:r>
+      <w:r>
+        <w:rPr>
+          <w:rFonts w:ascii="Times New Roman" w:eastAsia="標楷體" w:hAnsi="Times New Roman" w:cs="Times New Roman"/>
+          <w:sz w:val="28"/>
+          <w:szCs w:val="28"/>
+        </w:rPr>
+        <w:t>敗訴在文本特徵上可能同時具有勝訴與敗訴之語意訊號，使其在分類空間中更接近主要類別，導致模型傾向將其歸入樣本數較多之勝訴或敗訴類別。</w:t>
+      </w:r>
+    </w:p>
+    <w:tbl>
+      <w:tblPr>
+        <w:tblStyle w:val="af3"/>
+        <w:tblW w:w="0" w:type="auto"/>
+        <w:jc w:val="center"/>
+        <w:tblBorders>
+          <w:top w:val="none" w:sz="0" w:space="0" w:color="auto"/>
+          <w:left w:val="none" w:sz="0" w:space="0" w:color="auto"/>
+          <w:bottom w:val="none" w:sz="0" w:space="0" w:color="auto"/>
+          <w:right w:val="none" w:sz="0" w:space="0" w:color="auto"/>
+        </w:tblBorders>
+        <w:tblLook w:val="04A0" w:firstRow="1" w:lastRow="0" w:firstColumn="1" w:lastColumn="0" w:noHBand="0" w:noVBand="1"/>
+      </w:tblPr>
+      <w:tblGrid>
+        <w:gridCol w:w="2614"/>
+        <w:gridCol w:w="2614"/>
+        <w:gridCol w:w="2614"/>
+        <w:gridCol w:w="2614"/>
+      </w:tblGrid>
+      <w:tr>
+        <w:trPr>
+          <w:jc w:val="center"/>
+        </w:trPr>
+        <w:tc>
+          <w:tcPr>
+            <w:tcW w:w="2614" w:type="dxa"/>
+          </w:tcPr>
+          <w:p>
+            <w:pPr>
+              <w:widowControl/>
+              <w:jc w:val="center"/>
+              <w:rPr>
+                <w:rFonts w:ascii="Times New Roman" w:eastAsia="標楷體" w:hAnsi="Times New Roman" w:cs="Times New Roman" w:hint="eastAsia"/>
+                <w:sz w:val="22"/>
+                <w:szCs w:val="22"/>
+              </w:rPr>
+            </w:pPr>
+          </w:p>
+        </w:tc>
+        <w:tc>
+          <w:tcPr>
+            <w:tcW w:w="2614" w:type="dxa"/>
+          </w:tcPr>
+          <w:p>
+            <w:pPr>
+              <w:widowControl/>
+              <w:jc w:val="center"/>
+              <w:rPr>
+                <w:rFonts w:ascii="Times New Roman" w:eastAsia="標楷體" w:hAnsi="Times New Roman" w:cs="Times New Roman" w:hint="eastAsia"/>
+                <w:sz w:val="22"/>
+                <w:szCs w:val="22"/>
+              </w:rPr>
+            </w:pPr>
+            <w:r>
+              <w:rPr>
+                <w:rFonts w:ascii="Times New Roman" w:eastAsia="標楷體" w:hAnsi="Times New Roman" w:cs="Times New Roman" w:hint="eastAsia"/>
+                <w:sz w:val="22"/>
+                <w:szCs w:val="22"/>
+              </w:rPr>
+              <w:t>勝訴</w:t>
+            </w:r>
+          </w:p>
+        </w:tc>
+        <w:tc>
+          <w:tcPr>
+            <w:tcW w:w="2614" w:type="dxa"/>
+          </w:tcPr>
+          <w:p>
+            <w:pPr>
+              <w:widowControl/>
+              <w:jc w:val="center"/>
+              <w:rPr>
+                <w:rFonts w:ascii="Times New Roman" w:eastAsia="標楷體" w:hAnsi="Times New Roman" w:cs="Times New Roman" w:hint="eastAsia"/>
+                <w:sz w:val="22"/>
+                <w:szCs w:val="22"/>
+              </w:rPr>
+            </w:pPr>
+            <w:r>
+              <w:rPr>
+                <w:rFonts w:ascii="Times New Roman" w:eastAsia="標楷體" w:hAnsi="Times New Roman" w:cs="Times New Roman" w:hint="eastAsia"/>
+                <w:sz w:val="22"/>
+                <w:szCs w:val="22"/>
+              </w:rPr>
+              <w:t>敗訴</w:t>
+            </w:r>
+          </w:p>
+        </w:tc>
+        <w:tc>
+          <w:tcPr>
+            <w:tcW w:w="2614" w:type="dxa"/>
+          </w:tcPr>
+          <w:p>
+            <w:pPr>
+              <w:widowControl/>
+              <w:jc w:val="center"/>
+              <w:rPr>
+                <w:rFonts w:ascii="Times New Roman" w:eastAsia="標楷體" w:hAnsi="Times New Roman" w:cs="Times New Roman" w:hint="eastAsia"/>
+                <w:sz w:val="22"/>
+                <w:szCs w:val="22"/>
+              </w:rPr>
+            </w:pPr>
+            <w:r>
+              <w:rPr>
+                <w:rFonts w:ascii="Times New Roman" w:eastAsia="標楷體" w:hAnsi="Times New Roman" w:cs="Times New Roman" w:hint="eastAsia"/>
+                <w:sz w:val="22"/>
+                <w:szCs w:val="22"/>
+              </w:rPr>
+              <w:t>部分勝訴</w:t>
+            </w:r>
+            <w:r>
+              <w:rPr>
+                <w:rFonts w:ascii="Times New Roman" w:eastAsia="標楷體" w:hAnsi="Times New Roman" w:cs="Times New Roman" w:hint="eastAsia"/>
+                <w:sz w:val="22"/>
+                <w:szCs w:val="22"/>
+              </w:rPr>
+              <w:t>/</w:t>
+            </w:r>
+            <w:r>
+              <w:rPr>
+                <w:rFonts w:ascii="Times New Roman" w:eastAsia="標楷體" w:hAnsi="Times New Roman" w:cs="Times New Roman" w:hint="eastAsia"/>
+                <w:sz w:val="22"/>
+                <w:szCs w:val="22"/>
+              </w:rPr>
+              <w:t>敗訴</w:t>
+            </w:r>
+          </w:p>
+        </w:tc>
+      </w:tr>
+      <w:tr>
+        <w:trPr>
+          <w:jc w:val="center"/>
+        </w:trPr>
+        <w:tc>
+          <w:tcPr>
+            <w:tcW w:w="2614" w:type="dxa"/>
+          </w:tcPr>
+          <w:p>
+            <w:pPr>
+              <w:widowControl/>
+              <w:jc w:val="center"/>
+              <w:rPr>
+                <w:rFonts w:ascii="Times New Roman" w:eastAsia="標楷體" w:hAnsi="Times New Roman" w:cs="Times New Roman" w:hint="eastAsia"/>
+                <w:sz w:val="22"/>
+                <w:szCs w:val="22"/>
+              </w:rPr>
+            </w:pPr>
+            <w:r>
+              <w:rPr>
+                <w:rFonts w:ascii="Times New Roman" w:eastAsia="標楷體" w:hAnsi="Times New Roman" w:cs="Times New Roman" w:hint="eastAsia"/>
+                <w:sz w:val="22"/>
+                <w:szCs w:val="22"/>
+              </w:rPr>
+              <w:t>勝訴</w:t>
+            </w:r>
+          </w:p>
+        </w:tc>
+        <w:tc>
+          <w:tcPr>
+            <w:tcW w:w="2614" w:type="dxa"/>
+          </w:tcPr>
+          <w:p>
+            <w:pPr>
+              <w:widowControl/>
+              <w:jc w:val="center"/>
+              <w:rPr>
+                <w:rFonts w:ascii="Times New Roman" w:eastAsia="標楷體" w:hAnsi="Times New Roman" w:cs="Times New Roman" w:hint="eastAsia"/>
+                <w:sz w:val="22"/>
+                <w:szCs w:val="22"/>
+              </w:rPr>
+            </w:pPr>
+            <w:r>
+              <w:rPr>
+                <w:rFonts w:ascii="Times New Roman" w:eastAsia="標楷體" w:hAnsi="Times New Roman" w:cs="Times New Roman" w:hint="eastAsia"/>
+                <w:sz w:val="22"/>
+                <w:szCs w:val="22"/>
+              </w:rPr>
+              <w:t>3825</w:t>
+            </w:r>
+          </w:p>
+        </w:tc>
+        <w:tc>
+          <w:tcPr>
+            <w:tcW w:w="2614" w:type="dxa"/>
+          </w:tcPr>
+          <w:p>
+            <w:pPr>
+              <w:widowControl/>
+              <w:jc w:val="center"/>
+              <w:rPr>
+                <w:rFonts w:ascii="Times New Roman" w:eastAsia="標楷體" w:hAnsi="Times New Roman" w:cs="Times New Roman" w:hint="eastAsia"/>
+                <w:sz w:val="22"/>
+                <w:szCs w:val="22"/>
+              </w:rPr>
+            </w:pPr>
+            <w:r>
+              <w:rPr>
+                <w:rFonts w:ascii="Times New Roman" w:eastAsia="標楷體" w:hAnsi="Times New Roman" w:cs="Times New Roman" w:hint="eastAsia"/>
+                <w:sz w:val="22"/>
+                <w:szCs w:val="22"/>
+              </w:rPr>
+              <w:t>621</w:t>
+            </w:r>
+          </w:p>
+        </w:tc>
+        <w:tc>
+          <w:tcPr>
+            <w:tcW w:w="2614" w:type="dxa"/>
+          </w:tcPr>
+          <w:p>
+            <w:pPr>
+              <w:widowControl/>
+              <w:jc w:val="center"/>
+              <w:rPr>
+                <w:rFonts w:ascii="Times New Roman" w:eastAsia="標楷體" w:hAnsi="Times New Roman" w:cs="Times New Roman" w:hint="eastAsia"/>
+                <w:sz w:val="22"/>
+                <w:szCs w:val="22"/>
+              </w:rPr>
+            </w:pPr>
+            <w:r>
+              <w:rPr>
+                <w:rFonts w:ascii="Times New Roman" w:eastAsia="標楷體" w:hAnsi="Times New Roman" w:cs="Times New Roman" w:hint="eastAsia"/>
+                <w:sz w:val="22"/>
+                <w:szCs w:val="22"/>
+              </w:rPr>
+              <w:t>0</w:t>
+            </w:r>
+          </w:p>
+        </w:tc>
+      </w:tr>
+      <w:tr>
+        <w:trPr>
+          <w:jc w:val="center"/>
+        </w:trPr>
+        <w:tc>
+          <w:tcPr>
+            <w:tcW w:w="2614" w:type="dxa"/>
+          </w:tcPr>
+          <w:p>
+            <w:pPr>
+              <w:widowControl/>
+              <w:jc w:val="center"/>
+              <w:rPr>
+                <w:rFonts w:ascii="Times New Roman" w:eastAsia="標楷體" w:hAnsi="Times New Roman" w:cs="Times New Roman" w:hint="eastAsia"/>
+                <w:sz w:val="22"/>
+                <w:szCs w:val="22"/>
+              </w:rPr>
+            </w:pPr>
+            <w:r>
+              <w:rPr>
+                <w:rFonts w:ascii="Times New Roman" w:eastAsia="標楷體" w:hAnsi="Times New Roman" w:cs="Times New Roman" w:hint="eastAsia"/>
+                <w:sz w:val="22"/>
+                <w:szCs w:val="22"/>
+              </w:rPr>
+              <w:t>敗訴</w:t>
+            </w:r>
+          </w:p>
+        </w:tc>
+        <w:tc>
+          <w:tcPr>
+            <w:tcW w:w="2614" w:type="dxa"/>
+          </w:tcPr>
+          <w:p>
+            <w:pPr>
+              <w:widowControl/>
+              <w:jc w:val="center"/>
+              <w:rPr>
+                <w:rFonts w:ascii="Times New Roman" w:eastAsia="標楷體" w:hAnsi="Times New Roman" w:cs="Times New Roman" w:hint="eastAsia"/>
+                <w:sz w:val="22"/>
+                <w:szCs w:val="22"/>
+              </w:rPr>
+            </w:pPr>
+            <w:r>
+              <w:rPr>
+                <w:rFonts w:ascii="Times New Roman" w:eastAsia="標楷體" w:hAnsi="Times New Roman" w:cs="Times New Roman" w:hint="eastAsia"/>
+                <w:sz w:val="22"/>
+                <w:szCs w:val="22"/>
+              </w:rPr>
+              <w:t>587</w:t>
+            </w:r>
+          </w:p>
+        </w:tc>
+        <w:tc>
+          <w:tcPr>
+            <w:tcW w:w="2614" w:type="dxa"/>
+          </w:tcPr>
+          <w:p>
+            <w:pPr>
+              <w:widowControl/>
+              <w:jc w:val="center"/>
+              <w:rPr>
+                <w:rFonts w:ascii="Times New Roman" w:eastAsia="標楷體" w:hAnsi="Times New Roman" w:cs="Times New Roman" w:hint="eastAsia"/>
+                <w:sz w:val="22"/>
+                <w:szCs w:val="22"/>
+              </w:rPr>
+            </w:pPr>
+            <w:r>
+              <w:rPr>
+                <w:rFonts w:ascii="Times New Roman" w:eastAsia="標楷體" w:hAnsi="Times New Roman" w:cs="Times New Roman" w:hint="eastAsia"/>
+                <w:sz w:val="22"/>
+                <w:szCs w:val="22"/>
+              </w:rPr>
+              <w:t>2840</w:t>
+            </w:r>
+          </w:p>
+        </w:tc>
+        <w:tc>
+          <w:tcPr>
+            <w:tcW w:w="2614" w:type="dxa"/>
+          </w:tcPr>
+          <w:p>
+            <w:pPr>
+              <w:widowControl/>
+              <w:jc w:val="center"/>
+              <w:rPr>
+                <w:rFonts w:ascii="Times New Roman" w:eastAsia="標楷體" w:hAnsi="Times New Roman" w:cs="Times New Roman" w:hint="eastAsia"/>
+                <w:sz w:val="22"/>
+                <w:szCs w:val="22"/>
+              </w:rPr>
+            </w:pPr>
+            <w:r>
+              <w:rPr>
+                <w:rFonts w:ascii="Times New Roman" w:eastAsia="標楷體" w:hAnsi="Times New Roman" w:cs="Times New Roman" w:hint="eastAsia"/>
+                <w:sz w:val="22"/>
+                <w:szCs w:val="22"/>
+              </w:rPr>
+              <w:t>0</w:t>
+            </w:r>
+          </w:p>
+        </w:tc>
+      </w:tr>
+      <w:tr>
+        <w:trPr>
+          <w:jc w:val="center"/>
+        </w:trPr>
+        <w:tc>
+          <w:tcPr>
+            <w:tcW w:w="2614" w:type="dxa"/>
+          </w:tcPr>
+          <w:p>
+            <w:pPr>
+              <w:widowControl/>
+              <w:jc w:val="center"/>
+              <w:rPr>
+                <w:rFonts w:ascii="Times New Roman" w:eastAsia="標楷體" w:hAnsi="Times New Roman" w:cs="Times New Roman" w:hint="eastAsia"/>
+                <w:sz w:val="22"/>
+                <w:szCs w:val="22"/>
+              </w:rPr>
+            </w:pPr>
+            <w:r>
+              <w:rPr>
+                <w:rFonts w:ascii="Times New Roman" w:eastAsia="標楷體" w:hAnsi="Times New Roman" w:cs="Times New Roman" w:hint="eastAsia"/>
+                <w:sz w:val="22"/>
+                <w:szCs w:val="22"/>
+              </w:rPr>
+              <w:t>部分勝訴</w:t>
+            </w:r>
+            <w:r>
+              <w:rPr>
+                <w:rFonts w:ascii="Times New Roman" w:eastAsia="標楷體" w:hAnsi="Times New Roman" w:cs="Times New Roman" w:hint="eastAsia"/>
+                <w:sz w:val="22"/>
+                <w:szCs w:val="22"/>
+              </w:rPr>
+              <w:t>/</w:t>
+            </w:r>
+            <w:r>
+              <w:rPr>
+                <w:rFonts w:ascii="Times New Roman" w:eastAsia="標楷體" w:hAnsi="Times New Roman" w:cs="Times New Roman" w:hint="eastAsia"/>
+                <w:sz w:val="22"/>
+                <w:szCs w:val="22"/>
+              </w:rPr>
+              <w:t>敗訴</w:t>
+            </w:r>
+          </w:p>
+        </w:tc>
+        <w:tc>
+          <w:tcPr>
+            <w:tcW w:w="2614" w:type="dxa"/>
+          </w:tcPr>
+          <w:p>
+            <w:pPr>
+              <w:widowControl/>
+              <w:jc w:val="center"/>
+              <w:rPr>
+                <w:rFonts w:ascii="Times New Roman" w:eastAsia="標楷體" w:hAnsi="Times New Roman" w:cs="Times New Roman" w:hint="eastAsia"/>
+                <w:sz w:val="22"/>
+                <w:szCs w:val="22"/>
+              </w:rPr>
+            </w:pPr>
+            <w:r>
+              <w:rPr>
+                <w:rFonts w:ascii="Times New Roman" w:eastAsia="標楷體" w:hAnsi="Times New Roman" w:cs="Times New Roman" w:hint="eastAsia"/>
+                <w:sz w:val="22"/>
+                <w:szCs w:val="22"/>
+              </w:rPr>
+              <w:t>21</w:t>
+            </w:r>
+          </w:p>
+        </w:tc>
+        <w:tc>
+          <w:tcPr>
+            <w:tcW w:w="2614" w:type="dxa"/>
+          </w:tcPr>
+          <w:p>
+            <w:pPr>
+              <w:widowControl/>
+              <w:jc w:val="center"/>
+              <w:rPr>
+                <w:rFonts w:ascii="Times New Roman" w:eastAsia="標楷體" w:hAnsi="Times New Roman" w:cs="Times New Roman" w:hint="eastAsia"/>
+                <w:sz w:val="22"/>
+                <w:szCs w:val="22"/>
+              </w:rPr>
+            </w:pPr>
+            <w:r>
+              <w:rPr>
+                <w:rFonts w:ascii="Times New Roman" w:eastAsia="標楷體" w:hAnsi="Times New Roman" w:cs="Times New Roman" w:hint="eastAsia"/>
+                <w:sz w:val="22"/>
+                <w:szCs w:val="22"/>
+              </w:rPr>
+              <w:t>57</w:t>
+            </w:r>
+          </w:p>
+        </w:tc>
+        <w:tc>
+          <w:tcPr>
+            <w:tcW w:w="2614" w:type="dxa"/>
+          </w:tcPr>
+          <w:p>
+            <w:pPr>
+              <w:widowControl/>
+              <w:jc w:val="center"/>
+              <w:rPr>
+                <w:rFonts w:ascii="Times New Roman" w:eastAsia="標楷體" w:hAnsi="Times New Roman" w:cs="Times New Roman" w:hint="eastAsia"/>
+                <w:sz w:val="22"/>
+                <w:szCs w:val="22"/>
+              </w:rPr>
+            </w:pPr>
+            <w:r>
+              <w:rPr>
+                <w:rFonts w:ascii="Times New Roman" w:eastAsia="標楷體" w:hAnsi="Times New Roman" w:cs="Times New Roman" w:hint="eastAsia"/>
+                <w:sz w:val="22"/>
+                <w:szCs w:val="22"/>
+              </w:rPr>
+              <w:t>0</w:t>
+            </w:r>
+          </w:p>
+        </w:tc>
+      </w:tr>
+    </w:tbl>
+    <w:p>
+      <w:pPr>
+        <w:widowControl/>
+        <w:rPr>
+          <w:rFonts w:ascii="Times New Roman" w:eastAsia="標楷體" w:hAnsi="Times New Roman" w:cs="Times New Roman"/>
+          <w:sz w:val="28"/>
+          <w:szCs w:val="28"/>
+        </w:rPr>
+      </w:pPr>
+      <w:r>
+        <w:rPr>
+          <w:rFonts w:ascii="Times New Roman" w:eastAsia="標楷體" w:hAnsi="Times New Roman" w:cs="Times New Roman"/>
+          <w:sz w:val="28"/>
+          <w:szCs w:val="28"/>
+        </w:rPr>
+        <w:br/>
+      </w:r>
+    </w:p>
+    <w:tbl>
+      <w:tblPr>
+        <w:tblStyle w:val="af3"/>
+        <w:tblW w:w="0" w:type="auto"/>
+        <w:tblBorders>
+          <w:top w:val="double" w:sz="4" w:space="0" w:color="auto"/>
+          <w:left w:val="none" w:sz="0" w:space="0" w:color="auto"/>
+          <w:right w:val="none" w:sz="0" w:space="0" w:color="auto"/>
+          <w:insideH w:val="none" w:sz="0" w:space="0" w:color="auto"/>
+          <w:insideV w:val="none" w:sz="0" w:space="0" w:color="auto"/>
+        </w:tblBorders>
+        <w:tblLook w:val="04A0" w:firstRow="1" w:lastRow="0" w:firstColumn="1" w:lastColumn="0" w:noHBand="0" w:noVBand="1"/>
+      </w:tblPr>
+      <w:tblGrid>
+        <w:gridCol w:w="2091"/>
+        <w:gridCol w:w="2091"/>
+        <w:gridCol w:w="2091"/>
+        <w:gridCol w:w="2091"/>
+        <w:gridCol w:w="2092"/>
+      </w:tblGrid>
+      <w:tr>
+        <w:tc>
+          <w:tcPr>
+            <w:tcW w:w="2091" w:type="dxa"/>
+            <w:tcBorders>
+              <w:bottom w:val="single" w:sz="4" w:space="0" w:color="auto"/>
+            </w:tcBorders>
+          </w:tcPr>
+          <w:p>
+            <w:pPr>
+              <w:widowControl/>
+              <w:jc w:val="center"/>
+              <w:rPr>
+                <w:rFonts w:ascii="Times New Roman" w:eastAsia="標楷體" w:hAnsi="Times New Roman" w:cs="Times New Roman" w:hint="eastAsia"/>
+                <w:sz w:val="22"/>
+                <w:szCs w:val="22"/>
+              </w:rPr>
+            </w:pPr>
+          </w:p>
+        </w:tc>
+        <w:tc>
+          <w:tcPr>
+            <w:tcW w:w="2091" w:type="dxa"/>
+            <w:tcBorders>
+              <w:bottom w:val="single" w:sz="4" w:space="0" w:color="auto"/>
+            </w:tcBorders>
+          </w:tcPr>
+          <w:p>
+            <w:pPr>
+              <w:widowControl/>
+              <w:jc w:val="center"/>
+              <w:rPr>
+                <w:rFonts w:ascii="Times New Roman" w:eastAsia="標楷體" w:hAnsi="Times New Roman" w:cs="Times New Roman" w:hint="eastAsia"/>
+                <w:sz w:val="22"/>
+                <w:szCs w:val="22"/>
+              </w:rPr>
+            </w:pPr>
+            <w:r>
+              <w:rPr>
+                <w:rFonts w:ascii="Times New Roman" w:eastAsia="標楷體" w:hAnsi="Times New Roman" w:cs="Times New Roman"/>
+                <w:sz w:val="22"/>
+                <w:szCs w:val="22"/>
+              </w:rPr>
+              <w:t>P</w:t>
+            </w:r>
+            <w:r>
+              <w:rPr>
+                <w:rFonts w:ascii="Times New Roman" w:eastAsia="標楷體" w:hAnsi="Times New Roman" w:cs="Times New Roman" w:hint="eastAsia"/>
+                <w:sz w:val="22"/>
+                <w:szCs w:val="22"/>
+              </w:rPr>
+              <w:t>recision</w:t>
+            </w:r>
+          </w:p>
+        </w:tc>
+        <w:tc>
+          <w:tcPr>
+            <w:tcW w:w="2091" w:type="dxa"/>
+            <w:tcBorders>
+              <w:bottom w:val="single" w:sz="4" w:space="0" w:color="auto"/>
+            </w:tcBorders>
+          </w:tcPr>
+          <w:p>
+            <w:pPr>
+              <w:widowControl/>
+              <w:jc w:val="center"/>
+              <w:rPr>
+                <w:rFonts w:ascii="Times New Roman" w:eastAsia="標楷體" w:hAnsi="Times New Roman" w:cs="Times New Roman" w:hint="eastAsia"/>
+                <w:sz w:val="22"/>
+                <w:szCs w:val="22"/>
+              </w:rPr>
+            </w:pPr>
+            <w:r>
+              <w:rPr>
+                <w:rFonts w:ascii="Times New Roman" w:eastAsia="標楷體" w:hAnsi="Times New Roman" w:cs="Times New Roman"/>
+                <w:sz w:val="22"/>
+                <w:szCs w:val="22"/>
+              </w:rPr>
+              <w:t>R</w:t>
+            </w:r>
+            <w:r>
+              <w:rPr>
+                <w:rFonts w:ascii="Times New Roman" w:eastAsia="標楷體" w:hAnsi="Times New Roman" w:cs="Times New Roman" w:hint="eastAsia"/>
+                <w:sz w:val="22"/>
+                <w:szCs w:val="22"/>
+              </w:rPr>
+              <w:t>ecall</w:t>
+            </w:r>
+          </w:p>
+        </w:tc>
+        <w:tc>
+          <w:tcPr>
+            <w:tcW w:w="2091" w:type="dxa"/>
+            <w:tcBorders>
+              <w:bottom w:val="single" w:sz="4" w:space="0" w:color="auto"/>
+            </w:tcBorders>
+          </w:tcPr>
+          <w:p>
+            <w:pPr>
+              <w:widowControl/>
+              <w:jc w:val="center"/>
+              <w:rPr>
+                <w:rFonts w:ascii="Times New Roman" w:eastAsia="標楷體" w:hAnsi="Times New Roman" w:cs="Times New Roman" w:hint="eastAsia"/>
+                <w:sz w:val="22"/>
+                <w:szCs w:val="22"/>
+              </w:rPr>
+            </w:pPr>
+            <w:r>
+              <w:rPr>
+                <w:rFonts w:ascii="Times New Roman" w:eastAsia="標楷體" w:hAnsi="Times New Roman" w:cs="Times New Roman"/>
+                <w:sz w:val="22"/>
+                <w:szCs w:val="22"/>
+              </w:rPr>
+              <w:t>F</w:t>
+            </w:r>
+            <w:r>
+              <w:rPr>
+                <w:rFonts w:ascii="Times New Roman" w:eastAsia="標楷體" w:hAnsi="Times New Roman" w:cs="Times New Roman" w:hint="eastAsia"/>
+                <w:sz w:val="22"/>
+                <w:szCs w:val="22"/>
+              </w:rPr>
+              <w:t>1 score</w:t>
+            </w:r>
+          </w:p>
+        </w:tc>
+        <w:tc>
+          <w:tcPr>
+            <w:tcW w:w="2092" w:type="dxa"/>
+            <w:tcBorders>
+              <w:bottom w:val="single" w:sz="4" w:space="0" w:color="auto"/>
+            </w:tcBorders>
+          </w:tcPr>
+          <w:p>
+            <w:pPr>
+              <w:widowControl/>
+              <w:jc w:val="center"/>
+              <w:rPr>
+                <w:rFonts w:ascii="Times New Roman" w:eastAsia="標楷體" w:hAnsi="Times New Roman" w:cs="Times New Roman" w:hint="eastAsia"/>
+                <w:sz w:val="22"/>
+                <w:szCs w:val="22"/>
+              </w:rPr>
+            </w:pPr>
+            <w:r>
+              <w:rPr>
+                <w:rFonts w:ascii="Times New Roman" w:eastAsia="標楷體" w:hAnsi="Times New Roman" w:cs="Times New Roman"/>
+                <w:sz w:val="22"/>
+                <w:szCs w:val="22"/>
+              </w:rPr>
+              <w:t>S</w:t>
+            </w:r>
+            <w:r>
+              <w:rPr>
+                <w:rFonts w:ascii="Times New Roman" w:eastAsia="標楷體" w:hAnsi="Times New Roman" w:cs="Times New Roman" w:hint="eastAsia"/>
+                <w:sz w:val="22"/>
+                <w:szCs w:val="22"/>
+              </w:rPr>
+              <w:t>upport</w:t>
+            </w:r>
+          </w:p>
+        </w:tc>
+      </w:tr>
+      <w:tr>
+        <w:tc>
+          <w:tcPr>
+            <w:tcW w:w="2091" w:type="dxa"/>
+            <w:tcBorders>
+              <w:top w:val="single" w:sz="4" w:space="0" w:color="auto"/>
+              <w:bottom w:val="single" w:sz="4" w:space="0" w:color="auto"/>
+            </w:tcBorders>
+          </w:tcPr>
+          <w:p>
+            <w:pPr>
+              <w:widowControl/>
+              <w:jc w:val="center"/>
+              <w:rPr>
+                <w:rFonts w:ascii="Times New Roman" w:eastAsia="標楷體" w:hAnsi="Times New Roman" w:cs="Times New Roman" w:hint="eastAsia"/>
+                <w:sz w:val="22"/>
+                <w:szCs w:val="22"/>
+              </w:rPr>
+            </w:pPr>
+            <w:r>
+              <w:rPr>
+                <w:rFonts w:ascii="Times New Roman" w:eastAsia="標楷體" w:hAnsi="Times New Roman" w:cs="Times New Roman"/>
+                <w:sz w:val="22"/>
+                <w:szCs w:val="22"/>
+              </w:rPr>
+              <w:t>O</w:t>
+            </w:r>
+            <w:r>
+              <w:rPr>
+                <w:rFonts w:ascii="Times New Roman" w:eastAsia="標楷體" w:hAnsi="Times New Roman" w:cs="Times New Roman" w:hint="eastAsia"/>
+                <w:sz w:val="22"/>
+                <w:szCs w:val="22"/>
+              </w:rPr>
+              <w:t>verall</w:t>
+            </w:r>
+          </w:p>
+        </w:tc>
+        <w:tc>
+          <w:tcPr>
+            <w:tcW w:w="2091" w:type="dxa"/>
+            <w:tcBorders>
+              <w:top w:val="single" w:sz="4" w:space="0" w:color="auto"/>
+              <w:bottom w:val="single" w:sz="4" w:space="0" w:color="auto"/>
+            </w:tcBorders>
+          </w:tcPr>
+          <w:p>
+            <w:pPr>
+              <w:widowControl/>
+              <w:jc w:val="center"/>
+              <w:rPr>
+                <w:rFonts w:ascii="Times New Roman" w:eastAsia="標楷體" w:hAnsi="Times New Roman" w:cs="Times New Roman"/>
+                <w:sz w:val="22"/>
+                <w:szCs w:val="22"/>
+              </w:rPr>
+            </w:pPr>
+            <w:r>
+              <w:rPr>
+                <w:rFonts w:ascii="Times New Roman" w:eastAsia="標楷體" w:hAnsi="Times New Roman" w:cs="Times New Roman"/>
+                <w:sz w:val="22"/>
+                <w:szCs w:val="22"/>
+              </w:rPr>
+              <w:t>0.838259</w:t>
+            </w:r>
+          </w:p>
+        </w:tc>
+        <w:tc>
+          <w:tcPr>
+            <w:tcW w:w="2091" w:type="dxa"/>
+            <w:tcBorders>
+              <w:top w:val="single" w:sz="4" w:space="0" w:color="auto"/>
+              <w:bottom w:val="single" w:sz="4" w:space="0" w:color="auto"/>
+            </w:tcBorders>
+          </w:tcPr>
+          <w:p>
+            <w:pPr>
+              <w:widowControl/>
+              <w:jc w:val="center"/>
+              <w:rPr>
+                <w:rFonts w:ascii="Times New Roman" w:eastAsia="標楷體" w:hAnsi="Times New Roman" w:cs="Times New Roman"/>
+                <w:sz w:val="22"/>
+                <w:szCs w:val="22"/>
+              </w:rPr>
+            </w:pPr>
+            <w:r>
+              <w:rPr>
+                <w:rFonts w:ascii="Times New Roman" w:eastAsia="標楷體" w:hAnsi="Times New Roman" w:cs="Times New Roman"/>
+                <w:sz w:val="22"/>
+                <w:szCs w:val="22"/>
+              </w:rPr>
+              <w:t>0.559813</w:t>
+            </w:r>
+          </w:p>
+        </w:tc>
+        <w:tc>
+          <w:tcPr>
+            <w:tcW w:w="2091" w:type="dxa"/>
+            <w:tcBorders>
+              <w:top w:val="single" w:sz="4" w:space="0" w:color="auto"/>
+              <w:bottom w:val="single" w:sz="4" w:space="0" w:color="auto"/>
+            </w:tcBorders>
+          </w:tcPr>
+          <w:p>
+            <w:pPr>
+              <w:widowControl/>
+              <w:jc w:val="center"/>
+              <w:rPr>
+                <w:rFonts w:ascii="Times New Roman" w:eastAsia="標楷體" w:hAnsi="Times New Roman" w:cs="Times New Roman"/>
+                <w:sz w:val="22"/>
+                <w:szCs w:val="22"/>
+              </w:rPr>
+            </w:pPr>
+            <w:r>
+              <w:rPr>
+                <w:rFonts w:ascii="Times New Roman" w:eastAsia="標楷體" w:hAnsi="Times New Roman" w:cs="Times New Roman"/>
+                <w:sz w:val="22"/>
+                <w:szCs w:val="22"/>
+              </w:rPr>
+              <w:t>0.834283</w:t>
+            </w:r>
+          </w:p>
+        </w:tc>
+        <w:tc>
+          <w:tcPr>
+            <w:tcW w:w="2092" w:type="dxa"/>
+            <w:tcBorders>
+              <w:top w:val="single" w:sz="4" w:space="0" w:color="auto"/>
+              <w:bottom w:val="single" w:sz="4" w:space="0" w:color="auto"/>
+            </w:tcBorders>
+          </w:tcPr>
+          <w:p>
+            <w:pPr>
+              <w:widowControl/>
+              <w:jc w:val="center"/>
+              <w:rPr>
+                <w:rFonts w:ascii="Times New Roman" w:eastAsia="標楷體" w:hAnsi="Times New Roman" w:cs="Times New Roman"/>
+                <w:sz w:val="22"/>
+                <w:szCs w:val="22"/>
+              </w:rPr>
+            </w:pPr>
+          </w:p>
+        </w:tc>
+      </w:tr>
+      <w:tr>
+        <w:tc>
+          <w:tcPr>
+            <w:tcW w:w="2091" w:type="dxa"/>
+            <w:tcBorders>
+              <w:top w:val="single" w:sz="4" w:space="0" w:color="auto"/>
+            </w:tcBorders>
+          </w:tcPr>
+          <w:p>
+            <w:pPr>
+              <w:widowControl/>
+              <w:jc w:val="center"/>
+              <w:rPr>
+                <w:rFonts w:ascii="Times New Roman" w:eastAsia="標楷體" w:hAnsi="Times New Roman" w:cs="Times New Roman" w:hint="eastAsia"/>
+                <w:sz w:val="22"/>
+                <w:szCs w:val="22"/>
+              </w:rPr>
+            </w:pPr>
+            <w:r>
+              <w:rPr>
+                <w:rFonts w:ascii="Times New Roman" w:eastAsia="標楷體" w:hAnsi="Times New Roman" w:cs="Times New Roman" w:hint="eastAsia"/>
+                <w:sz w:val="22"/>
+                <w:szCs w:val="22"/>
+              </w:rPr>
+              <w:t>勝訴</w:t>
+            </w:r>
+          </w:p>
+        </w:tc>
+        <w:tc>
+          <w:tcPr>
+            <w:tcW w:w="2091" w:type="dxa"/>
+            <w:tcBorders>
+              <w:top w:val="single" w:sz="4" w:space="0" w:color="auto"/>
+            </w:tcBorders>
+          </w:tcPr>
+          <w:p>
+            <w:pPr>
+              <w:widowControl/>
+              <w:jc w:val="center"/>
+              <w:rPr>
+                <w:rFonts w:ascii="Times New Roman" w:eastAsia="標楷體" w:hAnsi="Times New Roman" w:cs="Times New Roman" w:hint="eastAsia"/>
+                <w:sz w:val="22"/>
+                <w:szCs w:val="22"/>
+              </w:rPr>
+            </w:pPr>
+            <w:r>
+              <w:rPr>
+                <w:rFonts w:ascii="Times New Roman" w:eastAsia="標楷體" w:hAnsi="Times New Roman" w:cs="Times New Roman"/>
+                <w:sz w:val="22"/>
+                <w:szCs w:val="22"/>
+              </w:rPr>
+              <w:t>0.862847</w:t>
+            </w:r>
+          </w:p>
+        </w:tc>
+        <w:tc>
+          <w:tcPr>
+            <w:tcW w:w="2091" w:type="dxa"/>
+            <w:tcBorders>
+              <w:top w:val="single" w:sz="4" w:space="0" w:color="auto"/>
+            </w:tcBorders>
+          </w:tcPr>
+          <w:p>
+            <w:pPr>
+              <w:widowControl/>
+              <w:jc w:val="center"/>
+              <w:rPr>
+                <w:rFonts w:ascii="Times New Roman" w:eastAsia="標楷體" w:hAnsi="Times New Roman" w:cs="Times New Roman" w:hint="eastAsia"/>
+                <w:sz w:val="22"/>
+                <w:szCs w:val="22"/>
+              </w:rPr>
+            </w:pPr>
+            <w:r>
+              <w:rPr>
+                <w:rFonts w:ascii="Times New Roman" w:eastAsia="標楷體" w:hAnsi="Times New Roman" w:cs="Times New Roman"/>
+                <w:sz w:val="22"/>
+                <w:szCs w:val="22"/>
+              </w:rPr>
+              <w:t>0.860324</w:t>
+            </w:r>
+          </w:p>
+        </w:tc>
+        <w:tc>
+          <w:tcPr>
+            <w:tcW w:w="2091" w:type="dxa"/>
+            <w:tcBorders>
+              <w:top w:val="single" w:sz="4" w:space="0" w:color="auto"/>
+            </w:tcBorders>
+          </w:tcPr>
+          <w:p>
+            <w:pPr>
+              <w:widowControl/>
+              <w:jc w:val="center"/>
+              <w:rPr>
+                <w:rFonts w:ascii="Times New Roman" w:eastAsia="標楷體" w:hAnsi="Times New Roman" w:cs="Times New Roman" w:hint="eastAsia"/>
+                <w:sz w:val="22"/>
+                <w:szCs w:val="22"/>
+              </w:rPr>
+            </w:pPr>
+            <w:r>
+              <w:rPr>
+                <w:rFonts w:ascii="Times New Roman" w:eastAsia="標楷體" w:hAnsi="Times New Roman" w:cs="Times New Roman"/>
+                <w:sz w:val="22"/>
+                <w:szCs w:val="22"/>
+              </w:rPr>
+              <w:t>0.861584</w:t>
+            </w:r>
+          </w:p>
+        </w:tc>
+        <w:tc>
+          <w:tcPr>
+            <w:tcW w:w="2092" w:type="dxa"/>
+            <w:tcBorders>
+              <w:top w:val="single" w:sz="4" w:space="0" w:color="auto"/>
+            </w:tcBorders>
+          </w:tcPr>
+          <w:p>
+            <w:pPr>
+              <w:widowControl/>
+              <w:jc w:val="center"/>
+              <w:rPr>
+                <w:rFonts w:ascii="Times New Roman" w:eastAsia="標楷體" w:hAnsi="Times New Roman" w:cs="Times New Roman" w:hint="eastAsia"/>
+                <w:sz w:val="22"/>
+                <w:szCs w:val="22"/>
+              </w:rPr>
+            </w:pPr>
+            <w:r>
+              <w:rPr>
+                <w:rFonts w:ascii="Times New Roman" w:eastAsia="標楷體" w:hAnsi="Times New Roman" w:cs="Times New Roman"/>
+                <w:sz w:val="22"/>
+                <w:szCs w:val="22"/>
+              </w:rPr>
+              <w:t>4446</w:t>
+            </w:r>
+          </w:p>
+        </w:tc>
+      </w:tr>
+      <w:tr>
+        <w:tc>
+          <w:tcPr>
+            <w:tcW w:w="2091" w:type="dxa"/>
+          </w:tcPr>
+          <w:p>
+            <w:pPr>
+              <w:widowControl/>
+              <w:jc w:val="center"/>
+              <w:rPr>
+                <w:rFonts w:ascii="Times New Roman" w:eastAsia="標楷體" w:hAnsi="Times New Roman" w:cs="Times New Roman" w:hint="eastAsia"/>
+                <w:sz w:val="22"/>
+                <w:szCs w:val="22"/>
+              </w:rPr>
+            </w:pPr>
+            <w:r>
+              <w:rPr>
+                <w:rFonts w:ascii="Times New Roman" w:eastAsia="標楷體" w:hAnsi="Times New Roman" w:cs="Times New Roman" w:hint="eastAsia"/>
+                <w:sz w:val="22"/>
+                <w:szCs w:val="22"/>
+              </w:rPr>
+              <w:t>敗訴</w:t>
+            </w:r>
+          </w:p>
+        </w:tc>
+        <w:tc>
+          <w:tcPr>
+            <w:tcW w:w="2091" w:type="dxa"/>
+          </w:tcPr>
+          <w:p>
+            <w:pPr>
+              <w:widowControl/>
+              <w:jc w:val="center"/>
+              <w:rPr>
+                <w:rFonts w:ascii="Times New Roman" w:eastAsia="標楷體" w:hAnsi="Times New Roman" w:cs="Times New Roman" w:hint="eastAsia"/>
+                <w:sz w:val="22"/>
+                <w:szCs w:val="22"/>
+              </w:rPr>
+            </w:pPr>
+            <w:r>
+              <w:rPr>
+                <w:rFonts w:ascii="Times New Roman" w:eastAsia="標楷體" w:hAnsi="Times New Roman" w:cs="Times New Roman"/>
+                <w:sz w:val="22"/>
+                <w:szCs w:val="22"/>
+              </w:rPr>
+              <w:t>0.807277</w:t>
+            </w:r>
+          </w:p>
+        </w:tc>
+        <w:tc>
+          <w:tcPr>
+            <w:tcW w:w="2091" w:type="dxa"/>
+          </w:tcPr>
+          <w:p>
+            <w:pPr>
+              <w:widowControl/>
+              <w:jc w:val="center"/>
+              <w:rPr>
+                <w:rFonts w:ascii="Times New Roman" w:eastAsia="標楷體" w:hAnsi="Times New Roman" w:cs="Times New Roman" w:hint="eastAsia"/>
+                <w:sz w:val="22"/>
+                <w:szCs w:val="22"/>
+              </w:rPr>
+            </w:pPr>
+            <w:r>
+              <w:rPr>
+                <w:rFonts w:ascii="Times New Roman" w:eastAsia="標楷體" w:hAnsi="Times New Roman" w:cs="Times New Roman"/>
+                <w:sz w:val="22"/>
+                <w:szCs w:val="22"/>
+              </w:rPr>
+              <w:t>0.828713</w:t>
+            </w:r>
+          </w:p>
+        </w:tc>
+        <w:tc>
+          <w:tcPr>
+            <w:tcW w:w="2091" w:type="dxa"/>
+          </w:tcPr>
+          <w:p>
+            <w:pPr>
+              <w:widowControl/>
+              <w:jc w:val="center"/>
+              <w:rPr>
+                <w:rFonts w:ascii="Times New Roman" w:eastAsia="標楷體" w:hAnsi="Times New Roman" w:cs="Times New Roman" w:hint="eastAsia"/>
+                <w:sz w:val="22"/>
+                <w:szCs w:val="22"/>
+              </w:rPr>
+            </w:pPr>
+            <w:r>
+              <w:rPr>
+                <w:rFonts w:ascii="Times New Roman" w:eastAsia="標楷體" w:hAnsi="Times New Roman" w:cs="Times New Roman"/>
+                <w:sz w:val="22"/>
+                <w:szCs w:val="22"/>
+              </w:rPr>
+              <w:t>0.817855</w:t>
+            </w:r>
+          </w:p>
+        </w:tc>
+        <w:tc>
+          <w:tcPr>
+            <w:tcW w:w="2092" w:type="dxa"/>
+          </w:tcPr>
+          <w:p>
+            <w:pPr>
+              <w:widowControl/>
+              <w:jc w:val="center"/>
+              <w:rPr>
+                <w:rFonts w:ascii="Times New Roman" w:eastAsia="標楷體" w:hAnsi="Times New Roman" w:cs="Times New Roman" w:hint="eastAsia"/>
+                <w:sz w:val="22"/>
+                <w:szCs w:val="22"/>
+              </w:rPr>
+            </w:pPr>
+            <w:r>
+              <w:rPr>
+                <w:rFonts w:ascii="Times New Roman" w:eastAsia="標楷體" w:hAnsi="Times New Roman" w:cs="Times New Roman"/>
+                <w:sz w:val="22"/>
+                <w:szCs w:val="22"/>
+              </w:rPr>
+              <w:t>3427</w:t>
+            </w:r>
+          </w:p>
+        </w:tc>
+      </w:tr>
+      <w:tr>
+        <w:tc>
+          <w:tcPr>
+            <w:tcW w:w="2091" w:type="dxa"/>
+          </w:tcPr>
+          <w:p>
+            <w:pPr>
+              <w:widowControl/>
+              <w:jc w:val="center"/>
+              <w:rPr>
+                <w:rFonts w:ascii="Times New Roman" w:eastAsia="標楷體" w:hAnsi="Times New Roman" w:cs="Times New Roman" w:hint="eastAsia"/>
+                <w:sz w:val="22"/>
+                <w:szCs w:val="22"/>
+              </w:rPr>
+            </w:pPr>
+            <w:r>
+              <w:rPr>
+                <w:rFonts w:ascii="Times New Roman" w:eastAsia="標楷體" w:hAnsi="Times New Roman" w:cs="Times New Roman" w:hint="eastAsia"/>
+                <w:sz w:val="22"/>
+                <w:szCs w:val="22"/>
+              </w:rPr>
+              <w:t>部分勝訴</w:t>
+            </w:r>
+            <w:r>
+              <w:rPr>
+                <w:rFonts w:ascii="Times New Roman" w:eastAsia="標楷體" w:hAnsi="Times New Roman" w:cs="Times New Roman" w:hint="eastAsia"/>
+                <w:sz w:val="22"/>
+                <w:szCs w:val="22"/>
+              </w:rPr>
+              <w:t>/</w:t>
+            </w:r>
+            <w:r>
+              <w:rPr>
+                <w:rFonts w:ascii="Times New Roman" w:eastAsia="標楷體" w:hAnsi="Times New Roman" w:cs="Times New Roman" w:hint="eastAsia"/>
+                <w:sz w:val="22"/>
+                <w:szCs w:val="22"/>
+              </w:rPr>
+              <w:t>敗訴</w:t>
+            </w:r>
+          </w:p>
+        </w:tc>
+        <w:tc>
+          <w:tcPr>
+            <w:tcW w:w="2091" w:type="dxa"/>
+          </w:tcPr>
+          <w:p>
+            <w:pPr>
+              <w:widowControl/>
+              <w:jc w:val="center"/>
+              <w:rPr>
+                <w:rFonts w:ascii="Times New Roman" w:eastAsia="標楷體" w:hAnsi="Times New Roman" w:cs="Times New Roman" w:hint="eastAsia"/>
+                <w:sz w:val="22"/>
+                <w:szCs w:val="22"/>
+              </w:rPr>
+            </w:pPr>
+            <w:r>
+              <w:rPr>
+                <w:rFonts w:ascii="Times New Roman" w:eastAsia="標楷體" w:hAnsi="Times New Roman" w:cs="Times New Roman" w:hint="eastAsia"/>
+                <w:sz w:val="22"/>
+                <w:szCs w:val="22"/>
+              </w:rPr>
+              <w:t>0</w:t>
+            </w:r>
+          </w:p>
+        </w:tc>
+        <w:tc>
+          <w:tcPr>
+            <w:tcW w:w="2091" w:type="dxa"/>
+          </w:tcPr>
+          <w:p>
+            <w:pPr>
+              <w:widowControl/>
+              <w:jc w:val="center"/>
+              <w:rPr>
+                <w:rFonts w:ascii="Times New Roman" w:eastAsia="標楷體" w:hAnsi="Times New Roman" w:cs="Times New Roman" w:hint="eastAsia"/>
+                <w:sz w:val="22"/>
+                <w:szCs w:val="22"/>
+              </w:rPr>
+            </w:pPr>
+            <w:r>
+              <w:rPr>
+                <w:rFonts w:ascii="Times New Roman" w:eastAsia="標楷體" w:hAnsi="Times New Roman" w:cs="Times New Roman" w:hint="eastAsia"/>
+                <w:sz w:val="22"/>
+                <w:szCs w:val="22"/>
+              </w:rPr>
+              <w:t>0</w:t>
+            </w:r>
+          </w:p>
+        </w:tc>
+        <w:tc>
+          <w:tcPr>
+            <w:tcW w:w="2091" w:type="dxa"/>
+          </w:tcPr>
+          <w:p>
+            <w:pPr>
+              <w:widowControl/>
+              <w:jc w:val="center"/>
+              <w:rPr>
+                <w:rFonts w:ascii="Times New Roman" w:eastAsia="標楷體" w:hAnsi="Times New Roman" w:cs="Times New Roman" w:hint="eastAsia"/>
+                <w:sz w:val="22"/>
+                <w:szCs w:val="22"/>
+              </w:rPr>
+            </w:pPr>
+            <w:r>
+              <w:rPr>
+                <w:rFonts w:ascii="Times New Roman" w:eastAsia="標楷體" w:hAnsi="Times New Roman" w:cs="Times New Roman" w:hint="eastAsia"/>
+                <w:sz w:val="22"/>
+                <w:szCs w:val="22"/>
+              </w:rPr>
+              <w:t>0</w:t>
+            </w:r>
+          </w:p>
+        </w:tc>
+        <w:tc>
+          <w:tcPr>
+            <w:tcW w:w="2092" w:type="dxa"/>
+          </w:tcPr>
+          <w:p>
+            <w:pPr>
+              <w:widowControl/>
+              <w:jc w:val="center"/>
+              <w:rPr>
+                <w:rFonts w:ascii="Times New Roman" w:eastAsia="標楷體" w:hAnsi="Times New Roman" w:cs="Times New Roman" w:hint="eastAsia"/>
+                <w:sz w:val="22"/>
+                <w:szCs w:val="22"/>
+              </w:rPr>
+            </w:pPr>
+            <w:r>
+              <w:rPr>
+                <w:rFonts w:ascii="Times New Roman" w:eastAsia="標楷體" w:hAnsi="Times New Roman" w:cs="Times New Roman" w:hint="eastAsia"/>
+                <w:sz w:val="22"/>
+                <w:szCs w:val="22"/>
+              </w:rPr>
+              <w:t>78</w:t>
+            </w:r>
+          </w:p>
+        </w:tc>
+      </w:tr>
+    </w:tbl>
+    <w:p>
+      <w:pPr>
+        <w:widowControl/>
+        <w:rPr>
+          <w:rFonts w:ascii="Times New Roman" w:eastAsia="標楷體" w:hAnsi="Times New Roman" w:cs="Times New Roman" w:hint="eastAsia"/>
+          <w:sz w:val="28"/>
+          <w:szCs w:val="28"/>
+        </w:rPr>
+      </w:pPr>
     </w:p>
     <w:p>
       <w:pPr>
@@ -11308,604 +13259,6 @@
           <w:szCs w:val="28"/>
         </w:rPr>
         <w:br w:type="page"/>
-      </w:r>
-    </w:p>
-    <w:p>
-      <w:pPr>
-        <w:outlineLvl w:val="0"/>
-        <w:rPr>
-          <w:rFonts w:ascii="Times New Roman" w:eastAsia="標楷體" w:hAnsi="Times New Roman" w:cs="Times New Roman"/>
-          <w:sz w:val="28"/>
-          <w:szCs w:val="28"/>
-        </w:rPr>
-      </w:pPr>
-      <w:r>
-        <w:rPr>
-          <w:rFonts w:ascii="Times New Roman" w:eastAsia="標楷體" w:hAnsi="Times New Roman" w:cs="Times New Roman" w:hint="eastAsia"/>
-          <w:sz w:val="28"/>
-          <w:szCs w:val="28"/>
-        </w:rPr>
-        <w:lastRenderedPageBreak/>
-        <w:t>效能評估</w:t>
-      </w:r>
-    </w:p>
-    <w:p>
-      <w:pPr>
-        <w:outlineLvl w:val="0"/>
-        <w:rPr>
-          <w:rFonts w:ascii="Times New Roman" w:eastAsia="標楷體" w:hAnsi="Times New Roman" w:cs="Times New Roman"/>
-          <w:sz w:val="28"/>
-          <w:szCs w:val="28"/>
-        </w:rPr>
-      </w:pPr>
-      <w:r>
-        <w:rPr>
-          <w:rFonts w:ascii="Times New Roman" w:eastAsia="標楷體" w:hAnsi="Times New Roman" w:cs="Times New Roman"/>
-          <w:sz w:val="28"/>
-          <w:szCs w:val="28"/>
-        </w:rPr>
-        <w:t>為全面且客觀地評估各預測模型之效能，本研究採用多維度的評估指標。考量到法律判決中「勝訴」、「敗訴」及「部分勝訴</w:t>
-      </w:r>
-      <w:r>
-        <w:rPr>
-          <w:rFonts w:ascii="Times New Roman" w:eastAsia="標楷體" w:hAnsi="Times New Roman" w:cs="Times New Roman"/>
-          <w:sz w:val="28"/>
-          <w:szCs w:val="28"/>
-        </w:rPr>
-        <w:t>/</w:t>
-      </w:r>
-      <w:r>
-        <w:rPr>
-          <w:rFonts w:ascii="Times New Roman" w:eastAsia="標楷體" w:hAnsi="Times New Roman" w:cs="Times New Roman"/>
-          <w:sz w:val="28"/>
-          <w:szCs w:val="28"/>
-        </w:rPr>
-        <w:t>敗訴」之樣本分佈不均（類別不平衡），本研究除計算整體指標外，亦針對各類別分別進行效能分析：</w:t>
-      </w:r>
-    </w:p>
-    <w:p>
-      <w:pPr>
-        <w:outlineLvl w:val="0"/>
-        <w:rPr>
-          <w:rFonts w:ascii="Times New Roman" w:eastAsia="標楷體" w:hAnsi="Times New Roman" w:cs="Times New Roman"/>
-          <w:b/>
-          <w:bCs/>
-          <w:sz w:val="28"/>
-          <w:szCs w:val="28"/>
-        </w:rPr>
-      </w:pPr>
-      <w:r>
-        <w:rPr>
-          <w:rFonts w:ascii="Times New Roman" w:eastAsia="標楷體" w:hAnsi="Times New Roman" w:cs="Times New Roman"/>
-          <w:b/>
-          <w:bCs/>
-          <w:sz w:val="28"/>
-          <w:szCs w:val="28"/>
-        </w:rPr>
-        <w:t xml:space="preserve">1. </w:t>
-      </w:r>
-      <w:r>
-        <w:rPr>
-          <w:rFonts w:ascii="Times New Roman" w:eastAsia="標楷體" w:hAnsi="Times New Roman" w:cs="Times New Roman"/>
-          <w:b/>
-          <w:bCs/>
-          <w:sz w:val="28"/>
-          <w:szCs w:val="28"/>
-        </w:rPr>
-        <w:t>準確率</w:t>
-      </w:r>
-      <w:r>
-        <w:rPr>
-          <w:rFonts w:ascii="Times New Roman" w:eastAsia="標楷體" w:hAnsi="Times New Roman" w:cs="Times New Roman"/>
-          <w:b/>
-          <w:bCs/>
-          <w:sz w:val="28"/>
-          <w:szCs w:val="28"/>
-        </w:rPr>
-        <w:t xml:space="preserve"> </w:t>
-      </w:r>
-      <w:r>
-        <w:rPr>
-          <w:rFonts w:ascii="Times New Roman" w:eastAsia="標楷體" w:hAnsi="Times New Roman" w:cs="Times New Roman"/>
-          <w:b/>
-          <w:bCs/>
-          <w:sz w:val="28"/>
-          <w:szCs w:val="28"/>
-        </w:rPr>
-        <w:t>（</w:t>
-      </w:r>
-      <w:r>
-        <w:rPr>
-          <w:rFonts w:ascii="Times New Roman" w:eastAsia="標楷體" w:hAnsi="Times New Roman" w:cs="Times New Roman"/>
-          <w:b/>
-          <w:bCs/>
-          <w:sz w:val="28"/>
-          <w:szCs w:val="28"/>
-        </w:rPr>
-        <w:t>Accuracy</w:t>
-      </w:r>
-      <w:r>
-        <w:rPr>
-          <w:rFonts w:ascii="Times New Roman" w:eastAsia="標楷體" w:hAnsi="Times New Roman" w:cs="Times New Roman"/>
-          <w:b/>
-          <w:bCs/>
-          <w:sz w:val="28"/>
-          <w:szCs w:val="28"/>
-        </w:rPr>
-        <w:t>）</w:t>
-      </w:r>
-    </w:p>
-    <w:p>
-      <w:pPr>
-        <w:outlineLvl w:val="0"/>
-        <w:rPr>
-          <w:rFonts w:ascii="Times New Roman" w:eastAsia="標楷體" w:hAnsi="Times New Roman" w:cs="Times New Roman"/>
-          <w:sz w:val="28"/>
-          <w:szCs w:val="28"/>
-        </w:rPr>
-      </w:pPr>
-      <w:r>
-        <w:rPr>
-          <w:rFonts w:ascii="Times New Roman" w:eastAsia="標楷體" w:hAnsi="Times New Roman" w:cs="Times New Roman"/>
-          <w:sz w:val="28"/>
-          <w:szCs w:val="28"/>
-        </w:rPr>
-        <w:t>準確率衡量模型對整體案件正確分類之比例。計算公式如下：</w:t>
-      </w:r>
-    </w:p>
-    <w:p>
-      <w:pPr>
-        <w:outlineLvl w:val="0"/>
-        <w:rPr>
-          <w:rFonts w:ascii="Times New Roman" w:eastAsia="標楷體" w:hAnsi="Times New Roman" w:cs="Times New Roman"/>
-          <w:sz w:val="28"/>
-          <w:szCs w:val="28"/>
-        </w:rPr>
-      </w:pPr>
-      <m:oMathPara>
-        <m:oMath>
-          <m:r>
-            <w:rPr>
-              <w:rFonts w:ascii="Cambria Math" w:eastAsia="標楷體" w:hAnsi="Cambria Math" w:cs="Times New Roman" w:hint="eastAsia"/>
-              <w:sz w:val="28"/>
-              <w:szCs w:val="28"/>
-            </w:rPr>
-            <m:t>A</m:t>
-          </m:r>
-          <m:r>
-            <w:rPr>
-              <w:rFonts w:ascii="Cambria Math" w:eastAsia="標楷體" w:hAnsi="Cambria Math" w:cs="Times New Roman"/>
-              <w:sz w:val="28"/>
-              <w:szCs w:val="28"/>
-            </w:rPr>
-            <m:t>ccuracy=</m:t>
-          </m:r>
-          <m:f>
-            <m:fPr>
-              <m:ctrlPr>
-                <w:rPr>
-                  <w:rFonts w:ascii="Cambria Math" w:eastAsia="標楷體" w:hAnsi="Cambria Math" w:cs="Times New Roman"/>
-                  <w:i/>
-                  <w:sz w:val="28"/>
-                  <w:szCs w:val="28"/>
-                </w:rPr>
-              </m:ctrlPr>
-            </m:fPr>
-            <m:num>
-              <m:r>
-                <w:rPr>
-                  <w:rFonts w:ascii="Cambria Math" w:eastAsia="標楷體" w:hAnsi="Cambria Math" w:cs="Times New Roman"/>
-                  <w:sz w:val="28"/>
-                  <w:szCs w:val="28"/>
-                </w:rPr>
-                <m:t>TP+TN</m:t>
-              </m:r>
-            </m:num>
-            <m:den>
-              <m:r>
-                <w:rPr>
-                  <w:rFonts w:ascii="Cambria Math" w:eastAsia="標楷體" w:hAnsi="Cambria Math" w:cs="Times New Roman"/>
-                  <w:sz w:val="28"/>
-                  <w:szCs w:val="28"/>
-                </w:rPr>
-                <m:t>TP+YN+FP+FN</m:t>
-              </m:r>
-            </m:den>
-          </m:f>
-        </m:oMath>
-      </m:oMathPara>
-    </w:p>
-    <w:p>
-      <w:pPr>
-        <w:outlineLvl w:val="0"/>
-        <w:rPr>
-          <w:rFonts w:ascii="Times New Roman" w:eastAsia="標楷體" w:hAnsi="Times New Roman" w:cs="Times New Roman"/>
-          <w:sz w:val="28"/>
-          <w:szCs w:val="28"/>
-        </w:rPr>
-      </w:pPr>
-      <w:r>
-        <w:rPr>
-          <w:rFonts w:ascii="Times New Roman" w:eastAsia="標楷體" w:hAnsi="Times New Roman" w:cs="Times New Roman"/>
-          <w:sz w:val="28"/>
-          <w:szCs w:val="28"/>
-        </w:rPr>
-        <w:t>雖為最直觀之指標，但在類別分佈不平衡的智財裁判數據中，準確率可能產生誤導，故本研究僅將其作為初步參考。</w:t>
-      </w:r>
-    </w:p>
-    <w:p>
-      <w:pPr>
-        <w:outlineLvl w:val="0"/>
-        <w:rPr>
-          <w:rFonts w:ascii="Times New Roman" w:eastAsia="標楷體" w:hAnsi="Times New Roman" w:cs="Times New Roman"/>
-          <w:b/>
-          <w:bCs/>
-          <w:sz w:val="28"/>
-          <w:szCs w:val="28"/>
-        </w:rPr>
-      </w:pPr>
-      <w:r>
-        <w:rPr>
-          <w:rFonts w:ascii="Times New Roman" w:eastAsia="標楷體" w:hAnsi="Times New Roman" w:cs="Times New Roman"/>
-          <w:b/>
-          <w:bCs/>
-          <w:sz w:val="28"/>
-          <w:szCs w:val="28"/>
-        </w:rPr>
-        <w:t xml:space="preserve">2. </w:t>
-      </w:r>
-      <w:r>
-        <w:rPr>
-          <w:rFonts w:ascii="Times New Roman" w:eastAsia="標楷體" w:hAnsi="Times New Roman" w:cs="Times New Roman"/>
-          <w:b/>
-          <w:bCs/>
-          <w:sz w:val="28"/>
-          <w:szCs w:val="28"/>
-        </w:rPr>
-        <w:t>精確率</w:t>
-      </w:r>
-      <w:r>
-        <w:rPr>
-          <w:rFonts w:ascii="Times New Roman" w:eastAsia="標楷體" w:hAnsi="Times New Roman" w:cs="Times New Roman"/>
-          <w:b/>
-          <w:bCs/>
-          <w:sz w:val="28"/>
-          <w:szCs w:val="28"/>
-        </w:rPr>
-        <w:t xml:space="preserve"> </w:t>
-      </w:r>
-      <w:r>
-        <w:rPr>
-          <w:rFonts w:ascii="Times New Roman" w:eastAsia="標楷體" w:hAnsi="Times New Roman" w:cs="Times New Roman"/>
-          <w:b/>
-          <w:bCs/>
-          <w:sz w:val="28"/>
-          <w:szCs w:val="28"/>
-        </w:rPr>
-        <w:t>（</w:t>
-      </w:r>
-      <w:r>
-        <w:rPr>
-          <w:rFonts w:ascii="Times New Roman" w:eastAsia="標楷體" w:hAnsi="Times New Roman" w:cs="Times New Roman"/>
-          <w:b/>
-          <w:bCs/>
-          <w:sz w:val="28"/>
-          <w:szCs w:val="28"/>
-        </w:rPr>
-        <w:t>Precision</w:t>
-      </w:r>
-      <w:r>
-        <w:rPr>
-          <w:rFonts w:ascii="Times New Roman" w:eastAsia="標楷體" w:hAnsi="Times New Roman" w:cs="Times New Roman"/>
-          <w:b/>
-          <w:bCs/>
-          <w:sz w:val="28"/>
-          <w:szCs w:val="28"/>
-        </w:rPr>
-        <w:t>）</w:t>
-      </w:r>
-    </w:p>
-    <w:p>
-      <w:pPr>
-        <w:outlineLvl w:val="0"/>
-        <w:rPr>
-          <w:rFonts w:ascii="Times New Roman" w:eastAsia="標楷體" w:hAnsi="Times New Roman" w:cs="Times New Roman"/>
-          <w:sz w:val="28"/>
-          <w:szCs w:val="28"/>
-        </w:rPr>
-      </w:pPr>
-      <w:r>
-        <w:rPr>
-          <w:rFonts w:ascii="Times New Roman" w:eastAsia="標楷體" w:hAnsi="Times New Roman" w:cs="Times New Roman"/>
-          <w:sz w:val="28"/>
-          <w:szCs w:val="28"/>
-        </w:rPr>
-        <w:t>精確率代表在模型預測為特定判決類別（如「勝訴」）的案件中，實際亦屬於該類別之比例。在法律實務中，高精確率意味著模型之預測結果具備較高的可靠性，能有效減少當事人對訴訟結果的錯誤期待。</w:t>
-      </w:r>
-    </w:p>
-    <w:p>
-      <w:pPr>
-        <w:outlineLvl w:val="0"/>
-        <w:rPr>
-          <w:rFonts w:ascii="Times New Roman" w:eastAsia="標楷體" w:hAnsi="Times New Roman" w:cs="Times New Roman"/>
-          <w:b/>
-          <w:bCs/>
-          <w:sz w:val="28"/>
-          <w:szCs w:val="28"/>
-        </w:rPr>
-      </w:pPr>
-      <w:r>
-        <w:rPr>
-          <w:rFonts w:ascii="Times New Roman" w:eastAsia="標楷體" w:hAnsi="Times New Roman" w:cs="Times New Roman"/>
-          <w:b/>
-          <w:bCs/>
-          <w:sz w:val="28"/>
-          <w:szCs w:val="28"/>
-        </w:rPr>
-        <w:t xml:space="preserve">3. </w:t>
-      </w:r>
-      <w:r>
-        <w:rPr>
-          <w:rFonts w:ascii="Times New Roman" w:eastAsia="標楷體" w:hAnsi="Times New Roman" w:cs="Times New Roman"/>
-          <w:b/>
-          <w:bCs/>
-          <w:sz w:val="28"/>
-          <w:szCs w:val="28"/>
-        </w:rPr>
-        <w:t>召回率</w:t>
-      </w:r>
-      <w:r>
-        <w:rPr>
-          <w:rFonts w:ascii="Times New Roman" w:eastAsia="標楷體" w:hAnsi="Times New Roman" w:cs="Times New Roman"/>
-          <w:b/>
-          <w:bCs/>
-          <w:sz w:val="28"/>
-          <w:szCs w:val="28"/>
-        </w:rPr>
-        <w:t xml:space="preserve"> </w:t>
-      </w:r>
-      <w:r>
-        <w:rPr>
-          <w:rFonts w:ascii="Times New Roman" w:eastAsia="標楷體" w:hAnsi="Times New Roman" w:cs="Times New Roman"/>
-          <w:b/>
-          <w:bCs/>
-          <w:sz w:val="28"/>
-          <w:szCs w:val="28"/>
-        </w:rPr>
-        <w:t>（</w:t>
-      </w:r>
-      <w:r>
-        <w:rPr>
-          <w:rFonts w:ascii="Times New Roman" w:eastAsia="標楷體" w:hAnsi="Times New Roman" w:cs="Times New Roman"/>
-          <w:b/>
-          <w:bCs/>
-          <w:sz w:val="28"/>
-          <w:szCs w:val="28"/>
-        </w:rPr>
-        <w:t>Recall</w:t>
-      </w:r>
-      <w:r>
-        <w:rPr>
-          <w:rFonts w:ascii="Times New Roman" w:eastAsia="標楷體" w:hAnsi="Times New Roman" w:cs="Times New Roman"/>
-          <w:b/>
-          <w:bCs/>
-          <w:sz w:val="28"/>
-          <w:szCs w:val="28"/>
-        </w:rPr>
-        <w:t>）</w:t>
-      </w:r>
-    </w:p>
-    <w:p>
-      <w:pPr>
-        <w:outlineLvl w:val="0"/>
-        <w:rPr>
-          <w:rFonts w:ascii="Times New Roman" w:eastAsia="標楷體" w:hAnsi="Times New Roman" w:cs="Times New Roman"/>
-          <w:sz w:val="28"/>
-          <w:szCs w:val="28"/>
-        </w:rPr>
-      </w:pPr>
-      <w:r>
-        <w:rPr>
-          <w:rFonts w:ascii="Times New Roman" w:eastAsia="標楷體" w:hAnsi="Times New Roman" w:cs="Times New Roman"/>
-          <w:sz w:val="28"/>
-          <w:szCs w:val="28"/>
-        </w:rPr>
-        <w:t>召回率指在所有實際為某一類別的案件中，模型成功偵測並預測出的比例。高召回率代表模型能廣泛捕捉到具備特定法律特徵之案件，減少對潛在裁判結果的遺漏。</w:t>
-      </w:r>
-    </w:p>
-    <w:p>
-      <w:pPr>
-        <w:outlineLvl w:val="0"/>
-        <w:rPr>
-          <w:rFonts w:ascii="Times New Roman" w:eastAsia="標楷體" w:hAnsi="Times New Roman" w:cs="Times New Roman"/>
-          <w:b/>
-          <w:bCs/>
-          <w:sz w:val="28"/>
-          <w:szCs w:val="28"/>
-        </w:rPr>
-      </w:pPr>
-      <w:r>
-        <w:rPr>
-          <w:rFonts w:ascii="Times New Roman" w:eastAsia="標楷體" w:hAnsi="Times New Roman" w:cs="Times New Roman"/>
-          <w:b/>
-          <w:bCs/>
-          <w:sz w:val="28"/>
-          <w:szCs w:val="28"/>
-        </w:rPr>
-        <w:t>4. F1-Score</w:t>
-      </w:r>
-    </w:p>
-    <w:p>
-      <w:pPr>
-        <w:outlineLvl w:val="0"/>
-        <w:rPr>
-          <w:rFonts w:ascii="Times New Roman" w:eastAsia="標楷體" w:hAnsi="Times New Roman" w:cs="Times New Roman"/>
-          <w:sz w:val="28"/>
-          <w:szCs w:val="28"/>
-        </w:rPr>
-      </w:pPr>
-      <w:r>
-        <w:rPr>
-          <w:rFonts w:ascii="Times New Roman" w:eastAsia="標楷體" w:hAnsi="Times New Roman" w:cs="Times New Roman"/>
-          <w:sz w:val="28"/>
-          <w:szCs w:val="28"/>
-        </w:rPr>
-        <w:t xml:space="preserve">F1-Score </w:t>
-      </w:r>
-      <w:r>
-        <w:rPr>
-          <w:rFonts w:ascii="Times New Roman" w:eastAsia="標楷體" w:hAnsi="Times New Roman" w:cs="Times New Roman"/>
-          <w:sz w:val="28"/>
-          <w:szCs w:val="28"/>
-        </w:rPr>
-        <w:t>為精確率與召回率之調和平均數（</w:t>
-      </w:r>
-      <w:r>
-        <w:rPr>
-          <w:rFonts w:ascii="Times New Roman" w:eastAsia="標楷體" w:hAnsi="Times New Roman" w:cs="Times New Roman"/>
-          <w:sz w:val="28"/>
-          <w:szCs w:val="28"/>
-        </w:rPr>
-        <w:t>Harmonic Mean</w:t>
-      </w:r>
-      <w:r>
-        <w:rPr>
-          <w:rFonts w:ascii="Times New Roman" w:eastAsia="標楷體" w:hAnsi="Times New Roman" w:cs="Times New Roman"/>
-          <w:sz w:val="28"/>
-          <w:szCs w:val="28"/>
-        </w:rPr>
-        <w:t>）。鑑於智慧財產權案件中「部分勝訴」樣本較為稀缺，本研究將</w:t>
-      </w:r>
-      <w:r>
-        <w:rPr>
-          <w:rFonts w:ascii="Times New Roman" w:eastAsia="標楷體" w:hAnsi="Times New Roman" w:cs="Times New Roman"/>
-          <w:sz w:val="28"/>
-          <w:szCs w:val="28"/>
-        </w:rPr>
-        <w:t xml:space="preserve"> F1-Score </w:t>
-      </w:r>
-      <w:r>
-        <w:rPr>
-          <w:rFonts w:ascii="Times New Roman" w:eastAsia="標楷體" w:hAnsi="Times New Roman" w:cs="Times New Roman"/>
-          <w:sz w:val="28"/>
-          <w:szCs w:val="28"/>
-        </w:rPr>
-        <w:t>視為核心評估指標，藉此平衡精確</w:t>
-      </w:r>
-      <w:r>
-        <w:rPr>
-          <w:rFonts w:ascii="Times New Roman" w:eastAsia="標楷體" w:hAnsi="Times New Roman" w:cs="Times New Roman"/>
-          <w:sz w:val="28"/>
-          <w:szCs w:val="28"/>
-        </w:rPr>
-        <w:lastRenderedPageBreak/>
-        <w:t>度與涵蓋面，確保模型在各判決類別上皆具備穩健的辨識能力。</w:t>
-      </w:r>
-    </w:p>
-    <w:p>
-      <w:pPr>
-        <w:outlineLvl w:val="0"/>
-        <w:rPr>
-          <w:rFonts w:ascii="Times New Roman" w:eastAsia="標楷體" w:hAnsi="Times New Roman" w:cs="Times New Roman"/>
-          <w:b/>
-          <w:bCs/>
-          <w:sz w:val="28"/>
-          <w:szCs w:val="28"/>
-        </w:rPr>
-      </w:pPr>
-      <w:r>
-        <w:rPr>
-          <w:rFonts w:ascii="Times New Roman" w:eastAsia="標楷體" w:hAnsi="Times New Roman" w:cs="Times New Roman"/>
-          <w:b/>
-          <w:bCs/>
-          <w:sz w:val="28"/>
-          <w:szCs w:val="28"/>
-        </w:rPr>
-        <w:t xml:space="preserve">5. </w:t>
-      </w:r>
-      <w:r>
-        <w:rPr>
-          <w:rFonts w:ascii="Times New Roman" w:eastAsia="標楷體" w:hAnsi="Times New Roman" w:cs="Times New Roman"/>
-          <w:b/>
-          <w:bCs/>
-          <w:sz w:val="28"/>
-          <w:szCs w:val="28"/>
-        </w:rPr>
-        <w:t>混淆矩陣</w:t>
-      </w:r>
-      <w:r>
-        <w:rPr>
-          <w:rFonts w:ascii="Times New Roman" w:eastAsia="標楷體" w:hAnsi="Times New Roman" w:cs="Times New Roman"/>
-          <w:b/>
-          <w:bCs/>
-          <w:sz w:val="28"/>
-          <w:szCs w:val="28"/>
-        </w:rPr>
-        <w:t xml:space="preserve"> </w:t>
-      </w:r>
-      <w:r>
-        <w:rPr>
-          <w:rFonts w:ascii="Times New Roman" w:eastAsia="標楷體" w:hAnsi="Times New Roman" w:cs="Times New Roman"/>
-          <w:b/>
-          <w:bCs/>
-          <w:sz w:val="28"/>
-          <w:szCs w:val="28"/>
-        </w:rPr>
-        <w:t>（</w:t>
-      </w:r>
-      <w:r>
-        <w:rPr>
-          <w:rFonts w:ascii="Times New Roman" w:eastAsia="標楷體" w:hAnsi="Times New Roman" w:cs="Times New Roman"/>
-          <w:b/>
-          <w:bCs/>
-          <w:sz w:val="28"/>
-          <w:szCs w:val="28"/>
-        </w:rPr>
-        <w:t>Confusion Matrix</w:t>
-      </w:r>
-      <w:r>
-        <w:rPr>
-          <w:rFonts w:ascii="Times New Roman" w:eastAsia="標楷體" w:hAnsi="Times New Roman" w:cs="Times New Roman"/>
-          <w:b/>
-          <w:bCs/>
-          <w:sz w:val="28"/>
-          <w:szCs w:val="28"/>
-        </w:rPr>
-        <w:t>）</w:t>
-      </w:r>
-    </w:p>
-    <w:p>
-      <w:pPr>
-        <w:outlineLvl w:val="0"/>
-        <w:rPr>
-          <w:rFonts w:ascii="Times New Roman" w:eastAsia="標楷體" w:hAnsi="Times New Roman" w:cs="Times New Roman"/>
-          <w:sz w:val="28"/>
-          <w:szCs w:val="28"/>
-        </w:rPr>
-      </w:pPr>
-      <w:r>
-        <w:rPr>
-          <w:rFonts w:ascii="Times New Roman" w:eastAsia="標楷體" w:hAnsi="Times New Roman" w:cs="Times New Roman"/>
-          <w:sz w:val="28"/>
-          <w:szCs w:val="28"/>
-        </w:rPr>
-        <w:t>本研究透過混淆矩陣將模型的預測結果與實際標籤進行交叉比對。透過視覺化矩陣，本研究能具體觀察模型在「勝訴」與「部分勝訴」等模糊地帶之誤判傾向，進而從法理與文本特徵角度分析模型分類偏誤之成因，提供更具深度的誤差解析（</w:t>
-      </w:r>
-      <w:r>
-        <w:rPr>
-          <w:rFonts w:ascii="Times New Roman" w:eastAsia="標楷體" w:hAnsi="Times New Roman" w:cs="Times New Roman"/>
-          <w:sz w:val="28"/>
-          <w:szCs w:val="28"/>
-        </w:rPr>
-        <w:t>Error Analysis</w:t>
-      </w:r>
-      <w:r>
-        <w:rPr>
-          <w:rFonts w:ascii="Times New Roman" w:eastAsia="標楷體" w:hAnsi="Times New Roman" w:cs="Times New Roman"/>
-          <w:sz w:val="28"/>
-          <w:szCs w:val="28"/>
-        </w:rPr>
-        <w:t>）。</w:t>
       </w:r>
     </w:p>
     <w:p>

--- a/textual data analysis/docs/論文.docx
+++ b/textual data analysis/docs/論文.docx
@@ -79,7 +79,7 @@
       <w:pPr>
         <w:widowControl/>
         <w:rPr>
-          <w:rFonts w:ascii="Times New Roman" w:eastAsia="標楷體" w:hAnsi="Times New Roman" w:cs="Times New Roman"/>
+          <w:rFonts w:ascii="Times New Roman" w:eastAsia="標楷體" w:hAnsi="Times New Roman" w:cs="Times New Roman" w:hint="eastAsia"/>
           <w:sz w:val="28"/>
           <w:szCs w:val="28"/>
           <w:vertAlign w:val="superscript"/>
@@ -182,97 +182,345 @@
     </w:p>
     <w:p>
       <w:pPr>
-        <w:widowControl/>
-        <w:rPr>
-          <w:rFonts w:ascii="Times New Roman" w:eastAsia="標楷體" w:hAnsi="Times New Roman" w:cs="Times New Roman"/>
-          <w:sz w:val="28"/>
-          <w:szCs w:val="28"/>
-        </w:rPr>
-      </w:pPr>
+        <w:rPr>
+          <w:rFonts w:ascii="Times New Roman" w:eastAsia="標楷體" w:hAnsi="Times New Roman" w:cs="Times New Roman" w:hint="eastAsia"/>
+          <w:sz w:val="28"/>
+          <w:szCs w:val="28"/>
+        </w:rPr>
+      </w:pPr>
+      <w:r>
+        <w:rPr>
+          <w:rFonts w:ascii="Times New Roman" w:eastAsia="標楷體" w:hAnsi="Times New Roman" w:cs="Times New Roman" w:hint="eastAsia"/>
+          <w:sz w:val="28"/>
+          <w:szCs w:val="28"/>
+        </w:rPr>
+        <w:t>臺灣司法體系在資料透明與開放方面具備制度性優勢。</w:t>
+      </w:r>
+      <w:r>
+        <w:rPr>
+          <w:rFonts w:ascii="Times New Roman" w:eastAsia="標楷體" w:hAnsi="Times New Roman" w:cs="Times New Roman" w:hint="eastAsia"/>
+          <w:sz w:val="28"/>
+          <w:szCs w:val="28"/>
+        </w:rPr>
+        <w:t>林常青</w:t>
+      </w:r>
+      <w:r>
+        <w:rPr>
+          <w:rFonts w:ascii="Times New Roman" w:eastAsia="標楷體" w:hAnsi="Times New Roman" w:cs="Times New Roman" w:hint="eastAsia"/>
+          <w:sz w:val="28"/>
+          <w:szCs w:val="28"/>
+        </w:rPr>
+        <w:t>（</w:t>
+      </w:r>
+      <w:r>
+        <w:rPr>
+          <w:rFonts w:ascii="Times New Roman" w:eastAsia="標楷體" w:hAnsi="Times New Roman" w:cs="Times New Roman" w:hint="eastAsia"/>
+          <w:sz w:val="28"/>
+          <w:szCs w:val="28"/>
+        </w:rPr>
+        <w:t>2019</w:t>
+      </w:r>
+      <w:r>
+        <w:rPr>
+          <w:rFonts w:ascii="Times New Roman" w:eastAsia="標楷體" w:hAnsi="Times New Roman" w:cs="Times New Roman" w:hint="eastAsia"/>
+          <w:sz w:val="28"/>
+          <w:szCs w:val="28"/>
+        </w:rPr>
+        <w:t>）</w:t>
+      </w:r>
+      <w:r>
+        <w:rPr>
+          <w:rFonts w:ascii="Times New Roman" w:eastAsia="標楷體" w:hAnsi="Times New Roman" w:cs="Times New Roman" w:hint="eastAsia"/>
+          <w:sz w:val="28"/>
+          <w:szCs w:val="28"/>
+        </w:rPr>
+        <w:t>有提到，</w:t>
+      </w:r>
+      <w:r>
+        <w:rPr>
+          <w:rFonts w:ascii="Times New Roman" w:eastAsia="標楷體" w:hAnsi="Times New Roman" w:cs="Times New Roman" w:hint="eastAsia"/>
+          <w:sz w:val="28"/>
+          <w:szCs w:val="28"/>
+        </w:rPr>
+        <w:t>司法院公開之「裁判書查詢系統」提供完整判決全文資料，屬於高度資訊密集之非結構化文本資料。該資料庫涵蓋案件事實認定、法律適用與裁判理由等核心內容，且可供研究者免費取得與批次下載，為法學實證研究與法律文本分析奠定了重要且穩固的資料基礎</w:t>
+      </w:r>
+      <w:r>
+        <w:rPr>
+          <w:rFonts w:ascii="Times New Roman" w:eastAsia="標楷體" w:hAnsi="Times New Roman" w:cs="Times New Roman" w:hint="eastAsia"/>
+          <w:sz w:val="28"/>
+          <w:szCs w:val="28"/>
+        </w:rPr>
+        <w:t>。</w:t>
+      </w:r>
+      <w:r>
+        <w:rPr>
+          <w:rFonts w:ascii="Times New Roman" w:eastAsia="標楷體" w:hAnsi="Times New Roman" w:cs="Times New Roman" w:hint="eastAsia"/>
+          <w:sz w:val="28"/>
+          <w:szCs w:val="28"/>
+        </w:rPr>
+        <w:t>然而，如何有效處理這些充滿專業術語、複雜論證邏輯且具備「編碼化語意」（</w:t>
+      </w:r>
+      <w:r>
+        <w:rPr>
+          <w:rFonts w:ascii="Times New Roman" w:eastAsia="標楷體" w:hAnsi="Times New Roman" w:cs="Times New Roman" w:hint="eastAsia"/>
+          <w:sz w:val="28"/>
+          <w:szCs w:val="28"/>
+        </w:rPr>
+        <w:t>Coded Language</w:t>
+      </w:r>
+      <w:r>
+        <w:rPr>
+          <w:rFonts w:ascii="Times New Roman" w:eastAsia="標楷體" w:hAnsi="Times New Roman" w:cs="Times New Roman" w:hint="eastAsia"/>
+          <w:sz w:val="28"/>
+          <w:szCs w:val="28"/>
+        </w:rPr>
+        <w:t>）的法律文書，已成為法律科技（</w:t>
+      </w:r>
+      <w:r>
+        <w:rPr>
+          <w:rFonts w:ascii="Times New Roman" w:eastAsia="標楷體" w:hAnsi="Times New Roman" w:cs="Times New Roman" w:hint="eastAsia"/>
+          <w:sz w:val="28"/>
+          <w:szCs w:val="28"/>
+        </w:rPr>
+        <w:t>LegalTech</w:t>
+      </w:r>
+      <w:r>
+        <w:rPr>
+          <w:rFonts w:ascii="Times New Roman" w:eastAsia="標楷體" w:hAnsi="Times New Roman" w:cs="Times New Roman" w:hint="eastAsia"/>
+          <w:sz w:val="28"/>
+          <w:szCs w:val="28"/>
+        </w:rPr>
+        <w:t>）領域待跨越的技術鴻溝。</w:t>
+      </w:r>
     </w:p>
     <w:p>
       <w:pPr>
-        <w:rPr>
-          <w:rFonts w:ascii="Times New Roman" w:eastAsia="標楷體" w:hAnsi="Times New Roman" w:cs="Times New Roman"/>
-          <w:sz w:val="28"/>
-          <w:szCs w:val="28"/>
-        </w:rPr>
-      </w:pPr>
-      <w:r>
-        <w:rPr>
-          <w:rFonts w:ascii="Times New Roman" w:eastAsia="標楷體" w:hAnsi="Times New Roman" w:cs="Times New Roman" w:hint="eastAsia"/>
-          <w:sz w:val="28"/>
-          <w:szCs w:val="28"/>
-        </w:rPr>
-        <w:t>臺灣司法體系在資料透明與開放方面具備制度性優勢。司法院公開之「裁判書查詢系統」提供完整判決全文資料，屬於高度資訊密集之非結構化文本資料。該資料庫涵蓋案件事實認定、法律適用與裁判理由等核心內容，且可供研究者免費取得與批次下載，為法學實證研究與法律文本分析奠定了重要且穩固的資料基礎</w:t>
-      </w:r>
-      <w:r>
-        <w:rPr>
-          <w:rFonts w:ascii="Times New Roman" w:eastAsia="標楷體" w:hAnsi="Times New Roman" w:cs="Times New Roman" w:hint="eastAsia"/>
-          <w:sz w:val="28"/>
-          <w:szCs w:val="28"/>
-          <w:vertAlign w:val="superscript"/>
-        </w:rPr>
-        <w:t>1</w:t>
-      </w:r>
-      <w:r>
-        <w:rPr>
-          <w:rFonts w:ascii="Times New Roman" w:eastAsia="標楷體" w:hAnsi="Times New Roman" w:cs="Times New Roman" w:hint="eastAsia"/>
-          <w:sz w:val="28"/>
-          <w:szCs w:val="28"/>
-        </w:rPr>
-        <w:t>。</w:t>
-      </w:r>
-      <w:r>
-        <w:rPr>
-          <w:rFonts w:ascii="Times New Roman" w:eastAsia="標楷體" w:hAnsi="Times New Roman" w:cs="Times New Roman" w:hint="eastAsia"/>
-          <w:sz w:val="28"/>
-          <w:szCs w:val="28"/>
-        </w:rPr>
-        <w:t>然而，如何有效處理這些充滿專業術語、複雜論證邏輯且具備「編碼化語意」（</w:t>
-      </w:r>
-      <w:r>
-        <w:rPr>
-          <w:rFonts w:ascii="Times New Roman" w:eastAsia="標楷體" w:hAnsi="Times New Roman" w:cs="Times New Roman" w:hint="eastAsia"/>
-          <w:sz w:val="28"/>
-          <w:szCs w:val="28"/>
-        </w:rPr>
-        <w:t>Coded Language</w:t>
-      </w:r>
-      <w:r>
-        <w:rPr>
-          <w:rFonts w:ascii="Times New Roman" w:eastAsia="標楷體" w:hAnsi="Times New Roman" w:cs="Times New Roman" w:hint="eastAsia"/>
-          <w:sz w:val="28"/>
-          <w:szCs w:val="28"/>
-        </w:rPr>
-        <w:t>）的法律文書，已成為法律科技（</w:t>
-      </w:r>
-      <w:r>
-        <w:rPr>
-          <w:rFonts w:ascii="Times New Roman" w:eastAsia="標楷體" w:hAnsi="Times New Roman" w:cs="Times New Roman" w:hint="eastAsia"/>
-          <w:sz w:val="28"/>
-          <w:szCs w:val="28"/>
-        </w:rPr>
-        <w:t>LegalTech</w:t>
-      </w:r>
-      <w:r>
-        <w:rPr>
-          <w:rFonts w:ascii="Times New Roman" w:eastAsia="標楷體" w:hAnsi="Times New Roman" w:cs="Times New Roman" w:hint="eastAsia"/>
-          <w:sz w:val="28"/>
-          <w:szCs w:val="28"/>
-        </w:rPr>
-        <w:t>）領域待跨越的技術鴻溝。</w:t>
+        <w:widowControl/>
+        <w:rPr>
+          <w:rFonts w:ascii="Times New Roman" w:eastAsia="標楷體" w:hAnsi="Times New Roman" w:cs="Times New Roman" w:hint="eastAsia"/>
+          <w:sz w:val="28"/>
+          <w:szCs w:val="28"/>
+        </w:rPr>
+      </w:pPr>
+      <w:r>
+        <w:rPr>
+          <w:rFonts w:ascii="Times New Roman" w:eastAsia="標楷體" w:hAnsi="Times New Roman" w:cs="Times New Roman" w:hint="eastAsia"/>
+          <w:sz w:val="28"/>
+          <w:szCs w:val="28"/>
+        </w:rPr>
+        <w:t>張添潑等人</w:t>
+      </w:r>
+      <w:r>
+        <w:rPr>
+          <w:rFonts w:ascii="Times New Roman" w:eastAsia="標楷體" w:hAnsi="Times New Roman" w:cs="Times New Roman" w:hint="eastAsia"/>
+          <w:sz w:val="28"/>
+          <w:szCs w:val="28"/>
+        </w:rPr>
+        <w:t>（</w:t>
+      </w:r>
+      <w:r>
+        <w:rPr>
+          <w:rFonts w:ascii="Times New Roman" w:eastAsia="標楷體" w:hAnsi="Times New Roman" w:cs="Times New Roman" w:hint="eastAsia"/>
+          <w:sz w:val="28"/>
+          <w:szCs w:val="28"/>
+        </w:rPr>
+        <w:t>2013</w:t>
+      </w:r>
+      <w:r>
+        <w:rPr>
+          <w:rFonts w:ascii="Times New Roman" w:eastAsia="標楷體" w:hAnsi="Times New Roman" w:cs="Times New Roman" w:hint="eastAsia"/>
+          <w:sz w:val="28"/>
+          <w:szCs w:val="28"/>
+        </w:rPr>
+        <w:t>）</w:t>
+      </w:r>
+      <w:r>
+        <w:rPr>
+          <w:rFonts w:ascii="Times New Roman" w:eastAsia="標楷體" w:hAnsi="Times New Roman" w:cs="Times New Roman" w:hint="eastAsia"/>
+          <w:sz w:val="28"/>
+          <w:szCs w:val="28"/>
+        </w:rPr>
+        <w:t>提出，</w:t>
+      </w:r>
+      <w:r>
+        <w:rPr>
+          <w:rFonts w:ascii="Times New Roman" w:eastAsia="標楷體" w:hAnsi="Times New Roman" w:cs="Times New Roman" w:hint="eastAsia"/>
+          <w:sz w:val="28"/>
+          <w:szCs w:val="28"/>
+        </w:rPr>
+        <w:t>在智慧財產權（</w:t>
+      </w:r>
+      <w:r>
+        <w:rPr>
+          <w:rFonts w:ascii="Times New Roman" w:eastAsia="標楷體" w:hAnsi="Times New Roman" w:cs="Times New Roman" w:hint="eastAsia"/>
+          <w:sz w:val="28"/>
+          <w:szCs w:val="28"/>
+        </w:rPr>
+        <w:t>IP</w:t>
+      </w:r>
+      <w:r>
+        <w:rPr>
+          <w:rFonts w:ascii="Times New Roman" w:eastAsia="標楷體" w:hAnsi="Times New Roman" w:cs="Times New Roman" w:hint="eastAsia"/>
+          <w:sz w:val="28"/>
+          <w:szCs w:val="28"/>
+        </w:rPr>
+        <w:t>）案件中，判決預測的挑戰主要來自於「法律解釋」與「事實邏輯」兩個層次的技術門檻。首先，在法律解釋層面，專利侵權判定涉及「文義侵害」與「均等論」（</w:t>
+      </w:r>
+      <w:r>
+        <w:rPr>
+          <w:rFonts w:ascii="Times New Roman" w:eastAsia="標楷體" w:hAnsi="Times New Roman" w:cs="Times New Roman" w:hint="eastAsia"/>
+          <w:sz w:val="28"/>
+          <w:szCs w:val="28"/>
+        </w:rPr>
+        <w:t>Doctrine of Equivalents</w:t>
+      </w:r>
+      <w:r>
+        <w:rPr>
+          <w:rFonts w:ascii="Times New Roman" w:eastAsia="標楷體" w:hAnsi="Times New Roman" w:cs="Times New Roman" w:hint="eastAsia"/>
+          <w:sz w:val="28"/>
+          <w:szCs w:val="28"/>
+        </w:rPr>
+        <w:t>）的辨析。均等論雖為專利權保護的最後防線，但因其允許專利權範圍擴張至文義之外，導致其在解釋上與專利制度核心的「公示作用」（</w:t>
+      </w:r>
+      <w:r>
+        <w:rPr>
+          <w:rFonts w:ascii="Times New Roman" w:eastAsia="標楷體" w:hAnsi="Times New Roman" w:cs="Times New Roman" w:hint="eastAsia"/>
+          <w:sz w:val="28"/>
+          <w:szCs w:val="28"/>
+        </w:rPr>
+        <w:t>Public Notice</w:t>
+      </w:r>
+      <w:r>
+        <w:rPr>
+          <w:rFonts w:ascii="Times New Roman" w:eastAsia="標楷體" w:hAnsi="Times New Roman" w:cs="Times New Roman" w:hint="eastAsia"/>
+          <w:sz w:val="28"/>
+          <w:szCs w:val="28"/>
+        </w:rPr>
+        <w:t>）存在內在衝突。這種衝突使得均等論在司法實務中的界限變得模糊，充滿高度不確定性，甚至被公認為專利法原則中「最困</w:t>
+      </w:r>
+      <w:r>
+        <w:rPr>
+          <w:rFonts w:ascii="Times New Roman" w:eastAsia="標楷體" w:hAnsi="Times New Roman" w:cs="Times New Roman" w:hint="eastAsia"/>
+          <w:sz w:val="28"/>
+          <w:szCs w:val="28"/>
+        </w:rPr>
+        <w:lastRenderedPageBreak/>
+        <w:t>難且最不可預測」的部分。由於法律要件具備極大的裁量彈性，單純的關鍵字檢索往往難以判定法院的真實取徑。</w:t>
       </w:r>
     </w:p>
     <w:p>
       <w:pPr>
         <w:widowControl/>
         <w:rPr>
-          <w:rFonts w:ascii="Times New Roman" w:eastAsia="標楷體" w:hAnsi="Times New Roman" w:cs="Times New Roman"/>
-          <w:sz w:val="28"/>
-          <w:szCs w:val="28"/>
-        </w:rPr>
-      </w:pPr>
+          <w:rFonts w:ascii="Times New Roman" w:eastAsia="標楷體" w:hAnsi="Times New Roman" w:cs="Times New Roman" w:hint="eastAsia"/>
+          <w:sz w:val="28"/>
+          <w:szCs w:val="28"/>
+        </w:rPr>
+      </w:pPr>
+      <w:r>
+        <w:rPr>
+          <w:rFonts w:ascii="Times New Roman" w:eastAsia="標楷體" w:hAnsi="Times New Roman" w:cs="Times New Roman" w:hint="eastAsia"/>
+          <w:sz w:val="28"/>
+          <w:szCs w:val="28"/>
+        </w:rPr>
+        <w:t>其次，在新興技術領域（如金融科技），事實認定的邏輯複雜度進一步提升。以智慧財產法院</w:t>
+      </w:r>
+      <w:r>
+        <w:rPr>
+          <w:rFonts w:ascii="Times New Roman" w:eastAsia="標楷體" w:hAnsi="Times New Roman" w:cs="Times New Roman" w:hint="eastAsia"/>
+          <w:sz w:val="28"/>
+          <w:szCs w:val="28"/>
+        </w:rPr>
+        <w:t xml:space="preserve"> 108 </w:t>
+      </w:r>
+      <w:r>
+        <w:rPr>
+          <w:rFonts w:ascii="Times New Roman" w:eastAsia="標楷體" w:hAnsi="Times New Roman" w:cs="Times New Roman" w:hint="eastAsia"/>
+          <w:sz w:val="28"/>
+          <w:szCs w:val="28"/>
+        </w:rPr>
+        <w:t>年民專訴字第</w:t>
+      </w:r>
+      <w:r>
+        <w:rPr>
+          <w:rFonts w:ascii="Times New Roman" w:eastAsia="標楷體" w:hAnsi="Times New Roman" w:cs="Times New Roman" w:hint="eastAsia"/>
+          <w:sz w:val="28"/>
+          <w:szCs w:val="28"/>
+        </w:rPr>
+        <w:t xml:space="preserve"> 59 </w:t>
+      </w:r>
+      <w:r>
+        <w:rPr>
+          <w:rFonts w:ascii="Times New Roman" w:eastAsia="標楷體" w:hAnsi="Times New Roman" w:cs="Times New Roman" w:hint="eastAsia"/>
+          <w:sz w:val="28"/>
+          <w:szCs w:val="28"/>
+        </w:rPr>
+        <w:t>號民事判決為例，該案涉及「行動支付方法」，其核心爭點在於「複數執行者」情境下的侵權界定。當一個專利方法步驟分別由商店端、消費者端及銀行伺服器端共同執行時，法官必須在文本中詳細論證各方行為與損害結果間的「相當因果關係」（</w:t>
+      </w:r>
+      <w:r>
+        <w:rPr>
+          <w:rFonts w:ascii="Times New Roman" w:eastAsia="標楷體" w:hAnsi="Times New Roman" w:cs="Times New Roman" w:hint="eastAsia"/>
+          <w:sz w:val="28"/>
+          <w:szCs w:val="28"/>
+        </w:rPr>
+        <w:t>Adequate Causality</w:t>
+      </w:r>
+      <w:r>
+        <w:rPr>
+          <w:rFonts w:ascii="Times New Roman" w:eastAsia="標楷體" w:hAnsi="Times New Roman" w:cs="Times New Roman" w:hint="eastAsia"/>
+          <w:sz w:val="28"/>
+          <w:szCs w:val="28"/>
+        </w:rPr>
+        <w:t>）</w:t>
+      </w:r>
+      <w:r>
+        <w:rPr>
+          <w:rFonts w:ascii="Times New Roman" w:eastAsia="標楷體" w:hAnsi="Times New Roman" w:cs="Times New Roman" w:hint="eastAsia"/>
+          <w:sz w:val="28"/>
+          <w:szCs w:val="28"/>
+        </w:rPr>
+        <w:t>（</w:t>
+      </w:r>
+      <w:r>
+        <w:rPr>
+          <w:rFonts w:ascii="Times New Roman" w:eastAsia="標楷體" w:hAnsi="Times New Roman" w:cs="Times New Roman" w:hint="eastAsia"/>
+          <w:sz w:val="28"/>
+          <w:szCs w:val="28"/>
+        </w:rPr>
+        <w:t>陳秉訓，</w:t>
+      </w:r>
+      <w:r>
+        <w:rPr>
+          <w:rFonts w:ascii="Times New Roman" w:eastAsia="標楷體" w:hAnsi="Times New Roman" w:cs="Times New Roman" w:hint="eastAsia"/>
+          <w:sz w:val="28"/>
+          <w:szCs w:val="28"/>
+        </w:rPr>
+        <w:t>2021</w:t>
+      </w:r>
+      <w:r>
+        <w:rPr>
+          <w:rFonts w:ascii="Times New Roman" w:eastAsia="標楷體" w:hAnsi="Times New Roman" w:cs="Times New Roman" w:hint="eastAsia"/>
+          <w:sz w:val="28"/>
+          <w:szCs w:val="28"/>
+        </w:rPr>
+        <w:t>）</w:t>
+      </w:r>
+      <w:r>
+        <w:rPr>
+          <w:rFonts w:ascii="Times New Roman" w:eastAsia="標楷體" w:hAnsi="Times New Roman" w:cs="Times New Roman" w:hint="eastAsia"/>
+          <w:sz w:val="28"/>
+          <w:szCs w:val="28"/>
+        </w:rPr>
+        <w:t>。這種涉及多方主體、多重條件判斷的論理結構，反映了智慧財產權判決文本具備極高的邏輯維度，這正是傳統基於詞頻統計的工具難以精準捕捉，而必須導入具備上下文語意理解能力的深度學習模型進行處理的核心原因</w:t>
+      </w:r>
+      <w:r>
+        <w:rPr>
+          <w:rFonts w:ascii="Times New Roman" w:eastAsia="標楷體" w:hAnsi="Times New Roman" w:cs="Times New Roman" w:hint="eastAsia"/>
+          <w:sz w:val="28"/>
+          <w:szCs w:val="28"/>
+        </w:rPr>
+        <w:t>。</w:t>
+      </w:r>
     </w:p>
     <w:p>
       <w:pPr>
@@ -289,81 +537,191 @@
           <w:sz w:val="28"/>
           <w:szCs w:val="28"/>
         </w:rPr>
-        <w:t>在智慧財產權（</w:t>
-      </w:r>
-      <w:r>
-        <w:rPr>
-          <w:rFonts w:ascii="Times New Roman" w:eastAsia="標楷體" w:hAnsi="Times New Roman" w:cs="Times New Roman" w:hint="eastAsia"/>
-          <w:sz w:val="28"/>
-          <w:szCs w:val="28"/>
-        </w:rPr>
-        <w:t>IP</w:t>
-      </w:r>
-      <w:r>
-        <w:rPr>
-          <w:rFonts w:ascii="Times New Roman" w:eastAsia="標楷體" w:hAnsi="Times New Roman" w:cs="Times New Roman" w:hint="eastAsia"/>
-          <w:sz w:val="28"/>
-          <w:szCs w:val="28"/>
-        </w:rPr>
-        <w:t>）案件中，判決預測的挑戰主要來自於「法律解釋」與「事實邏輯」兩個層次的技術門檻。首先，在法律解釋層面，專利侵權判定涉及「文義侵害」與「均等論」（</w:t>
-      </w:r>
-      <w:r>
-        <w:rPr>
-          <w:rFonts w:ascii="Times New Roman" w:eastAsia="標楷體" w:hAnsi="Times New Roman" w:cs="Times New Roman" w:hint="eastAsia"/>
-          <w:sz w:val="28"/>
-          <w:szCs w:val="28"/>
-        </w:rPr>
-        <w:t>Doctrine of Equivalents</w:t>
-      </w:r>
-      <w:r>
-        <w:rPr>
-          <w:rFonts w:ascii="Times New Roman" w:eastAsia="標楷體" w:hAnsi="Times New Roman" w:cs="Times New Roman" w:hint="eastAsia"/>
-          <w:sz w:val="28"/>
-          <w:szCs w:val="28"/>
-        </w:rPr>
-        <w:t>）的辨析。均等論雖為專利權保護的最後防線，但因其允許專利權範圍擴張至文義之外，導致其在解釋上與專利制度核心的「公示作用」（</w:t>
-      </w:r>
-      <w:r>
-        <w:rPr>
-          <w:rFonts w:ascii="Times New Roman" w:eastAsia="標楷體" w:hAnsi="Times New Roman" w:cs="Times New Roman" w:hint="eastAsia"/>
-          <w:sz w:val="28"/>
-          <w:szCs w:val="28"/>
-        </w:rPr>
-        <w:t>Public Notice</w:t>
-      </w:r>
-      <w:r>
-        <w:rPr>
-          <w:rFonts w:ascii="Times New Roman" w:eastAsia="標楷體" w:hAnsi="Times New Roman" w:cs="Times New Roman" w:hint="eastAsia"/>
-          <w:sz w:val="28"/>
-          <w:szCs w:val="28"/>
-        </w:rPr>
-        <w:t>）存在內在衝突。這種衝突使得均等論在司法實務中的界限變得模糊，充滿高度不確定性，甚至被公認為專利法原則中「最困難且最不可預測」的部</w:t>
-      </w:r>
-      <w:r>
-        <w:rPr>
-          <w:rFonts w:ascii="Times New Roman" w:eastAsia="標楷體" w:hAnsi="Times New Roman" w:cs="Times New Roman" w:hint="eastAsia"/>
-          <w:sz w:val="28"/>
-          <w:szCs w:val="28"/>
-        </w:rPr>
-        <w:lastRenderedPageBreak/>
-        <w:t>分。由於法律要件具備極大的裁量彈性，單純的關鍵字檢索往往難以判定法院的真實取徑</w:t>
-      </w:r>
-      <w:r>
-        <w:rPr>
-          <w:rFonts w:ascii="Times New Roman" w:eastAsia="標楷體" w:hAnsi="Times New Roman" w:cs="Times New Roman" w:hint="eastAsia"/>
-          <w:sz w:val="28"/>
-          <w:szCs w:val="28"/>
-          <w:vertAlign w:val="superscript"/>
-        </w:rPr>
-        <w:t>2</w:t>
-      </w:r>
-      <w:r>
-        <w:rPr>
-          <w:rFonts w:ascii="Times New Roman" w:eastAsia="標楷體" w:hAnsi="Times New Roman" w:cs="Times New Roman" w:hint="eastAsia"/>
-          <w:sz w:val="28"/>
-          <w:szCs w:val="28"/>
-        </w:rPr>
-        <w:t>。</w:t>
+        <w:t>此外，</w:t>
+      </w:r>
+      <w:r>
+        <w:rPr>
+          <w:rFonts w:ascii="Times New Roman" w:eastAsia="標楷體" w:hAnsi="Times New Roman" w:cs="Times New Roman" w:hint="eastAsia"/>
+          <w:sz w:val="28"/>
+          <w:szCs w:val="28"/>
+        </w:rPr>
+        <w:t>在</w:t>
+      </w:r>
+      <w:r>
+        <w:rPr>
+          <w:rFonts w:ascii="Times New Roman" w:eastAsia="標楷體" w:hAnsi="Times New Roman" w:cs="Times New Roman" w:hint="eastAsia"/>
+          <w:sz w:val="28"/>
+          <w:szCs w:val="28"/>
+        </w:rPr>
+        <w:t>郭建中</w:t>
+      </w:r>
+      <w:r>
+        <w:rPr>
+          <w:rFonts w:ascii="Times New Roman" w:eastAsia="標楷體" w:hAnsi="Times New Roman" w:cs="Times New Roman" w:hint="eastAsia"/>
+          <w:sz w:val="28"/>
+          <w:szCs w:val="28"/>
+        </w:rPr>
+        <w:t xml:space="preserve">, </w:t>
+      </w:r>
+      <w:r>
+        <w:rPr>
+          <w:rFonts w:ascii="Times New Roman" w:eastAsia="標楷體" w:hAnsi="Times New Roman" w:cs="Times New Roman" w:hint="eastAsia"/>
+          <w:sz w:val="28"/>
+          <w:szCs w:val="28"/>
+        </w:rPr>
+        <w:t>陳羿愷</w:t>
+      </w:r>
+      <w:r>
+        <w:rPr>
+          <w:rFonts w:ascii="Times New Roman" w:eastAsia="標楷體" w:hAnsi="Times New Roman" w:cs="Times New Roman" w:hint="eastAsia"/>
+          <w:sz w:val="28"/>
+          <w:szCs w:val="28"/>
+        </w:rPr>
+        <w:t>（</w:t>
+      </w:r>
+      <w:r>
+        <w:rPr>
+          <w:rFonts w:ascii="Times New Roman" w:eastAsia="標楷體" w:hAnsi="Times New Roman" w:cs="Times New Roman" w:hint="eastAsia"/>
+          <w:sz w:val="28"/>
+          <w:szCs w:val="28"/>
+        </w:rPr>
+        <w:t>2020</w:t>
+      </w:r>
+      <w:r>
+        <w:rPr>
+          <w:rFonts w:ascii="Times New Roman" w:eastAsia="標楷體" w:hAnsi="Times New Roman" w:cs="Times New Roman" w:hint="eastAsia"/>
+          <w:sz w:val="28"/>
+          <w:szCs w:val="28"/>
+        </w:rPr>
+        <w:t>）</w:t>
+      </w:r>
+      <w:r>
+        <w:rPr>
+          <w:rFonts w:ascii="Times New Roman" w:eastAsia="標楷體" w:hAnsi="Times New Roman" w:cs="Times New Roman" w:hint="eastAsia"/>
+          <w:sz w:val="28"/>
+          <w:szCs w:val="28"/>
+        </w:rPr>
+        <w:t>的報告中，</w:t>
+      </w:r>
+      <w:r>
+        <w:rPr>
+          <w:rFonts w:ascii="Times New Roman" w:eastAsia="標楷體" w:hAnsi="Times New Roman" w:cs="Times New Roman" w:hint="eastAsia"/>
+          <w:sz w:val="28"/>
+          <w:szCs w:val="28"/>
+        </w:rPr>
+        <w:t>台灣智慧財產法院的實務數據顯示，專利權人之勝訴率長期處於低位。根據實務數據觀察，民事一審原告勝率在</w:t>
+      </w:r>
+      <w:r>
+        <w:rPr>
+          <w:rFonts w:ascii="Times New Roman" w:eastAsia="標楷體" w:hAnsi="Times New Roman" w:cs="Times New Roman" w:hint="eastAsia"/>
+          <w:sz w:val="28"/>
+          <w:szCs w:val="28"/>
+        </w:rPr>
+        <w:t xml:space="preserve"> 2019 </w:t>
+      </w:r>
+      <w:r>
+        <w:rPr>
+          <w:rFonts w:ascii="Times New Roman" w:eastAsia="標楷體" w:hAnsi="Times New Roman" w:cs="Times New Roman" w:hint="eastAsia"/>
+          <w:sz w:val="28"/>
+          <w:szCs w:val="28"/>
+        </w:rPr>
+        <w:t>年創下</w:t>
+      </w:r>
+      <w:r>
+        <w:rPr>
+          <w:rFonts w:ascii="Times New Roman" w:eastAsia="標楷體" w:hAnsi="Times New Roman" w:cs="Times New Roman" w:hint="eastAsia"/>
+          <w:sz w:val="28"/>
+          <w:szCs w:val="28"/>
+        </w:rPr>
+        <w:t xml:space="preserve"> 18.3% </w:t>
+      </w:r>
+      <w:r>
+        <w:rPr>
+          <w:rFonts w:ascii="Times New Roman" w:eastAsia="標楷體" w:hAnsi="Times New Roman" w:cs="Times New Roman" w:hint="eastAsia"/>
+          <w:sz w:val="28"/>
+          <w:szCs w:val="28"/>
+        </w:rPr>
+        <w:t>的低點，其中專利權案件的勝率更是逐年下探，</w:t>
+      </w:r>
+      <w:r>
+        <w:rPr>
+          <w:rFonts w:ascii="Times New Roman" w:eastAsia="標楷體" w:hAnsi="Times New Roman" w:cs="Times New Roman" w:hint="eastAsia"/>
+          <w:sz w:val="28"/>
+          <w:szCs w:val="28"/>
+        </w:rPr>
+        <w:t xml:space="preserve">2019 </w:t>
+      </w:r>
+      <w:r>
+        <w:rPr>
+          <w:rFonts w:ascii="Times New Roman" w:eastAsia="標楷體" w:hAnsi="Times New Roman" w:cs="Times New Roman" w:hint="eastAsia"/>
+          <w:sz w:val="28"/>
+          <w:szCs w:val="28"/>
+        </w:rPr>
+        <w:t>年僅約</w:t>
+      </w:r>
+      <w:r>
+        <w:rPr>
+          <w:rFonts w:ascii="Times New Roman" w:eastAsia="標楷體" w:hAnsi="Times New Roman" w:cs="Times New Roman" w:hint="eastAsia"/>
+          <w:sz w:val="28"/>
+          <w:szCs w:val="28"/>
+        </w:rPr>
+        <w:t xml:space="preserve"> 6.4%</w:t>
+      </w:r>
+      <w:r>
+        <w:rPr>
+          <w:rFonts w:ascii="Times New Roman" w:eastAsia="標楷體" w:hAnsi="Times New Roman" w:cs="Times New Roman" w:hint="eastAsia"/>
+          <w:sz w:val="28"/>
+          <w:szCs w:val="28"/>
+        </w:rPr>
+        <w:t>。這種類別不平衡（</w:t>
+      </w:r>
+      <w:r>
+        <w:rPr>
+          <w:rFonts w:ascii="Times New Roman" w:eastAsia="標楷體" w:hAnsi="Times New Roman" w:cs="Times New Roman" w:hint="eastAsia"/>
+          <w:sz w:val="28"/>
+          <w:szCs w:val="28"/>
+        </w:rPr>
+        <w:t>Class Imbalance</w:t>
+      </w:r>
+      <w:r>
+        <w:rPr>
+          <w:rFonts w:ascii="Times New Roman" w:eastAsia="標楷體" w:hAnsi="Times New Roman" w:cs="Times New Roman" w:hint="eastAsia"/>
+          <w:sz w:val="28"/>
+          <w:szCs w:val="28"/>
+        </w:rPr>
+        <w:t>）現象，意味著模型極易傾向預測多數類別（敗訴）以換取虛假的高準確率。因此，開發具備高精確率的預測模型，協助律師評估訴訟籌碼、企業配置研發資源具備極高的實務意義。本研究旨在透過導入深度學習架構，針對智</w:t>
+      </w:r>
+      <w:r>
+        <w:rPr>
+          <w:rFonts w:ascii="Times New Roman" w:eastAsia="標楷體" w:hAnsi="Times New Roman" w:cs="Times New Roman" w:hint="eastAsia"/>
+          <w:sz w:val="28"/>
+          <w:szCs w:val="28"/>
+        </w:rPr>
+        <w:t>慧</w:t>
+      </w:r>
+      <w:r>
+        <w:rPr>
+          <w:rFonts w:ascii="Times New Roman" w:eastAsia="標楷體" w:hAnsi="Times New Roman" w:cs="Times New Roman" w:hint="eastAsia"/>
+          <w:sz w:val="28"/>
+          <w:szCs w:val="28"/>
+        </w:rPr>
+        <w:t>財</w:t>
+      </w:r>
+      <w:r>
+        <w:rPr>
+          <w:rFonts w:ascii="Times New Roman" w:eastAsia="標楷體" w:hAnsi="Times New Roman" w:cs="Times New Roman" w:hint="eastAsia"/>
+          <w:sz w:val="28"/>
+          <w:szCs w:val="28"/>
+        </w:rPr>
+        <w:t>產</w:t>
+      </w:r>
+      <w:r>
+        <w:rPr>
+          <w:rFonts w:ascii="Times New Roman" w:eastAsia="標楷體" w:hAnsi="Times New Roman" w:cs="Times New Roman" w:hint="eastAsia"/>
+          <w:sz w:val="28"/>
+          <w:szCs w:val="28"/>
+        </w:rPr>
+        <w:t>判決之長文本進行特徵提取，試圖建立一套能處理高度專業化司法數據的預測範式。</w:t>
       </w:r>
     </w:p>
     <w:p>
@@ -375,280 +733,256 @@
           <w:szCs w:val="28"/>
         </w:rPr>
       </w:pPr>
+      <w:r>
+        <w:rPr>
+          <w:rFonts w:ascii="Times New Roman" w:eastAsia="標楷體" w:hAnsi="Times New Roman" w:cs="Times New Roman"/>
+          <w:sz w:val="28"/>
+          <w:szCs w:val="28"/>
+        </w:rPr>
+        <w:br w:type="page"/>
+      </w:r>
     </w:p>
     <w:p>
       <w:pPr>
-        <w:widowControl/>
-        <w:rPr>
-          <w:rFonts w:ascii="Times New Roman" w:eastAsia="標楷體" w:hAnsi="Times New Roman" w:cs="Times New Roman"/>
-          <w:sz w:val="28"/>
-          <w:szCs w:val="28"/>
-        </w:rPr>
-      </w:pPr>
-      <w:r>
-        <w:rPr>
-          <w:rFonts w:ascii="Times New Roman" w:eastAsia="標楷體" w:hAnsi="Times New Roman" w:cs="Times New Roman" w:hint="eastAsia"/>
-          <w:sz w:val="28"/>
-          <w:szCs w:val="28"/>
-        </w:rPr>
-        <w:t>其次，在新興技術領域（如金融科技），事實認定的邏輯複雜度進一步提升。以智慧財產法院</w:t>
-      </w:r>
-      <w:r>
-        <w:rPr>
-          <w:rFonts w:ascii="Times New Roman" w:eastAsia="標楷體" w:hAnsi="Times New Roman" w:cs="Times New Roman" w:hint="eastAsia"/>
-          <w:sz w:val="28"/>
-          <w:szCs w:val="28"/>
-        </w:rPr>
-        <w:t xml:space="preserve"> 108 </w:t>
-      </w:r>
-      <w:r>
-        <w:rPr>
-          <w:rFonts w:ascii="Times New Roman" w:eastAsia="標楷體" w:hAnsi="Times New Roman" w:cs="Times New Roman" w:hint="eastAsia"/>
-          <w:sz w:val="28"/>
-          <w:szCs w:val="28"/>
-        </w:rPr>
-        <w:t>年民專訴字第</w:t>
-      </w:r>
-      <w:r>
-        <w:rPr>
-          <w:rFonts w:ascii="Times New Roman" w:eastAsia="標楷體" w:hAnsi="Times New Roman" w:cs="Times New Roman" w:hint="eastAsia"/>
-          <w:sz w:val="28"/>
-          <w:szCs w:val="28"/>
-        </w:rPr>
-        <w:t xml:space="preserve"> 59 </w:t>
-      </w:r>
-      <w:r>
-        <w:rPr>
-          <w:rFonts w:ascii="Times New Roman" w:eastAsia="標楷體" w:hAnsi="Times New Roman" w:cs="Times New Roman" w:hint="eastAsia"/>
-          <w:sz w:val="28"/>
-          <w:szCs w:val="28"/>
-        </w:rPr>
-        <w:t>號民事判決為例，該案涉及「行動支付方法」，其核心爭點在於「複數執行者」情境下的侵權界定。當一個專利方法步驟分別由商店端、消費者端及銀行伺服器端共同執行時，法官必須在文本中詳細論證各方行為與損害結果間的「相當因果關係」（</w:t>
-      </w:r>
-      <w:r>
-        <w:rPr>
-          <w:rFonts w:ascii="Times New Roman" w:eastAsia="標楷體" w:hAnsi="Times New Roman" w:cs="Times New Roman" w:hint="eastAsia"/>
-          <w:sz w:val="28"/>
-          <w:szCs w:val="28"/>
-        </w:rPr>
-        <w:t>Adequate Causality</w:t>
-      </w:r>
-      <w:r>
-        <w:rPr>
-          <w:rFonts w:ascii="Times New Roman" w:eastAsia="標楷體" w:hAnsi="Times New Roman" w:cs="Times New Roman" w:hint="eastAsia"/>
-          <w:sz w:val="28"/>
-          <w:szCs w:val="28"/>
-        </w:rPr>
-        <w:t>）</w:t>
-      </w:r>
-      <w:r>
-        <w:rPr>
-          <w:rFonts w:ascii="Times New Roman" w:eastAsia="標楷體" w:hAnsi="Times New Roman" w:cs="Times New Roman" w:hint="eastAsia"/>
-          <w:sz w:val="28"/>
-          <w:szCs w:val="28"/>
-          <w:vertAlign w:val="superscript"/>
-        </w:rPr>
-        <w:t>3</w:t>
-      </w:r>
-      <w:r>
-        <w:rPr>
-          <w:rFonts w:ascii="Times New Roman" w:eastAsia="標楷體" w:hAnsi="Times New Roman" w:cs="Times New Roman" w:hint="eastAsia"/>
-          <w:sz w:val="28"/>
-          <w:szCs w:val="28"/>
-        </w:rPr>
-        <w:t>。這種涉及多方主體、多重條件判斷的論理結構，反映了智慧財產權判決文本具備極高的邏輯維度，這正是傳統基於詞頻統計的工具難以精準捕捉，而必須導入具備上下文語意理解能力的深度學習模型進行處理的核心原因</w:t>
-      </w:r>
-      <w:r>
-        <w:rPr>
-          <w:rFonts w:ascii="Times New Roman" w:eastAsia="標楷體" w:hAnsi="Times New Roman" w:cs="Times New Roman" w:hint="eastAsia"/>
-          <w:sz w:val="28"/>
-          <w:szCs w:val="28"/>
-        </w:rPr>
-        <w:t>。</w:t>
+        <w:outlineLvl w:val="0"/>
+        <w:rPr>
+          <w:rFonts w:ascii="Times New Roman" w:eastAsia="標楷體" w:hAnsi="Times New Roman" w:cs="Times New Roman"/>
+          <w:sz w:val="28"/>
+          <w:szCs w:val="28"/>
+        </w:rPr>
+      </w:pPr>
+      <w:r>
+        <w:rPr>
+          <w:rFonts w:ascii="Times New Roman" w:eastAsia="標楷體" w:hAnsi="Times New Roman" w:cs="Times New Roman"/>
+          <w:sz w:val="28"/>
+          <w:szCs w:val="28"/>
+        </w:rPr>
+        <w:lastRenderedPageBreak/>
+        <w:t>研究目的</w:t>
       </w:r>
     </w:p>
     <w:p>
       <w:pPr>
-        <w:widowControl/>
-        <w:rPr>
-          <w:rFonts w:ascii="Times New Roman" w:eastAsia="標楷體" w:hAnsi="Times New Roman" w:cs="Times New Roman"/>
-          <w:sz w:val="28"/>
-          <w:szCs w:val="28"/>
-        </w:rPr>
-      </w:pPr>
+        <w:outlineLvl w:val="0"/>
+        <w:rPr>
+          <w:rFonts w:ascii="Times New Roman" w:eastAsia="標楷體" w:hAnsi="Times New Roman" w:cs="Times New Roman"/>
+          <w:sz w:val="28"/>
+          <w:szCs w:val="28"/>
+        </w:rPr>
+      </w:pPr>
+      <w:r>
+        <w:rPr>
+          <w:rFonts w:ascii="Times New Roman" w:eastAsia="標楷體" w:hAnsi="Times New Roman" w:cs="Times New Roman" w:hint="eastAsia"/>
+          <w:sz w:val="28"/>
+          <w:szCs w:val="28"/>
+        </w:rPr>
+        <w:t>隨著司法資料公開與法律科技發展，如何自大量判決文本中擷取具有判別力之資訊，並據以預測裁判結果，已成為法律文本分析與法律人工智慧的重要研究議題。既有法律判決預測研究多以案件事實或法律文本作為輸入，透過自然語言處理（</w:t>
+      </w:r>
+      <w:r>
+        <w:rPr>
+          <w:rFonts w:ascii="Times New Roman" w:eastAsia="標楷體" w:hAnsi="Times New Roman" w:cs="Times New Roman"/>
+          <w:sz w:val="28"/>
+          <w:szCs w:val="28"/>
+        </w:rPr>
+        <w:t>Natural Language Processing, NLP</w:t>
+      </w:r>
+      <w:r>
+        <w:rPr>
+          <w:rFonts w:ascii="Times New Roman" w:eastAsia="標楷體" w:hAnsi="Times New Roman" w:cs="Times New Roman" w:hint="eastAsia"/>
+          <w:sz w:val="28"/>
+          <w:szCs w:val="28"/>
+        </w:rPr>
+        <w:t>）與機器學習方法預測法院裁判結果，顯示法律文本中確實蘊含可供模型辨識之決策訊號。</w:t>
+      </w:r>
     </w:p>
     <w:p>
       <w:pPr>
-        <w:widowControl/>
-        <w:rPr>
-          <w:rFonts w:ascii="Times New Roman" w:eastAsia="標楷體" w:hAnsi="Times New Roman" w:cs="Times New Roman"/>
-          <w:sz w:val="28"/>
-          <w:szCs w:val="28"/>
-        </w:rPr>
-      </w:pPr>
-      <w:r>
-        <w:rPr>
-          <w:rFonts w:ascii="Times New Roman" w:eastAsia="標楷體" w:hAnsi="Times New Roman" w:cs="Times New Roman" w:hint="eastAsia"/>
-          <w:sz w:val="28"/>
-          <w:szCs w:val="28"/>
-        </w:rPr>
-        <w:t>此外，台灣智慧財產法院的實務數據顯示，專利權人之勝訴率長期處於低位。根據實務數據觀察，民事一審原告勝率在</w:t>
-      </w:r>
-      <w:r>
-        <w:rPr>
-          <w:rFonts w:ascii="Times New Roman" w:eastAsia="標楷體" w:hAnsi="Times New Roman" w:cs="Times New Roman" w:hint="eastAsia"/>
-          <w:sz w:val="28"/>
-          <w:szCs w:val="28"/>
-        </w:rPr>
-        <w:t xml:space="preserve"> 2019 </w:t>
-      </w:r>
-      <w:r>
-        <w:rPr>
-          <w:rFonts w:ascii="Times New Roman" w:eastAsia="標楷體" w:hAnsi="Times New Roman" w:cs="Times New Roman" w:hint="eastAsia"/>
-          <w:sz w:val="28"/>
-          <w:szCs w:val="28"/>
-        </w:rPr>
-        <w:t>年創下</w:t>
-      </w:r>
-      <w:r>
-        <w:rPr>
-          <w:rFonts w:ascii="Times New Roman" w:eastAsia="標楷體" w:hAnsi="Times New Roman" w:cs="Times New Roman" w:hint="eastAsia"/>
-          <w:sz w:val="28"/>
-          <w:szCs w:val="28"/>
-        </w:rPr>
-        <w:t xml:space="preserve"> 18.3% </w:t>
-      </w:r>
-      <w:r>
-        <w:rPr>
-          <w:rFonts w:ascii="Times New Roman" w:eastAsia="標楷體" w:hAnsi="Times New Roman" w:cs="Times New Roman" w:hint="eastAsia"/>
-          <w:sz w:val="28"/>
-          <w:szCs w:val="28"/>
-        </w:rPr>
-        <w:t>的低點，其中專利權案件的勝率更是逐年下探，</w:t>
-      </w:r>
-      <w:r>
-        <w:rPr>
-          <w:rFonts w:ascii="Times New Roman" w:eastAsia="標楷體" w:hAnsi="Times New Roman" w:cs="Times New Roman" w:hint="eastAsia"/>
-          <w:sz w:val="28"/>
-          <w:szCs w:val="28"/>
-        </w:rPr>
-        <w:t xml:space="preserve">2019 </w:t>
-      </w:r>
-      <w:r>
-        <w:rPr>
-          <w:rFonts w:ascii="Times New Roman" w:eastAsia="標楷體" w:hAnsi="Times New Roman" w:cs="Times New Roman" w:hint="eastAsia"/>
-          <w:sz w:val="28"/>
-          <w:szCs w:val="28"/>
-        </w:rPr>
-        <w:t>年僅約</w:t>
-      </w:r>
-      <w:r>
-        <w:rPr>
-          <w:rFonts w:ascii="Times New Roman" w:eastAsia="標楷體" w:hAnsi="Times New Roman" w:cs="Times New Roman" w:hint="eastAsia"/>
-          <w:sz w:val="28"/>
-          <w:szCs w:val="28"/>
-        </w:rPr>
-        <w:t xml:space="preserve"> 6.4%</w:t>
-      </w:r>
-      <w:r>
-        <w:rPr>
-          <w:rFonts w:ascii="Times New Roman" w:eastAsia="標楷體" w:hAnsi="Times New Roman" w:cs="Times New Roman" w:hint="eastAsia"/>
-          <w:sz w:val="28"/>
-          <w:szCs w:val="28"/>
-          <w:vertAlign w:val="superscript"/>
-        </w:rPr>
-        <w:t>4</w:t>
-      </w:r>
-      <w:r>
-        <w:rPr>
-          <w:rFonts w:ascii="Times New Roman" w:eastAsia="標楷體" w:hAnsi="Times New Roman" w:cs="Times New Roman" w:hint="eastAsia"/>
-          <w:sz w:val="28"/>
-          <w:szCs w:val="28"/>
-        </w:rPr>
-        <w:t>。這種極端的「類別不平衡」（</w:t>
-      </w:r>
-      <w:r>
-        <w:rPr>
-          <w:rFonts w:ascii="Times New Roman" w:eastAsia="標楷體" w:hAnsi="Times New Roman" w:cs="Times New Roman" w:hint="eastAsia"/>
-          <w:sz w:val="28"/>
-          <w:szCs w:val="28"/>
-        </w:rPr>
-        <w:t>Class Imbalance</w:t>
-      </w:r>
-      <w:r>
-        <w:rPr>
-          <w:rFonts w:ascii="Times New Roman" w:eastAsia="標楷體" w:hAnsi="Times New Roman" w:cs="Times New Roman" w:hint="eastAsia"/>
-          <w:sz w:val="28"/>
-          <w:szCs w:val="28"/>
-        </w:rPr>
-        <w:t>）現象，意味著模型極易傾向預測多數類別（敗訴）以換取虛假的高準確率</w:t>
-      </w:r>
-      <w:r>
-        <w:rPr>
-          <w:rFonts w:ascii="Times New Roman" w:eastAsia="標楷體" w:hAnsi="Times New Roman" w:cs="Times New Roman" w:hint="eastAsia"/>
-          <w:sz w:val="28"/>
-          <w:szCs w:val="28"/>
-          <w:vertAlign w:val="superscript"/>
-        </w:rPr>
-        <w:t>5</w:t>
-      </w:r>
-      <w:r>
-        <w:rPr>
-          <w:rFonts w:ascii="Times New Roman" w:eastAsia="標楷體" w:hAnsi="Times New Roman" w:cs="Times New Roman" w:hint="eastAsia"/>
-          <w:sz w:val="28"/>
-          <w:szCs w:val="28"/>
-        </w:rPr>
-        <w:t>。因此，開發具備高精確率的預測模型，協助律師評估訴訟籌碼、企業配置研發資源具備極高的實務意義。本研究旨在透過導入深度學習架構，針對智</w:t>
-      </w:r>
-      <w:r>
-        <w:rPr>
-          <w:rFonts w:ascii="Times New Roman" w:eastAsia="標楷體" w:hAnsi="Times New Roman" w:cs="Times New Roman" w:hint="eastAsia"/>
-          <w:sz w:val="28"/>
-          <w:szCs w:val="28"/>
-        </w:rPr>
-        <w:t>慧</w:t>
-      </w:r>
-      <w:r>
-        <w:rPr>
-          <w:rFonts w:ascii="Times New Roman" w:eastAsia="標楷體" w:hAnsi="Times New Roman" w:cs="Times New Roman" w:hint="eastAsia"/>
-          <w:sz w:val="28"/>
-          <w:szCs w:val="28"/>
-        </w:rPr>
-        <w:t>財</w:t>
-      </w:r>
-      <w:r>
-        <w:rPr>
-          <w:rFonts w:ascii="Times New Roman" w:eastAsia="標楷體" w:hAnsi="Times New Roman" w:cs="Times New Roman" w:hint="eastAsia"/>
-          <w:sz w:val="28"/>
-          <w:szCs w:val="28"/>
-        </w:rPr>
-        <w:t>產</w:t>
-      </w:r>
-      <w:r>
-        <w:rPr>
-          <w:rFonts w:ascii="Times New Roman" w:eastAsia="標楷體" w:hAnsi="Times New Roman" w:cs="Times New Roman" w:hint="eastAsia"/>
-          <w:sz w:val="28"/>
-          <w:szCs w:val="28"/>
-        </w:rPr>
-        <w:t>判決之長文本進行特徵提取，試圖建立一套能處理高度專業化司法數據的預測範式。</w:t>
+        <w:outlineLvl w:val="0"/>
+        <w:rPr>
+          <w:rFonts w:ascii="Times New Roman" w:eastAsia="標楷體" w:hAnsi="Times New Roman" w:cs="Times New Roman"/>
+          <w:sz w:val="28"/>
+          <w:szCs w:val="28"/>
+        </w:rPr>
+      </w:pPr>
+      <w:r>
+        <w:rPr>
+          <w:rFonts w:ascii="Times New Roman" w:eastAsia="標楷體" w:hAnsi="Times New Roman" w:cs="Times New Roman" w:hint="eastAsia"/>
+          <w:sz w:val="28"/>
+          <w:szCs w:val="28"/>
+        </w:rPr>
+        <w:t>基於此，本研究以智慧財產權判決為研究對象，運用文字探勘方法建構判決結果預測模型。具體而言，本研究先以前處理後之判決文本建立詞袋特徵（</w:t>
+      </w:r>
+      <w:r>
+        <w:rPr>
+          <w:rFonts w:ascii="Times New Roman" w:eastAsia="標楷體" w:hAnsi="Times New Roman" w:cs="Times New Roman" w:hint="eastAsia"/>
+          <w:sz w:val="28"/>
+          <w:szCs w:val="28"/>
+        </w:rPr>
+        <w:t xml:space="preserve">Bag-of-Words, </w:t>
+      </w:r>
+      <w:proofErr w:type="spellStart"/>
+      <w:r>
+        <w:rPr>
+          <w:rFonts w:ascii="Times New Roman" w:eastAsia="標楷體" w:hAnsi="Times New Roman" w:cs="Times New Roman" w:hint="eastAsia"/>
+          <w:sz w:val="28"/>
+          <w:szCs w:val="28"/>
+        </w:rPr>
+        <w:t>BoW</w:t>
+      </w:r>
+      <w:proofErr w:type="spellEnd"/>
+      <w:r>
+        <w:rPr>
+          <w:rFonts w:ascii="Times New Roman" w:eastAsia="標楷體" w:hAnsi="Times New Roman" w:cs="Times New Roman" w:hint="eastAsia"/>
+          <w:sz w:val="28"/>
+          <w:szCs w:val="28"/>
+        </w:rPr>
+        <w:t>），再透過多項式逆向迴歸（</w:t>
+      </w:r>
+      <w:r>
+        <w:rPr>
+          <w:rFonts w:ascii="Times New Roman" w:eastAsia="標楷體" w:hAnsi="Times New Roman" w:cs="Times New Roman" w:hint="eastAsia"/>
+          <w:sz w:val="28"/>
+          <w:szCs w:val="28"/>
+        </w:rPr>
+        <w:t>Multinomial Inverse Regression, MNIR</w:t>
+      </w:r>
+      <w:r>
+        <w:rPr>
+          <w:rFonts w:ascii="Times New Roman" w:eastAsia="標楷體" w:hAnsi="Times New Roman" w:cs="Times New Roman" w:hint="eastAsia"/>
+          <w:sz w:val="28"/>
+          <w:szCs w:val="28"/>
+        </w:rPr>
+        <w:t>）將高維法律文本轉換為與判決結果相關之低維文本表徵，並結合下游分類模型進行預測。研究之分類目標為勝訴、敗訴與部分勝訴／敗訴三類，以檢驗法律文本中之語言特徵是否足以支持判決結果之辨識。</w:t>
       </w:r>
     </w:p>
     <w:p>
       <w:pPr>
-        <w:widowControl/>
-        <w:rPr>
-          <w:rFonts w:ascii="Times New Roman" w:eastAsia="標楷體" w:hAnsi="Times New Roman" w:cs="Times New Roman"/>
-          <w:sz w:val="28"/>
-          <w:szCs w:val="28"/>
-        </w:rPr>
-      </w:pPr>
-      <w:r>
-        <w:rPr>
-          <w:rFonts w:ascii="Times New Roman" w:eastAsia="標楷體" w:hAnsi="Times New Roman" w:cs="Times New Roman"/>
-          <w:sz w:val="28"/>
-          <w:szCs w:val="28"/>
-        </w:rPr>
-        <w:br w:type="page"/>
+        <w:outlineLvl w:val="0"/>
+        <w:rPr>
+          <w:rFonts w:ascii="Times New Roman" w:eastAsia="標楷體" w:hAnsi="Times New Roman" w:cs="Times New Roman"/>
+          <w:sz w:val="28"/>
+          <w:szCs w:val="28"/>
+        </w:rPr>
+      </w:pPr>
+      <w:r>
+        <w:rPr>
+          <w:rFonts w:ascii="Times New Roman" w:eastAsia="標楷體" w:hAnsi="Times New Roman" w:cs="Times New Roman" w:hint="eastAsia"/>
+          <w:sz w:val="28"/>
+          <w:szCs w:val="28"/>
+        </w:rPr>
+        <w:t>本研究之具體目的如下。第一，建立智慧財產權判決文本之前處理、特徵建構與模型訓練流程，作為法律文本預測分析之基礎。第二，透過</w:t>
+      </w:r>
+      <w:r>
+        <w:rPr>
+          <w:rFonts w:ascii="Times New Roman" w:eastAsia="標楷體" w:hAnsi="Times New Roman" w:cs="Times New Roman" w:hint="eastAsia"/>
+          <w:sz w:val="28"/>
+          <w:szCs w:val="28"/>
+        </w:rPr>
+        <w:t xml:space="preserve"> MNIR </w:t>
+      </w:r>
+      <w:r>
+        <w:rPr>
+          <w:rFonts w:ascii="Times New Roman" w:eastAsia="標楷體" w:hAnsi="Times New Roman" w:cs="Times New Roman" w:hint="eastAsia"/>
+          <w:sz w:val="28"/>
+          <w:szCs w:val="28"/>
+        </w:rPr>
+        <w:t>萃取判決文本之</w:t>
+      </w:r>
+      <w:r>
+        <w:rPr>
+          <w:rFonts w:ascii="Times New Roman" w:eastAsia="標楷體" w:hAnsi="Times New Roman" w:cs="Times New Roman" w:hint="eastAsia"/>
+          <w:sz w:val="28"/>
+          <w:szCs w:val="28"/>
+        </w:rPr>
+        <w:t xml:space="preserve"> sufficient reduction </w:t>
+      </w:r>
+      <w:r>
+        <w:rPr>
+          <w:rFonts w:ascii="Times New Roman" w:eastAsia="標楷體" w:hAnsi="Times New Roman" w:cs="Times New Roman" w:hint="eastAsia"/>
+          <w:sz w:val="28"/>
+          <w:szCs w:val="28"/>
+        </w:rPr>
+        <w:t>特徵，評估其在智慧財產權判決結果預測任務中的適用性。第三，針對勝訴、敗訴與部分勝訴／敗訴三類結果，比較模型在不同類別上的辨識能力，並分析類別不平衡對預測表現之影響。第四，透過</w:t>
+      </w:r>
+      <w:r>
+        <w:rPr>
+          <w:rFonts w:ascii="Times New Roman" w:eastAsia="標楷體" w:hAnsi="Times New Roman" w:cs="Times New Roman" w:hint="eastAsia"/>
+          <w:sz w:val="28"/>
+          <w:szCs w:val="28"/>
+        </w:rPr>
+        <w:t xml:space="preserve"> Accuracy</w:t>
+      </w:r>
+      <w:r>
+        <w:rPr>
+          <w:rFonts w:ascii="Times New Roman" w:eastAsia="標楷體" w:hAnsi="Times New Roman" w:cs="Times New Roman" w:hint="eastAsia"/>
+          <w:sz w:val="28"/>
+          <w:szCs w:val="28"/>
+        </w:rPr>
+        <w:t>、</w:t>
+      </w:r>
+      <w:r>
+        <w:rPr>
+          <w:rFonts w:ascii="Times New Roman" w:eastAsia="標楷體" w:hAnsi="Times New Roman" w:cs="Times New Roman" w:hint="eastAsia"/>
+          <w:sz w:val="28"/>
+          <w:szCs w:val="28"/>
+        </w:rPr>
+        <w:t>Macro-F1</w:t>
+      </w:r>
+      <w:r>
+        <w:rPr>
+          <w:rFonts w:ascii="Times New Roman" w:eastAsia="標楷體" w:hAnsi="Times New Roman" w:cs="Times New Roman" w:hint="eastAsia"/>
+          <w:sz w:val="28"/>
+          <w:szCs w:val="28"/>
+        </w:rPr>
+        <w:t>、</w:t>
+      </w:r>
+      <w:r>
+        <w:rPr>
+          <w:rFonts w:ascii="Times New Roman" w:eastAsia="標楷體" w:hAnsi="Times New Roman" w:cs="Times New Roman" w:hint="eastAsia"/>
+          <w:sz w:val="28"/>
+          <w:szCs w:val="28"/>
+        </w:rPr>
+        <w:t>Weighted-F1</w:t>
+      </w:r>
+      <w:r>
+        <w:rPr>
+          <w:rFonts w:ascii="Times New Roman" w:eastAsia="標楷體" w:hAnsi="Times New Roman" w:cs="Times New Roman" w:hint="eastAsia"/>
+          <w:sz w:val="28"/>
+          <w:szCs w:val="28"/>
+        </w:rPr>
+        <w:t>、混淆矩陣（</w:t>
+      </w:r>
+      <w:r>
+        <w:rPr>
+          <w:rFonts w:ascii="Times New Roman" w:eastAsia="標楷體" w:hAnsi="Times New Roman" w:cs="Times New Roman" w:hint="eastAsia"/>
+          <w:sz w:val="28"/>
+          <w:szCs w:val="28"/>
+        </w:rPr>
+        <w:t>Confusion Matrix</w:t>
+      </w:r>
+      <w:r>
+        <w:rPr>
+          <w:rFonts w:ascii="Times New Roman" w:eastAsia="標楷體" w:hAnsi="Times New Roman" w:cs="Times New Roman" w:hint="eastAsia"/>
+          <w:sz w:val="28"/>
+          <w:szCs w:val="28"/>
+        </w:rPr>
+        <w:t>）與關鍵詞</w:t>
+      </w:r>
+      <w:r>
+        <w:rPr>
+          <w:rFonts w:ascii="Times New Roman" w:eastAsia="標楷體" w:hAnsi="Times New Roman" w:cs="Times New Roman" w:hint="eastAsia"/>
+          <w:sz w:val="28"/>
+          <w:szCs w:val="28"/>
+        </w:rPr>
+        <w:t xml:space="preserve"> loading </w:t>
+      </w:r>
+      <w:r>
+        <w:rPr>
+          <w:rFonts w:ascii="Times New Roman" w:eastAsia="標楷體" w:hAnsi="Times New Roman" w:cs="Times New Roman" w:hint="eastAsia"/>
+          <w:sz w:val="28"/>
+          <w:szCs w:val="28"/>
+        </w:rPr>
+        <w:t>等指標，檢驗模型整體表現、錯誤分類型態與文本特徵之可解釋性。</w:t>
       </w:r>
     </w:p>
     <w:p>
@@ -662,32 +996,20 @@
       </w:pPr>
       <w:r>
         <w:rPr>
-          <w:rFonts w:ascii="Times New Roman" w:eastAsia="標楷體" w:hAnsi="Times New Roman" w:cs="Times New Roman"/>
+          <w:rFonts w:ascii="Times New Roman" w:eastAsia="標楷體" w:hAnsi="Times New Roman" w:cs="Times New Roman" w:hint="eastAsia"/>
+          <w:sz w:val="28"/>
+          <w:szCs w:val="28"/>
+        </w:rPr>
+        <w:t>綜上所述，本研究不僅希望驗證文字探勘方法應用於智慧財產權判決預測之可行性，</w:t>
+      </w:r>
+      <w:r>
+        <w:rPr>
+          <w:rFonts w:ascii="Times New Roman" w:eastAsia="標楷體" w:hAnsi="Times New Roman" w:cs="Times New Roman" w:hint="eastAsia"/>
           <w:sz w:val="28"/>
           <w:szCs w:val="28"/>
         </w:rPr>
         <w:lastRenderedPageBreak/>
-        <w:t>研究目的</w:t>
-      </w:r>
-    </w:p>
-    <w:p>
-      <w:pPr>
-        <w:widowControl/>
-        <w:rPr>
-          <w:rFonts w:ascii="Times New Roman" w:eastAsia="標楷體" w:hAnsi="Times New Roman" w:cs="Times New Roman"/>
-          <w:color w:val="EE0000"/>
-          <w:sz w:val="28"/>
-          <w:szCs w:val="28"/>
-        </w:rPr>
-      </w:pPr>
-      <w:r>
-        <w:rPr>
-          <w:rFonts w:ascii="Times New Roman" w:eastAsia="標楷體" w:hAnsi="Times New Roman" w:cs="Times New Roman" w:hint="eastAsia"/>
-          <w:color w:val="EE0000"/>
-          <w:sz w:val="28"/>
-          <w:szCs w:val="28"/>
-        </w:rPr>
-        <w:t>基於前述的研究背景與動機，本論文旨在達成以下三項具體的研究目的：</w:t>
+        <w:t>亦希望進一步釐清不同判決結果類別在文本特徵上的差異，並說明模型在主要類別與少數類別上的辨識限制，作為後續法律科技應用與司法文本研究之參考。</w:t>
       </w:r>
     </w:p>
     <w:p>
@@ -700,167 +1022,347 @@
         </w:numPr>
         <w:rPr>
           <w:rFonts w:ascii="Times New Roman" w:eastAsia="標楷體" w:hAnsi="Times New Roman" w:cs="Times New Roman"/>
-          <w:color w:val="EE0000"/>
-          <w:sz w:val="28"/>
-          <w:szCs w:val="28"/>
-        </w:rPr>
-      </w:pPr>
-      <w:r>
-        <w:rPr>
-          <w:rFonts w:ascii="Times New Roman" w:eastAsia="標楷體" w:hAnsi="Times New Roman" w:cs="Times New Roman" w:hint="eastAsia"/>
-          <w:b/>
-          <w:bCs/>
-          <w:color w:val="EE0000"/>
-          <w:sz w:val="28"/>
-          <w:szCs w:val="28"/>
-        </w:rPr>
-        <w:t>探索並建立標準化法律文本處理流程</w:t>
-      </w:r>
-      <w:r>
-        <w:rPr>
-          <w:rFonts w:ascii="Times New Roman" w:eastAsia="標楷體" w:hAnsi="Times New Roman" w:cs="Times New Roman" w:hint="eastAsia"/>
-          <w:color w:val="EE0000"/>
-          <w:sz w:val="28"/>
-          <w:szCs w:val="28"/>
-        </w:rPr>
-        <w:t>：本研究的首要目標在於建立一套適用於台灣智慧財產權判決書的文字探勘與機器學習處理流程。透過整合具備深度語意理解能力的斷詞技術，克服法律術語之辨識障礙，並為後續量化法律研究提供一套可複製且具備擴展性的分析框架</w:t>
-      </w:r>
-      <w:r>
-        <w:rPr>
-          <w:rFonts w:ascii="Times New Roman" w:eastAsia="標楷體" w:hAnsi="Times New Roman" w:cs="Times New Roman" w:hint="eastAsia"/>
-          <w:color w:val="EE0000"/>
-          <w:sz w:val="28"/>
-          <w:szCs w:val="28"/>
-          <w:vertAlign w:val="superscript"/>
-        </w:rPr>
-        <w:t>6</w:t>
-      </w:r>
-      <w:r>
-        <w:rPr>
-          <w:rFonts w:ascii="Times New Roman" w:eastAsia="標楷體" w:hAnsi="Times New Roman" w:cs="Times New Roman" w:hint="eastAsia"/>
-          <w:color w:val="EE0000"/>
-          <w:sz w:val="28"/>
-          <w:szCs w:val="28"/>
-        </w:rPr>
-        <w:t>。</w:t>
+          <w:sz w:val="28"/>
+          <w:szCs w:val="28"/>
+        </w:rPr>
+      </w:pPr>
+      <w:r>
+        <w:rPr>
+          <w:rFonts w:ascii="Times New Roman" w:eastAsia="標楷體" w:hAnsi="Times New Roman" w:cs="Times New Roman"/>
+          <w:sz w:val="28"/>
+          <w:szCs w:val="28"/>
+        </w:rPr>
+        <w:br w:type="page"/>
       </w:r>
     </w:p>
     <w:p>
       <w:pPr>
-        <w:pStyle w:val="a9"/>
-        <w:widowControl/>
-        <w:numPr>
-          <w:ilvl w:val="0"/>
-          <w:numId w:val="11"/>
-        </w:numPr>
-        <w:rPr>
-          <w:rFonts w:ascii="Times New Roman" w:eastAsia="標楷體" w:hAnsi="Times New Roman" w:cs="Times New Roman"/>
-          <w:color w:val="EE0000"/>
-          <w:sz w:val="28"/>
-          <w:szCs w:val="28"/>
-        </w:rPr>
-      </w:pPr>
-      <w:r>
-        <w:rPr>
-          <w:rFonts w:ascii="Times New Roman" w:eastAsia="標楷體" w:hAnsi="Times New Roman" w:cs="Times New Roman" w:hint="eastAsia"/>
-          <w:b/>
-          <w:bCs/>
-          <w:color w:val="EE0000"/>
-          <w:sz w:val="28"/>
-          <w:szCs w:val="28"/>
-        </w:rPr>
-        <w:t>開發具備高精確率之多類別裁判結果預測模型</w:t>
-      </w:r>
-      <w:r>
-        <w:rPr>
-          <w:rFonts w:ascii="Times New Roman" w:eastAsia="標楷體" w:hAnsi="Times New Roman" w:cs="Times New Roman" w:hint="eastAsia"/>
-          <w:color w:val="EE0000"/>
-          <w:sz w:val="28"/>
-          <w:szCs w:val="28"/>
-        </w:rPr>
-        <w:t>：運用監督式機器學習演算法，開發能根據判決書內文特徵預測「</w:t>
-      </w:r>
-      <w:r>
-        <w:rPr>
-          <w:rFonts w:ascii="Times New Roman" w:eastAsia="標楷體" w:hAnsi="Times New Roman" w:cs="Times New Roman" w:hint="eastAsia"/>
-          <w:color w:val="EE0000"/>
-          <w:sz w:val="28"/>
-          <w:szCs w:val="28"/>
-        </w:rPr>
-        <w:t>勝訴</w:t>
-      </w:r>
-      <w:r>
-        <w:rPr>
-          <w:rFonts w:ascii="Times New Roman" w:eastAsia="標楷體" w:hAnsi="Times New Roman" w:cs="Times New Roman" w:hint="eastAsia"/>
-          <w:color w:val="EE0000"/>
-          <w:sz w:val="28"/>
-          <w:szCs w:val="28"/>
-        </w:rPr>
-        <w:t>」、「</w:t>
-      </w:r>
-      <w:r>
-        <w:rPr>
-          <w:rFonts w:ascii="Times New Roman" w:eastAsia="標楷體" w:hAnsi="Times New Roman" w:cs="Times New Roman" w:hint="eastAsia"/>
-          <w:color w:val="EE0000"/>
-          <w:sz w:val="28"/>
-          <w:szCs w:val="28"/>
-        </w:rPr>
-        <w:t>敗訴</w:t>
-      </w:r>
-      <w:r>
-        <w:rPr>
-          <w:rFonts w:ascii="Times New Roman" w:eastAsia="標楷體" w:hAnsi="Times New Roman" w:cs="Times New Roman" w:hint="eastAsia"/>
-          <w:color w:val="EE0000"/>
-          <w:sz w:val="28"/>
-          <w:szCs w:val="28"/>
-        </w:rPr>
-        <w:t>」及「部分勝訴」之模型。並針對司法數據中極端的類別不平衡特性，導入最佳化訓練策略，以驗證預測模型在高度專業法律領域的科學有效性。</w:t>
+        <w:outlineLvl w:val="0"/>
+        <w:rPr>
+          <w:rFonts w:ascii="Times New Roman" w:eastAsia="標楷體" w:hAnsi="Times New Roman" w:cs="Times New Roman"/>
+          <w:sz w:val="28"/>
+          <w:szCs w:val="28"/>
+        </w:rPr>
+      </w:pPr>
+      <w:r>
+        <w:rPr>
+          <w:rFonts w:ascii="Times New Roman" w:eastAsia="標楷體" w:hAnsi="Times New Roman" w:cs="Times New Roman"/>
+          <w:sz w:val="28"/>
+          <w:szCs w:val="28"/>
+        </w:rPr>
+        <w:lastRenderedPageBreak/>
+        <w:t>研究貢獻</w:t>
       </w:r>
     </w:p>
     <w:p>
       <w:pPr>
-        <w:pStyle w:val="a9"/>
-        <w:widowControl/>
-        <w:numPr>
-          <w:ilvl w:val="0"/>
-          <w:numId w:val="11"/>
-        </w:numPr>
-        <w:rPr>
-          <w:rFonts w:ascii="Times New Roman" w:eastAsia="標楷體" w:hAnsi="Times New Roman" w:cs="Times New Roman"/>
-          <w:color w:val="EE0000"/>
-          <w:sz w:val="28"/>
-          <w:szCs w:val="28"/>
-        </w:rPr>
-      </w:pPr>
-      <w:r>
-        <w:rPr>
-          <w:rFonts w:ascii="Times New Roman" w:eastAsia="標楷體" w:hAnsi="Times New Roman" w:cs="Times New Roman" w:hint="eastAsia"/>
-          <w:b/>
-          <w:bCs/>
-          <w:color w:val="EE0000"/>
-          <w:sz w:val="28"/>
-          <w:szCs w:val="28"/>
-        </w:rPr>
-        <w:t>強化長篇裁判書之全局語意特徵提取能力</w:t>
-      </w:r>
-      <w:r>
-        <w:rPr>
-          <w:rFonts w:ascii="Times New Roman" w:eastAsia="標楷體" w:hAnsi="Times New Roman" w:cs="Times New Roman" w:hint="eastAsia"/>
-          <w:color w:val="EE0000"/>
-          <w:sz w:val="28"/>
-          <w:szCs w:val="28"/>
-        </w:rPr>
-        <w:t>：針對智慧財產權判決書篇幅冗長且邏輯高度依賴上下文的特性，研究如何有效捕捉長程語意關係，確保模型在分析過程中不因文本長度而遺失關鍵之裁判理由與法理推論，進而提升對於複雜法律論證的理解深度。</w:t>
+        <w:outlineLvl w:val="0"/>
+        <w:rPr>
+          <w:rFonts w:ascii="Times New Roman" w:eastAsia="標楷體" w:hAnsi="Times New Roman" w:cs="Times New Roman"/>
+          <w:sz w:val="28"/>
+          <w:szCs w:val="28"/>
+        </w:rPr>
+      </w:pPr>
+      <w:r>
+        <w:rPr>
+          <w:rFonts w:ascii="Times New Roman" w:eastAsia="標楷體" w:hAnsi="Times New Roman" w:cs="Times New Roman" w:hint="eastAsia"/>
+          <w:sz w:val="28"/>
+          <w:szCs w:val="28"/>
+        </w:rPr>
+        <w:t>本研究之核心貢獻體現於統計建模技術與專業法律實務的深度結合，其價值涵蓋了學術領域開拓、模型選型參考與實務應用工具三大面向：首先，本研究有效彌補了台灣智慧財產權實證研究之領域空缺，並拓寬了法律文本分析之深度。過往國內針對智財權之實證研究，多側重於侵害事實認定後之「損害賠償金額」數據分佈或審酌因素之迴歸分析</w:t>
+      </w:r>
+      <w:r>
+        <w:rPr>
+          <w:rFonts w:ascii="Times New Roman" w:eastAsia="標楷體" w:hAnsi="Times New Roman" w:cs="Times New Roman" w:hint="eastAsia"/>
+          <w:sz w:val="28"/>
+          <w:szCs w:val="28"/>
+        </w:rPr>
+        <w:t xml:space="preserve"> </w:t>
+      </w:r>
+      <w:r>
+        <w:rPr>
+          <w:rFonts w:ascii="Times New Roman" w:eastAsia="標楷體" w:hAnsi="Times New Roman" w:cs="Times New Roman" w:hint="eastAsia"/>
+          <w:sz w:val="28"/>
+          <w:szCs w:val="28"/>
+        </w:rPr>
+        <w:t>。本研究則將分析維度前移至「裁判結果預測」，直接探討全文術語分佈與勝敗結果間的內在關聯，填補了從非結構化法律文本到裁判預測間的研究斷層</w:t>
+      </w:r>
+      <w:r>
+        <w:rPr>
+          <w:rFonts w:ascii="Times New Roman" w:eastAsia="標楷體" w:hAnsi="Times New Roman" w:cs="Times New Roman" w:hint="eastAsia"/>
+          <w:sz w:val="28"/>
+          <w:szCs w:val="28"/>
+        </w:rPr>
+        <w:t xml:space="preserve"> </w:t>
+      </w:r>
+      <w:r>
+        <w:rPr>
+          <w:rFonts w:ascii="Times New Roman" w:eastAsia="標楷體" w:hAnsi="Times New Roman" w:cs="Times New Roman" w:hint="eastAsia"/>
+          <w:sz w:val="28"/>
+          <w:szCs w:val="28"/>
+        </w:rPr>
+        <w:t>，為台灣法律實證研究（</w:t>
+      </w:r>
+      <w:r>
+        <w:rPr>
+          <w:rFonts w:ascii="Times New Roman" w:eastAsia="標楷體" w:hAnsi="Times New Roman" w:cs="Times New Roman" w:hint="eastAsia"/>
+          <w:sz w:val="28"/>
+          <w:szCs w:val="28"/>
+        </w:rPr>
+        <w:t>ELS</w:t>
+      </w:r>
+      <w:r>
+        <w:rPr>
+          <w:rFonts w:ascii="Times New Roman" w:eastAsia="標楷體" w:hAnsi="Times New Roman" w:cs="Times New Roman" w:hint="eastAsia"/>
+          <w:sz w:val="28"/>
+          <w:szCs w:val="28"/>
+        </w:rPr>
+        <w:t>）提供了一套從大數據抓取到語意建模的完整範式。其次，本研究提供了系統性的模型效能評估與技術選型參考。本研究並非單一演算法之盲目應用，而是建構了「以多項式逆迴歸（</w:t>
+      </w:r>
+      <w:r>
+        <w:rPr>
+          <w:rFonts w:ascii="Times New Roman" w:eastAsia="標楷體" w:hAnsi="Times New Roman" w:cs="Times New Roman" w:hint="eastAsia"/>
+          <w:sz w:val="28"/>
+          <w:szCs w:val="28"/>
+        </w:rPr>
+        <w:t>MNIR</w:t>
+      </w:r>
+      <w:r>
+        <w:rPr>
+          <w:rFonts w:ascii="Times New Roman" w:eastAsia="標楷體" w:hAnsi="Times New Roman" w:cs="Times New Roman" w:hint="eastAsia"/>
+          <w:sz w:val="28"/>
+          <w:szCs w:val="28"/>
+        </w:rPr>
+        <w:t>）為核心之兩階段建模框架」</w:t>
+      </w:r>
+      <w:r>
+        <w:rPr>
+          <w:rFonts w:ascii="Times New Roman" w:eastAsia="標楷體" w:hAnsi="Times New Roman" w:cs="Times New Roman" w:hint="eastAsia"/>
+          <w:sz w:val="28"/>
+          <w:szCs w:val="28"/>
+        </w:rPr>
+        <w:t xml:space="preserve"> </w:t>
+      </w:r>
+      <w:r>
+        <w:rPr>
+          <w:rFonts w:ascii="Times New Roman" w:eastAsia="標楷體" w:hAnsi="Times New Roman" w:cs="Times New Roman" w:hint="eastAsia"/>
+          <w:sz w:val="28"/>
+          <w:szCs w:val="28"/>
+        </w:rPr>
+        <w:t>。透過</w:t>
+      </w:r>
+      <w:r>
+        <w:rPr>
+          <w:rFonts w:ascii="Times New Roman" w:eastAsia="標楷體" w:hAnsi="Times New Roman" w:cs="Times New Roman" w:hint="eastAsia"/>
+          <w:sz w:val="28"/>
+          <w:szCs w:val="28"/>
+        </w:rPr>
+        <w:t xml:space="preserve"> MNIR </w:t>
+      </w:r>
+      <w:r>
+        <w:rPr>
+          <w:rFonts w:ascii="Times New Roman" w:eastAsia="標楷體" w:hAnsi="Times New Roman" w:cs="Times New Roman" w:hint="eastAsia"/>
+          <w:sz w:val="28"/>
+          <w:szCs w:val="28"/>
+        </w:rPr>
+        <w:t>先行提取具備統計嚴謹性之「充分縮減分數（</w:t>
+      </w:r>
+      <w:r>
+        <w:rPr>
+          <w:rFonts w:ascii="Times New Roman" w:eastAsia="標楷體" w:hAnsi="Times New Roman" w:cs="Times New Roman" w:hint="eastAsia"/>
+          <w:sz w:val="28"/>
+          <w:szCs w:val="28"/>
+        </w:rPr>
+        <w:t>SR Scores</w:t>
+      </w:r>
+      <w:r>
+        <w:rPr>
+          <w:rFonts w:ascii="Times New Roman" w:eastAsia="標楷體" w:hAnsi="Times New Roman" w:cs="Times New Roman" w:hint="eastAsia"/>
+          <w:sz w:val="28"/>
+          <w:szCs w:val="28"/>
+        </w:rPr>
+        <w:t>）」進行降維</w:t>
+      </w:r>
+      <w:r>
+        <w:rPr>
+          <w:rFonts w:ascii="Times New Roman" w:eastAsia="標楷體" w:hAnsi="Times New Roman" w:cs="Times New Roman" w:hint="eastAsia"/>
+          <w:sz w:val="28"/>
+          <w:szCs w:val="28"/>
+        </w:rPr>
+        <w:t xml:space="preserve"> </w:t>
+      </w:r>
+      <w:r>
+        <w:rPr>
+          <w:rFonts w:ascii="Times New Roman" w:eastAsia="標楷體" w:hAnsi="Times New Roman" w:cs="Times New Roman" w:hint="eastAsia"/>
+          <w:sz w:val="28"/>
+          <w:szCs w:val="28"/>
+        </w:rPr>
+        <w:t>，再輔以具備高解釋性之隨機森林（</w:t>
+      </w:r>
+      <w:r>
+        <w:rPr>
+          <w:rFonts w:ascii="Times New Roman" w:eastAsia="標楷體" w:hAnsi="Times New Roman" w:cs="Times New Roman" w:hint="eastAsia"/>
+          <w:sz w:val="28"/>
+          <w:szCs w:val="28"/>
+        </w:rPr>
+        <w:t>Random Forest</w:t>
+      </w:r>
+      <w:r>
+        <w:rPr>
+          <w:rFonts w:ascii="Times New Roman" w:eastAsia="標楷體" w:hAnsi="Times New Roman" w:cs="Times New Roman" w:hint="eastAsia"/>
+          <w:sz w:val="28"/>
+          <w:szCs w:val="28"/>
+        </w:rPr>
+        <w:t>）進行預測</w:t>
+      </w:r>
+      <w:r>
+        <w:rPr>
+          <w:rFonts w:ascii="Times New Roman" w:eastAsia="標楷體" w:hAnsi="Times New Roman" w:cs="Times New Roman" w:hint="eastAsia"/>
+          <w:sz w:val="28"/>
+          <w:szCs w:val="28"/>
+        </w:rPr>
+        <w:t xml:space="preserve"> </w:t>
+      </w:r>
+      <w:r>
+        <w:rPr>
+          <w:rFonts w:ascii="Times New Roman" w:eastAsia="標楷體" w:hAnsi="Times New Roman" w:cs="Times New Roman" w:hint="eastAsia"/>
+          <w:sz w:val="28"/>
+          <w:szCs w:val="28"/>
+        </w:rPr>
+        <w:t>。此一框架詳細分析了不同邏輯結構在智財法律文本上的適應性，其實證結果——特別是針對「部分勝訴」類別預測瓶頸之發現</w:t>
+      </w:r>
+      <w:r>
+        <w:rPr>
+          <w:rFonts w:ascii="Times New Roman" w:eastAsia="標楷體" w:hAnsi="Times New Roman" w:cs="Times New Roman" w:hint="eastAsia"/>
+          <w:sz w:val="28"/>
+          <w:szCs w:val="28"/>
+        </w:rPr>
+        <w:t xml:space="preserve"> </w:t>
+      </w:r>
+      <w:r>
+        <w:rPr>
+          <w:rFonts w:ascii="Times New Roman" w:eastAsia="標楷體" w:hAnsi="Times New Roman" w:cs="Times New Roman" w:hint="eastAsia"/>
+          <w:sz w:val="28"/>
+          <w:szCs w:val="28"/>
+        </w:rPr>
+        <w:t>——可為未來法律科技（</w:t>
+      </w:r>
+      <w:r>
+        <w:rPr>
+          <w:rFonts w:ascii="Times New Roman" w:eastAsia="標楷體" w:hAnsi="Times New Roman" w:cs="Times New Roman" w:hint="eastAsia"/>
+          <w:sz w:val="28"/>
+          <w:szCs w:val="28"/>
+        </w:rPr>
+        <w:t>LegalTech</w:t>
+      </w:r>
+      <w:r>
+        <w:rPr>
+          <w:rFonts w:ascii="Times New Roman" w:eastAsia="標楷體" w:hAnsi="Times New Roman" w:cs="Times New Roman" w:hint="eastAsia"/>
+          <w:sz w:val="28"/>
+          <w:szCs w:val="28"/>
+        </w:rPr>
+        <w:t>）研發者在處理高度專業化、類別不平衡之司法數據時，提供具備實務支撐之在地化參考指標</w:t>
+      </w:r>
+      <w:r>
+        <w:rPr>
+          <w:rFonts w:ascii="Times New Roman" w:eastAsia="標楷體" w:hAnsi="Times New Roman" w:cs="Times New Roman" w:hint="eastAsia"/>
+          <w:sz w:val="28"/>
+          <w:szCs w:val="28"/>
+        </w:rPr>
+        <w:t xml:space="preserve"> </w:t>
+      </w:r>
+      <w:r>
+        <w:rPr>
+          <w:rFonts w:ascii="Times New Roman" w:eastAsia="標楷體" w:hAnsi="Times New Roman" w:cs="Times New Roman" w:hint="eastAsia"/>
+          <w:sz w:val="28"/>
+          <w:szCs w:val="28"/>
+        </w:rPr>
+        <w:t>。最後，本研究具備顯著之實務應用潛力，能作為訴訟前之量化評估與輔助工具。本模型能協助律師與企業法務在進入訴訟程序前，預判訴訟走向並據此配置研發與法律資源，降低資訊不對稱導致的決策風險</w:t>
+      </w:r>
+      <w:r>
+        <w:rPr>
+          <w:rFonts w:ascii="Times New Roman" w:eastAsia="標楷體" w:hAnsi="Times New Roman" w:cs="Times New Roman" w:hint="eastAsia"/>
+          <w:sz w:val="28"/>
+          <w:szCs w:val="28"/>
+        </w:rPr>
+        <w:t xml:space="preserve"> </w:t>
+      </w:r>
+      <w:r>
+        <w:rPr>
+          <w:rFonts w:ascii="Times New Roman" w:eastAsia="標楷體" w:hAnsi="Times New Roman" w:cs="Times New Roman" w:hint="eastAsia"/>
+          <w:sz w:val="28"/>
+          <w:szCs w:val="28"/>
+        </w:rPr>
+        <w:t>。同時，透過對</w:t>
+      </w:r>
+      <w:r>
+        <w:rPr>
+          <w:rFonts w:ascii="Times New Roman" w:eastAsia="標楷體" w:hAnsi="Times New Roman" w:cs="Times New Roman" w:hint="eastAsia"/>
+          <w:sz w:val="28"/>
+          <w:szCs w:val="28"/>
+        </w:rPr>
+        <w:t xml:space="preserve"> 1996 </w:t>
+      </w:r>
+      <w:r>
+        <w:rPr>
+          <w:rFonts w:ascii="Times New Roman" w:eastAsia="標楷體" w:hAnsi="Times New Roman" w:cs="Times New Roman" w:hint="eastAsia"/>
+          <w:sz w:val="28"/>
+          <w:szCs w:val="28"/>
+        </w:rPr>
+        <w:t>年至</w:t>
+      </w:r>
+      <w:r>
+        <w:rPr>
+          <w:rFonts w:ascii="Times New Roman" w:eastAsia="標楷體" w:hAnsi="Times New Roman" w:cs="Times New Roman" w:hint="eastAsia"/>
+          <w:sz w:val="28"/>
+          <w:szCs w:val="28"/>
+        </w:rPr>
+        <w:t xml:space="preserve"> 2024 </w:t>
+      </w:r>
+      <w:r>
+        <w:rPr>
+          <w:rFonts w:ascii="Times New Roman" w:eastAsia="標楷體" w:hAnsi="Times New Roman" w:cs="Times New Roman" w:hint="eastAsia"/>
+          <w:sz w:val="28"/>
+          <w:szCs w:val="28"/>
+        </w:rPr>
+        <w:t>年逾九萬筆裁判書之大規模回測</w:t>
+      </w:r>
+      <w:r>
+        <w:rPr>
+          <w:rFonts w:ascii="Times New Roman" w:eastAsia="標楷體" w:hAnsi="Times New Roman" w:cs="Times New Roman" w:hint="eastAsia"/>
+          <w:sz w:val="28"/>
+          <w:szCs w:val="28"/>
+        </w:rPr>
+        <w:t xml:space="preserve"> </w:t>
+      </w:r>
+      <w:r>
+        <w:rPr>
+          <w:rFonts w:ascii="Times New Roman" w:eastAsia="標楷體" w:hAnsi="Times New Roman" w:cs="Times New Roman" w:hint="eastAsia"/>
+          <w:sz w:val="28"/>
+          <w:szCs w:val="28"/>
+        </w:rPr>
+        <w:t>，本研究展示了統計模型捕捉司法趨勢與法官裁量特徵之能力，為未來開發兼具預測穩健性與法理透明度之「智慧化裁判輔助系統」奠定了實證基礎</w:t>
+      </w:r>
+      <w:r>
+        <w:rPr>
+          <w:rFonts w:ascii="Times New Roman" w:eastAsia="標楷體" w:hAnsi="Times New Roman" w:cs="Times New Roman" w:hint="eastAsia"/>
+          <w:sz w:val="28"/>
+          <w:szCs w:val="28"/>
+        </w:rPr>
+        <w:t xml:space="preserve"> </w:t>
+      </w:r>
+      <w:r>
+        <w:rPr>
+          <w:rFonts w:ascii="Times New Roman" w:eastAsia="標楷體" w:hAnsi="Times New Roman" w:cs="Times New Roman" w:hint="eastAsia"/>
+          <w:sz w:val="28"/>
+          <w:szCs w:val="28"/>
+        </w:rPr>
+        <w:t>。</w:t>
       </w:r>
     </w:p>
     <w:p>
       <w:pPr>
-        <w:pStyle w:val="a9"/>
         <w:widowControl/>
-        <w:numPr>
-          <w:ilvl w:val="0"/>
-          <w:numId w:val="11"/>
-        </w:numPr>
         <w:rPr>
           <w:rFonts w:ascii="Times New Roman" w:eastAsia="標楷體" w:hAnsi="Times New Roman" w:cs="Times New Roman"/>
           <w:sz w:val="28"/>
@@ -892,112 +1394,342 @@
           <w:szCs w:val="28"/>
         </w:rPr>
         <w:lastRenderedPageBreak/>
-        <w:t>研究貢獻</w:t>
+        <w:t>文獻回顧</w:t>
       </w:r>
     </w:p>
     <w:p>
       <w:pPr>
-        <w:widowControl/>
-        <w:rPr>
-          <w:rFonts w:ascii="Times New Roman" w:eastAsia="標楷體" w:hAnsi="Times New Roman" w:cs="Times New Roman"/>
-          <w:sz w:val="28"/>
-          <w:szCs w:val="28"/>
-        </w:rPr>
-      </w:pPr>
-      <w:r>
-        <w:rPr>
-          <w:rFonts w:ascii="Times New Roman" w:eastAsia="標楷體" w:hAnsi="Times New Roman" w:cs="Times New Roman" w:hint="eastAsia"/>
-          <w:sz w:val="28"/>
-          <w:szCs w:val="28"/>
-        </w:rPr>
-        <w:t>本研究之貢獻體現於統計建模與專業法律實務的結合，具體價值包含：</w:t>
+        <w:outlineLvl w:val="0"/>
+        <w:rPr>
+          <w:rFonts w:ascii="Times New Roman" w:eastAsia="標楷體" w:hAnsi="Times New Roman" w:cs="Times New Roman"/>
+          <w:sz w:val="28"/>
+          <w:szCs w:val="28"/>
+        </w:rPr>
+      </w:pPr>
+      <w:r>
+        <w:rPr>
+          <w:rFonts w:ascii="Times New Roman" w:eastAsia="標楷體" w:hAnsi="Times New Roman" w:cs="Times New Roman" w:hint="eastAsia"/>
+          <w:sz w:val="28"/>
+          <w:szCs w:val="28"/>
+        </w:rPr>
+        <w:t xml:space="preserve">2.1 </w:t>
+      </w:r>
+      <w:r>
+        <w:rPr>
+          <w:rFonts w:ascii="Times New Roman" w:eastAsia="標楷體" w:hAnsi="Times New Roman" w:cs="Times New Roman" w:hint="eastAsia"/>
+          <w:sz w:val="28"/>
+          <w:szCs w:val="28"/>
+        </w:rPr>
+        <w:t>前言</w:t>
       </w:r>
     </w:p>
     <w:p>
       <w:pPr>
-        <w:widowControl/>
-        <w:rPr>
-          <w:rFonts w:ascii="Times New Roman" w:eastAsia="標楷體" w:hAnsi="Times New Roman" w:cs="Times New Roman"/>
-          <w:sz w:val="28"/>
-          <w:szCs w:val="28"/>
-        </w:rPr>
-      </w:pPr>
-      <w:r>
-        <w:rPr>
-          <w:rFonts w:ascii="Times New Roman" w:eastAsia="標楷體" w:hAnsi="Times New Roman" w:cs="Times New Roman" w:hint="eastAsia"/>
-          <w:sz w:val="28"/>
-          <w:szCs w:val="28"/>
-        </w:rPr>
-        <w:t>第一、彌補智財權實證研究之領域空缺並拓寬研究深度。過往台灣智財權之實證研究多側重於侵害事實認定後之「損害賠償金額」數據分佈與審酌因素分析。本研究則將分析維度往前推進至「裁判結果預測」，直接探討全文術語分佈與勝敗結果間的關聯，填補了從非結構化文本到裁判結果預測間的研究斷層。</w:t>
+        <w:outlineLvl w:val="0"/>
+        <w:rPr>
+          <w:rFonts w:ascii="Times New Roman" w:eastAsia="標楷體" w:hAnsi="Times New Roman" w:cs="Times New Roman"/>
+          <w:sz w:val="28"/>
+          <w:szCs w:val="28"/>
+        </w:rPr>
+      </w:pPr>
+      <w:r>
+        <w:rPr>
+          <w:rFonts w:ascii="Times New Roman" w:eastAsia="標楷體" w:hAnsi="Times New Roman" w:cs="Times New Roman" w:hint="eastAsia"/>
+          <w:sz w:val="28"/>
+          <w:szCs w:val="28"/>
+        </w:rPr>
+        <w:t>大數據與人工智慧技術在法律領域的應用，使傳統法學分析轉向實證與數據驅動的文字探勘（</w:t>
+      </w:r>
+      <w:r>
+        <w:rPr>
+          <w:rFonts w:ascii="Times New Roman" w:eastAsia="標楷體" w:hAnsi="Times New Roman" w:cs="Times New Roman" w:hint="eastAsia"/>
+          <w:sz w:val="28"/>
+          <w:szCs w:val="28"/>
+        </w:rPr>
+        <w:t>Text Mining</w:t>
+      </w:r>
+      <w:r>
+        <w:rPr>
+          <w:rFonts w:ascii="Times New Roman" w:eastAsia="標楷體" w:hAnsi="Times New Roman" w:cs="Times New Roman" w:hint="eastAsia"/>
+          <w:sz w:val="28"/>
+          <w:szCs w:val="28"/>
+        </w:rPr>
+        <w:t>）</w:t>
+      </w:r>
+      <w:r>
+        <w:rPr>
+          <w:rFonts w:ascii="Times New Roman" w:eastAsia="標楷體" w:hAnsi="Times New Roman" w:cs="Times New Roman"/>
+          <w:sz w:val="28"/>
+          <w:szCs w:val="28"/>
+        </w:rPr>
+        <w:t>（</w:t>
+      </w:r>
+      <w:proofErr w:type="spellStart"/>
+      <w:r>
+        <w:rPr>
+          <w:rFonts w:ascii="Times New Roman" w:eastAsia="標楷體" w:hAnsi="Times New Roman" w:cs="Times New Roman"/>
+          <w:sz w:val="28"/>
+          <w:szCs w:val="28"/>
+        </w:rPr>
+        <w:t>Ariai</w:t>
+      </w:r>
+      <w:proofErr w:type="spellEnd"/>
+      <w:r>
+        <w:rPr>
+          <w:rFonts w:ascii="Times New Roman" w:eastAsia="標楷體" w:hAnsi="Times New Roman" w:cs="Times New Roman"/>
+          <w:sz w:val="28"/>
+          <w:szCs w:val="28"/>
+        </w:rPr>
+        <w:t xml:space="preserve"> &amp; </w:t>
+      </w:r>
+      <w:proofErr w:type="spellStart"/>
+      <w:r>
+        <w:rPr>
+          <w:rFonts w:ascii="Times New Roman" w:eastAsia="標楷體" w:hAnsi="Times New Roman" w:cs="Times New Roman"/>
+          <w:sz w:val="28"/>
+          <w:szCs w:val="28"/>
+        </w:rPr>
+        <w:t>Demartini</w:t>
+      </w:r>
+      <w:proofErr w:type="spellEnd"/>
+      <w:r>
+        <w:rPr>
+          <w:rFonts w:ascii="Times New Roman" w:eastAsia="標楷體" w:hAnsi="Times New Roman" w:cs="Times New Roman"/>
+          <w:sz w:val="28"/>
+          <w:szCs w:val="28"/>
+        </w:rPr>
+        <w:t>, 2024</w:t>
+      </w:r>
+      <w:r>
+        <w:rPr>
+          <w:rFonts w:ascii="Times New Roman" w:eastAsia="標楷體" w:hAnsi="Times New Roman" w:cs="Times New Roman"/>
+          <w:sz w:val="28"/>
+          <w:szCs w:val="28"/>
+        </w:rPr>
+        <w:t>）</w:t>
+      </w:r>
+      <w:r>
+        <w:rPr>
+          <w:rFonts w:ascii="Times New Roman" w:eastAsia="標楷體" w:hAnsi="Times New Roman" w:cs="Times New Roman" w:hint="eastAsia"/>
+          <w:sz w:val="28"/>
+          <w:szCs w:val="28"/>
+        </w:rPr>
+        <w:t>。本章將梳理實證法律研究的發展，探討傳統特徵工程（如</w:t>
+      </w:r>
+      <w:r>
+        <w:rPr>
+          <w:rFonts w:ascii="Times New Roman" w:eastAsia="標楷體" w:hAnsi="Times New Roman" w:cs="Times New Roman" w:hint="eastAsia"/>
+          <w:sz w:val="28"/>
+          <w:szCs w:val="28"/>
+        </w:rPr>
+        <w:t xml:space="preserve"> TF-IDF </w:t>
+      </w:r>
+      <w:r>
+        <w:rPr>
+          <w:rFonts w:ascii="Times New Roman" w:eastAsia="標楷體" w:hAnsi="Times New Roman" w:cs="Times New Roman" w:hint="eastAsia"/>
+          <w:sz w:val="28"/>
+          <w:szCs w:val="28"/>
+        </w:rPr>
+        <w:t>與詞袋模型）與機器學習演算法在法律文本分類上的應用，並特別聚焦於「模型可解釋性（</w:t>
+      </w:r>
+      <w:r>
+        <w:rPr>
+          <w:rFonts w:ascii="Times New Roman" w:eastAsia="標楷體" w:hAnsi="Times New Roman" w:cs="Times New Roman" w:hint="eastAsia"/>
+          <w:sz w:val="28"/>
+          <w:szCs w:val="28"/>
+        </w:rPr>
+        <w:t>Interpretability</w:t>
+      </w:r>
+      <w:r>
+        <w:rPr>
+          <w:rFonts w:ascii="Times New Roman" w:eastAsia="標楷體" w:hAnsi="Times New Roman" w:cs="Times New Roman" w:hint="eastAsia"/>
+          <w:sz w:val="28"/>
+          <w:szCs w:val="28"/>
+        </w:rPr>
+        <w:t>）」在司法決策輔助系統中的關鍵地位，藉此確立本研究的方法論基礎。</w:t>
       </w:r>
     </w:p>
     <w:p>
       <w:pPr>
-        <w:widowControl/>
-        <w:rPr>
-          <w:rFonts w:ascii="Times New Roman" w:eastAsia="標楷體" w:hAnsi="Times New Roman" w:cs="Times New Roman"/>
-          <w:sz w:val="28"/>
-          <w:szCs w:val="28"/>
-        </w:rPr>
-      </w:pPr>
-      <w:r>
-        <w:rPr>
-          <w:rFonts w:ascii="Times New Roman" w:eastAsia="標楷體" w:hAnsi="Times New Roman" w:cs="Times New Roman" w:hint="eastAsia"/>
-          <w:sz w:val="28"/>
-          <w:szCs w:val="28"/>
-        </w:rPr>
-        <w:t>第二、模型效能之系統性評估與選型參考。本研究並非單一演算法之應用，而是透過多種機器學習模型（如</w:t>
-      </w:r>
-      <w:r>
-        <w:rPr>
-          <w:rFonts w:ascii="Times New Roman" w:eastAsia="標楷體" w:hAnsi="Times New Roman" w:cs="Times New Roman" w:hint="eastAsia"/>
-          <w:sz w:val="28"/>
-          <w:szCs w:val="28"/>
-        </w:rPr>
-        <w:t xml:space="preserve"> SVM</w:t>
-      </w:r>
-      <w:r>
-        <w:rPr>
-          <w:rFonts w:ascii="Times New Roman" w:eastAsia="標楷體" w:hAnsi="Times New Roman" w:cs="Times New Roman" w:hint="eastAsia"/>
-          <w:sz w:val="28"/>
-          <w:szCs w:val="28"/>
-        </w:rPr>
-        <w:t>、隨機森林、</w:t>
-      </w:r>
-      <w:r>
-        <w:rPr>
-          <w:rFonts w:ascii="Times New Roman" w:eastAsia="標楷體" w:hAnsi="Times New Roman" w:cs="Times New Roman" w:hint="eastAsia"/>
-          <w:sz w:val="28"/>
-          <w:szCs w:val="28"/>
-        </w:rPr>
-        <w:t xml:space="preserve">ANN </w:t>
-      </w:r>
-      <w:r>
-        <w:rPr>
-          <w:rFonts w:ascii="Times New Roman" w:eastAsia="標楷體" w:hAnsi="Times New Roman" w:cs="Times New Roman" w:hint="eastAsia"/>
-          <w:sz w:val="28"/>
-          <w:szCs w:val="28"/>
-        </w:rPr>
-        <w:t>等）的對比實驗，詳細分析不同邏輯框架在智財法律文本上的適應性。此結果可為未來法律科技研發者在模型選型與參數調校上，提供具備實務支撐的在地化數據參考。</w:t>
+        <w:outlineLvl w:val="0"/>
+        <w:rPr>
+          <w:rFonts w:ascii="Times New Roman" w:eastAsia="標楷體" w:hAnsi="Times New Roman" w:cs="Times New Roman"/>
+          <w:sz w:val="28"/>
+          <w:szCs w:val="28"/>
+        </w:rPr>
+      </w:pPr>
+      <w:r>
+        <w:rPr>
+          <w:rFonts w:ascii="Times New Roman" w:eastAsia="標楷體" w:hAnsi="Times New Roman" w:cs="Times New Roman" w:hint="eastAsia"/>
+          <w:sz w:val="28"/>
+          <w:szCs w:val="28"/>
+        </w:rPr>
+        <w:t xml:space="preserve">2.2 </w:t>
+      </w:r>
+      <w:r>
+        <w:rPr>
+          <w:rFonts w:ascii="Times New Roman" w:eastAsia="標楷體" w:hAnsi="Times New Roman" w:cs="Times New Roman" w:hint="eastAsia"/>
+          <w:sz w:val="28"/>
+          <w:szCs w:val="28"/>
+        </w:rPr>
+        <w:t>實證法律研究</w:t>
+      </w:r>
+      <w:r>
+        <w:rPr>
+          <w:rFonts w:ascii="Times New Roman" w:eastAsia="標楷體" w:hAnsi="Times New Roman" w:cs="Times New Roman" w:hint="eastAsia"/>
+          <w:sz w:val="28"/>
+          <w:szCs w:val="28"/>
+        </w:rPr>
+        <w:t>與量化分析</w:t>
+      </w:r>
+      <w:r>
+        <w:rPr>
+          <w:rFonts w:ascii="Times New Roman" w:eastAsia="標楷體" w:hAnsi="Times New Roman" w:cs="Times New Roman" w:hint="eastAsia"/>
+          <w:sz w:val="28"/>
+          <w:szCs w:val="28"/>
+        </w:rPr>
+        <w:t>的發展</w:t>
       </w:r>
     </w:p>
     <w:p>
       <w:pPr>
-        <w:widowControl/>
-        <w:rPr>
-          <w:rFonts w:ascii="Times New Roman" w:eastAsia="標楷體" w:hAnsi="Times New Roman" w:cs="Times New Roman"/>
-          <w:sz w:val="28"/>
-          <w:szCs w:val="28"/>
-        </w:rPr>
-      </w:pPr>
-      <w:r>
-        <w:rPr>
-          <w:rFonts w:ascii="Times New Roman" w:eastAsia="標楷體" w:hAnsi="Times New Roman" w:cs="Times New Roman" w:hint="eastAsia"/>
-          <w:sz w:val="28"/>
-          <w:szCs w:val="28"/>
-        </w:rPr>
-        <w:t>第三、本研究模型能作為訴訟前的量化評估工具，協助律師與企業法務預判訴訟走向，降低因資訊不對稱導致的法律風險</w:t>
-      </w:r>
+        <w:outlineLvl w:val="0"/>
+        <w:rPr>
+          <w:rFonts w:ascii="Times New Roman" w:eastAsia="標楷體" w:hAnsi="Times New Roman" w:cs="Times New Roman"/>
+          <w:sz w:val="28"/>
+          <w:szCs w:val="28"/>
+        </w:rPr>
+      </w:pPr>
+      <w:r>
+        <w:rPr>
+          <w:rFonts w:ascii="Times New Roman" w:eastAsia="標楷體" w:hAnsi="Times New Roman" w:cs="Times New Roman" w:hint="eastAsia"/>
+          <w:sz w:val="28"/>
+          <w:szCs w:val="28"/>
+        </w:rPr>
+        <w:t>實證</w:t>
+      </w:r>
+      <w:r>
+        <w:rPr>
+          <w:rFonts w:ascii="Times New Roman" w:eastAsia="標楷體" w:hAnsi="Times New Roman" w:cs="Times New Roman" w:hint="eastAsia"/>
+          <w:sz w:val="28"/>
+          <w:szCs w:val="28"/>
+        </w:rPr>
+        <w:t>法律研究</w:t>
+      </w:r>
+      <w:r>
+        <w:rPr>
+          <w:rFonts w:ascii="Times New Roman" w:eastAsia="標楷體" w:hAnsi="Times New Roman" w:cs="Times New Roman" w:hint="eastAsia"/>
+          <w:sz w:val="28"/>
+          <w:szCs w:val="28"/>
+        </w:rPr>
+        <w:t>（</w:t>
+      </w:r>
+      <w:r>
+        <w:rPr>
+          <w:rFonts w:ascii="Times New Roman" w:eastAsia="標楷體" w:hAnsi="Times New Roman" w:cs="Times New Roman" w:hint="eastAsia"/>
+          <w:sz w:val="28"/>
+          <w:szCs w:val="28"/>
+        </w:rPr>
+        <w:t>ELS</w:t>
+      </w:r>
+      <w:r>
+        <w:rPr>
+          <w:rFonts w:ascii="Times New Roman" w:eastAsia="標楷體" w:hAnsi="Times New Roman" w:cs="Times New Roman" w:hint="eastAsia"/>
+          <w:sz w:val="28"/>
+          <w:szCs w:val="28"/>
+        </w:rPr>
+        <w:t>）</w:t>
+      </w:r>
+      <w:r>
+        <w:rPr>
+          <w:rFonts w:ascii="Times New Roman" w:eastAsia="標楷體" w:hAnsi="Times New Roman" w:cs="Times New Roman" w:hint="eastAsia"/>
+          <w:sz w:val="28"/>
+          <w:szCs w:val="28"/>
+        </w:rPr>
+        <w:t>的</w:t>
+      </w:r>
+      <w:r>
+        <w:rPr>
+          <w:rFonts w:ascii="Times New Roman" w:eastAsia="標楷體" w:hAnsi="Times New Roman" w:cs="Times New Roman" w:hint="eastAsia"/>
+          <w:sz w:val="28"/>
+          <w:szCs w:val="28"/>
+        </w:rPr>
+        <w:t>學術典範已從傳統法條釋義，逐步擴展至以數據為基礎的規律歸納。在國際</w:t>
+      </w:r>
+      <w:r>
+        <w:rPr>
+          <w:rFonts w:ascii="Times New Roman" w:eastAsia="標楷體" w:hAnsi="Times New Roman" w:cs="Times New Roman" w:hint="eastAsia"/>
+          <w:sz w:val="28"/>
+          <w:szCs w:val="28"/>
+        </w:rPr>
+        <w:t>研究中</w:t>
+      </w:r>
+      <w:r>
+        <w:rPr>
+          <w:rFonts w:ascii="Times New Roman" w:eastAsia="標楷體" w:hAnsi="Times New Roman" w:cs="Times New Roman" w:hint="eastAsia"/>
+          <w:sz w:val="28"/>
+          <w:szCs w:val="28"/>
+        </w:rPr>
+        <w:t>，運用行為經濟學量化司法行為已成趨勢，如</w:t>
+      </w:r>
+      <w:r>
+        <w:rPr>
+          <w:rFonts w:ascii="Times New Roman" w:eastAsia="標楷體" w:hAnsi="Times New Roman" w:cs="Times New Roman" w:hint="eastAsia"/>
+          <w:sz w:val="28"/>
+          <w:szCs w:val="28"/>
+        </w:rPr>
+        <w:t xml:space="preserve"> Eren and Mocan </w:t>
+      </w:r>
+      <w:r>
+        <w:rPr>
+          <w:rFonts w:ascii="Times New Roman" w:eastAsia="標楷體" w:hAnsi="Times New Roman" w:cs="Times New Roman" w:hint="eastAsia"/>
+          <w:sz w:val="28"/>
+          <w:szCs w:val="28"/>
+        </w:rPr>
+        <w:t>（</w:t>
+      </w:r>
+      <w:r>
+        <w:rPr>
+          <w:rFonts w:ascii="Times New Roman" w:eastAsia="標楷體" w:hAnsi="Times New Roman" w:cs="Times New Roman" w:hint="eastAsia"/>
+          <w:sz w:val="28"/>
+          <w:szCs w:val="28"/>
+        </w:rPr>
+        <w:t>2018</w:t>
+      </w:r>
+      <w:r>
+        <w:rPr>
+          <w:rFonts w:ascii="Times New Roman" w:eastAsia="標楷體" w:hAnsi="Times New Roman" w:cs="Times New Roman" w:hint="eastAsia"/>
+          <w:sz w:val="28"/>
+          <w:szCs w:val="28"/>
+        </w:rPr>
+        <w:t>）</w:t>
+      </w:r>
+      <w:r>
+        <w:rPr>
+          <w:rFonts w:ascii="Times New Roman" w:eastAsia="標楷體" w:hAnsi="Times New Roman" w:cs="Times New Roman" w:hint="eastAsia"/>
+          <w:sz w:val="28"/>
+          <w:szCs w:val="28"/>
+        </w:rPr>
+        <w:t>與</w:t>
+      </w:r>
+      <w:r>
+        <w:rPr>
+          <w:rFonts w:ascii="Times New Roman" w:eastAsia="標楷體" w:hAnsi="Times New Roman" w:cs="Times New Roman" w:hint="eastAsia"/>
+          <w:sz w:val="28"/>
+          <w:szCs w:val="28"/>
+        </w:rPr>
+        <w:t xml:space="preserve"> Heyes and </w:t>
+      </w:r>
+      <w:proofErr w:type="spellStart"/>
+      <w:r>
+        <w:rPr>
+          <w:rFonts w:ascii="Times New Roman" w:eastAsia="標楷體" w:hAnsi="Times New Roman" w:cs="Times New Roman" w:hint="eastAsia"/>
+          <w:sz w:val="28"/>
+          <w:szCs w:val="28"/>
+        </w:rPr>
+        <w:t>Saberian</w:t>
+      </w:r>
+      <w:proofErr w:type="spellEnd"/>
       <w:r>
         <w:rPr>
           <w:rFonts w:ascii="Times New Roman" w:eastAsia="標楷體" w:hAnsi="Times New Roman" w:cs="Times New Roman" w:hint="eastAsia"/>
@@ -1012,25 +1744,161 @@
           <w:sz w:val="28"/>
           <w:szCs w:val="28"/>
         </w:rPr>
-        <w:t>。同時，透過大規模數據回測，展示了統計模型捕捉司法趨勢的能力，為未來發展「智慧化裁判輔助系統」提供了實證基礎。</w:t>
+        <w:t>（</w:t>
+      </w:r>
+      <w:r>
+        <w:rPr>
+          <w:rFonts w:ascii="Times New Roman" w:eastAsia="標楷體" w:hAnsi="Times New Roman" w:cs="Times New Roman" w:hint="eastAsia"/>
+          <w:sz w:val="28"/>
+          <w:szCs w:val="28"/>
+        </w:rPr>
+        <w:t>2019</w:t>
+      </w:r>
+      <w:r>
+        <w:rPr>
+          <w:rFonts w:ascii="Times New Roman" w:eastAsia="標楷體" w:hAnsi="Times New Roman" w:cs="Times New Roman" w:hint="eastAsia"/>
+          <w:sz w:val="28"/>
+          <w:szCs w:val="28"/>
+        </w:rPr>
+        <w:t>）</w:t>
+      </w:r>
+      <w:r>
+        <w:rPr>
+          <w:rFonts w:ascii="Times New Roman" w:eastAsia="標楷體" w:hAnsi="Times New Roman" w:cs="Times New Roman" w:hint="eastAsia"/>
+          <w:sz w:val="28"/>
+          <w:szCs w:val="28"/>
+        </w:rPr>
+        <w:t>分別證實了體育賽事結果與環境溫度等非法律因素（</w:t>
+      </w:r>
+      <w:r>
+        <w:rPr>
+          <w:rFonts w:ascii="Times New Roman" w:eastAsia="標楷體" w:hAnsi="Times New Roman" w:cs="Times New Roman" w:hint="eastAsia"/>
+          <w:sz w:val="28"/>
+          <w:szCs w:val="28"/>
+        </w:rPr>
+        <w:t>Extra-legal factors</w:t>
+      </w:r>
+      <w:r>
+        <w:rPr>
+          <w:rFonts w:ascii="Times New Roman" w:eastAsia="標楷體" w:hAnsi="Times New Roman" w:cs="Times New Roman" w:hint="eastAsia"/>
+          <w:sz w:val="28"/>
+          <w:szCs w:val="28"/>
+        </w:rPr>
+        <w:t>）對法官量刑的系統性影響。</w:t>
       </w:r>
     </w:p>
     <w:p>
       <w:pPr>
-        <w:widowControl/>
-        <w:rPr>
-          <w:rFonts w:ascii="Times New Roman" w:eastAsia="標楷體" w:hAnsi="Times New Roman" w:cs="Times New Roman"/>
-          <w:sz w:val="28"/>
-          <w:szCs w:val="28"/>
-        </w:rPr>
-      </w:pPr>
-      <w:r>
-        <w:rPr>
-          <w:rFonts w:ascii="Times New Roman" w:eastAsia="標楷體" w:hAnsi="Times New Roman" w:cs="Times New Roman"/>
-          <w:sz w:val="28"/>
-          <w:szCs w:val="28"/>
-        </w:rPr>
-        <w:br w:type="page"/>
+        <w:outlineLvl w:val="0"/>
+        <w:rPr>
+          <w:rFonts w:ascii="Times New Roman" w:eastAsia="標楷體" w:hAnsi="Times New Roman" w:cs="Times New Roman"/>
+          <w:sz w:val="28"/>
+          <w:szCs w:val="28"/>
+        </w:rPr>
+      </w:pPr>
+      <w:r>
+        <w:rPr>
+          <w:rFonts w:ascii="Times New Roman" w:eastAsia="標楷體" w:hAnsi="Times New Roman" w:cs="Times New Roman" w:hint="eastAsia"/>
+          <w:sz w:val="28"/>
+          <w:szCs w:val="28"/>
+        </w:rPr>
+        <w:t>在台灣，實證法律研究同樣蓬勃發展。</w:t>
+      </w:r>
+      <w:r>
+        <w:rPr>
+          <w:rFonts w:ascii="Times New Roman" w:eastAsia="標楷體" w:hAnsi="Times New Roman" w:cs="Times New Roman" w:hint="eastAsia"/>
+          <w:sz w:val="28"/>
+          <w:szCs w:val="28"/>
+        </w:rPr>
+        <w:t xml:space="preserve">Chen et al. </w:t>
+      </w:r>
+      <w:r>
+        <w:rPr>
+          <w:rFonts w:ascii="Times New Roman" w:eastAsia="標楷體" w:hAnsi="Times New Roman" w:cs="Times New Roman" w:hint="eastAsia"/>
+          <w:sz w:val="28"/>
+          <w:szCs w:val="28"/>
+        </w:rPr>
+        <w:t>（</w:t>
+      </w:r>
+      <w:r>
+        <w:rPr>
+          <w:rFonts w:ascii="Times New Roman" w:eastAsia="標楷體" w:hAnsi="Times New Roman" w:cs="Times New Roman" w:hint="eastAsia"/>
+          <w:sz w:val="28"/>
+          <w:szCs w:val="28"/>
+        </w:rPr>
+        <w:t>2015</w:t>
+      </w:r>
+      <w:r>
+        <w:rPr>
+          <w:rFonts w:ascii="Times New Roman" w:eastAsia="標楷體" w:hAnsi="Times New Roman" w:cs="Times New Roman" w:hint="eastAsia"/>
+          <w:sz w:val="28"/>
+          <w:szCs w:val="28"/>
+        </w:rPr>
+        <w:t>）</w:t>
+      </w:r>
+      <w:r>
+        <w:rPr>
+          <w:rFonts w:ascii="Times New Roman" w:eastAsia="標楷體" w:hAnsi="Times New Roman" w:cs="Times New Roman" w:hint="eastAsia"/>
+          <w:sz w:val="28"/>
+          <w:szCs w:val="28"/>
+        </w:rPr>
+        <w:t>透過分析最高法院民事案件，探討「訴訟資源」對結果的關聯；</w:t>
+      </w:r>
+      <w:r>
+        <w:rPr>
+          <w:rFonts w:ascii="Times New Roman" w:eastAsia="標楷體" w:hAnsi="Times New Roman" w:cs="Times New Roman" w:hint="eastAsia"/>
+          <w:sz w:val="28"/>
+          <w:szCs w:val="28"/>
+        </w:rPr>
+        <w:t xml:space="preserve">Chang et al. </w:t>
+      </w:r>
+      <w:r>
+        <w:rPr>
+          <w:rFonts w:ascii="Times New Roman" w:eastAsia="標楷體" w:hAnsi="Times New Roman" w:cs="Times New Roman" w:hint="eastAsia"/>
+          <w:sz w:val="28"/>
+          <w:szCs w:val="28"/>
+        </w:rPr>
+        <w:t>（</w:t>
+      </w:r>
+      <w:r>
+        <w:rPr>
+          <w:rFonts w:ascii="Times New Roman" w:eastAsia="標楷體" w:hAnsi="Times New Roman" w:cs="Times New Roman" w:hint="eastAsia"/>
+          <w:sz w:val="28"/>
+          <w:szCs w:val="28"/>
+        </w:rPr>
+        <w:t>2018</w:t>
+      </w:r>
+      <w:r>
+        <w:rPr>
+          <w:rFonts w:ascii="Times New Roman" w:eastAsia="標楷體" w:hAnsi="Times New Roman" w:cs="Times New Roman" w:hint="eastAsia"/>
+          <w:sz w:val="28"/>
+          <w:szCs w:val="28"/>
+        </w:rPr>
+        <w:t>）</w:t>
+      </w:r>
+      <w:r>
+        <w:rPr>
+          <w:rFonts w:ascii="Times New Roman" w:eastAsia="標楷體" w:hAnsi="Times New Roman" w:cs="Times New Roman" w:hint="eastAsia"/>
+          <w:sz w:val="28"/>
+          <w:szCs w:val="28"/>
+        </w:rPr>
+        <w:t>則證實了台灣法官在裁定賠償金時存在「定錨效應」。</w:t>
+      </w:r>
+      <w:r>
+        <w:rPr>
+          <w:rFonts w:ascii="Times New Roman" w:eastAsia="標楷體" w:hAnsi="Times New Roman" w:cs="Times New Roman" w:hint="eastAsia"/>
+          <w:sz w:val="28"/>
+          <w:szCs w:val="28"/>
+        </w:rPr>
+        <w:t>這些文獻不僅證明了台灣司法資料庫具備極高的量化研究價值，也確立了將非結構化判決文本轉化為可計算特徵的正當性</w:t>
+      </w:r>
+      <w:r>
+        <w:rPr>
+          <w:rFonts w:ascii="Times New Roman" w:eastAsia="標楷體" w:hAnsi="Times New Roman" w:cs="Times New Roman" w:hint="eastAsia"/>
+          <w:sz w:val="28"/>
+          <w:szCs w:val="28"/>
+        </w:rPr>
+        <w:t>。</w:t>
       </w:r>
     </w:p>
     <w:p>
@@ -1042,23 +1910,206 @@
           <w:szCs w:val="28"/>
         </w:rPr>
       </w:pPr>
+      <w:r>
+        <w:rPr>
+          <w:rFonts w:ascii="Times New Roman" w:eastAsia="標楷體" w:hAnsi="Times New Roman" w:cs="Times New Roman" w:hint="eastAsia"/>
+          <w:sz w:val="28"/>
+          <w:szCs w:val="28"/>
+        </w:rPr>
+        <w:t xml:space="preserve">2.3 </w:t>
+      </w:r>
+      <w:r>
+        <w:rPr>
+          <w:rFonts w:ascii="Times New Roman" w:eastAsia="標楷體" w:hAnsi="Times New Roman" w:cs="Times New Roman" w:hint="eastAsia"/>
+          <w:sz w:val="28"/>
+          <w:szCs w:val="28"/>
+        </w:rPr>
+        <w:t>司法判決</w:t>
+      </w:r>
+      <w:r>
+        <w:rPr>
+          <w:rFonts w:ascii="Times New Roman" w:eastAsia="標楷體" w:hAnsi="Times New Roman" w:cs="Times New Roman" w:hint="eastAsia"/>
+          <w:sz w:val="28"/>
+          <w:szCs w:val="28"/>
+        </w:rPr>
+        <w:t>之特徵工程：</w:t>
+      </w:r>
+      <w:r>
+        <w:rPr>
+          <w:rFonts w:ascii="Times New Roman" w:eastAsia="標楷體" w:hAnsi="Times New Roman" w:cs="Times New Roman" w:hint="eastAsia"/>
+          <w:sz w:val="28"/>
+          <w:szCs w:val="28"/>
+        </w:rPr>
+        <w:t xml:space="preserve">TF </w:t>
+      </w:r>
+      <w:r>
+        <w:rPr>
+          <w:rFonts w:ascii="Times New Roman" w:eastAsia="標楷體" w:hAnsi="Times New Roman" w:cs="Times New Roman"/>
+          <w:sz w:val="28"/>
+          <w:szCs w:val="28"/>
+        </w:rPr>
+        <w:t>–</w:t>
+      </w:r>
+      <w:r>
+        <w:rPr>
+          <w:rFonts w:ascii="Times New Roman" w:eastAsia="標楷體" w:hAnsi="Times New Roman" w:cs="Times New Roman" w:hint="eastAsia"/>
+          <w:sz w:val="28"/>
+          <w:szCs w:val="28"/>
+        </w:rPr>
+        <w:t xml:space="preserve"> IDF</w:t>
+      </w:r>
+      <w:r>
+        <w:rPr>
+          <w:rFonts w:ascii="Times New Roman" w:eastAsia="標楷體" w:hAnsi="Times New Roman" w:cs="Times New Roman" w:hint="eastAsia"/>
+          <w:sz w:val="28"/>
+          <w:szCs w:val="28"/>
+        </w:rPr>
+        <w:t>與詞袋模型</w:t>
+      </w:r>
+      <w:r>
+        <w:rPr>
+          <w:rFonts w:ascii="Times New Roman" w:eastAsia="標楷體" w:hAnsi="Times New Roman" w:cs="Times New Roman" w:hint="eastAsia"/>
+          <w:sz w:val="28"/>
+          <w:szCs w:val="28"/>
+        </w:rPr>
+        <w:t>（</w:t>
+      </w:r>
+      <w:proofErr w:type="spellStart"/>
+      <w:r>
+        <w:rPr>
+          <w:rFonts w:ascii="Times New Roman" w:eastAsia="標楷體" w:hAnsi="Times New Roman" w:cs="Times New Roman" w:hint="eastAsia"/>
+          <w:sz w:val="28"/>
+          <w:szCs w:val="28"/>
+        </w:rPr>
+        <w:t>BoW</w:t>
+      </w:r>
+      <w:proofErr w:type="spellEnd"/>
+      <w:r>
+        <w:rPr>
+          <w:rFonts w:ascii="Times New Roman" w:eastAsia="標楷體" w:hAnsi="Times New Roman" w:cs="Times New Roman" w:hint="eastAsia"/>
+          <w:sz w:val="28"/>
+          <w:szCs w:val="28"/>
+        </w:rPr>
+        <w:t>）</w:t>
+      </w:r>
+      <w:r>
+        <w:rPr>
+          <w:rFonts w:ascii="Times New Roman" w:eastAsia="標楷體" w:hAnsi="Times New Roman" w:cs="Times New Roman" w:hint="eastAsia"/>
+          <w:sz w:val="28"/>
+          <w:szCs w:val="28"/>
+        </w:rPr>
+        <w:t>之優勢</w:t>
+      </w:r>
     </w:p>
     <w:p>
       <w:pPr>
         <w:outlineLvl w:val="0"/>
         <w:rPr>
-          <w:rFonts w:ascii="Times New Roman" w:eastAsia="標楷體" w:hAnsi="Times New Roman" w:cs="Times New Roman"/>
-          <w:sz w:val="28"/>
-          <w:szCs w:val="28"/>
-        </w:rPr>
-      </w:pPr>
-      <w:r>
-        <w:rPr>
-          <w:rFonts w:ascii="Times New Roman" w:eastAsia="標楷體" w:hAnsi="Times New Roman" w:cs="Times New Roman"/>
-          <w:sz w:val="28"/>
-          <w:szCs w:val="28"/>
-        </w:rPr>
-        <w:t>文獻回顧</w:t>
+          <w:rFonts w:eastAsia="標楷體"/>
+          <w:sz w:val="28"/>
+          <w:szCs w:val="28"/>
+        </w:rPr>
+      </w:pPr>
+      <w:r>
+        <w:rPr>
+          <w:rFonts w:ascii="Times New Roman" w:eastAsia="標楷體" w:hAnsi="Times New Roman" w:cs="Times New Roman" w:hint="eastAsia"/>
+          <w:sz w:val="28"/>
+          <w:szCs w:val="28"/>
+        </w:rPr>
+        <w:t>法律判決書具備篇幅冗長且充滿專業術語之特性，傳統上常被認為需要極度複雜的語意模型來處理。然而，近實證研究指出，在特定專業領域（如金融與法律等具備高度編碼化語意之文本）中，傳統的詞袋模型（</w:t>
+      </w:r>
+      <w:r>
+        <w:rPr>
+          <w:rFonts w:ascii="Times New Roman" w:eastAsia="標楷體" w:hAnsi="Times New Roman" w:cs="Times New Roman" w:hint="eastAsia"/>
+          <w:sz w:val="28"/>
+          <w:szCs w:val="28"/>
+        </w:rPr>
+        <w:t xml:space="preserve">Bag-of-Words, </w:t>
+      </w:r>
+      <w:proofErr w:type="spellStart"/>
+      <w:r>
+        <w:rPr>
+          <w:rFonts w:ascii="Times New Roman" w:eastAsia="標楷體" w:hAnsi="Times New Roman" w:cs="Times New Roman" w:hint="eastAsia"/>
+          <w:sz w:val="28"/>
+          <w:szCs w:val="28"/>
+        </w:rPr>
+        <w:t>BoW</w:t>
+      </w:r>
+      <w:proofErr w:type="spellEnd"/>
+      <w:r>
+        <w:rPr>
+          <w:rFonts w:ascii="Times New Roman" w:eastAsia="標楷體" w:hAnsi="Times New Roman" w:cs="Times New Roman" w:hint="eastAsia"/>
+          <w:sz w:val="28"/>
+          <w:szCs w:val="28"/>
+        </w:rPr>
+        <w:t>）在處理語意任務時，</w:t>
+      </w:r>
+      <w:r>
+        <w:rPr>
+          <w:rFonts w:ascii="Times New Roman" w:eastAsia="標楷體" w:hAnsi="Times New Roman" w:cs="Times New Roman" w:hint="eastAsia"/>
+          <w:sz w:val="28"/>
+          <w:szCs w:val="28"/>
+        </w:rPr>
+        <w:lastRenderedPageBreak/>
+        <w:t>其表現甚至能超越部分密集的語意嵌入（</w:t>
+      </w:r>
+      <w:r>
+        <w:rPr>
+          <w:rFonts w:ascii="Times New Roman" w:eastAsia="標楷體" w:hAnsi="Times New Roman" w:cs="Times New Roman" w:hint="eastAsia"/>
+          <w:sz w:val="28"/>
+          <w:szCs w:val="28"/>
+        </w:rPr>
+        <w:t>Dense Embeddings</w:t>
+      </w:r>
+      <w:r>
+        <w:rPr>
+          <w:rFonts w:ascii="Times New Roman" w:eastAsia="標楷體" w:hAnsi="Times New Roman" w:cs="Times New Roman" w:hint="eastAsia"/>
+          <w:sz w:val="28"/>
+          <w:szCs w:val="28"/>
+        </w:rPr>
+        <w:t>）模型</w:t>
+      </w:r>
+      <w:r>
+        <w:rPr>
+          <w:rFonts w:eastAsia="標楷體"/>
+          <w:sz w:val="28"/>
+          <w:szCs w:val="28"/>
+        </w:rPr>
+        <w:t>（</w:t>
+      </w:r>
+      <w:proofErr w:type="spellStart"/>
+      <w:r>
+        <w:rPr>
+          <w:rFonts w:eastAsia="標楷體"/>
+          <w:sz w:val="28"/>
+          <w:szCs w:val="28"/>
+        </w:rPr>
+        <w:t>Mamakas</w:t>
+      </w:r>
+      <w:proofErr w:type="spellEnd"/>
+      <w:r>
+        <w:rPr>
+          <w:rFonts w:eastAsia="標楷體"/>
+          <w:sz w:val="28"/>
+          <w:szCs w:val="28"/>
+        </w:rPr>
+        <w:t xml:space="preserve"> et al., 2022; Tang &amp; Yang, 2024</w:t>
+      </w:r>
+      <w:r>
+        <w:rPr>
+          <w:rFonts w:eastAsia="標楷體"/>
+          <w:sz w:val="28"/>
+          <w:szCs w:val="28"/>
+        </w:rPr>
+        <w:t>）</w:t>
+      </w:r>
+      <w:r>
+        <w:rPr>
+          <w:rFonts w:ascii="Times New Roman" w:eastAsia="標楷體" w:hAnsi="Times New Roman" w:cs="Times New Roman" w:hint="eastAsia"/>
+          <w:sz w:val="28"/>
+          <w:szCs w:val="28"/>
+        </w:rPr>
+        <w:t>。</w:t>
       </w:r>
     </w:p>
     <w:p>
@@ -1076,15 +2127,71 @@
           <w:sz w:val="28"/>
           <w:szCs w:val="28"/>
         </w:rPr>
-        <w:t xml:space="preserve">2.1 </w:t>
-      </w:r>
-      <w:r>
-        <w:rPr>
-          <w:rFonts w:ascii="Times New Roman" w:eastAsia="標楷體" w:hAnsi="Times New Roman" w:cs="Times New Roman" w:hint="eastAsia"/>
-          <w:sz w:val="28"/>
-          <w:szCs w:val="28"/>
-        </w:rPr>
-        <w:t>前言</w:t>
+        <w:t>本研究採用</w:t>
+      </w:r>
+      <w:r>
+        <w:rPr>
+          <w:rFonts w:ascii="Times New Roman" w:eastAsia="標楷體" w:hAnsi="Times New Roman" w:cs="Times New Roman" w:hint="eastAsia"/>
+          <w:sz w:val="28"/>
+          <w:szCs w:val="28"/>
+        </w:rPr>
+        <w:t xml:space="preserve"> TF-IDF</w:t>
+      </w:r>
+      <w:r>
+        <w:rPr>
+          <w:rFonts w:ascii="Times New Roman" w:eastAsia="標楷體" w:hAnsi="Times New Roman" w:cs="Times New Roman" w:hint="eastAsia"/>
+          <w:sz w:val="28"/>
+          <w:szCs w:val="28"/>
+        </w:rPr>
+        <w:t>（</w:t>
+      </w:r>
+      <w:r>
+        <w:rPr>
+          <w:rFonts w:ascii="Times New Roman" w:eastAsia="標楷體" w:hAnsi="Times New Roman" w:cs="Times New Roman" w:hint="eastAsia"/>
+          <w:sz w:val="28"/>
+          <w:szCs w:val="28"/>
+        </w:rPr>
+        <w:t>Term Frequency</w:t>
+      </w:r>
+      <w:r>
+        <w:rPr>
+          <w:rFonts w:ascii="Times New Roman" w:eastAsia="標楷體" w:hAnsi="Times New Roman" w:cs="Times New Roman" w:hint="eastAsia"/>
+          <w:sz w:val="28"/>
+          <w:szCs w:val="28"/>
+        </w:rPr>
+        <w:t>–</w:t>
+      </w:r>
+      <w:r>
+        <w:rPr>
+          <w:rFonts w:ascii="Times New Roman" w:eastAsia="標楷體" w:hAnsi="Times New Roman" w:cs="Times New Roman" w:hint="eastAsia"/>
+          <w:sz w:val="28"/>
+          <w:szCs w:val="28"/>
+        </w:rPr>
+        <w:t>Inverse Document Frequency</w:t>
+      </w:r>
+      <w:r>
+        <w:rPr>
+          <w:rFonts w:ascii="Times New Roman" w:eastAsia="標楷體" w:hAnsi="Times New Roman" w:cs="Times New Roman" w:hint="eastAsia"/>
+          <w:sz w:val="28"/>
+          <w:szCs w:val="28"/>
+        </w:rPr>
+        <w:t>）技術進行文本特徵提取。該方法透過衡量詞彙在個別文件中的出現頻率與其在整體語料中的稀有程度，強化具區辨力之專門術語權重，同時降低高頻通用詞彙之影響。相較於高運算成本之深度語言模型，</w:t>
+      </w:r>
+      <w:r>
+        <w:rPr>
+          <w:rFonts w:ascii="Times New Roman" w:eastAsia="標楷體" w:hAnsi="Times New Roman" w:cs="Times New Roman" w:hint="eastAsia"/>
+          <w:sz w:val="28"/>
+          <w:szCs w:val="28"/>
+        </w:rPr>
+        <w:t xml:space="preserve">TF-IDF </w:t>
+      </w:r>
+      <w:r>
+        <w:rPr>
+          <w:rFonts w:ascii="Times New Roman" w:eastAsia="標楷體" w:hAnsi="Times New Roman" w:cs="Times New Roman" w:hint="eastAsia"/>
+          <w:sz w:val="28"/>
+          <w:szCs w:val="28"/>
+        </w:rPr>
+        <w:t>作為詞袋架構下的加權機制，能在維持計算效率的同時提供穩定的文本表示。</w:t>
       </w:r>
     </w:p>
     <w:p>
@@ -1102,72 +2209,23 @@
           <w:sz w:val="28"/>
           <w:szCs w:val="28"/>
         </w:rPr>
-        <w:t>大數據與人工智慧技術在法律領域的應用，使傳統法學分析轉向實證與數據驅動的文字探勘（</w:t>
-      </w:r>
-      <w:r>
-        <w:rPr>
-          <w:rFonts w:ascii="Times New Roman" w:eastAsia="標楷體" w:hAnsi="Times New Roman" w:cs="Times New Roman" w:hint="eastAsia"/>
-          <w:sz w:val="28"/>
-          <w:szCs w:val="28"/>
-        </w:rPr>
-        <w:t>Text Mining</w:t>
-      </w:r>
-      <w:r>
-        <w:rPr>
-          <w:rFonts w:ascii="Times New Roman" w:eastAsia="標楷體" w:hAnsi="Times New Roman" w:cs="Times New Roman" w:hint="eastAsia"/>
-          <w:sz w:val="28"/>
-          <w:szCs w:val="28"/>
-        </w:rPr>
-        <w:t>）</w:t>
-      </w:r>
-      <w:r>
-        <w:rPr>
-          <w:rFonts w:ascii="Times New Roman" w:eastAsia="標楷體" w:hAnsi="Times New Roman" w:cs="Times New Roman" w:hint="eastAsia"/>
-          <w:sz w:val="28"/>
-          <w:szCs w:val="28"/>
-          <w:vertAlign w:val="superscript"/>
-        </w:rPr>
-        <w:t>7</w:t>
-      </w:r>
-      <w:r>
-        <w:rPr>
-          <w:rFonts w:ascii="Times New Roman" w:eastAsia="標楷體" w:hAnsi="Times New Roman" w:cs="Times New Roman" w:hint="eastAsia"/>
-          <w:sz w:val="28"/>
-          <w:szCs w:val="28"/>
-        </w:rPr>
-        <w:t>。本章將梳理實證法律研究的發展，探討傳統特徵工程（如</w:t>
-      </w:r>
-      <w:r>
-        <w:rPr>
-          <w:rFonts w:ascii="Times New Roman" w:eastAsia="標楷體" w:hAnsi="Times New Roman" w:cs="Times New Roman" w:hint="eastAsia"/>
-          <w:sz w:val="28"/>
-          <w:szCs w:val="28"/>
-        </w:rPr>
-        <w:t xml:space="preserve"> TF-IDF </w:t>
-      </w:r>
-      <w:r>
-        <w:rPr>
-          <w:rFonts w:ascii="Times New Roman" w:eastAsia="標楷體" w:hAnsi="Times New Roman" w:cs="Times New Roman" w:hint="eastAsia"/>
-          <w:sz w:val="28"/>
-          <w:szCs w:val="28"/>
-        </w:rPr>
-        <w:t>與詞袋模型）與機器學習演算法在法律文本分類上的應用，並特別聚焦於「模型可解釋性（</w:t>
-      </w:r>
-      <w:r>
-        <w:rPr>
-          <w:rFonts w:ascii="Times New Roman" w:eastAsia="標楷體" w:hAnsi="Times New Roman" w:cs="Times New Roman" w:hint="eastAsia"/>
-          <w:sz w:val="28"/>
-          <w:szCs w:val="28"/>
-        </w:rPr>
-        <w:t>Interpretability</w:t>
-      </w:r>
-      <w:r>
-        <w:rPr>
-          <w:rFonts w:ascii="Times New Roman" w:eastAsia="標楷體" w:hAnsi="Times New Roman" w:cs="Times New Roman" w:hint="eastAsia"/>
-          <w:sz w:val="28"/>
-          <w:szCs w:val="28"/>
-        </w:rPr>
-        <w:t>）」在司法決策輔助系統中的關鍵地位，藉此確立本研究的方法論基礎。</w:t>
+        <w:t>2.</w:t>
+      </w:r>
+      <w:r>
+        <w:rPr>
+          <w:rFonts w:ascii="Times New Roman" w:eastAsia="標楷體" w:hAnsi="Times New Roman" w:cs="Times New Roman" w:hint="eastAsia"/>
+          <w:sz w:val="28"/>
+          <w:szCs w:val="28"/>
+        </w:rPr>
+        <w:t xml:space="preserve">4 </w:t>
+      </w:r>
+      <w:r>
+        <w:rPr>
+          <w:rFonts w:ascii="Times New Roman" w:eastAsia="標楷體" w:hAnsi="Times New Roman" w:cs="Times New Roman" w:hint="eastAsia"/>
+          <w:sz w:val="28"/>
+          <w:szCs w:val="28"/>
+        </w:rPr>
+        <w:t>預測模型建構與可解釋性之必要性</w:t>
       </w:r>
     </w:p>
     <w:p>
@@ -1185,31 +2243,71 @@
           <w:sz w:val="28"/>
           <w:szCs w:val="28"/>
         </w:rPr>
-        <w:t xml:space="preserve">2.2 </w:t>
-      </w:r>
-      <w:r>
-        <w:rPr>
-          <w:rFonts w:ascii="Times New Roman" w:eastAsia="標楷體" w:hAnsi="Times New Roman" w:cs="Times New Roman" w:hint="eastAsia"/>
-          <w:sz w:val="28"/>
-          <w:szCs w:val="28"/>
-        </w:rPr>
-        <w:t>實證法律研究</w:t>
-      </w:r>
-      <w:r>
-        <w:rPr>
-          <w:rFonts w:ascii="Times New Roman" w:eastAsia="標楷體" w:hAnsi="Times New Roman" w:cs="Times New Roman" w:hint="eastAsia"/>
-          <w:sz w:val="28"/>
-          <w:szCs w:val="28"/>
-        </w:rPr>
-        <w:t>與量化分析</w:t>
-      </w:r>
-      <w:r>
-        <w:rPr>
-          <w:rFonts w:ascii="Times New Roman" w:eastAsia="標楷體" w:hAnsi="Times New Roman" w:cs="Times New Roman" w:hint="eastAsia"/>
-          <w:sz w:val="28"/>
-          <w:szCs w:val="28"/>
-        </w:rPr>
-        <w:t>的發展</w:t>
+        <w:t>在法律人工智慧（</w:t>
+      </w:r>
+      <w:r>
+        <w:rPr>
+          <w:rFonts w:ascii="Times New Roman" w:eastAsia="標楷體" w:hAnsi="Times New Roman" w:cs="Times New Roman" w:hint="eastAsia"/>
+          <w:sz w:val="28"/>
+          <w:szCs w:val="28"/>
+        </w:rPr>
+        <w:t>Legal AI</w:t>
+      </w:r>
+      <w:r>
+        <w:rPr>
+          <w:rFonts w:ascii="Times New Roman" w:eastAsia="標楷體" w:hAnsi="Times New Roman" w:cs="Times New Roman" w:hint="eastAsia"/>
+          <w:sz w:val="28"/>
+          <w:szCs w:val="28"/>
+        </w:rPr>
+        <w:t>）的實務應用中，模型決策的透明度與可解釋性至關重要。近期的研究表明，雖然大型語言模型（</w:t>
+      </w:r>
+      <w:r>
+        <w:rPr>
+          <w:rFonts w:ascii="Times New Roman" w:eastAsia="標楷體" w:hAnsi="Times New Roman" w:cs="Times New Roman" w:hint="eastAsia"/>
+          <w:sz w:val="28"/>
+          <w:szCs w:val="28"/>
+        </w:rPr>
+        <w:t>LLMs</w:t>
+      </w:r>
+      <w:r>
+        <w:rPr>
+          <w:rFonts w:ascii="Times New Roman" w:eastAsia="標楷體" w:hAnsi="Times New Roman" w:cs="Times New Roman" w:hint="eastAsia"/>
+          <w:sz w:val="28"/>
+          <w:szCs w:val="28"/>
+        </w:rPr>
+        <w:t>）與深層神經網絡在部分任務表現優異，但其「黑箱（</w:t>
+      </w:r>
+      <w:r>
+        <w:rPr>
+          <w:rFonts w:ascii="Times New Roman" w:eastAsia="標楷體" w:hAnsi="Times New Roman" w:cs="Times New Roman" w:hint="eastAsia"/>
+          <w:sz w:val="28"/>
+          <w:szCs w:val="28"/>
+        </w:rPr>
+        <w:t>Black-box</w:t>
+      </w:r>
+      <w:r>
+        <w:rPr>
+          <w:rFonts w:ascii="Times New Roman" w:eastAsia="標楷體" w:hAnsi="Times New Roman" w:cs="Times New Roman" w:hint="eastAsia"/>
+          <w:sz w:val="28"/>
+          <w:szCs w:val="28"/>
+        </w:rPr>
+        <w:t>）」特性與產生幻覺（</w:t>
+      </w:r>
+      <w:r>
+        <w:rPr>
+          <w:rFonts w:ascii="Times New Roman" w:eastAsia="標楷體" w:hAnsi="Times New Roman" w:cs="Times New Roman" w:hint="eastAsia"/>
+          <w:sz w:val="28"/>
+          <w:szCs w:val="28"/>
+        </w:rPr>
+        <w:t>Hallucination</w:t>
+      </w:r>
+      <w:r>
+        <w:rPr>
+          <w:rFonts w:ascii="Times New Roman" w:eastAsia="標楷體" w:hAnsi="Times New Roman" w:cs="Times New Roman" w:hint="eastAsia"/>
+          <w:sz w:val="28"/>
+          <w:szCs w:val="28"/>
+        </w:rPr>
+        <w:t>）的風險，導致決策過程缺乏解釋力，在嚴謹的司法場域面臨極大的信任挑戰。</w:t>
       </w:r>
     </w:p>
     <w:p>
@@ -1227,185 +2325,119 @@
           <w:sz w:val="28"/>
           <w:szCs w:val="28"/>
         </w:rPr>
-        <w:t>實證</w:t>
-      </w:r>
-      <w:r>
-        <w:rPr>
-          <w:rFonts w:ascii="Times New Roman" w:eastAsia="標楷體" w:hAnsi="Times New Roman" w:cs="Times New Roman" w:hint="eastAsia"/>
-          <w:sz w:val="28"/>
-          <w:szCs w:val="28"/>
-        </w:rPr>
-        <w:t>法律研究</w:t>
-      </w:r>
-      <w:r>
-        <w:rPr>
-          <w:rFonts w:ascii="Times New Roman" w:eastAsia="標楷體" w:hAnsi="Times New Roman" w:cs="Times New Roman" w:hint="eastAsia"/>
-          <w:sz w:val="28"/>
-          <w:szCs w:val="28"/>
-        </w:rPr>
-        <w:t>（</w:t>
-      </w:r>
-      <w:r>
-        <w:rPr>
-          <w:rFonts w:ascii="Times New Roman" w:eastAsia="標楷體" w:hAnsi="Times New Roman" w:cs="Times New Roman" w:hint="eastAsia"/>
-          <w:sz w:val="28"/>
-          <w:szCs w:val="28"/>
-        </w:rPr>
-        <w:t>ELS</w:t>
-      </w:r>
-      <w:r>
-        <w:rPr>
-          <w:rFonts w:ascii="Times New Roman" w:eastAsia="標楷體" w:hAnsi="Times New Roman" w:cs="Times New Roman" w:hint="eastAsia"/>
-          <w:sz w:val="28"/>
-          <w:szCs w:val="28"/>
-        </w:rPr>
-        <w:t>）</w:t>
-      </w:r>
-      <w:r>
-        <w:rPr>
-          <w:rFonts w:ascii="Times New Roman" w:eastAsia="標楷體" w:hAnsi="Times New Roman" w:cs="Times New Roman" w:hint="eastAsia"/>
-          <w:sz w:val="28"/>
-          <w:szCs w:val="28"/>
-        </w:rPr>
-        <w:t>的</w:t>
-      </w:r>
-      <w:r>
-        <w:rPr>
-          <w:rFonts w:ascii="Times New Roman" w:eastAsia="標楷體" w:hAnsi="Times New Roman" w:cs="Times New Roman" w:hint="eastAsia"/>
-          <w:sz w:val="28"/>
-          <w:szCs w:val="28"/>
-        </w:rPr>
-        <w:t>學術典範已從傳統法條釋義，逐步擴展至以數據為基礎的規律歸納。在國際</w:t>
-      </w:r>
-      <w:r>
-        <w:rPr>
-          <w:rFonts w:ascii="Times New Roman" w:eastAsia="標楷體" w:hAnsi="Times New Roman" w:cs="Times New Roman" w:hint="eastAsia"/>
-          <w:sz w:val="28"/>
-          <w:szCs w:val="28"/>
-        </w:rPr>
-        <w:t>研究中</w:t>
-      </w:r>
-      <w:r>
-        <w:rPr>
-          <w:rFonts w:ascii="Times New Roman" w:eastAsia="標楷體" w:hAnsi="Times New Roman" w:cs="Times New Roman" w:hint="eastAsia"/>
-          <w:sz w:val="28"/>
-          <w:szCs w:val="28"/>
-        </w:rPr>
-        <w:t>，運用行為經濟學量化司法行為已成趨勢，如</w:t>
-      </w:r>
-      <w:r>
-        <w:rPr>
-          <w:rFonts w:ascii="Times New Roman" w:eastAsia="標楷體" w:hAnsi="Times New Roman" w:cs="Times New Roman" w:hint="eastAsia"/>
-          <w:sz w:val="28"/>
-          <w:szCs w:val="28"/>
-        </w:rPr>
-        <w:t xml:space="preserve"> Eren and Mocan </w:t>
-      </w:r>
-      <w:r>
-        <w:rPr>
-          <w:rFonts w:ascii="Times New Roman" w:eastAsia="標楷體" w:hAnsi="Times New Roman" w:cs="Times New Roman" w:hint="eastAsia"/>
-          <w:sz w:val="28"/>
-          <w:szCs w:val="28"/>
-        </w:rPr>
-        <w:t>（</w:t>
-      </w:r>
-      <w:r>
-        <w:rPr>
-          <w:rFonts w:ascii="Times New Roman" w:eastAsia="標楷體" w:hAnsi="Times New Roman" w:cs="Times New Roman" w:hint="eastAsia"/>
-          <w:sz w:val="28"/>
-          <w:szCs w:val="28"/>
-        </w:rPr>
-        <w:t>2018</w:t>
-      </w:r>
-      <w:r>
-        <w:rPr>
-          <w:rFonts w:ascii="Times New Roman" w:eastAsia="標楷體" w:hAnsi="Times New Roman" w:cs="Times New Roman" w:hint="eastAsia"/>
-          <w:sz w:val="28"/>
-          <w:szCs w:val="28"/>
-        </w:rPr>
-        <w:t>）</w:t>
-      </w:r>
-      <w:r>
-        <w:rPr>
-          <w:rFonts w:ascii="Times New Roman" w:eastAsia="標楷體" w:hAnsi="Times New Roman" w:cs="Times New Roman" w:hint="eastAsia"/>
-          <w:sz w:val="28"/>
-          <w:szCs w:val="28"/>
-          <w:vertAlign w:val="superscript"/>
-        </w:rPr>
-        <w:t>8</w:t>
-      </w:r>
-      <w:r>
-        <w:rPr>
-          <w:rFonts w:ascii="Times New Roman" w:eastAsia="標楷體" w:hAnsi="Times New Roman" w:cs="Times New Roman" w:hint="eastAsia"/>
-          <w:sz w:val="28"/>
-          <w:szCs w:val="28"/>
-        </w:rPr>
-        <w:t>與</w:t>
-      </w:r>
-      <w:r>
-        <w:rPr>
-          <w:rFonts w:ascii="Times New Roman" w:eastAsia="標楷體" w:hAnsi="Times New Roman" w:cs="Times New Roman" w:hint="eastAsia"/>
-          <w:sz w:val="28"/>
-          <w:szCs w:val="28"/>
-        </w:rPr>
-        <w:t xml:space="preserve"> Heyes and Saberian </w:t>
-      </w:r>
-      <w:r>
-        <w:rPr>
-          <w:rFonts w:ascii="Times New Roman" w:eastAsia="標楷體" w:hAnsi="Times New Roman" w:cs="Times New Roman" w:hint="eastAsia"/>
-          <w:sz w:val="28"/>
-          <w:szCs w:val="28"/>
-        </w:rPr>
-        <w:t>（</w:t>
-      </w:r>
-      <w:r>
-        <w:rPr>
-          <w:rFonts w:ascii="Times New Roman" w:eastAsia="標楷體" w:hAnsi="Times New Roman" w:cs="Times New Roman" w:hint="eastAsia"/>
-          <w:sz w:val="28"/>
-          <w:szCs w:val="28"/>
-        </w:rPr>
-        <w:t>2019</w:t>
-      </w:r>
-      <w:r>
-        <w:rPr>
-          <w:rFonts w:ascii="Times New Roman" w:eastAsia="標楷體" w:hAnsi="Times New Roman" w:cs="Times New Roman" w:hint="eastAsia"/>
-          <w:sz w:val="28"/>
-          <w:szCs w:val="28"/>
-        </w:rPr>
-        <w:t>）</w:t>
-      </w:r>
-      <w:r>
-        <w:rPr>
-          <w:rFonts w:ascii="Times New Roman" w:eastAsia="標楷體" w:hAnsi="Times New Roman" w:cs="Times New Roman" w:hint="eastAsia"/>
-          <w:sz w:val="28"/>
-          <w:szCs w:val="28"/>
-          <w:vertAlign w:val="superscript"/>
-        </w:rPr>
-        <w:t>9</w:t>
-      </w:r>
-      <w:r>
-        <w:rPr>
-          <w:rFonts w:ascii="Times New Roman" w:eastAsia="標楷體" w:hAnsi="Times New Roman" w:cs="Times New Roman" w:hint="eastAsia"/>
-          <w:sz w:val="28"/>
-          <w:szCs w:val="28"/>
-        </w:rPr>
-        <w:t>分別證實了體育賽事結果與環境溫度等非法律因素（</w:t>
-      </w:r>
-      <w:r>
-        <w:rPr>
-          <w:rFonts w:ascii="Times New Roman" w:eastAsia="標楷體" w:hAnsi="Times New Roman" w:cs="Times New Roman" w:hint="eastAsia"/>
-          <w:sz w:val="28"/>
-          <w:szCs w:val="28"/>
-        </w:rPr>
-        <w:t>Extra-legal factors</w:t>
-      </w:r>
-      <w:r>
-        <w:rPr>
-          <w:rFonts w:ascii="Times New Roman" w:eastAsia="標楷體" w:hAnsi="Times New Roman" w:cs="Times New Roman" w:hint="eastAsia"/>
-          <w:sz w:val="28"/>
-          <w:szCs w:val="28"/>
-        </w:rPr>
-        <w:t>）對法官量刑的系統性影響。</w:t>
+        <w:t>相對地，傳統機器學習與整合學習（</w:t>
+      </w:r>
+      <w:r>
+        <w:rPr>
+          <w:rFonts w:ascii="Times New Roman" w:eastAsia="標楷體" w:hAnsi="Times New Roman" w:cs="Times New Roman" w:hint="eastAsia"/>
+          <w:sz w:val="28"/>
+          <w:szCs w:val="28"/>
+        </w:rPr>
+        <w:t>Ensemble Learning</w:t>
+      </w:r>
+      <w:r>
+        <w:rPr>
+          <w:rFonts w:ascii="Times New Roman" w:eastAsia="標楷體" w:hAnsi="Times New Roman" w:cs="Times New Roman" w:hint="eastAsia"/>
+          <w:sz w:val="28"/>
+          <w:szCs w:val="28"/>
+        </w:rPr>
+        <w:t>）演算法在維持準確率的同時，提供了模型可解釋性。研究顯示，隨機森林（</w:t>
+      </w:r>
+      <w:r>
+        <w:rPr>
+          <w:rFonts w:ascii="Times New Roman" w:eastAsia="標楷體" w:hAnsi="Times New Roman" w:cs="Times New Roman" w:hint="eastAsia"/>
+          <w:sz w:val="28"/>
+          <w:szCs w:val="28"/>
+        </w:rPr>
+        <w:t>Random Forest</w:t>
+      </w:r>
+      <w:r>
+        <w:rPr>
+          <w:rFonts w:ascii="Times New Roman" w:eastAsia="標楷體" w:hAnsi="Times New Roman" w:cs="Times New Roman" w:hint="eastAsia"/>
+          <w:sz w:val="28"/>
+          <w:szCs w:val="28"/>
+        </w:rPr>
+        <w:t>）、</w:t>
+      </w:r>
+      <w:r>
+        <w:rPr>
+          <w:rFonts w:ascii="Times New Roman" w:eastAsia="標楷體" w:hAnsi="Times New Roman" w:cs="Times New Roman" w:hint="eastAsia"/>
+          <w:sz w:val="28"/>
+          <w:szCs w:val="28"/>
+        </w:rPr>
+        <w:t xml:space="preserve">XGBoost </w:t>
+      </w:r>
+      <w:r>
+        <w:rPr>
+          <w:rFonts w:ascii="Times New Roman" w:eastAsia="標楷體" w:hAnsi="Times New Roman" w:cs="Times New Roman" w:hint="eastAsia"/>
+          <w:sz w:val="28"/>
+          <w:szCs w:val="28"/>
+        </w:rPr>
+        <w:t>與支持向量機（</w:t>
+      </w:r>
+      <w:r>
+        <w:rPr>
+          <w:rFonts w:ascii="Times New Roman" w:eastAsia="標楷體" w:hAnsi="Times New Roman" w:cs="Times New Roman" w:hint="eastAsia"/>
+          <w:sz w:val="28"/>
+          <w:szCs w:val="28"/>
+        </w:rPr>
+        <w:t>SVM</w:t>
+      </w:r>
+      <w:r>
+        <w:rPr>
+          <w:rFonts w:ascii="Times New Roman" w:eastAsia="標楷體" w:hAnsi="Times New Roman" w:cs="Times New Roman" w:hint="eastAsia"/>
+          <w:sz w:val="28"/>
+          <w:szCs w:val="28"/>
+        </w:rPr>
+        <w:t>）等傳統模型在處理法規分類與判決預測時，不僅具備低延遲的推論優勢，還能透過特徵重要性（</w:t>
+      </w:r>
+      <w:r>
+        <w:rPr>
+          <w:rFonts w:ascii="Times New Roman" w:eastAsia="標楷體" w:hAnsi="Times New Roman" w:cs="Times New Roman" w:hint="eastAsia"/>
+          <w:sz w:val="28"/>
+          <w:szCs w:val="28"/>
+        </w:rPr>
+        <w:t>Feature Importance</w:t>
+      </w:r>
+      <w:r>
+        <w:rPr>
+          <w:rFonts w:ascii="Times New Roman" w:eastAsia="標楷體" w:hAnsi="Times New Roman" w:cs="Times New Roman" w:hint="eastAsia"/>
+          <w:sz w:val="28"/>
+          <w:szCs w:val="28"/>
+        </w:rPr>
+        <w:t>）明確揭示哪些法律關鍵字主導了判決結果，使其非常適合應用於實務決策中。在台灣的司法實證研究中，亦有</w:t>
+      </w:r>
+      <w:r>
+        <w:rPr>
+          <w:rFonts w:ascii="Times New Roman" w:eastAsia="標楷體" w:hAnsi="Times New Roman" w:cs="Times New Roman"/>
+          <w:sz w:val="28"/>
+          <w:szCs w:val="28"/>
+        </w:rPr>
+        <w:t xml:space="preserve">Hsieh et al. (2021) </w:t>
+      </w:r>
+      <w:r>
+        <w:rPr>
+          <w:rFonts w:ascii="Times New Roman" w:eastAsia="標楷體" w:hAnsi="Times New Roman" w:cs="Times New Roman" w:hint="eastAsia"/>
+          <w:sz w:val="28"/>
+          <w:szCs w:val="28"/>
+        </w:rPr>
+        <w:t>運用隨機森林結合排列特徵重要性（</w:t>
+      </w:r>
+      <w:r>
+        <w:rPr>
+          <w:rFonts w:ascii="Times New Roman" w:eastAsia="標楷體" w:hAnsi="Times New Roman" w:cs="Times New Roman" w:hint="eastAsia"/>
+          <w:sz w:val="28"/>
+          <w:szCs w:val="28"/>
+        </w:rPr>
+        <w:t>Permutation Feature Importance</w:t>
+      </w:r>
+      <w:r>
+        <w:rPr>
+          <w:rFonts w:ascii="Times New Roman" w:eastAsia="標楷體" w:hAnsi="Times New Roman" w:cs="Times New Roman" w:hint="eastAsia"/>
+          <w:sz w:val="28"/>
+          <w:szCs w:val="28"/>
+        </w:rPr>
+        <w:t>），成功預測車禍案件精神慰撫金，並精確梳理出法官審酌的關鍵因素排名。</w:t>
       </w:r>
     </w:p>
     <w:p>
@@ -1417,31 +2449,31 @@
           <w:szCs w:val="28"/>
         </w:rPr>
       </w:pPr>
-    </w:p>
-    <w:p>
-      <w:pPr>
-        <w:outlineLvl w:val="0"/>
-        <w:rPr>
-          <w:rFonts w:ascii="Times New Roman" w:eastAsia="標楷體" w:hAnsi="Times New Roman" w:cs="Times New Roman"/>
-          <w:sz w:val="28"/>
-          <w:szCs w:val="28"/>
-        </w:rPr>
-      </w:pPr>
-      <w:r>
-        <w:rPr>
-          <w:rFonts w:ascii="Times New Roman" w:eastAsia="標楷體" w:hAnsi="Times New Roman" w:cs="Times New Roman" w:hint="eastAsia"/>
-          <w:sz w:val="28"/>
-          <w:szCs w:val="28"/>
-        </w:rPr>
-        <w:t>在台灣，實證法律研究同樣蓬勃發展。</w:t>
-      </w:r>
-      <w:r>
-        <w:rPr>
-          <w:rFonts w:ascii="Times New Roman" w:eastAsia="標楷體" w:hAnsi="Times New Roman" w:cs="Times New Roman" w:hint="eastAsia"/>
-          <w:sz w:val="28"/>
-          <w:szCs w:val="28"/>
-        </w:rPr>
-        <w:t xml:space="preserve">Chen et al. </w:t>
+      <w:r>
+        <w:rPr>
+          <w:rFonts w:ascii="Times New Roman" w:eastAsia="標楷體" w:hAnsi="Times New Roman" w:cs="Times New Roman" w:hint="eastAsia"/>
+          <w:sz w:val="28"/>
+          <w:szCs w:val="28"/>
+        </w:rPr>
+        <w:t>另一方面，</w:t>
+      </w:r>
+      <w:proofErr w:type="spellStart"/>
+      <w:r>
+        <w:rPr>
+          <w:rFonts w:ascii="Times New Roman" w:eastAsia="標楷體" w:hAnsi="Times New Roman" w:cs="Times New Roman"/>
+          <w:sz w:val="28"/>
+          <w:szCs w:val="28"/>
+        </w:rPr>
+        <w:t>Alghazzawi</w:t>
+      </w:r>
+      <w:proofErr w:type="spellEnd"/>
+      <w:r>
+        <w:rPr>
+          <w:rFonts w:ascii="Times New Roman" w:eastAsia="標楷體" w:hAnsi="Times New Roman" w:cs="Times New Roman"/>
+          <w:sz w:val="28"/>
+          <w:szCs w:val="28"/>
+        </w:rPr>
+        <w:t xml:space="preserve"> et al.</w:t>
       </w:r>
       <w:r>
         <w:rPr>
@@ -1453,11 +2485,11 @@
       </w:r>
       <w:r>
         <w:rPr>
-          <w:rFonts w:ascii="Times New Roman" w:eastAsia="標楷體" w:hAnsi="Times New Roman" w:cs="Times New Roman" w:hint="eastAsia"/>
-          <w:sz w:val="28"/>
-          <w:szCs w:val="28"/>
-        </w:rPr>
-        <w:t>2015</w:t>
+          <w:rFonts w:ascii="Times New Roman" w:eastAsia="標楷體" w:hAnsi="Times New Roman" w:cs="Times New Roman"/>
+          <w:sz w:val="28"/>
+          <w:szCs w:val="28"/>
+        </w:rPr>
+        <w:t>2022</w:t>
       </w:r>
       <w:r>
         <w:rPr>
@@ -1472,41 +2504,32 @@
           <w:rFonts w:ascii="Times New Roman" w:eastAsia="標楷體" w:hAnsi="Times New Roman" w:cs="Times New Roman" w:hint="eastAsia"/>
           <w:sz w:val="28"/>
           <w:szCs w:val="28"/>
-          <w:vertAlign w:val="superscript"/>
-        </w:rPr>
-        <w:t>10</w:t>
-      </w:r>
-      <w:r>
-        <w:rPr>
-          <w:rFonts w:ascii="Times New Roman" w:eastAsia="標楷體" w:hAnsi="Times New Roman" w:cs="Times New Roman" w:hint="eastAsia"/>
-          <w:sz w:val="28"/>
-          <w:szCs w:val="28"/>
-        </w:rPr>
-        <w:t>透過分析最高法院民事案件，探討「訴訟資源」對結果的關聯；</w:t>
-      </w:r>
-      <w:r>
-        <w:rPr>
-          <w:rFonts w:ascii="Times New Roman" w:eastAsia="標楷體" w:hAnsi="Times New Roman" w:cs="Times New Roman" w:hint="eastAsia"/>
-          <w:sz w:val="28"/>
-          <w:szCs w:val="28"/>
-        </w:rPr>
-        <w:t xml:space="preserve">Chang et al. </w:t>
-      </w:r>
-      <w:r>
-        <w:rPr>
-          <w:rFonts w:ascii="Times New Roman" w:eastAsia="標楷體" w:hAnsi="Times New Roman" w:cs="Times New Roman" w:hint="eastAsia"/>
-          <w:sz w:val="28"/>
-          <w:szCs w:val="28"/>
-        </w:rPr>
-        <w:t>（</w:t>
-      </w:r>
-      <w:r>
-        <w:rPr>
-          <w:rFonts w:ascii="Times New Roman" w:eastAsia="標楷體" w:hAnsi="Times New Roman" w:cs="Times New Roman" w:hint="eastAsia"/>
-          <w:sz w:val="28"/>
-          <w:szCs w:val="28"/>
-        </w:rPr>
-        <w:t>2018</w:t>
+        </w:rPr>
+        <w:t>指出基礎深度學習模型（如</w:t>
+      </w:r>
+      <w:r>
+        <w:rPr>
+          <w:rFonts w:ascii="Times New Roman" w:eastAsia="標楷體" w:hAnsi="Times New Roman" w:cs="Times New Roman" w:hint="eastAsia"/>
+          <w:sz w:val="28"/>
+          <w:szCs w:val="28"/>
+        </w:rPr>
+        <w:t xml:space="preserve"> LSTM </w:t>
+      </w:r>
+      <w:r>
+        <w:rPr>
+          <w:rFonts w:ascii="Times New Roman" w:eastAsia="標楷體" w:hAnsi="Times New Roman" w:cs="Times New Roman" w:hint="eastAsia"/>
+          <w:sz w:val="28"/>
+          <w:szCs w:val="28"/>
+        </w:rPr>
+        <w:t>結合</w:t>
+      </w:r>
+      <w:r>
+        <w:rPr>
+          <w:rFonts w:ascii="Times New Roman" w:eastAsia="標楷體" w:hAnsi="Times New Roman" w:cs="Times New Roman" w:hint="eastAsia"/>
+          <w:sz w:val="28"/>
+          <w:szCs w:val="28"/>
+        </w:rPr>
+        <w:t xml:space="preserve"> CNN</w:t>
       </w:r>
       <w:r>
         <w:rPr>
@@ -1521,606 +2544,9 @@
           <w:rFonts w:ascii="Times New Roman" w:eastAsia="標楷體" w:hAnsi="Times New Roman" w:cs="Times New Roman" w:hint="eastAsia"/>
           <w:sz w:val="28"/>
           <w:szCs w:val="28"/>
-          <w:vertAlign w:val="superscript"/>
-        </w:rPr>
-        <w:t>11</w:t>
-      </w:r>
-      <w:r>
-        <w:rPr>
-          <w:rFonts w:ascii="Times New Roman" w:eastAsia="標楷體" w:hAnsi="Times New Roman" w:cs="Times New Roman" w:hint="eastAsia"/>
-          <w:sz w:val="28"/>
-          <w:szCs w:val="28"/>
-        </w:rPr>
-        <w:t>則證實了台灣法官在裁定賠償金時存在「定錨效應」。</w:t>
-      </w:r>
-      <w:r>
-        <w:rPr>
-          <w:rFonts w:ascii="Times New Roman" w:eastAsia="標楷體" w:hAnsi="Times New Roman" w:cs="Times New Roman" w:hint="eastAsia"/>
-          <w:sz w:val="28"/>
-          <w:szCs w:val="28"/>
-        </w:rPr>
-        <w:t>這些文獻不僅證明了台灣司法資料庫具備極高的量化研究價值，也確立了將非結構化判決文本轉化為可計算特徵的正當性</w:t>
-      </w:r>
-      <w:r>
-        <w:rPr>
-          <w:rFonts w:ascii="Times New Roman" w:eastAsia="標楷體" w:hAnsi="Times New Roman" w:cs="Times New Roman" w:hint="eastAsia"/>
-          <w:sz w:val="28"/>
-          <w:szCs w:val="28"/>
-        </w:rPr>
-        <w:t>。</w:t>
-      </w:r>
-    </w:p>
-    <w:p>
-      <w:pPr>
-        <w:outlineLvl w:val="0"/>
-        <w:rPr>
-          <w:rFonts w:ascii="Times New Roman" w:eastAsia="標楷體" w:hAnsi="Times New Roman" w:cs="Times New Roman"/>
-          <w:sz w:val="28"/>
-          <w:szCs w:val="28"/>
-        </w:rPr>
-      </w:pPr>
-    </w:p>
-    <w:p>
-      <w:pPr>
-        <w:outlineLvl w:val="0"/>
-        <w:rPr>
-          <w:rFonts w:ascii="Times New Roman" w:eastAsia="標楷體" w:hAnsi="Times New Roman" w:cs="Times New Roman"/>
-          <w:sz w:val="28"/>
-          <w:szCs w:val="28"/>
-        </w:rPr>
-      </w:pPr>
-      <w:r>
-        <w:rPr>
-          <w:rFonts w:ascii="Times New Roman" w:eastAsia="標楷體" w:hAnsi="Times New Roman" w:cs="Times New Roman" w:hint="eastAsia"/>
-          <w:sz w:val="28"/>
-          <w:szCs w:val="28"/>
-        </w:rPr>
-        <w:t xml:space="preserve">2.3 </w:t>
-      </w:r>
-      <w:r>
-        <w:rPr>
-          <w:rFonts w:ascii="Times New Roman" w:eastAsia="標楷體" w:hAnsi="Times New Roman" w:cs="Times New Roman" w:hint="eastAsia"/>
-          <w:sz w:val="28"/>
-          <w:szCs w:val="28"/>
-        </w:rPr>
-        <w:t>司法判決</w:t>
-      </w:r>
-      <w:r>
-        <w:rPr>
-          <w:rFonts w:ascii="Times New Roman" w:eastAsia="標楷體" w:hAnsi="Times New Roman" w:cs="Times New Roman" w:hint="eastAsia"/>
-          <w:sz w:val="28"/>
-          <w:szCs w:val="28"/>
-        </w:rPr>
-        <w:t>之特徵工程：</w:t>
-      </w:r>
-      <w:r>
-        <w:rPr>
-          <w:rFonts w:ascii="Times New Roman" w:eastAsia="標楷體" w:hAnsi="Times New Roman" w:cs="Times New Roman" w:hint="eastAsia"/>
-          <w:sz w:val="28"/>
-          <w:szCs w:val="28"/>
-        </w:rPr>
-        <w:t xml:space="preserve">TF </w:t>
-      </w:r>
-      <w:r>
-        <w:rPr>
-          <w:rFonts w:ascii="Times New Roman" w:eastAsia="標楷體" w:hAnsi="Times New Roman" w:cs="Times New Roman"/>
-          <w:sz w:val="28"/>
-          <w:szCs w:val="28"/>
-        </w:rPr>
-        <w:t>–</w:t>
-      </w:r>
-      <w:r>
-        <w:rPr>
-          <w:rFonts w:ascii="Times New Roman" w:eastAsia="標楷體" w:hAnsi="Times New Roman" w:cs="Times New Roman" w:hint="eastAsia"/>
-          <w:sz w:val="28"/>
-          <w:szCs w:val="28"/>
-        </w:rPr>
-        <w:t xml:space="preserve"> IDF</w:t>
-      </w:r>
-      <w:r>
-        <w:rPr>
-          <w:rFonts w:ascii="Times New Roman" w:eastAsia="標楷體" w:hAnsi="Times New Roman" w:cs="Times New Roman" w:hint="eastAsia"/>
-          <w:sz w:val="28"/>
-          <w:szCs w:val="28"/>
-        </w:rPr>
-        <w:t>與詞袋模型</w:t>
-      </w:r>
-      <w:r>
-        <w:rPr>
-          <w:rFonts w:ascii="Times New Roman" w:eastAsia="標楷體" w:hAnsi="Times New Roman" w:cs="Times New Roman" w:hint="eastAsia"/>
-          <w:sz w:val="28"/>
-          <w:szCs w:val="28"/>
-        </w:rPr>
-        <w:t>（</w:t>
-      </w:r>
-      <w:r>
-        <w:rPr>
-          <w:rFonts w:ascii="Times New Roman" w:eastAsia="標楷體" w:hAnsi="Times New Roman" w:cs="Times New Roman" w:hint="eastAsia"/>
-          <w:sz w:val="28"/>
-          <w:szCs w:val="28"/>
-        </w:rPr>
-        <w:t>BoW</w:t>
-      </w:r>
-      <w:r>
-        <w:rPr>
-          <w:rFonts w:ascii="Times New Roman" w:eastAsia="標楷體" w:hAnsi="Times New Roman" w:cs="Times New Roman" w:hint="eastAsia"/>
-          <w:sz w:val="28"/>
-          <w:szCs w:val="28"/>
-        </w:rPr>
-        <w:t>）</w:t>
-      </w:r>
-      <w:r>
-        <w:rPr>
-          <w:rFonts w:ascii="Times New Roman" w:eastAsia="標楷體" w:hAnsi="Times New Roman" w:cs="Times New Roman" w:hint="eastAsia"/>
-          <w:sz w:val="28"/>
-          <w:szCs w:val="28"/>
-        </w:rPr>
-        <w:t>之優勢</w:t>
-      </w:r>
-    </w:p>
-    <w:p>
-      <w:pPr>
-        <w:outlineLvl w:val="0"/>
-        <w:rPr>
-          <w:rFonts w:ascii="Times New Roman" w:eastAsia="標楷體" w:hAnsi="Times New Roman" w:cs="Times New Roman"/>
-          <w:sz w:val="28"/>
-          <w:szCs w:val="28"/>
-        </w:rPr>
-      </w:pPr>
-      <w:r>
-        <w:rPr>
-          <w:rFonts w:ascii="Times New Roman" w:eastAsia="標楷體" w:hAnsi="Times New Roman" w:cs="Times New Roman" w:hint="eastAsia"/>
-          <w:sz w:val="28"/>
-          <w:szCs w:val="28"/>
         </w:rPr>
         <w:lastRenderedPageBreak/>
-        <w:t>法律判決書具備篇幅冗長且充滿專業術語之特性，傳統上常被認為需要極度複雜的語意模型來處理。然而，近實證研究指出，在特定專業領域（如金融與法律等具備高度編碼化語意之文本）中，傳統的詞袋模型（</w:t>
-      </w:r>
-      <w:r>
-        <w:rPr>
-          <w:rFonts w:ascii="Times New Roman" w:eastAsia="標楷體" w:hAnsi="Times New Roman" w:cs="Times New Roman" w:hint="eastAsia"/>
-          <w:sz w:val="28"/>
-          <w:szCs w:val="28"/>
-        </w:rPr>
-        <w:t>Bag-of-Words, BoW</w:t>
-      </w:r>
-      <w:r>
-        <w:rPr>
-          <w:rFonts w:ascii="Times New Roman" w:eastAsia="標楷體" w:hAnsi="Times New Roman" w:cs="Times New Roman" w:hint="eastAsia"/>
-          <w:sz w:val="28"/>
-          <w:szCs w:val="28"/>
-        </w:rPr>
-        <w:t>）在處理語意任務時，其表現甚至能超越部分密集的語意嵌入（</w:t>
-      </w:r>
-      <w:r>
-        <w:rPr>
-          <w:rFonts w:ascii="Times New Roman" w:eastAsia="標楷體" w:hAnsi="Times New Roman" w:cs="Times New Roman" w:hint="eastAsia"/>
-          <w:sz w:val="28"/>
-          <w:szCs w:val="28"/>
-        </w:rPr>
-        <w:t>Dense Embeddings</w:t>
-      </w:r>
-      <w:r>
-        <w:rPr>
-          <w:rFonts w:ascii="Times New Roman" w:eastAsia="標楷體" w:hAnsi="Times New Roman" w:cs="Times New Roman" w:hint="eastAsia"/>
-          <w:sz w:val="28"/>
-          <w:szCs w:val="28"/>
-        </w:rPr>
-        <w:t>）模型</w:t>
-      </w:r>
-      <w:r>
-        <w:rPr>
-          <w:rFonts w:ascii="Times New Roman" w:eastAsia="標楷體" w:hAnsi="Times New Roman" w:cs="Times New Roman" w:hint="eastAsia"/>
-          <w:sz w:val="28"/>
-          <w:szCs w:val="28"/>
-          <w:vertAlign w:val="superscript"/>
-        </w:rPr>
-        <w:t>12</w:t>
-      </w:r>
-      <w:r>
-        <w:rPr>
-          <w:rFonts w:ascii="Times New Roman" w:eastAsia="標楷體" w:hAnsi="Times New Roman" w:cs="Times New Roman" w:hint="eastAsia"/>
-          <w:sz w:val="28"/>
-          <w:szCs w:val="28"/>
-          <w:vertAlign w:val="superscript"/>
-        </w:rPr>
-        <w:t xml:space="preserve"> 13</w:t>
-      </w:r>
-      <w:r>
-        <w:rPr>
-          <w:rFonts w:ascii="Times New Roman" w:eastAsia="標楷體" w:hAnsi="Times New Roman" w:cs="Times New Roman" w:hint="eastAsia"/>
-          <w:sz w:val="28"/>
-          <w:szCs w:val="28"/>
-        </w:rPr>
-        <w:t>。</w:t>
-      </w:r>
-    </w:p>
-    <w:p>
-      <w:pPr>
-        <w:outlineLvl w:val="0"/>
-        <w:rPr>
-          <w:rFonts w:ascii="Times New Roman" w:eastAsia="標楷體" w:hAnsi="Times New Roman" w:cs="Times New Roman"/>
-          <w:sz w:val="28"/>
-          <w:szCs w:val="28"/>
-        </w:rPr>
-      </w:pPr>
-      <w:r>
-        <w:rPr>
-          <w:rFonts w:ascii="Times New Roman" w:eastAsia="標楷體" w:hAnsi="Times New Roman" w:cs="Times New Roman" w:hint="eastAsia"/>
-          <w:sz w:val="28"/>
-          <w:szCs w:val="28"/>
-        </w:rPr>
-        <w:t>本研究採用</w:t>
-      </w:r>
-      <w:r>
-        <w:rPr>
-          <w:rFonts w:ascii="Times New Roman" w:eastAsia="標楷體" w:hAnsi="Times New Roman" w:cs="Times New Roman" w:hint="eastAsia"/>
-          <w:sz w:val="28"/>
-          <w:szCs w:val="28"/>
-        </w:rPr>
-        <w:t xml:space="preserve"> TF-IDF</w:t>
-      </w:r>
-      <w:r>
-        <w:rPr>
-          <w:rFonts w:ascii="Times New Roman" w:eastAsia="標楷體" w:hAnsi="Times New Roman" w:cs="Times New Roman" w:hint="eastAsia"/>
-          <w:sz w:val="28"/>
-          <w:szCs w:val="28"/>
-        </w:rPr>
-        <w:t>（</w:t>
-      </w:r>
-      <w:r>
-        <w:rPr>
-          <w:rFonts w:ascii="Times New Roman" w:eastAsia="標楷體" w:hAnsi="Times New Roman" w:cs="Times New Roman" w:hint="eastAsia"/>
-          <w:sz w:val="28"/>
-          <w:szCs w:val="28"/>
-        </w:rPr>
-        <w:t>Term Frequency</w:t>
-      </w:r>
-      <w:r>
-        <w:rPr>
-          <w:rFonts w:ascii="Times New Roman" w:eastAsia="標楷體" w:hAnsi="Times New Roman" w:cs="Times New Roman" w:hint="eastAsia"/>
-          <w:sz w:val="28"/>
-          <w:szCs w:val="28"/>
-        </w:rPr>
-        <w:t>–</w:t>
-      </w:r>
-      <w:r>
-        <w:rPr>
-          <w:rFonts w:ascii="Times New Roman" w:eastAsia="標楷體" w:hAnsi="Times New Roman" w:cs="Times New Roman" w:hint="eastAsia"/>
-          <w:sz w:val="28"/>
-          <w:szCs w:val="28"/>
-        </w:rPr>
-        <w:t>Inverse Document Frequency</w:t>
-      </w:r>
-      <w:r>
-        <w:rPr>
-          <w:rFonts w:ascii="Times New Roman" w:eastAsia="標楷體" w:hAnsi="Times New Roman" w:cs="Times New Roman" w:hint="eastAsia"/>
-          <w:sz w:val="28"/>
-          <w:szCs w:val="28"/>
-        </w:rPr>
-        <w:t>）技術進行文本特徵提取。該方法透過衡量詞彙在個別文件中的出現頻率與其在整體語料中的稀有程度，強化具區辨力之專門術語權重，同時降低高頻通用詞彙之影響。相較於高運算成本之深度語言模型，</w:t>
-      </w:r>
-      <w:r>
-        <w:rPr>
-          <w:rFonts w:ascii="Times New Roman" w:eastAsia="標楷體" w:hAnsi="Times New Roman" w:cs="Times New Roman" w:hint="eastAsia"/>
-          <w:sz w:val="28"/>
-          <w:szCs w:val="28"/>
-        </w:rPr>
-        <w:t xml:space="preserve">TF-IDF </w:t>
-      </w:r>
-      <w:r>
-        <w:rPr>
-          <w:rFonts w:ascii="Times New Roman" w:eastAsia="標楷體" w:hAnsi="Times New Roman" w:cs="Times New Roman" w:hint="eastAsia"/>
-          <w:sz w:val="28"/>
-          <w:szCs w:val="28"/>
-        </w:rPr>
-        <w:t>作為詞袋架構下的加權機制，能在維持計算效率的同時提供穩定的文本表示。</w:t>
-      </w:r>
-    </w:p>
-    <w:p>
-      <w:pPr>
-        <w:outlineLvl w:val="0"/>
-        <w:rPr>
-          <w:rFonts w:ascii="Times New Roman" w:eastAsia="標楷體" w:hAnsi="Times New Roman" w:cs="Times New Roman"/>
-          <w:sz w:val="28"/>
-          <w:szCs w:val="28"/>
-        </w:rPr>
-      </w:pPr>
-      <w:r>
-        <w:rPr>
-          <w:rFonts w:ascii="Times New Roman" w:eastAsia="標楷體" w:hAnsi="Times New Roman" w:cs="Times New Roman" w:hint="eastAsia"/>
-          <w:sz w:val="28"/>
-          <w:szCs w:val="28"/>
-        </w:rPr>
-        <w:t>2.</w:t>
-      </w:r>
-      <w:r>
-        <w:rPr>
-          <w:rFonts w:ascii="Times New Roman" w:eastAsia="標楷體" w:hAnsi="Times New Roman" w:cs="Times New Roman" w:hint="eastAsia"/>
-          <w:sz w:val="28"/>
-          <w:szCs w:val="28"/>
-        </w:rPr>
-        <w:t xml:space="preserve">4 </w:t>
-      </w:r>
-      <w:r>
-        <w:rPr>
-          <w:rFonts w:ascii="Times New Roman" w:eastAsia="標楷體" w:hAnsi="Times New Roman" w:cs="Times New Roman" w:hint="eastAsia"/>
-          <w:sz w:val="28"/>
-          <w:szCs w:val="28"/>
-        </w:rPr>
-        <w:t>預測模型建構與可解釋性之必要性</w:t>
-      </w:r>
-    </w:p>
-    <w:p>
-      <w:pPr>
-        <w:outlineLvl w:val="0"/>
-        <w:rPr>
-          <w:rFonts w:ascii="Times New Roman" w:eastAsia="標楷體" w:hAnsi="Times New Roman" w:cs="Times New Roman"/>
-          <w:sz w:val="28"/>
-          <w:szCs w:val="28"/>
-        </w:rPr>
-      </w:pPr>
-      <w:r>
-        <w:rPr>
-          <w:rFonts w:ascii="Times New Roman" w:eastAsia="標楷體" w:hAnsi="Times New Roman" w:cs="Times New Roman" w:hint="eastAsia"/>
-          <w:sz w:val="28"/>
-          <w:szCs w:val="28"/>
-        </w:rPr>
-        <w:t>在法律人工智慧（</w:t>
-      </w:r>
-      <w:r>
-        <w:rPr>
-          <w:rFonts w:ascii="Times New Roman" w:eastAsia="標楷體" w:hAnsi="Times New Roman" w:cs="Times New Roman" w:hint="eastAsia"/>
-          <w:sz w:val="28"/>
-          <w:szCs w:val="28"/>
-        </w:rPr>
-        <w:t>Legal AI</w:t>
-      </w:r>
-      <w:r>
-        <w:rPr>
-          <w:rFonts w:ascii="Times New Roman" w:eastAsia="標楷體" w:hAnsi="Times New Roman" w:cs="Times New Roman" w:hint="eastAsia"/>
-          <w:sz w:val="28"/>
-          <w:szCs w:val="28"/>
-        </w:rPr>
-        <w:t>）的實務應用中，模型決策的透明度與可解釋性至關重要。近期的研究表明，雖然大型語言模型（</w:t>
-      </w:r>
-      <w:r>
-        <w:rPr>
-          <w:rFonts w:ascii="Times New Roman" w:eastAsia="標楷體" w:hAnsi="Times New Roman" w:cs="Times New Roman" w:hint="eastAsia"/>
-          <w:sz w:val="28"/>
-          <w:szCs w:val="28"/>
-        </w:rPr>
-        <w:t>LLMs</w:t>
-      </w:r>
-      <w:r>
-        <w:rPr>
-          <w:rFonts w:ascii="Times New Roman" w:eastAsia="標楷體" w:hAnsi="Times New Roman" w:cs="Times New Roman" w:hint="eastAsia"/>
-          <w:sz w:val="28"/>
-          <w:szCs w:val="28"/>
-        </w:rPr>
-        <w:t>）與深層神經網絡在部分任務表現優異，但其「黑箱（</w:t>
-      </w:r>
-      <w:r>
-        <w:rPr>
-          <w:rFonts w:ascii="Times New Roman" w:eastAsia="標楷體" w:hAnsi="Times New Roman" w:cs="Times New Roman" w:hint="eastAsia"/>
-          <w:sz w:val="28"/>
-          <w:szCs w:val="28"/>
-        </w:rPr>
-        <w:t>Black-box</w:t>
-      </w:r>
-      <w:r>
-        <w:rPr>
-          <w:rFonts w:ascii="Times New Roman" w:eastAsia="標楷體" w:hAnsi="Times New Roman" w:cs="Times New Roman" w:hint="eastAsia"/>
-          <w:sz w:val="28"/>
-          <w:szCs w:val="28"/>
-        </w:rPr>
-        <w:t>）」特性與產生幻覺（</w:t>
-      </w:r>
-      <w:r>
-        <w:rPr>
-          <w:rFonts w:ascii="Times New Roman" w:eastAsia="標楷體" w:hAnsi="Times New Roman" w:cs="Times New Roman" w:hint="eastAsia"/>
-          <w:sz w:val="28"/>
-          <w:szCs w:val="28"/>
-        </w:rPr>
-        <w:t>Hallucination</w:t>
-      </w:r>
-      <w:r>
-        <w:rPr>
-          <w:rFonts w:ascii="Times New Roman" w:eastAsia="標楷體" w:hAnsi="Times New Roman" w:cs="Times New Roman" w:hint="eastAsia"/>
-          <w:sz w:val="28"/>
-          <w:szCs w:val="28"/>
-        </w:rPr>
-        <w:t>）的風險，導致決策過程缺乏解釋力，在嚴謹的司法場域面臨極大的信任挑戰。</w:t>
-      </w:r>
-    </w:p>
-    <w:p>
-      <w:pPr>
-        <w:outlineLvl w:val="0"/>
-        <w:rPr>
-          <w:rFonts w:ascii="Times New Roman" w:eastAsia="標楷體" w:hAnsi="Times New Roman" w:cs="Times New Roman"/>
-          <w:sz w:val="28"/>
-          <w:szCs w:val="28"/>
-        </w:rPr>
-      </w:pPr>
-      <w:r>
-        <w:rPr>
-          <w:rFonts w:ascii="Times New Roman" w:eastAsia="標楷體" w:hAnsi="Times New Roman" w:cs="Times New Roman" w:hint="eastAsia"/>
-          <w:sz w:val="28"/>
-          <w:szCs w:val="28"/>
-        </w:rPr>
-        <w:t>相對地，傳統機器學習與整合學習（</w:t>
-      </w:r>
-      <w:r>
-        <w:rPr>
-          <w:rFonts w:ascii="Times New Roman" w:eastAsia="標楷體" w:hAnsi="Times New Roman" w:cs="Times New Roman" w:hint="eastAsia"/>
-          <w:sz w:val="28"/>
-          <w:szCs w:val="28"/>
-        </w:rPr>
-        <w:t>Ensemble Learning</w:t>
-      </w:r>
-      <w:r>
-        <w:rPr>
-          <w:rFonts w:ascii="Times New Roman" w:eastAsia="標楷體" w:hAnsi="Times New Roman" w:cs="Times New Roman" w:hint="eastAsia"/>
-          <w:sz w:val="28"/>
-          <w:szCs w:val="28"/>
-        </w:rPr>
-        <w:t>）演算法在維持準確率的同時，提供了模型可解釋性。研究顯示，隨機森林（</w:t>
-      </w:r>
-      <w:r>
-        <w:rPr>
-          <w:rFonts w:ascii="Times New Roman" w:eastAsia="標楷體" w:hAnsi="Times New Roman" w:cs="Times New Roman" w:hint="eastAsia"/>
-          <w:sz w:val="28"/>
-          <w:szCs w:val="28"/>
-        </w:rPr>
-        <w:t>Random Forest</w:t>
-      </w:r>
-      <w:r>
-        <w:rPr>
-          <w:rFonts w:ascii="Times New Roman" w:eastAsia="標楷體" w:hAnsi="Times New Roman" w:cs="Times New Roman" w:hint="eastAsia"/>
-          <w:sz w:val="28"/>
-          <w:szCs w:val="28"/>
-        </w:rPr>
-        <w:t>）、</w:t>
-      </w:r>
-      <w:r>
-        <w:rPr>
-          <w:rFonts w:ascii="Times New Roman" w:eastAsia="標楷體" w:hAnsi="Times New Roman" w:cs="Times New Roman" w:hint="eastAsia"/>
-          <w:sz w:val="28"/>
-          <w:szCs w:val="28"/>
-        </w:rPr>
-        <w:t xml:space="preserve">XGBoost </w:t>
-      </w:r>
-      <w:r>
-        <w:rPr>
-          <w:rFonts w:ascii="Times New Roman" w:eastAsia="標楷體" w:hAnsi="Times New Roman" w:cs="Times New Roman" w:hint="eastAsia"/>
-          <w:sz w:val="28"/>
-          <w:szCs w:val="28"/>
-        </w:rPr>
-        <w:t>與支持向量機（</w:t>
-      </w:r>
-      <w:r>
-        <w:rPr>
-          <w:rFonts w:ascii="Times New Roman" w:eastAsia="標楷體" w:hAnsi="Times New Roman" w:cs="Times New Roman" w:hint="eastAsia"/>
-          <w:sz w:val="28"/>
-          <w:szCs w:val="28"/>
-        </w:rPr>
-        <w:t>SVM</w:t>
-      </w:r>
-      <w:r>
-        <w:rPr>
-          <w:rFonts w:ascii="Times New Roman" w:eastAsia="標楷體" w:hAnsi="Times New Roman" w:cs="Times New Roman" w:hint="eastAsia"/>
-          <w:sz w:val="28"/>
-          <w:szCs w:val="28"/>
-        </w:rPr>
-        <w:t>）等傳統模型在處理法規分類與判決預測時，不僅具備低延遲的推論優勢，還能透過特徵重要性（</w:t>
-      </w:r>
-      <w:r>
-        <w:rPr>
-          <w:rFonts w:ascii="Times New Roman" w:eastAsia="標楷體" w:hAnsi="Times New Roman" w:cs="Times New Roman" w:hint="eastAsia"/>
-          <w:sz w:val="28"/>
-          <w:szCs w:val="28"/>
-        </w:rPr>
-        <w:t>Feature Importance</w:t>
-      </w:r>
-      <w:r>
-        <w:rPr>
-          <w:rFonts w:ascii="Times New Roman" w:eastAsia="標楷體" w:hAnsi="Times New Roman" w:cs="Times New Roman" w:hint="eastAsia"/>
-          <w:sz w:val="28"/>
-          <w:szCs w:val="28"/>
-        </w:rPr>
-        <w:t>）明確揭示哪些法律關鍵字主導了判決結果，使其非常適合應用於實務決策中。在台灣的司法實證研究中，亦有學者運用隨機森林結合排列特徵重要性（</w:t>
-      </w:r>
-      <w:r>
-        <w:rPr>
-          <w:rFonts w:ascii="Times New Roman" w:eastAsia="標楷體" w:hAnsi="Times New Roman" w:cs="Times New Roman" w:hint="eastAsia"/>
-          <w:sz w:val="28"/>
-          <w:szCs w:val="28"/>
-        </w:rPr>
-        <w:t>Permutation Feature Importance</w:t>
-      </w:r>
-      <w:r>
-        <w:rPr>
-          <w:rFonts w:ascii="Times New Roman" w:eastAsia="標楷體" w:hAnsi="Times New Roman" w:cs="Times New Roman" w:hint="eastAsia"/>
-          <w:sz w:val="28"/>
-          <w:szCs w:val="28"/>
-        </w:rPr>
-        <w:t>），成功預測車禍案件精</w:t>
-      </w:r>
-      <w:r>
-        <w:rPr>
-          <w:rFonts w:ascii="Times New Roman" w:eastAsia="標楷體" w:hAnsi="Times New Roman" w:cs="Times New Roman" w:hint="eastAsia"/>
-          <w:sz w:val="28"/>
-          <w:szCs w:val="28"/>
-        </w:rPr>
-        <w:lastRenderedPageBreak/>
-        <w:t>神慰撫金，並精確梳理出法官審酌的關鍵因素排名</w:t>
-      </w:r>
-      <w:r>
-        <w:rPr>
-          <w:rFonts w:ascii="Times New Roman" w:eastAsia="標楷體" w:hAnsi="Times New Roman" w:cs="Times New Roman" w:hint="eastAsia"/>
-          <w:sz w:val="28"/>
-          <w:szCs w:val="28"/>
-          <w:vertAlign w:val="superscript"/>
-        </w:rPr>
-        <w:t>14</w:t>
-      </w:r>
-      <w:r>
-        <w:rPr>
-          <w:rFonts w:ascii="Times New Roman" w:eastAsia="標楷體" w:hAnsi="Times New Roman" w:cs="Times New Roman" w:hint="eastAsia"/>
-          <w:sz w:val="28"/>
-          <w:szCs w:val="28"/>
-        </w:rPr>
-        <w:t>。</w:t>
-      </w:r>
-    </w:p>
-    <w:p>
-      <w:pPr>
-        <w:outlineLvl w:val="0"/>
-        <w:rPr>
-          <w:rFonts w:ascii="Times New Roman" w:eastAsia="標楷體" w:hAnsi="Times New Roman" w:cs="Times New Roman"/>
-          <w:sz w:val="28"/>
-          <w:szCs w:val="28"/>
-        </w:rPr>
-      </w:pPr>
-      <w:r>
-        <w:rPr>
-          <w:rFonts w:ascii="Times New Roman" w:eastAsia="標楷體" w:hAnsi="Times New Roman" w:cs="Times New Roman" w:hint="eastAsia"/>
-          <w:sz w:val="28"/>
-          <w:szCs w:val="28"/>
-        </w:rPr>
-        <w:t>另一方面，儘管文獻指出基礎深度學習模型（如</w:t>
-      </w:r>
-      <w:r>
-        <w:rPr>
-          <w:rFonts w:ascii="Times New Roman" w:eastAsia="標楷體" w:hAnsi="Times New Roman" w:cs="Times New Roman" w:hint="eastAsia"/>
-          <w:sz w:val="28"/>
-          <w:szCs w:val="28"/>
-        </w:rPr>
-        <w:t xml:space="preserve"> LSTM </w:t>
-      </w:r>
-      <w:r>
-        <w:rPr>
-          <w:rFonts w:ascii="Times New Roman" w:eastAsia="標楷體" w:hAnsi="Times New Roman" w:cs="Times New Roman" w:hint="eastAsia"/>
-          <w:sz w:val="28"/>
-          <w:szCs w:val="28"/>
-        </w:rPr>
-        <w:t>結合</w:t>
-      </w:r>
-      <w:r>
-        <w:rPr>
-          <w:rFonts w:ascii="Times New Roman" w:eastAsia="標楷體" w:hAnsi="Times New Roman" w:cs="Times New Roman" w:hint="eastAsia"/>
-          <w:sz w:val="28"/>
-          <w:szCs w:val="28"/>
-        </w:rPr>
-        <w:t xml:space="preserve"> CNN</w:t>
-      </w:r>
-      <w:r>
-        <w:rPr>
-          <w:rFonts w:ascii="Times New Roman" w:eastAsia="標楷體" w:hAnsi="Times New Roman" w:cs="Times New Roman" w:hint="eastAsia"/>
-          <w:sz w:val="28"/>
-          <w:szCs w:val="28"/>
-        </w:rPr>
-        <w:t>）在處理司法數據上能達到</w:t>
+        <w:t>在處理司法數據上能達到</w:t>
       </w:r>
       <w:r>
         <w:rPr>
@@ -2168,24 +2594,7 @@
           <w:sz w:val="28"/>
           <w:szCs w:val="28"/>
         </w:rPr>
-        <w:t>分數</w:t>
-      </w:r>
-      <w:r>
-        <w:rPr>
-          <w:rFonts w:ascii="Times New Roman" w:eastAsia="標楷體" w:hAnsi="Times New Roman" w:cs="Times New Roman" w:hint="eastAsia"/>
-          <w:sz w:val="28"/>
-          <w:szCs w:val="28"/>
-          <w:vertAlign w:val="superscript"/>
-        </w:rPr>
-        <w:t>15</w:t>
-      </w:r>
-      <w:r>
-        <w:rPr>
-          <w:rFonts w:ascii="Times New Roman" w:eastAsia="標楷體" w:hAnsi="Times New Roman" w:cs="Times New Roman" w:hint="eastAsia"/>
-          <w:sz w:val="28"/>
-          <w:szCs w:val="28"/>
-        </w:rPr>
-        <w:t>，但其黑箱特性仍難以完全滿足實務上對「判決理由」的透明度要求。因此，將具備高可解釋性的傳統機器學習模型與基礎神經網路並列比較，以探討模型準確率與決策透明度之間的權衡（</w:t>
+        <w:t>分數，但其黑箱特性仍難以完全滿足實務上對「判決理由」的透明度要求。因此，將具備高可解釋性的傳統機器學習模型與基礎神經網路並列比較，以探討模型準確率與決策透明度之間的權衡（</w:t>
       </w:r>
       <w:r>
         <w:rPr>
@@ -7445,7 +7854,39 @@
           <w:sz w:val="28"/>
           <w:szCs w:val="28"/>
         </w:rPr>
-        <w:t>：針對符合篩選條件之判決書，提取其案號（</w:t>
+        <w:t>：針對符合篩選條件之判決書</w:t>
+      </w:r>
+      <w:r>
+        <w:rPr>
+          <w:rFonts w:ascii="Times New Roman" w:eastAsia="標楷體" w:hAnsi="Times New Roman" w:cs="Times New Roman" w:hint="eastAsia"/>
+          <w:sz w:val="28"/>
+          <w:szCs w:val="28"/>
+        </w:rPr>
+        <w:t>共</w:t>
+      </w:r>
+      <w:r>
+        <w:rPr>
+          <w:rFonts w:ascii="Times New Roman" w:eastAsia="標楷體" w:hAnsi="Times New Roman" w:cs="Times New Roman" w:hint="eastAsia"/>
+          <w:sz w:val="28"/>
+          <w:szCs w:val="28"/>
+        </w:rPr>
+        <w:t>39767</w:t>
+      </w:r>
+      <w:r>
+        <w:rPr>
+          <w:rFonts w:ascii="Times New Roman" w:eastAsia="標楷體" w:hAnsi="Times New Roman" w:cs="Times New Roman" w:hint="eastAsia"/>
+          <w:sz w:val="28"/>
+          <w:szCs w:val="28"/>
+        </w:rPr>
+        <w:t>筆</w:t>
+      </w:r>
+      <w:r>
+        <w:rPr>
+          <w:rFonts w:ascii="Times New Roman" w:eastAsia="標楷體" w:hAnsi="Times New Roman" w:cs="Times New Roman"/>
+          <w:sz w:val="28"/>
+          <w:szCs w:val="28"/>
+        </w:rPr>
+        <w:t>，提取其案號（</w:t>
       </w:r>
       <w:r>
         <w:rPr>
@@ -7873,34 +8314,28 @@
       <w:r>
         <w:rPr>
           <w:rFonts w:ascii="Times New Roman" w:eastAsia="標楷體" w:hAnsi="Times New Roman" w:cs="Times New Roman"/>
-          <w:sz w:val="28"/>
-          <w:szCs w:val="28"/>
-        </w:rPr>
-        <w:t xml:space="preserve">TF-IDF </w:t>
-      </w:r>
-      <w:r>
-        <w:rPr>
-          <w:rFonts w:ascii="Times New Roman" w:eastAsia="標楷體" w:hAnsi="Times New Roman" w:cs="Times New Roman"/>
-          <w:sz w:val="28"/>
-          <w:szCs w:val="28"/>
-        </w:rPr>
-        <w:t>（</w:t>
-      </w:r>
-      <w:r>
-        <w:rPr>
-          <w:rFonts w:ascii="Times New Roman" w:eastAsia="標楷體" w:hAnsi="Times New Roman" w:cs="Times New Roman"/>
-          <w:sz w:val="28"/>
-          <w:szCs w:val="28"/>
-        </w:rPr>
-        <w:t>Term Frequency-Inverse Document Frequency</w:t>
-      </w:r>
-      <w:r>
-        <w:rPr>
-          <w:rFonts w:ascii="Times New Roman" w:eastAsia="標楷體" w:hAnsi="Times New Roman" w:cs="Times New Roman"/>
-          <w:sz w:val="28"/>
-          <w:szCs w:val="28"/>
-        </w:rPr>
-        <w:t>）</w:t>
+          <w:b/>
+          <w:bCs/>
+          <w:sz w:val="28"/>
+          <w:szCs w:val="28"/>
+        </w:rPr>
+        <w:t>資料集劃分</w:t>
+      </w:r>
+      <w:r>
+        <w:rPr>
+          <w:rFonts w:ascii="Times New Roman" w:eastAsia="標楷體" w:hAnsi="Times New Roman" w:cs="Times New Roman"/>
+          <w:sz w:val="28"/>
+          <w:szCs w:val="28"/>
+        </w:rPr>
+        <w:t>：</w:t>
+      </w:r>
+      <w:r>
+        <w:rPr>
+          <w:rFonts w:ascii="Times New Roman" w:eastAsia="標楷體" w:hAnsi="Times New Roman" w:cs="Times New Roman"/>
+          <w:sz w:val="28"/>
+          <w:szCs w:val="28"/>
+        </w:rPr>
+        <w:t>本研究將資料集依</w:t>
       </w:r>
       <w:r>
         <w:rPr>
@@ -7916,12 +8351,91 @@
           <w:sz w:val="28"/>
           <w:szCs w:val="28"/>
         </w:rPr>
-        <w:t>：</w:t>
+        <w:t>7</w:t>
+      </w:r>
+      <w:r>
+        <w:rPr>
+          <w:rFonts w:ascii="Times New Roman" w:eastAsia="標楷體" w:hAnsi="Times New Roman" w:cs="Times New Roman"/>
+          <w:sz w:val="28"/>
+          <w:szCs w:val="28"/>
+        </w:rPr>
+        <w:t>0:10:</w:t>
+      </w:r>
+      <w:r>
+        <w:rPr>
+          <w:rFonts w:ascii="Times New Roman" w:eastAsia="標楷體" w:hAnsi="Times New Roman" w:cs="Times New Roman" w:hint="eastAsia"/>
+          <w:sz w:val="28"/>
+          <w:szCs w:val="28"/>
+        </w:rPr>
+        <w:t>2</w:t>
+      </w:r>
+      <w:r>
+        <w:rPr>
+          <w:rFonts w:ascii="Times New Roman" w:eastAsia="標楷體" w:hAnsi="Times New Roman" w:cs="Times New Roman"/>
+          <w:sz w:val="28"/>
+          <w:szCs w:val="28"/>
+        </w:rPr>
+        <w:t xml:space="preserve">0 </w:t>
+      </w:r>
+      <w:r>
+        <w:rPr>
+          <w:rFonts w:ascii="Times New Roman" w:eastAsia="標楷體" w:hAnsi="Times New Roman" w:cs="Times New Roman"/>
+          <w:sz w:val="28"/>
+          <w:szCs w:val="28"/>
+        </w:rPr>
+        <w:t>的比例劃分為訓練集（</w:t>
+      </w:r>
+      <w:r>
+        <w:rPr>
+          <w:rFonts w:ascii="Times New Roman" w:eastAsia="標楷體" w:hAnsi="Times New Roman" w:cs="Times New Roman"/>
+          <w:sz w:val="28"/>
+          <w:szCs w:val="28"/>
+        </w:rPr>
+        <w:t>Training Set</w:t>
+      </w:r>
+      <w:r>
+        <w:rPr>
+          <w:rFonts w:ascii="Times New Roman" w:eastAsia="標楷體" w:hAnsi="Times New Roman" w:cs="Times New Roman"/>
+          <w:sz w:val="28"/>
+          <w:szCs w:val="28"/>
+        </w:rPr>
+        <w:t>）、驗證集（</w:t>
+      </w:r>
+      <w:r>
+        <w:rPr>
+          <w:rFonts w:ascii="Times New Roman" w:eastAsia="標楷體" w:hAnsi="Times New Roman" w:cs="Times New Roman"/>
+          <w:sz w:val="28"/>
+          <w:szCs w:val="28"/>
+        </w:rPr>
+        <w:t>Validation Set</w:t>
+      </w:r>
+      <w:r>
+        <w:rPr>
+          <w:rFonts w:ascii="Times New Roman" w:eastAsia="標楷體" w:hAnsi="Times New Roman" w:cs="Times New Roman"/>
+          <w:sz w:val="28"/>
+          <w:szCs w:val="28"/>
+        </w:rPr>
+        <w:t>）與測試集（</w:t>
+      </w:r>
+      <w:r>
+        <w:rPr>
+          <w:rFonts w:ascii="Times New Roman" w:eastAsia="標楷體" w:hAnsi="Times New Roman" w:cs="Times New Roman"/>
+          <w:sz w:val="28"/>
+          <w:szCs w:val="28"/>
+        </w:rPr>
+        <w:t>Test Set</w:t>
+      </w:r>
+      <w:r>
+        <w:rPr>
+          <w:rFonts w:ascii="Times New Roman" w:eastAsia="標楷體" w:hAnsi="Times New Roman" w:cs="Times New Roman"/>
+          <w:sz w:val="28"/>
+          <w:szCs w:val="28"/>
+        </w:rPr>
+        <w:t>）。訓練集用於模型參數學習，驗證集用於模型選擇與超參數調整，測試集則用於最終模型效能評估，以檢驗模型對未見資料之泛化能力。</w:t>
       </w:r>
     </w:p>
     <w:p>
       <w:pPr>
-        <w:ind w:left="1440"/>
         <w:outlineLvl w:val="0"/>
         <w:rPr>
           <w:rFonts w:ascii="Times New Roman" w:eastAsia="標楷體" w:hAnsi="Times New Roman" w:cs="Times New Roman"/>
@@ -7931,213 +8445,10 @@
       </w:pPr>
       <w:r>
         <w:rPr>
-          <w:rFonts w:ascii="Times New Roman" w:eastAsia="標楷體" w:hAnsi="Times New Roman" w:cs="Times New Roman"/>
-          <w:sz w:val="28"/>
-          <w:szCs w:val="28"/>
-        </w:rPr>
-        <w:t>為了進一步優化特徵的辨識度，本研究亦導入</w:t>
-      </w:r>
-      <w:r>
-        <w:rPr>
-          <w:rFonts w:ascii="Times New Roman" w:eastAsia="標楷體" w:hAnsi="Times New Roman" w:cs="Times New Roman"/>
-          <w:sz w:val="28"/>
-          <w:szCs w:val="28"/>
-        </w:rPr>
-        <w:t xml:space="preserve"> TF-IDF </w:t>
-      </w:r>
-      <w:r>
-        <w:rPr>
-          <w:rFonts w:ascii="Times New Roman" w:eastAsia="標楷體" w:hAnsi="Times New Roman" w:cs="Times New Roman"/>
-          <w:sz w:val="28"/>
-          <w:szCs w:val="28"/>
-        </w:rPr>
-        <w:t>加權技術進行對照。該指標旨在衡量一個詞彙對於特定判決書的重要性：透過計算詞頻（</w:t>
-      </w:r>
-      <w:r>
-        <w:rPr>
-          <w:rFonts w:ascii="Times New Roman" w:eastAsia="標楷體" w:hAnsi="Times New Roman" w:cs="Times New Roman"/>
-          <w:sz w:val="28"/>
-          <w:szCs w:val="28"/>
-        </w:rPr>
-        <w:t>TF</w:t>
-      </w:r>
-      <w:r>
-        <w:rPr>
-          <w:rFonts w:ascii="Times New Roman" w:eastAsia="標楷體" w:hAnsi="Times New Roman" w:cs="Times New Roman"/>
-          <w:sz w:val="28"/>
-          <w:szCs w:val="28"/>
-        </w:rPr>
-        <w:t>）與逆文件頻率（</w:t>
-      </w:r>
-      <w:r>
-        <w:rPr>
-          <w:rFonts w:ascii="Times New Roman" w:eastAsia="標楷體" w:hAnsi="Times New Roman" w:cs="Times New Roman"/>
-          <w:sz w:val="28"/>
-          <w:szCs w:val="28"/>
-        </w:rPr>
-        <w:t>IDF</w:t>
-      </w:r>
-      <w:r>
-        <w:rPr>
-          <w:rFonts w:ascii="Times New Roman" w:eastAsia="標楷體" w:hAnsi="Times New Roman" w:cs="Times New Roman"/>
-          <w:sz w:val="28"/>
-          <w:szCs w:val="28"/>
-        </w:rPr>
-        <w:t>），有效降低如「當事人」、「法院」等在所有判決中高頻出現但缺乏鑑別力之詞彙權重，並提升具備特定法律爭點意義之關鍵字權重。本研究藉此技術平衡長文本導致的噪訊，提升模型捕捉核心法律特徵的能力。</w:t>
-      </w:r>
-    </w:p>
-    <w:p>
-      <w:pPr>
-        <w:numPr>
-          <w:ilvl w:val="0"/>
-          <w:numId w:val="4"/>
-        </w:numPr>
-        <w:outlineLvl w:val="0"/>
-        <w:rPr>
-          <w:rFonts w:ascii="Times New Roman" w:eastAsia="標楷體" w:hAnsi="Times New Roman" w:cs="Times New Roman"/>
-          <w:sz w:val="28"/>
-          <w:szCs w:val="28"/>
-        </w:rPr>
-      </w:pPr>
-      <w:r>
-        <w:rPr>
-          <w:rFonts w:ascii="Times New Roman" w:eastAsia="標楷體" w:hAnsi="Times New Roman" w:cs="Times New Roman"/>
-          <w:b/>
-          <w:bCs/>
-          <w:sz w:val="28"/>
-          <w:szCs w:val="28"/>
-        </w:rPr>
-        <w:t>資料集劃分</w:t>
-      </w:r>
-      <w:r>
-        <w:rPr>
-          <w:rFonts w:ascii="Times New Roman" w:eastAsia="標楷體" w:hAnsi="Times New Roman" w:cs="Times New Roman"/>
-          <w:sz w:val="28"/>
-          <w:szCs w:val="28"/>
-        </w:rPr>
-        <w:t>：</w:t>
-      </w:r>
-      <w:r>
-        <w:rPr>
-          <w:rFonts w:ascii="Times New Roman" w:eastAsia="標楷體" w:hAnsi="Times New Roman" w:cs="Times New Roman"/>
-          <w:sz w:val="28"/>
-          <w:szCs w:val="28"/>
-        </w:rPr>
-        <w:t>本研究將資料集依</w:t>
-      </w:r>
-      <w:r>
-        <w:rPr>
-          <w:rFonts w:ascii="Times New Roman" w:eastAsia="標楷體" w:hAnsi="Times New Roman" w:cs="Times New Roman"/>
-          <w:sz w:val="28"/>
-          <w:szCs w:val="28"/>
-        </w:rPr>
-        <w:t xml:space="preserve"> </w:t>
-      </w:r>
-      <w:r>
-        <w:rPr>
-          <w:rFonts w:ascii="Times New Roman" w:eastAsia="標楷體" w:hAnsi="Times New Roman" w:cs="Times New Roman" w:hint="eastAsia"/>
-          <w:sz w:val="28"/>
-          <w:szCs w:val="28"/>
-        </w:rPr>
-        <w:t>7</w:t>
-      </w:r>
-      <w:r>
-        <w:rPr>
-          <w:rFonts w:ascii="Times New Roman" w:eastAsia="標楷體" w:hAnsi="Times New Roman" w:cs="Times New Roman"/>
-          <w:sz w:val="28"/>
-          <w:szCs w:val="28"/>
-        </w:rPr>
-        <w:t>0:10:</w:t>
-      </w:r>
-      <w:r>
-        <w:rPr>
-          <w:rFonts w:ascii="Times New Roman" w:eastAsia="標楷體" w:hAnsi="Times New Roman" w:cs="Times New Roman" w:hint="eastAsia"/>
-          <w:sz w:val="28"/>
-          <w:szCs w:val="28"/>
-        </w:rPr>
-        <w:t>2</w:t>
-      </w:r>
-      <w:r>
-        <w:rPr>
-          <w:rFonts w:ascii="Times New Roman" w:eastAsia="標楷體" w:hAnsi="Times New Roman" w:cs="Times New Roman"/>
-          <w:sz w:val="28"/>
-          <w:szCs w:val="28"/>
-        </w:rPr>
-        <w:t xml:space="preserve">0 </w:t>
-      </w:r>
-      <w:r>
-        <w:rPr>
-          <w:rFonts w:ascii="Times New Roman" w:eastAsia="標楷體" w:hAnsi="Times New Roman" w:cs="Times New Roman"/>
-          <w:sz w:val="28"/>
-          <w:szCs w:val="28"/>
-        </w:rPr>
-        <w:t>的比例劃分為訓練集（</w:t>
-      </w:r>
-      <w:r>
-        <w:rPr>
-          <w:rFonts w:ascii="Times New Roman" w:eastAsia="標楷體" w:hAnsi="Times New Roman" w:cs="Times New Roman"/>
-          <w:sz w:val="28"/>
-          <w:szCs w:val="28"/>
-        </w:rPr>
-        <w:t>Training Set</w:t>
-      </w:r>
-      <w:r>
-        <w:rPr>
-          <w:rFonts w:ascii="Times New Roman" w:eastAsia="標楷體" w:hAnsi="Times New Roman" w:cs="Times New Roman"/>
-          <w:sz w:val="28"/>
-          <w:szCs w:val="28"/>
-        </w:rPr>
-        <w:t>）、驗證集（</w:t>
-      </w:r>
-      <w:r>
-        <w:rPr>
-          <w:rFonts w:ascii="Times New Roman" w:eastAsia="標楷體" w:hAnsi="Times New Roman" w:cs="Times New Roman"/>
-          <w:sz w:val="28"/>
-          <w:szCs w:val="28"/>
-        </w:rPr>
-        <w:t>Validation Set</w:t>
-      </w:r>
-      <w:r>
-        <w:rPr>
-          <w:rFonts w:ascii="Times New Roman" w:eastAsia="標楷體" w:hAnsi="Times New Roman" w:cs="Times New Roman"/>
-          <w:sz w:val="28"/>
-          <w:szCs w:val="28"/>
-        </w:rPr>
-        <w:t>）與測試集（</w:t>
-      </w:r>
-      <w:r>
-        <w:rPr>
-          <w:rFonts w:ascii="Times New Roman" w:eastAsia="標楷體" w:hAnsi="Times New Roman" w:cs="Times New Roman"/>
-          <w:sz w:val="28"/>
-          <w:szCs w:val="28"/>
-        </w:rPr>
-        <w:t>Test Set</w:t>
-      </w:r>
-      <w:r>
-        <w:rPr>
-          <w:rFonts w:ascii="Times New Roman" w:eastAsia="標楷體" w:hAnsi="Times New Roman" w:cs="Times New Roman"/>
-          <w:sz w:val="28"/>
-          <w:szCs w:val="28"/>
-        </w:rPr>
-        <w:t>）。訓練集用於模型參數學習，驗證集用於模型選擇與超參數調整，測試集則用於最終模型效能評估，以檢驗模型對未見資料之泛化能力。</w:t>
-      </w:r>
-    </w:p>
-    <w:p>
-      <w:pPr>
-        <w:outlineLvl w:val="0"/>
-        <w:rPr>
-          <w:rFonts w:ascii="Times New Roman" w:eastAsia="標楷體" w:hAnsi="Times New Roman" w:cs="Times New Roman"/>
-          <w:sz w:val="28"/>
-          <w:szCs w:val="28"/>
-        </w:rPr>
-      </w:pPr>
-      <w:r>
-        <w:rPr>
-          <w:rFonts w:ascii="Times New Roman" w:eastAsia="標楷體" w:hAnsi="Times New Roman" w:cs="Times New Roman" w:hint="eastAsia"/>
-          <w:sz w:val="28"/>
-          <w:szCs w:val="28"/>
-        </w:rPr>
-        <w:lastRenderedPageBreak/>
+          <w:rFonts w:ascii="Times New Roman" w:eastAsia="標楷體" w:hAnsi="Times New Roman" w:cs="Times New Roman" w:hint="eastAsia"/>
+          <w:sz w:val="28"/>
+          <w:szCs w:val="28"/>
+        </w:rPr>
         <w:t>基於多項</w:t>
       </w:r>
       <w:r>
@@ -8292,7 +8603,16 @@
           <w:sz w:val="28"/>
           <w:szCs w:val="28"/>
         </w:rPr>
-        <w:t>，將高維度的詞彙特徵投射至低維的情感空間。這種「逆向路徑」的優勢在於，它能精確捕捉文本中與目標變量</w:t>
+        <w:t>，將高維度的詞彙特徵投射至低維的情</w:t>
+      </w:r>
+      <w:r>
+        <w:rPr>
+          <w:rFonts w:ascii="Times New Roman" w:eastAsia="標楷體" w:hAnsi="Times New Roman" w:cs="Times New Roman" w:hint="eastAsia"/>
+          <w:sz w:val="28"/>
+          <w:szCs w:val="28"/>
+        </w:rPr>
+        <w:lastRenderedPageBreak/>
+        <w:t>感空間。這種「逆向路徑」的優勢在於，它能精確捕捉文本中與目標變量</w:t>
       </w:r>
       <m:oMath>
         <m:r>
@@ -9619,16 +9939,7 @@
           <w:sz w:val="28"/>
           <w:szCs w:val="28"/>
         </w:rPr>
-        <w:t>）降低了計算成本，使模型在處理大規模語料庫時具</w:t>
-      </w:r>
-      <w:r>
-        <w:rPr>
-          <w:rFonts w:ascii="Times New Roman" w:eastAsia="標楷體" w:hAnsi="Times New Roman" w:cs="Times New Roman"/>
-          <w:sz w:val="28"/>
-          <w:szCs w:val="28"/>
-        </w:rPr>
-        <w:lastRenderedPageBreak/>
-        <w:t>備極高的效率。此路徑確保了模型所提取的特徵負荷</w:t>
+        <w:t>）降低了計算成本，使模型在處理大規模語料庫時具備極高的效率。此路徑確保了模型所提取的特徵負荷</w:t>
       </w:r>
       <w:r>
         <w:rPr>
@@ -9828,7 +10139,16 @@
           <w:sz w:val="28"/>
           <w:szCs w:val="28"/>
         </w:rPr>
-        <w:t>），並結合未知的伽瑪超先驗（</w:t>
+        <w:t>），並結合未知的伽瑪超先驗</w:t>
+      </w:r>
+      <w:r>
+        <w:rPr>
+          <w:rFonts w:ascii="Times New Roman" w:eastAsia="標楷體" w:hAnsi="Times New Roman" w:cs="Times New Roman" w:hint="eastAsia"/>
+          <w:sz w:val="28"/>
+          <w:szCs w:val="28"/>
+        </w:rPr>
+        <w:lastRenderedPageBreak/>
+        <w:t>（</w:t>
       </w:r>
       <w:r>
         <w:rPr>
@@ -10141,16 +10461,7 @@
           <w:sz w:val="28"/>
           <w:szCs w:val="28"/>
         </w:rPr>
-        <w:t>這種估計路徑的戰略價值在於，它將原本極度沉重的計算負擔轉化為高效的優化問</w:t>
-      </w:r>
-      <w:r>
-        <w:rPr>
-          <w:rFonts w:ascii="Times New Roman" w:eastAsia="標楷體" w:hAnsi="Times New Roman" w:cs="Times New Roman" w:hint="eastAsia"/>
-          <w:sz w:val="28"/>
-          <w:szCs w:val="28"/>
-        </w:rPr>
-        <w:lastRenderedPageBreak/>
-        <w:t>題，為從海量文本中提取「充分縮減分數」提供了穩健的數學支撐。</w:t>
+        <w:t>這種估計路徑的戰略價值在於，它將原本極度沉重的計算負擔轉化為高效的優化問題，為從海量文本中提取「充分縮減分數」提供了穩健的數學支撐。</w:t>
       </w:r>
     </w:p>
     <w:p>
@@ -10980,7 +11291,7 @@
       <w:pPr>
         <w:outlineLvl w:val="0"/>
         <w:rPr>
-          <w:rFonts w:ascii="Times New Roman" w:eastAsia="標楷體" w:hAnsi="Times New Roman" w:cs="Times New Roman" w:hint="eastAsia"/>
+          <w:rFonts w:ascii="Times New Roman" w:eastAsia="標楷體" w:hAnsi="Times New Roman" w:cs="Times New Roman"/>
           <w:sz w:val="28"/>
           <w:szCs w:val="28"/>
         </w:rPr>
@@ -11259,16 +11570,7 @@
           <w:sz w:val="28"/>
           <w:szCs w:val="28"/>
         </w:rPr>
-        <w:t>訓練分</w:t>
-      </w:r>
-      <w:r>
-        <w:rPr>
-          <w:rFonts w:ascii="Times New Roman" w:eastAsia="標楷體" w:hAnsi="Times New Roman" w:cs="Times New Roman"/>
-          <w:sz w:val="28"/>
-          <w:szCs w:val="28"/>
-        </w:rPr>
-        <w:lastRenderedPageBreak/>
-        <w:t>類器（</w:t>
+        <w:t>訓練分類器（</w:t>
       </w:r>
       <w:r>
         <w:rPr>
@@ -11448,11 +11750,733 @@
         <w:t>結果</w:t>
       </w:r>
     </w:p>
+    <w:tbl>
+      <w:tblPr>
+        <w:tblStyle w:val="af3"/>
+        <w:tblpPr w:leftFromText="180" w:rightFromText="180" w:vertAnchor="text" w:horzAnchor="margin" w:tblpY="4327"/>
+        <w:tblW w:w="0" w:type="auto"/>
+        <w:tblBorders>
+          <w:top w:val="double" w:sz="4" w:space="0" w:color="auto"/>
+          <w:left w:val="none" w:sz="0" w:space="0" w:color="auto"/>
+          <w:right w:val="none" w:sz="0" w:space="0" w:color="auto"/>
+          <w:insideH w:val="none" w:sz="0" w:space="0" w:color="auto"/>
+          <w:insideV w:val="none" w:sz="0" w:space="0" w:color="auto"/>
+        </w:tblBorders>
+        <w:tblLook w:val="04A0" w:firstRow="1" w:lastRow="0" w:firstColumn="1" w:lastColumn="0" w:noHBand="0" w:noVBand="1"/>
+      </w:tblPr>
+      <w:tblGrid>
+        <w:gridCol w:w="2091"/>
+        <w:gridCol w:w="2091"/>
+        <w:gridCol w:w="2091"/>
+        <w:gridCol w:w="2091"/>
+        <w:gridCol w:w="2092"/>
+      </w:tblGrid>
+      <w:tr>
+        <w:tc>
+          <w:tcPr>
+            <w:tcW w:w="2091" w:type="dxa"/>
+            <w:tcBorders>
+              <w:bottom w:val="single" w:sz="4" w:space="0" w:color="auto"/>
+            </w:tcBorders>
+          </w:tcPr>
+          <w:p>
+            <w:pPr>
+              <w:widowControl/>
+              <w:jc w:val="center"/>
+              <w:rPr>
+                <w:rFonts w:ascii="Times New Roman" w:eastAsia="標楷體" w:hAnsi="Times New Roman" w:cs="Times New Roman"/>
+                <w:sz w:val="22"/>
+                <w:szCs w:val="22"/>
+              </w:rPr>
+            </w:pPr>
+          </w:p>
+        </w:tc>
+        <w:tc>
+          <w:tcPr>
+            <w:tcW w:w="2091" w:type="dxa"/>
+            <w:tcBorders>
+              <w:bottom w:val="single" w:sz="4" w:space="0" w:color="auto"/>
+            </w:tcBorders>
+          </w:tcPr>
+          <w:p>
+            <w:pPr>
+              <w:widowControl/>
+              <w:jc w:val="center"/>
+              <w:rPr>
+                <w:rFonts w:ascii="Times New Roman" w:eastAsia="標楷體" w:hAnsi="Times New Roman" w:cs="Times New Roman"/>
+                <w:sz w:val="22"/>
+                <w:szCs w:val="22"/>
+              </w:rPr>
+            </w:pPr>
+            <w:r>
+              <w:rPr>
+                <w:rFonts w:ascii="Times New Roman" w:eastAsia="標楷體" w:hAnsi="Times New Roman" w:cs="Times New Roman"/>
+                <w:sz w:val="22"/>
+                <w:szCs w:val="22"/>
+              </w:rPr>
+              <w:t>P</w:t>
+            </w:r>
+            <w:r>
+              <w:rPr>
+                <w:rFonts w:ascii="Times New Roman" w:eastAsia="標楷體" w:hAnsi="Times New Roman" w:cs="Times New Roman" w:hint="eastAsia"/>
+                <w:sz w:val="22"/>
+                <w:szCs w:val="22"/>
+              </w:rPr>
+              <w:t>recision</w:t>
+            </w:r>
+          </w:p>
+        </w:tc>
+        <w:tc>
+          <w:tcPr>
+            <w:tcW w:w="2091" w:type="dxa"/>
+            <w:tcBorders>
+              <w:bottom w:val="single" w:sz="4" w:space="0" w:color="auto"/>
+            </w:tcBorders>
+          </w:tcPr>
+          <w:p>
+            <w:pPr>
+              <w:widowControl/>
+              <w:jc w:val="center"/>
+              <w:rPr>
+                <w:rFonts w:ascii="Times New Roman" w:eastAsia="標楷體" w:hAnsi="Times New Roman" w:cs="Times New Roman"/>
+                <w:sz w:val="22"/>
+                <w:szCs w:val="22"/>
+              </w:rPr>
+            </w:pPr>
+            <w:r>
+              <w:rPr>
+                <w:rFonts w:ascii="Times New Roman" w:eastAsia="標楷體" w:hAnsi="Times New Roman" w:cs="Times New Roman"/>
+                <w:sz w:val="22"/>
+                <w:szCs w:val="22"/>
+              </w:rPr>
+              <w:t>R</w:t>
+            </w:r>
+            <w:r>
+              <w:rPr>
+                <w:rFonts w:ascii="Times New Roman" w:eastAsia="標楷體" w:hAnsi="Times New Roman" w:cs="Times New Roman" w:hint="eastAsia"/>
+                <w:sz w:val="22"/>
+                <w:szCs w:val="22"/>
+              </w:rPr>
+              <w:t>ecall</w:t>
+            </w:r>
+          </w:p>
+        </w:tc>
+        <w:tc>
+          <w:tcPr>
+            <w:tcW w:w="2091" w:type="dxa"/>
+            <w:tcBorders>
+              <w:bottom w:val="single" w:sz="4" w:space="0" w:color="auto"/>
+            </w:tcBorders>
+          </w:tcPr>
+          <w:p>
+            <w:pPr>
+              <w:widowControl/>
+              <w:jc w:val="center"/>
+              <w:rPr>
+                <w:rFonts w:ascii="Times New Roman" w:eastAsia="標楷體" w:hAnsi="Times New Roman" w:cs="Times New Roman"/>
+                <w:sz w:val="22"/>
+                <w:szCs w:val="22"/>
+              </w:rPr>
+            </w:pPr>
+            <w:r>
+              <w:rPr>
+                <w:rFonts w:ascii="Times New Roman" w:eastAsia="標楷體" w:hAnsi="Times New Roman" w:cs="Times New Roman"/>
+                <w:sz w:val="22"/>
+                <w:szCs w:val="22"/>
+              </w:rPr>
+              <w:t>F</w:t>
+            </w:r>
+            <w:r>
+              <w:rPr>
+                <w:rFonts w:ascii="Times New Roman" w:eastAsia="標楷體" w:hAnsi="Times New Roman" w:cs="Times New Roman" w:hint="eastAsia"/>
+                <w:sz w:val="22"/>
+                <w:szCs w:val="22"/>
+              </w:rPr>
+              <w:t>1 score</w:t>
+            </w:r>
+          </w:p>
+        </w:tc>
+        <w:tc>
+          <w:tcPr>
+            <w:tcW w:w="2092" w:type="dxa"/>
+            <w:tcBorders>
+              <w:bottom w:val="single" w:sz="4" w:space="0" w:color="auto"/>
+            </w:tcBorders>
+          </w:tcPr>
+          <w:p>
+            <w:pPr>
+              <w:widowControl/>
+              <w:jc w:val="center"/>
+              <w:rPr>
+                <w:rFonts w:ascii="Times New Roman" w:eastAsia="標楷體" w:hAnsi="Times New Roman" w:cs="Times New Roman"/>
+                <w:sz w:val="22"/>
+                <w:szCs w:val="22"/>
+              </w:rPr>
+            </w:pPr>
+            <w:r>
+              <w:rPr>
+                <w:rFonts w:ascii="Times New Roman" w:eastAsia="標楷體" w:hAnsi="Times New Roman" w:cs="Times New Roman"/>
+                <w:sz w:val="22"/>
+                <w:szCs w:val="22"/>
+              </w:rPr>
+              <w:t>S</w:t>
+            </w:r>
+            <w:r>
+              <w:rPr>
+                <w:rFonts w:ascii="Times New Roman" w:eastAsia="標楷體" w:hAnsi="Times New Roman" w:cs="Times New Roman" w:hint="eastAsia"/>
+                <w:sz w:val="22"/>
+                <w:szCs w:val="22"/>
+              </w:rPr>
+              <w:t>upport</w:t>
+            </w:r>
+          </w:p>
+        </w:tc>
+      </w:tr>
+      <w:tr>
+        <w:tc>
+          <w:tcPr>
+            <w:tcW w:w="2091" w:type="dxa"/>
+            <w:tcBorders>
+              <w:top w:val="single" w:sz="4" w:space="0" w:color="auto"/>
+              <w:bottom w:val="single" w:sz="4" w:space="0" w:color="auto"/>
+            </w:tcBorders>
+          </w:tcPr>
+          <w:p>
+            <w:pPr>
+              <w:widowControl/>
+              <w:jc w:val="center"/>
+              <w:rPr>
+                <w:rFonts w:ascii="Times New Roman" w:eastAsia="標楷體" w:hAnsi="Times New Roman" w:cs="Times New Roman"/>
+                <w:sz w:val="22"/>
+                <w:szCs w:val="22"/>
+              </w:rPr>
+            </w:pPr>
+            <w:r>
+              <w:rPr>
+                <w:rFonts w:ascii="Times New Roman" w:eastAsia="標楷體" w:hAnsi="Times New Roman" w:cs="Times New Roman"/>
+                <w:sz w:val="22"/>
+                <w:szCs w:val="22"/>
+              </w:rPr>
+              <w:t>O</w:t>
+            </w:r>
+            <w:r>
+              <w:rPr>
+                <w:rFonts w:ascii="Times New Roman" w:eastAsia="標楷體" w:hAnsi="Times New Roman" w:cs="Times New Roman" w:hint="eastAsia"/>
+                <w:sz w:val="22"/>
+                <w:szCs w:val="22"/>
+              </w:rPr>
+              <w:t>verall</w:t>
+            </w:r>
+          </w:p>
+        </w:tc>
+        <w:tc>
+          <w:tcPr>
+            <w:tcW w:w="2091" w:type="dxa"/>
+            <w:tcBorders>
+              <w:top w:val="single" w:sz="4" w:space="0" w:color="auto"/>
+              <w:bottom w:val="single" w:sz="4" w:space="0" w:color="auto"/>
+            </w:tcBorders>
+          </w:tcPr>
+          <w:p>
+            <w:pPr>
+              <w:widowControl/>
+              <w:jc w:val="center"/>
+              <w:rPr>
+                <w:rFonts w:ascii="Times New Roman" w:eastAsia="標楷體" w:hAnsi="Times New Roman" w:cs="Times New Roman"/>
+                <w:sz w:val="22"/>
+                <w:szCs w:val="22"/>
+              </w:rPr>
+            </w:pPr>
+            <w:r>
+              <w:rPr>
+                <w:rFonts w:ascii="Times New Roman" w:eastAsia="標楷體" w:hAnsi="Times New Roman" w:cs="Times New Roman"/>
+                <w:sz w:val="22"/>
+                <w:szCs w:val="22"/>
+              </w:rPr>
+              <w:t>0.838259</w:t>
+            </w:r>
+          </w:p>
+        </w:tc>
+        <w:tc>
+          <w:tcPr>
+            <w:tcW w:w="2091" w:type="dxa"/>
+            <w:tcBorders>
+              <w:top w:val="single" w:sz="4" w:space="0" w:color="auto"/>
+              <w:bottom w:val="single" w:sz="4" w:space="0" w:color="auto"/>
+            </w:tcBorders>
+          </w:tcPr>
+          <w:p>
+            <w:pPr>
+              <w:widowControl/>
+              <w:jc w:val="center"/>
+              <w:rPr>
+                <w:rFonts w:ascii="Times New Roman" w:eastAsia="標楷體" w:hAnsi="Times New Roman" w:cs="Times New Roman"/>
+                <w:sz w:val="22"/>
+                <w:szCs w:val="22"/>
+              </w:rPr>
+            </w:pPr>
+            <w:r>
+              <w:rPr>
+                <w:rFonts w:ascii="Times New Roman" w:eastAsia="標楷體" w:hAnsi="Times New Roman" w:cs="Times New Roman"/>
+                <w:sz w:val="22"/>
+                <w:szCs w:val="22"/>
+              </w:rPr>
+              <w:t>0.559813</w:t>
+            </w:r>
+          </w:p>
+        </w:tc>
+        <w:tc>
+          <w:tcPr>
+            <w:tcW w:w="2091" w:type="dxa"/>
+            <w:tcBorders>
+              <w:top w:val="single" w:sz="4" w:space="0" w:color="auto"/>
+              <w:bottom w:val="single" w:sz="4" w:space="0" w:color="auto"/>
+            </w:tcBorders>
+          </w:tcPr>
+          <w:p>
+            <w:pPr>
+              <w:widowControl/>
+              <w:jc w:val="center"/>
+              <w:rPr>
+                <w:rFonts w:ascii="Times New Roman" w:eastAsia="標楷體" w:hAnsi="Times New Roman" w:cs="Times New Roman"/>
+                <w:sz w:val="22"/>
+                <w:szCs w:val="22"/>
+              </w:rPr>
+            </w:pPr>
+            <w:r>
+              <w:rPr>
+                <w:rFonts w:ascii="Times New Roman" w:eastAsia="標楷體" w:hAnsi="Times New Roman" w:cs="Times New Roman"/>
+                <w:sz w:val="22"/>
+                <w:szCs w:val="22"/>
+              </w:rPr>
+              <w:t>0.834283</w:t>
+            </w:r>
+          </w:p>
+        </w:tc>
+        <w:tc>
+          <w:tcPr>
+            <w:tcW w:w="2092" w:type="dxa"/>
+            <w:tcBorders>
+              <w:top w:val="single" w:sz="4" w:space="0" w:color="auto"/>
+              <w:bottom w:val="single" w:sz="4" w:space="0" w:color="auto"/>
+            </w:tcBorders>
+          </w:tcPr>
+          <w:p>
+            <w:pPr>
+              <w:widowControl/>
+              <w:jc w:val="center"/>
+              <w:rPr>
+                <w:rFonts w:ascii="Times New Roman" w:eastAsia="標楷體" w:hAnsi="Times New Roman" w:cs="Times New Roman"/>
+                <w:sz w:val="22"/>
+                <w:szCs w:val="22"/>
+              </w:rPr>
+            </w:pPr>
+          </w:p>
+        </w:tc>
+      </w:tr>
+      <w:tr>
+        <w:tc>
+          <w:tcPr>
+            <w:tcW w:w="2091" w:type="dxa"/>
+            <w:tcBorders>
+              <w:top w:val="single" w:sz="4" w:space="0" w:color="auto"/>
+            </w:tcBorders>
+          </w:tcPr>
+          <w:p>
+            <w:pPr>
+              <w:widowControl/>
+              <w:jc w:val="center"/>
+              <w:rPr>
+                <w:rFonts w:ascii="Times New Roman" w:eastAsia="標楷體" w:hAnsi="Times New Roman" w:cs="Times New Roman"/>
+                <w:sz w:val="22"/>
+                <w:szCs w:val="22"/>
+              </w:rPr>
+            </w:pPr>
+            <w:r>
+              <w:rPr>
+                <w:rFonts w:ascii="Times New Roman" w:eastAsia="標楷體" w:hAnsi="Times New Roman" w:cs="Times New Roman" w:hint="eastAsia"/>
+                <w:sz w:val="22"/>
+                <w:szCs w:val="22"/>
+              </w:rPr>
+              <w:t>勝訴</w:t>
+            </w:r>
+          </w:p>
+        </w:tc>
+        <w:tc>
+          <w:tcPr>
+            <w:tcW w:w="2091" w:type="dxa"/>
+            <w:tcBorders>
+              <w:top w:val="single" w:sz="4" w:space="0" w:color="auto"/>
+            </w:tcBorders>
+          </w:tcPr>
+          <w:p>
+            <w:pPr>
+              <w:widowControl/>
+              <w:jc w:val="center"/>
+              <w:rPr>
+                <w:rFonts w:ascii="Times New Roman" w:eastAsia="標楷體" w:hAnsi="Times New Roman" w:cs="Times New Roman"/>
+                <w:sz w:val="22"/>
+                <w:szCs w:val="22"/>
+              </w:rPr>
+            </w:pPr>
+            <w:r>
+              <w:rPr>
+                <w:rFonts w:ascii="Times New Roman" w:eastAsia="標楷體" w:hAnsi="Times New Roman" w:cs="Times New Roman"/>
+                <w:sz w:val="22"/>
+                <w:szCs w:val="22"/>
+              </w:rPr>
+              <w:t>0.862847</w:t>
+            </w:r>
+          </w:p>
+        </w:tc>
+        <w:tc>
+          <w:tcPr>
+            <w:tcW w:w="2091" w:type="dxa"/>
+            <w:tcBorders>
+              <w:top w:val="single" w:sz="4" w:space="0" w:color="auto"/>
+            </w:tcBorders>
+          </w:tcPr>
+          <w:p>
+            <w:pPr>
+              <w:widowControl/>
+              <w:jc w:val="center"/>
+              <w:rPr>
+                <w:rFonts w:ascii="Times New Roman" w:eastAsia="標楷體" w:hAnsi="Times New Roman" w:cs="Times New Roman"/>
+                <w:sz w:val="22"/>
+                <w:szCs w:val="22"/>
+              </w:rPr>
+            </w:pPr>
+            <w:r>
+              <w:rPr>
+                <w:rFonts w:ascii="Times New Roman" w:eastAsia="標楷體" w:hAnsi="Times New Roman" w:cs="Times New Roman"/>
+                <w:sz w:val="22"/>
+                <w:szCs w:val="22"/>
+              </w:rPr>
+              <w:t>0.860324</w:t>
+            </w:r>
+          </w:p>
+        </w:tc>
+        <w:tc>
+          <w:tcPr>
+            <w:tcW w:w="2091" w:type="dxa"/>
+            <w:tcBorders>
+              <w:top w:val="single" w:sz="4" w:space="0" w:color="auto"/>
+            </w:tcBorders>
+          </w:tcPr>
+          <w:p>
+            <w:pPr>
+              <w:widowControl/>
+              <w:jc w:val="center"/>
+              <w:rPr>
+                <w:rFonts w:ascii="Times New Roman" w:eastAsia="標楷體" w:hAnsi="Times New Roman" w:cs="Times New Roman"/>
+                <w:sz w:val="22"/>
+                <w:szCs w:val="22"/>
+              </w:rPr>
+            </w:pPr>
+            <w:r>
+              <w:rPr>
+                <w:rFonts w:ascii="Times New Roman" w:eastAsia="標楷體" w:hAnsi="Times New Roman" w:cs="Times New Roman"/>
+                <w:sz w:val="22"/>
+                <w:szCs w:val="22"/>
+              </w:rPr>
+              <w:t>0.861584</w:t>
+            </w:r>
+          </w:p>
+        </w:tc>
+        <w:tc>
+          <w:tcPr>
+            <w:tcW w:w="2092" w:type="dxa"/>
+            <w:tcBorders>
+              <w:top w:val="single" w:sz="4" w:space="0" w:color="auto"/>
+            </w:tcBorders>
+          </w:tcPr>
+          <w:p>
+            <w:pPr>
+              <w:widowControl/>
+              <w:jc w:val="center"/>
+              <w:rPr>
+                <w:rFonts w:ascii="Times New Roman" w:eastAsia="標楷體" w:hAnsi="Times New Roman" w:cs="Times New Roman"/>
+                <w:sz w:val="22"/>
+                <w:szCs w:val="22"/>
+              </w:rPr>
+            </w:pPr>
+            <w:r>
+              <w:rPr>
+                <w:rFonts w:ascii="Times New Roman" w:eastAsia="標楷體" w:hAnsi="Times New Roman" w:cs="Times New Roman"/>
+                <w:sz w:val="22"/>
+                <w:szCs w:val="22"/>
+              </w:rPr>
+              <w:t>4446</w:t>
+            </w:r>
+          </w:p>
+        </w:tc>
+      </w:tr>
+      <w:tr>
+        <w:tc>
+          <w:tcPr>
+            <w:tcW w:w="2091" w:type="dxa"/>
+          </w:tcPr>
+          <w:p>
+            <w:pPr>
+              <w:widowControl/>
+              <w:jc w:val="center"/>
+              <w:rPr>
+                <w:rFonts w:ascii="Times New Roman" w:eastAsia="標楷體" w:hAnsi="Times New Roman" w:cs="Times New Roman"/>
+                <w:sz w:val="22"/>
+                <w:szCs w:val="22"/>
+              </w:rPr>
+            </w:pPr>
+            <w:r>
+              <w:rPr>
+                <w:rFonts w:ascii="Times New Roman" w:eastAsia="標楷體" w:hAnsi="Times New Roman" w:cs="Times New Roman" w:hint="eastAsia"/>
+                <w:sz w:val="22"/>
+                <w:szCs w:val="22"/>
+              </w:rPr>
+              <w:t>敗訴</w:t>
+            </w:r>
+          </w:p>
+        </w:tc>
+        <w:tc>
+          <w:tcPr>
+            <w:tcW w:w="2091" w:type="dxa"/>
+          </w:tcPr>
+          <w:p>
+            <w:pPr>
+              <w:widowControl/>
+              <w:jc w:val="center"/>
+              <w:rPr>
+                <w:rFonts w:ascii="Times New Roman" w:eastAsia="標楷體" w:hAnsi="Times New Roman" w:cs="Times New Roman"/>
+                <w:sz w:val="22"/>
+                <w:szCs w:val="22"/>
+              </w:rPr>
+            </w:pPr>
+            <w:r>
+              <w:rPr>
+                <w:rFonts w:ascii="Times New Roman" w:eastAsia="標楷體" w:hAnsi="Times New Roman" w:cs="Times New Roman"/>
+                <w:sz w:val="22"/>
+                <w:szCs w:val="22"/>
+              </w:rPr>
+              <w:t>0.807277</w:t>
+            </w:r>
+          </w:p>
+        </w:tc>
+        <w:tc>
+          <w:tcPr>
+            <w:tcW w:w="2091" w:type="dxa"/>
+          </w:tcPr>
+          <w:p>
+            <w:pPr>
+              <w:widowControl/>
+              <w:jc w:val="center"/>
+              <w:rPr>
+                <w:rFonts w:ascii="Times New Roman" w:eastAsia="標楷體" w:hAnsi="Times New Roman" w:cs="Times New Roman"/>
+                <w:sz w:val="22"/>
+                <w:szCs w:val="22"/>
+              </w:rPr>
+            </w:pPr>
+            <w:r>
+              <w:rPr>
+                <w:rFonts w:ascii="Times New Roman" w:eastAsia="標楷體" w:hAnsi="Times New Roman" w:cs="Times New Roman"/>
+                <w:sz w:val="22"/>
+                <w:szCs w:val="22"/>
+              </w:rPr>
+              <w:t>0.828713</w:t>
+            </w:r>
+          </w:p>
+        </w:tc>
+        <w:tc>
+          <w:tcPr>
+            <w:tcW w:w="2091" w:type="dxa"/>
+          </w:tcPr>
+          <w:p>
+            <w:pPr>
+              <w:widowControl/>
+              <w:jc w:val="center"/>
+              <w:rPr>
+                <w:rFonts w:ascii="Times New Roman" w:eastAsia="標楷體" w:hAnsi="Times New Roman" w:cs="Times New Roman"/>
+                <w:sz w:val="22"/>
+                <w:szCs w:val="22"/>
+              </w:rPr>
+            </w:pPr>
+            <w:r>
+              <w:rPr>
+                <w:rFonts w:ascii="Times New Roman" w:eastAsia="標楷體" w:hAnsi="Times New Roman" w:cs="Times New Roman"/>
+                <w:sz w:val="22"/>
+                <w:szCs w:val="22"/>
+              </w:rPr>
+              <w:t>0.817855</w:t>
+            </w:r>
+          </w:p>
+        </w:tc>
+        <w:tc>
+          <w:tcPr>
+            <w:tcW w:w="2092" w:type="dxa"/>
+          </w:tcPr>
+          <w:p>
+            <w:pPr>
+              <w:widowControl/>
+              <w:jc w:val="center"/>
+              <w:rPr>
+                <w:rFonts w:ascii="Times New Roman" w:eastAsia="標楷體" w:hAnsi="Times New Roman" w:cs="Times New Roman"/>
+                <w:sz w:val="22"/>
+                <w:szCs w:val="22"/>
+              </w:rPr>
+            </w:pPr>
+            <w:r>
+              <w:rPr>
+                <w:rFonts w:ascii="Times New Roman" w:eastAsia="標楷體" w:hAnsi="Times New Roman" w:cs="Times New Roman"/>
+                <w:sz w:val="22"/>
+                <w:szCs w:val="22"/>
+              </w:rPr>
+              <w:t>3427</w:t>
+            </w:r>
+          </w:p>
+        </w:tc>
+      </w:tr>
+      <w:tr>
+        <w:tc>
+          <w:tcPr>
+            <w:tcW w:w="2091" w:type="dxa"/>
+          </w:tcPr>
+          <w:p>
+            <w:pPr>
+              <w:widowControl/>
+              <w:jc w:val="center"/>
+              <w:rPr>
+                <w:rFonts w:ascii="Times New Roman" w:eastAsia="標楷體" w:hAnsi="Times New Roman" w:cs="Times New Roman"/>
+                <w:sz w:val="22"/>
+                <w:szCs w:val="22"/>
+              </w:rPr>
+            </w:pPr>
+            <w:r>
+              <w:rPr>
+                <w:rFonts w:ascii="Times New Roman" w:eastAsia="標楷體" w:hAnsi="Times New Roman" w:cs="Times New Roman" w:hint="eastAsia"/>
+                <w:sz w:val="22"/>
+                <w:szCs w:val="22"/>
+              </w:rPr>
+              <w:t>部分勝訴</w:t>
+            </w:r>
+            <w:r>
+              <w:rPr>
+                <w:rFonts w:ascii="Times New Roman" w:eastAsia="標楷體" w:hAnsi="Times New Roman" w:cs="Times New Roman" w:hint="eastAsia"/>
+                <w:sz w:val="22"/>
+                <w:szCs w:val="22"/>
+              </w:rPr>
+              <w:t>/</w:t>
+            </w:r>
+            <w:r>
+              <w:rPr>
+                <w:rFonts w:ascii="Times New Roman" w:eastAsia="標楷體" w:hAnsi="Times New Roman" w:cs="Times New Roman" w:hint="eastAsia"/>
+                <w:sz w:val="22"/>
+                <w:szCs w:val="22"/>
+              </w:rPr>
+              <w:t>敗訴</w:t>
+            </w:r>
+          </w:p>
+        </w:tc>
+        <w:tc>
+          <w:tcPr>
+            <w:tcW w:w="2091" w:type="dxa"/>
+          </w:tcPr>
+          <w:p>
+            <w:pPr>
+              <w:widowControl/>
+              <w:jc w:val="center"/>
+              <w:rPr>
+                <w:rFonts w:ascii="Times New Roman" w:eastAsia="標楷體" w:hAnsi="Times New Roman" w:cs="Times New Roman"/>
+                <w:sz w:val="22"/>
+                <w:szCs w:val="22"/>
+              </w:rPr>
+            </w:pPr>
+            <w:r>
+              <w:rPr>
+                <w:rFonts w:ascii="Times New Roman" w:eastAsia="標楷體" w:hAnsi="Times New Roman" w:cs="Times New Roman" w:hint="eastAsia"/>
+                <w:sz w:val="22"/>
+                <w:szCs w:val="22"/>
+              </w:rPr>
+              <w:t>0</w:t>
+            </w:r>
+          </w:p>
+        </w:tc>
+        <w:tc>
+          <w:tcPr>
+            <w:tcW w:w="2091" w:type="dxa"/>
+          </w:tcPr>
+          <w:p>
+            <w:pPr>
+              <w:widowControl/>
+              <w:jc w:val="center"/>
+              <w:rPr>
+                <w:rFonts w:ascii="Times New Roman" w:eastAsia="標楷體" w:hAnsi="Times New Roman" w:cs="Times New Roman"/>
+                <w:sz w:val="22"/>
+                <w:szCs w:val="22"/>
+              </w:rPr>
+            </w:pPr>
+            <w:r>
+              <w:rPr>
+                <w:rFonts w:ascii="Times New Roman" w:eastAsia="標楷體" w:hAnsi="Times New Roman" w:cs="Times New Roman" w:hint="eastAsia"/>
+                <w:sz w:val="22"/>
+                <w:szCs w:val="22"/>
+              </w:rPr>
+              <w:t>0</w:t>
+            </w:r>
+          </w:p>
+        </w:tc>
+        <w:tc>
+          <w:tcPr>
+            <w:tcW w:w="2091" w:type="dxa"/>
+          </w:tcPr>
+          <w:p>
+            <w:pPr>
+              <w:widowControl/>
+              <w:jc w:val="center"/>
+              <w:rPr>
+                <w:rFonts w:ascii="Times New Roman" w:eastAsia="標楷體" w:hAnsi="Times New Roman" w:cs="Times New Roman"/>
+                <w:sz w:val="22"/>
+                <w:szCs w:val="22"/>
+              </w:rPr>
+            </w:pPr>
+            <w:r>
+              <w:rPr>
+                <w:rFonts w:ascii="Times New Roman" w:eastAsia="標楷體" w:hAnsi="Times New Roman" w:cs="Times New Roman" w:hint="eastAsia"/>
+                <w:sz w:val="22"/>
+                <w:szCs w:val="22"/>
+              </w:rPr>
+              <w:t>0</w:t>
+            </w:r>
+          </w:p>
+        </w:tc>
+        <w:tc>
+          <w:tcPr>
+            <w:tcW w:w="2092" w:type="dxa"/>
+          </w:tcPr>
+          <w:p>
+            <w:pPr>
+              <w:widowControl/>
+              <w:jc w:val="center"/>
+              <w:rPr>
+                <w:rFonts w:ascii="Times New Roman" w:eastAsia="標楷體" w:hAnsi="Times New Roman" w:cs="Times New Roman"/>
+                <w:sz w:val="22"/>
+                <w:szCs w:val="22"/>
+              </w:rPr>
+            </w:pPr>
+            <w:r>
+              <w:rPr>
+                <w:rFonts w:ascii="Times New Roman" w:eastAsia="標楷體" w:hAnsi="Times New Roman" w:cs="Times New Roman" w:hint="eastAsia"/>
+                <w:sz w:val="22"/>
+                <w:szCs w:val="22"/>
+              </w:rPr>
+              <w:t>78</w:t>
+            </w:r>
+          </w:p>
+        </w:tc>
+      </w:tr>
+    </w:tbl>
     <w:p>
       <w:pPr>
         <w:widowControl/>
         <w:rPr>
-          <w:rFonts w:ascii="Times New Roman" w:eastAsia="標楷體" w:hAnsi="Times New Roman" w:cs="Times New Roman" w:hint="eastAsia"/>
+          <w:rFonts w:ascii="Times New Roman" w:eastAsia="標楷體" w:hAnsi="Times New Roman" w:cs="Times New Roman"/>
           <w:sz w:val="28"/>
           <w:szCs w:val="28"/>
         </w:rPr>
@@ -11790,7 +12814,7 @@
       <w:pPr>
         <w:widowControl/>
         <w:rPr>
-          <w:rFonts w:ascii="Times New Roman" w:eastAsia="標楷體" w:hAnsi="Times New Roman" w:cs="Times New Roman" w:hint="eastAsia"/>
+          <w:rFonts w:ascii="Times New Roman" w:eastAsia="標楷體" w:hAnsi="Times New Roman" w:cs="Times New Roman"/>
           <w:sz w:val="28"/>
           <w:szCs w:val="28"/>
         </w:rPr>
@@ -11946,6 +12970,14 @@
           <w:szCs w:val="28"/>
         </w:rPr>
         <w:t>更能反映模型在類別不平衡情況下之真實表現。</w:t>
+      </w:r>
+      <w:r>
+        <w:rPr>
+          <w:rFonts w:ascii="Times New Roman" w:eastAsia="標楷體" w:hAnsi="Times New Roman" w:cs="Times New Roman"/>
+          <w:sz w:val="28"/>
+          <w:szCs w:val="28"/>
+        </w:rPr>
+        <w:br/>
       </w:r>
     </w:p>
     <w:p>
@@ -12044,6 +13076,14 @@
           <w:szCs w:val="28"/>
         </w:rPr>
         <w:t>敗訴在文本特徵上可能同時具有勝訴與敗訴之語意訊號，使其在分類空間中更接近主要類別，導致模型傾向將其歸入樣本數較多之勝訴或敗訴類別。</w:t>
+      </w:r>
+      <w:r>
+        <w:rPr>
+          <w:rFonts w:ascii="Times New Roman" w:eastAsia="標楷體" w:hAnsi="Times New Roman" w:cs="Times New Roman"/>
+          <w:sz w:val="28"/>
+          <w:szCs w:val="28"/>
+        </w:rPr>
+        <w:br/>
       </w:r>
     </w:p>
     <w:tbl>
@@ -12078,7 +13118,7 @@
               <w:widowControl/>
               <w:jc w:val="center"/>
               <w:rPr>
-                <w:rFonts w:ascii="Times New Roman" w:eastAsia="標楷體" w:hAnsi="Times New Roman" w:cs="Times New Roman" w:hint="eastAsia"/>
+                <w:rFonts w:ascii="Times New Roman" w:eastAsia="標楷體" w:hAnsi="Times New Roman" w:cs="Times New Roman"/>
                 <w:sz w:val="22"/>
                 <w:szCs w:val="22"/>
               </w:rPr>
@@ -12094,7 +13134,7 @@
               <w:widowControl/>
               <w:jc w:val="center"/>
               <w:rPr>
-                <w:rFonts w:ascii="Times New Roman" w:eastAsia="標楷體" w:hAnsi="Times New Roman" w:cs="Times New Roman" w:hint="eastAsia"/>
+                <w:rFonts w:ascii="Times New Roman" w:eastAsia="標楷體" w:hAnsi="Times New Roman" w:cs="Times New Roman"/>
                 <w:sz w:val="22"/>
                 <w:szCs w:val="22"/>
               </w:rPr>
@@ -12118,7 +13158,7 @@
               <w:widowControl/>
               <w:jc w:val="center"/>
               <w:rPr>
-                <w:rFonts w:ascii="Times New Roman" w:eastAsia="標楷體" w:hAnsi="Times New Roman" w:cs="Times New Roman" w:hint="eastAsia"/>
+                <w:rFonts w:ascii="Times New Roman" w:eastAsia="標楷體" w:hAnsi="Times New Roman" w:cs="Times New Roman"/>
                 <w:sz w:val="22"/>
                 <w:szCs w:val="22"/>
               </w:rPr>
@@ -12142,7 +13182,7 @@
               <w:widowControl/>
               <w:jc w:val="center"/>
               <w:rPr>
-                <w:rFonts w:ascii="Times New Roman" w:eastAsia="標楷體" w:hAnsi="Times New Roman" w:cs="Times New Roman" w:hint="eastAsia"/>
+                <w:rFonts w:ascii="Times New Roman" w:eastAsia="標楷體" w:hAnsi="Times New Roman" w:cs="Times New Roman"/>
                 <w:sz w:val="22"/>
                 <w:szCs w:val="22"/>
               </w:rPr>
@@ -12187,7 +13227,7 @@
               <w:widowControl/>
               <w:jc w:val="center"/>
               <w:rPr>
-                <w:rFonts w:ascii="Times New Roman" w:eastAsia="標楷體" w:hAnsi="Times New Roman" w:cs="Times New Roman" w:hint="eastAsia"/>
+                <w:rFonts w:ascii="Times New Roman" w:eastAsia="標楷體" w:hAnsi="Times New Roman" w:cs="Times New Roman"/>
                 <w:sz w:val="22"/>
                 <w:szCs w:val="22"/>
               </w:rPr>
@@ -12211,7 +13251,7 @@
               <w:widowControl/>
               <w:jc w:val="center"/>
               <w:rPr>
-                <w:rFonts w:ascii="Times New Roman" w:eastAsia="標楷體" w:hAnsi="Times New Roman" w:cs="Times New Roman" w:hint="eastAsia"/>
+                <w:rFonts w:ascii="Times New Roman" w:eastAsia="標楷體" w:hAnsi="Times New Roman" w:cs="Times New Roman"/>
                 <w:sz w:val="22"/>
                 <w:szCs w:val="22"/>
               </w:rPr>
@@ -12235,7 +13275,7 @@
               <w:widowControl/>
               <w:jc w:val="center"/>
               <w:rPr>
-                <w:rFonts w:ascii="Times New Roman" w:eastAsia="標楷體" w:hAnsi="Times New Roman" w:cs="Times New Roman" w:hint="eastAsia"/>
+                <w:rFonts w:ascii="Times New Roman" w:eastAsia="標楷體" w:hAnsi="Times New Roman" w:cs="Times New Roman"/>
                 <w:sz w:val="22"/>
                 <w:szCs w:val="22"/>
               </w:rPr>
@@ -12259,7 +13299,7 @@
               <w:widowControl/>
               <w:jc w:val="center"/>
               <w:rPr>
-                <w:rFonts w:ascii="Times New Roman" w:eastAsia="標楷體" w:hAnsi="Times New Roman" w:cs="Times New Roman" w:hint="eastAsia"/>
+                <w:rFonts w:ascii="Times New Roman" w:eastAsia="標楷體" w:hAnsi="Times New Roman" w:cs="Times New Roman"/>
                 <w:sz w:val="22"/>
                 <w:szCs w:val="22"/>
               </w:rPr>
@@ -12288,7 +13328,7 @@
               <w:widowControl/>
               <w:jc w:val="center"/>
               <w:rPr>
-                <w:rFonts w:ascii="Times New Roman" w:eastAsia="標楷體" w:hAnsi="Times New Roman" w:cs="Times New Roman" w:hint="eastAsia"/>
+                <w:rFonts w:ascii="Times New Roman" w:eastAsia="標楷體" w:hAnsi="Times New Roman" w:cs="Times New Roman"/>
                 <w:sz w:val="22"/>
                 <w:szCs w:val="22"/>
               </w:rPr>
@@ -12312,7 +13352,7 @@
               <w:widowControl/>
               <w:jc w:val="center"/>
               <w:rPr>
-                <w:rFonts w:ascii="Times New Roman" w:eastAsia="標楷體" w:hAnsi="Times New Roman" w:cs="Times New Roman" w:hint="eastAsia"/>
+                <w:rFonts w:ascii="Times New Roman" w:eastAsia="標楷體" w:hAnsi="Times New Roman" w:cs="Times New Roman"/>
                 <w:sz w:val="22"/>
                 <w:szCs w:val="22"/>
               </w:rPr>
@@ -12336,7 +13376,7 @@
               <w:widowControl/>
               <w:jc w:val="center"/>
               <w:rPr>
-                <w:rFonts w:ascii="Times New Roman" w:eastAsia="標楷體" w:hAnsi="Times New Roman" w:cs="Times New Roman" w:hint="eastAsia"/>
+                <w:rFonts w:ascii="Times New Roman" w:eastAsia="標楷體" w:hAnsi="Times New Roman" w:cs="Times New Roman"/>
                 <w:sz w:val="22"/>
                 <w:szCs w:val="22"/>
               </w:rPr>
@@ -12360,7 +13400,7 @@
               <w:widowControl/>
               <w:jc w:val="center"/>
               <w:rPr>
-                <w:rFonts w:ascii="Times New Roman" w:eastAsia="標楷體" w:hAnsi="Times New Roman" w:cs="Times New Roman" w:hint="eastAsia"/>
+                <w:rFonts w:ascii="Times New Roman" w:eastAsia="標楷體" w:hAnsi="Times New Roman" w:cs="Times New Roman"/>
                 <w:sz w:val="22"/>
                 <w:szCs w:val="22"/>
               </w:rPr>
@@ -12389,7 +13429,7 @@
               <w:widowControl/>
               <w:jc w:val="center"/>
               <w:rPr>
-                <w:rFonts w:ascii="Times New Roman" w:eastAsia="標楷體" w:hAnsi="Times New Roman" w:cs="Times New Roman" w:hint="eastAsia"/>
+                <w:rFonts w:ascii="Times New Roman" w:eastAsia="標楷體" w:hAnsi="Times New Roman" w:cs="Times New Roman"/>
                 <w:sz w:val="22"/>
                 <w:szCs w:val="22"/>
               </w:rPr>
@@ -12429,7 +13469,7 @@
               <w:widowControl/>
               <w:jc w:val="center"/>
               <w:rPr>
-                <w:rFonts w:ascii="Times New Roman" w:eastAsia="標楷體" w:hAnsi="Times New Roman" w:cs="Times New Roman" w:hint="eastAsia"/>
+                <w:rFonts w:ascii="Times New Roman" w:eastAsia="標楷體" w:hAnsi="Times New Roman" w:cs="Times New Roman"/>
                 <w:sz w:val="22"/>
                 <w:szCs w:val="22"/>
               </w:rPr>
@@ -12453,7 +13493,7 @@
               <w:widowControl/>
               <w:jc w:val="center"/>
               <w:rPr>
-                <w:rFonts w:ascii="Times New Roman" w:eastAsia="標楷體" w:hAnsi="Times New Roman" w:cs="Times New Roman" w:hint="eastAsia"/>
+                <w:rFonts w:ascii="Times New Roman" w:eastAsia="標楷體" w:hAnsi="Times New Roman" w:cs="Times New Roman"/>
                 <w:sz w:val="22"/>
                 <w:szCs w:val="22"/>
               </w:rPr>
@@ -12477,7 +13517,7 @@
               <w:widowControl/>
               <w:jc w:val="center"/>
               <w:rPr>
-                <w:rFonts w:ascii="Times New Roman" w:eastAsia="標楷體" w:hAnsi="Times New Roman" w:cs="Times New Roman" w:hint="eastAsia"/>
+                <w:rFonts w:ascii="Times New Roman" w:eastAsia="標楷體" w:hAnsi="Times New Roman" w:cs="Times New Roman"/>
                 <w:sz w:val="22"/>
                 <w:szCs w:val="22"/>
               </w:rPr>
@@ -12505,806 +13545,36 @@
       </w:pPr>
       <w:r>
         <w:rPr>
-          <w:rFonts w:ascii="Times New Roman" w:eastAsia="標楷體" w:hAnsi="Times New Roman" w:cs="Times New Roman"/>
-          <w:sz w:val="28"/>
-          <w:szCs w:val="28"/>
-        </w:rPr>
-        <w:br/>
-      </w:r>
-    </w:p>
-    <w:tbl>
-      <w:tblPr>
-        <w:tblStyle w:val="af3"/>
-        <w:tblW w:w="0" w:type="auto"/>
-        <w:tblBorders>
-          <w:top w:val="double" w:sz="4" w:space="0" w:color="auto"/>
-          <w:left w:val="none" w:sz="0" w:space="0" w:color="auto"/>
-          <w:right w:val="none" w:sz="0" w:space="0" w:color="auto"/>
-          <w:insideH w:val="none" w:sz="0" w:space="0" w:color="auto"/>
-          <w:insideV w:val="none" w:sz="0" w:space="0" w:color="auto"/>
-        </w:tblBorders>
-        <w:tblLook w:val="04A0" w:firstRow="1" w:lastRow="0" w:firstColumn="1" w:lastColumn="0" w:noHBand="0" w:noVBand="1"/>
-      </w:tblPr>
-      <w:tblGrid>
-        <w:gridCol w:w="2091"/>
-        <w:gridCol w:w="2091"/>
-        <w:gridCol w:w="2091"/>
-        <w:gridCol w:w="2091"/>
-        <w:gridCol w:w="2092"/>
-      </w:tblGrid>
-      <w:tr>
-        <w:tc>
-          <w:tcPr>
-            <w:tcW w:w="2091" w:type="dxa"/>
-            <w:tcBorders>
-              <w:bottom w:val="single" w:sz="4" w:space="0" w:color="auto"/>
-            </w:tcBorders>
-          </w:tcPr>
-          <w:p>
-            <w:pPr>
-              <w:widowControl/>
-              <w:jc w:val="center"/>
-              <w:rPr>
-                <w:rFonts w:ascii="Times New Roman" w:eastAsia="標楷體" w:hAnsi="Times New Roman" w:cs="Times New Roman" w:hint="eastAsia"/>
-                <w:sz w:val="22"/>
-                <w:szCs w:val="22"/>
-              </w:rPr>
-            </w:pPr>
-          </w:p>
-        </w:tc>
-        <w:tc>
-          <w:tcPr>
-            <w:tcW w:w="2091" w:type="dxa"/>
-            <w:tcBorders>
-              <w:bottom w:val="single" w:sz="4" w:space="0" w:color="auto"/>
-            </w:tcBorders>
-          </w:tcPr>
-          <w:p>
-            <w:pPr>
-              <w:widowControl/>
-              <w:jc w:val="center"/>
-              <w:rPr>
-                <w:rFonts w:ascii="Times New Roman" w:eastAsia="標楷體" w:hAnsi="Times New Roman" w:cs="Times New Roman" w:hint="eastAsia"/>
-                <w:sz w:val="22"/>
-                <w:szCs w:val="22"/>
-              </w:rPr>
-            </w:pPr>
-            <w:r>
-              <w:rPr>
-                <w:rFonts w:ascii="Times New Roman" w:eastAsia="標楷體" w:hAnsi="Times New Roman" w:cs="Times New Roman"/>
-                <w:sz w:val="22"/>
-                <w:szCs w:val="22"/>
-              </w:rPr>
-              <w:t>P</w:t>
-            </w:r>
-            <w:r>
-              <w:rPr>
-                <w:rFonts w:ascii="Times New Roman" w:eastAsia="標楷體" w:hAnsi="Times New Roman" w:cs="Times New Roman" w:hint="eastAsia"/>
-                <w:sz w:val="22"/>
-                <w:szCs w:val="22"/>
-              </w:rPr>
-              <w:t>recision</w:t>
-            </w:r>
-          </w:p>
-        </w:tc>
-        <w:tc>
-          <w:tcPr>
-            <w:tcW w:w="2091" w:type="dxa"/>
-            <w:tcBorders>
-              <w:bottom w:val="single" w:sz="4" w:space="0" w:color="auto"/>
-            </w:tcBorders>
-          </w:tcPr>
-          <w:p>
-            <w:pPr>
-              <w:widowControl/>
-              <w:jc w:val="center"/>
-              <w:rPr>
-                <w:rFonts w:ascii="Times New Roman" w:eastAsia="標楷體" w:hAnsi="Times New Roman" w:cs="Times New Roman" w:hint="eastAsia"/>
-                <w:sz w:val="22"/>
-                <w:szCs w:val="22"/>
-              </w:rPr>
-            </w:pPr>
-            <w:r>
-              <w:rPr>
-                <w:rFonts w:ascii="Times New Roman" w:eastAsia="標楷體" w:hAnsi="Times New Roman" w:cs="Times New Roman"/>
-                <w:sz w:val="22"/>
-                <w:szCs w:val="22"/>
-              </w:rPr>
-              <w:t>R</w:t>
-            </w:r>
-            <w:r>
-              <w:rPr>
-                <w:rFonts w:ascii="Times New Roman" w:eastAsia="標楷體" w:hAnsi="Times New Roman" w:cs="Times New Roman" w:hint="eastAsia"/>
-                <w:sz w:val="22"/>
-                <w:szCs w:val="22"/>
-              </w:rPr>
-              <w:t>ecall</w:t>
-            </w:r>
-          </w:p>
-        </w:tc>
-        <w:tc>
-          <w:tcPr>
-            <w:tcW w:w="2091" w:type="dxa"/>
-            <w:tcBorders>
-              <w:bottom w:val="single" w:sz="4" w:space="0" w:color="auto"/>
-            </w:tcBorders>
-          </w:tcPr>
-          <w:p>
-            <w:pPr>
-              <w:widowControl/>
-              <w:jc w:val="center"/>
-              <w:rPr>
-                <w:rFonts w:ascii="Times New Roman" w:eastAsia="標楷體" w:hAnsi="Times New Roman" w:cs="Times New Roman" w:hint="eastAsia"/>
-                <w:sz w:val="22"/>
-                <w:szCs w:val="22"/>
-              </w:rPr>
-            </w:pPr>
-            <w:r>
-              <w:rPr>
-                <w:rFonts w:ascii="Times New Roman" w:eastAsia="標楷體" w:hAnsi="Times New Roman" w:cs="Times New Roman"/>
-                <w:sz w:val="22"/>
-                <w:szCs w:val="22"/>
-              </w:rPr>
-              <w:t>F</w:t>
-            </w:r>
-            <w:r>
-              <w:rPr>
-                <w:rFonts w:ascii="Times New Roman" w:eastAsia="標楷體" w:hAnsi="Times New Roman" w:cs="Times New Roman" w:hint="eastAsia"/>
-                <w:sz w:val="22"/>
-                <w:szCs w:val="22"/>
-              </w:rPr>
-              <w:t>1 score</w:t>
-            </w:r>
-          </w:p>
-        </w:tc>
-        <w:tc>
-          <w:tcPr>
-            <w:tcW w:w="2092" w:type="dxa"/>
-            <w:tcBorders>
-              <w:bottom w:val="single" w:sz="4" w:space="0" w:color="auto"/>
-            </w:tcBorders>
-          </w:tcPr>
-          <w:p>
-            <w:pPr>
-              <w:widowControl/>
-              <w:jc w:val="center"/>
-              <w:rPr>
-                <w:rFonts w:ascii="Times New Roman" w:eastAsia="標楷體" w:hAnsi="Times New Roman" w:cs="Times New Roman" w:hint="eastAsia"/>
-                <w:sz w:val="22"/>
-                <w:szCs w:val="22"/>
-              </w:rPr>
-            </w:pPr>
-            <w:r>
-              <w:rPr>
-                <w:rFonts w:ascii="Times New Roman" w:eastAsia="標楷體" w:hAnsi="Times New Roman" w:cs="Times New Roman"/>
-                <w:sz w:val="22"/>
-                <w:szCs w:val="22"/>
-              </w:rPr>
-              <w:t>S</w:t>
-            </w:r>
-            <w:r>
-              <w:rPr>
-                <w:rFonts w:ascii="Times New Roman" w:eastAsia="標楷體" w:hAnsi="Times New Roman" w:cs="Times New Roman" w:hint="eastAsia"/>
-                <w:sz w:val="22"/>
-                <w:szCs w:val="22"/>
-              </w:rPr>
-              <w:t>upport</w:t>
-            </w:r>
-          </w:p>
-        </w:tc>
-      </w:tr>
-      <w:tr>
-        <w:tc>
-          <w:tcPr>
-            <w:tcW w:w="2091" w:type="dxa"/>
-            <w:tcBorders>
-              <w:top w:val="single" w:sz="4" w:space="0" w:color="auto"/>
-              <w:bottom w:val="single" w:sz="4" w:space="0" w:color="auto"/>
-            </w:tcBorders>
-          </w:tcPr>
-          <w:p>
-            <w:pPr>
-              <w:widowControl/>
-              <w:jc w:val="center"/>
-              <w:rPr>
-                <w:rFonts w:ascii="Times New Roman" w:eastAsia="標楷體" w:hAnsi="Times New Roman" w:cs="Times New Roman" w:hint="eastAsia"/>
-                <w:sz w:val="22"/>
-                <w:szCs w:val="22"/>
-              </w:rPr>
-            </w:pPr>
-            <w:r>
-              <w:rPr>
-                <w:rFonts w:ascii="Times New Roman" w:eastAsia="標楷體" w:hAnsi="Times New Roman" w:cs="Times New Roman"/>
-                <w:sz w:val="22"/>
-                <w:szCs w:val="22"/>
-              </w:rPr>
-              <w:t>O</w:t>
-            </w:r>
-            <w:r>
-              <w:rPr>
-                <w:rFonts w:ascii="Times New Roman" w:eastAsia="標楷體" w:hAnsi="Times New Roman" w:cs="Times New Roman" w:hint="eastAsia"/>
-                <w:sz w:val="22"/>
-                <w:szCs w:val="22"/>
-              </w:rPr>
-              <w:t>verall</w:t>
-            </w:r>
-          </w:p>
-        </w:tc>
-        <w:tc>
-          <w:tcPr>
-            <w:tcW w:w="2091" w:type="dxa"/>
-            <w:tcBorders>
-              <w:top w:val="single" w:sz="4" w:space="0" w:color="auto"/>
-              <w:bottom w:val="single" w:sz="4" w:space="0" w:color="auto"/>
-            </w:tcBorders>
-          </w:tcPr>
-          <w:p>
-            <w:pPr>
-              <w:widowControl/>
-              <w:jc w:val="center"/>
-              <w:rPr>
-                <w:rFonts w:ascii="Times New Roman" w:eastAsia="標楷體" w:hAnsi="Times New Roman" w:cs="Times New Roman"/>
-                <w:sz w:val="22"/>
-                <w:szCs w:val="22"/>
-              </w:rPr>
-            </w:pPr>
-            <w:r>
-              <w:rPr>
-                <w:rFonts w:ascii="Times New Roman" w:eastAsia="標楷體" w:hAnsi="Times New Roman" w:cs="Times New Roman"/>
-                <w:sz w:val="22"/>
-                <w:szCs w:val="22"/>
-              </w:rPr>
-              <w:t>0.838259</w:t>
-            </w:r>
-          </w:p>
-        </w:tc>
-        <w:tc>
-          <w:tcPr>
-            <w:tcW w:w="2091" w:type="dxa"/>
-            <w:tcBorders>
-              <w:top w:val="single" w:sz="4" w:space="0" w:color="auto"/>
-              <w:bottom w:val="single" w:sz="4" w:space="0" w:color="auto"/>
-            </w:tcBorders>
-          </w:tcPr>
-          <w:p>
-            <w:pPr>
-              <w:widowControl/>
-              <w:jc w:val="center"/>
-              <w:rPr>
-                <w:rFonts w:ascii="Times New Roman" w:eastAsia="標楷體" w:hAnsi="Times New Roman" w:cs="Times New Roman"/>
-                <w:sz w:val="22"/>
-                <w:szCs w:val="22"/>
-              </w:rPr>
-            </w:pPr>
-            <w:r>
-              <w:rPr>
-                <w:rFonts w:ascii="Times New Roman" w:eastAsia="標楷體" w:hAnsi="Times New Roman" w:cs="Times New Roman"/>
-                <w:sz w:val="22"/>
-                <w:szCs w:val="22"/>
-              </w:rPr>
-              <w:t>0.559813</w:t>
-            </w:r>
-          </w:p>
-        </w:tc>
-        <w:tc>
-          <w:tcPr>
-            <w:tcW w:w="2091" w:type="dxa"/>
-            <w:tcBorders>
-              <w:top w:val="single" w:sz="4" w:space="0" w:color="auto"/>
-              <w:bottom w:val="single" w:sz="4" w:space="0" w:color="auto"/>
-            </w:tcBorders>
-          </w:tcPr>
-          <w:p>
-            <w:pPr>
-              <w:widowControl/>
-              <w:jc w:val="center"/>
-              <w:rPr>
-                <w:rFonts w:ascii="Times New Roman" w:eastAsia="標楷體" w:hAnsi="Times New Roman" w:cs="Times New Roman"/>
-                <w:sz w:val="22"/>
-                <w:szCs w:val="22"/>
-              </w:rPr>
-            </w:pPr>
-            <w:r>
-              <w:rPr>
-                <w:rFonts w:ascii="Times New Roman" w:eastAsia="標楷體" w:hAnsi="Times New Roman" w:cs="Times New Roman"/>
-                <w:sz w:val="22"/>
-                <w:szCs w:val="22"/>
-              </w:rPr>
-              <w:t>0.834283</w:t>
-            </w:r>
-          </w:p>
-        </w:tc>
-        <w:tc>
-          <w:tcPr>
-            <w:tcW w:w="2092" w:type="dxa"/>
-            <w:tcBorders>
-              <w:top w:val="single" w:sz="4" w:space="0" w:color="auto"/>
-              <w:bottom w:val="single" w:sz="4" w:space="0" w:color="auto"/>
-            </w:tcBorders>
-          </w:tcPr>
-          <w:p>
-            <w:pPr>
-              <w:widowControl/>
-              <w:jc w:val="center"/>
-              <w:rPr>
-                <w:rFonts w:ascii="Times New Roman" w:eastAsia="標楷體" w:hAnsi="Times New Roman" w:cs="Times New Roman"/>
-                <w:sz w:val="22"/>
-                <w:szCs w:val="22"/>
-              </w:rPr>
-            </w:pPr>
-          </w:p>
-        </w:tc>
-      </w:tr>
-      <w:tr>
-        <w:tc>
-          <w:tcPr>
-            <w:tcW w:w="2091" w:type="dxa"/>
-            <w:tcBorders>
-              <w:top w:val="single" w:sz="4" w:space="0" w:color="auto"/>
-            </w:tcBorders>
-          </w:tcPr>
-          <w:p>
-            <w:pPr>
-              <w:widowControl/>
-              <w:jc w:val="center"/>
-              <w:rPr>
-                <w:rFonts w:ascii="Times New Roman" w:eastAsia="標楷體" w:hAnsi="Times New Roman" w:cs="Times New Roman" w:hint="eastAsia"/>
-                <w:sz w:val="22"/>
-                <w:szCs w:val="22"/>
-              </w:rPr>
-            </w:pPr>
-            <w:r>
-              <w:rPr>
-                <w:rFonts w:ascii="Times New Roman" w:eastAsia="標楷體" w:hAnsi="Times New Roman" w:cs="Times New Roman" w:hint="eastAsia"/>
-                <w:sz w:val="22"/>
-                <w:szCs w:val="22"/>
-              </w:rPr>
-              <w:t>勝訴</w:t>
-            </w:r>
-          </w:p>
-        </w:tc>
-        <w:tc>
-          <w:tcPr>
-            <w:tcW w:w="2091" w:type="dxa"/>
-            <w:tcBorders>
-              <w:top w:val="single" w:sz="4" w:space="0" w:color="auto"/>
-            </w:tcBorders>
-          </w:tcPr>
-          <w:p>
-            <w:pPr>
-              <w:widowControl/>
-              <w:jc w:val="center"/>
-              <w:rPr>
-                <w:rFonts w:ascii="Times New Roman" w:eastAsia="標楷體" w:hAnsi="Times New Roman" w:cs="Times New Roman" w:hint="eastAsia"/>
-                <w:sz w:val="22"/>
-                <w:szCs w:val="22"/>
-              </w:rPr>
-            </w:pPr>
-            <w:r>
-              <w:rPr>
-                <w:rFonts w:ascii="Times New Roman" w:eastAsia="標楷體" w:hAnsi="Times New Roman" w:cs="Times New Roman"/>
-                <w:sz w:val="22"/>
-                <w:szCs w:val="22"/>
-              </w:rPr>
-              <w:t>0.862847</w:t>
-            </w:r>
-          </w:p>
-        </w:tc>
-        <w:tc>
-          <w:tcPr>
-            <w:tcW w:w="2091" w:type="dxa"/>
-            <w:tcBorders>
-              <w:top w:val="single" w:sz="4" w:space="0" w:color="auto"/>
-            </w:tcBorders>
-          </w:tcPr>
-          <w:p>
-            <w:pPr>
-              <w:widowControl/>
-              <w:jc w:val="center"/>
-              <w:rPr>
-                <w:rFonts w:ascii="Times New Roman" w:eastAsia="標楷體" w:hAnsi="Times New Roman" w:cs="Times New Roman" w:hint="eastAsia"/>
-                <w:sz w:val="22"/>
-                <w:szCs w:val="22"/>
-              </w:rPr>
-            </w:pPr>
-            <w:r>
-              <w:rPr>
-                <w:rFonts w:ascii="Times New Roman" w:eastAsia="標楷體" w:hAnsi="Times New Roman" w:cs="Times New Roman"/>
-                <w:sz w:val="22"/>
-                <w:szCs w:val="22"/>
-              </w:rPr>
-              <w:t>0.860324</w:t>
-            </w:r>
-          </w:p>
-        </w:tc>
-        <w:tc>
-          <w:tcPr>
-            <w:tcW w:w="2091" w:type="dxa"/>
-            <w:tcBorders>
-              <w:top w:val="single" w:sz="4" w:space="0" w:color="auto"/>
-            </w:tcBorders>
-          </w:tcPr>
-          <w:p>
-            <w:pPr>
-              <w:widowControl/>
-              <w:jc w:val="center"/>
-              <w:rPr>
-                <w:rFonts w:ascii="Times New Roman" w:eastAsia="標楷體" w:hAnsi="Times New Roman" w:cs="Times New Roman" w:hint="eastAsia"/>
-                <w:sz w:val="22"/>
-                <w:szCs w:val="22"/>
-              </w:rPr>
-            </w:pPr>
-            <w:r>
-              <w:rPr>
-                <w:rFonts w:ascii="Times New Roman" w:eastAsia="標楷體" w:hAnsi="Times New Roman" w:cs="Times New Roman"/>
-                <w:sz w:val="22"/>
-                <w:szCs w:val="22"/>
-              </w:rPr>
-              <w:t>0.861584</w:t>
-            </w:r>
-          </w:p>
-        </w:tc>
-        <w:tc>
-          <w:tcPr>
-            <w:tcW w:w="2092" w:type="dxa"/>
-            <w:tcBorders>
-              <w:top w:val="single" w:sz="4" w:space="0" w:color="auto"/>
-            </w:tcBorders>
-          </w:tcPr>
-          <w:p>
-            <w:pPr>
-              <w:widowControl/>
-              <w:jc w:val="center"/>
-              <w:rPr>
-                <w:rFonts w:ascii="Times New Roman" w:eastAsia="標楷體" w:hAnsi="Times New Roman" w:cs="Times New Roman" w:hint="eastAsia"/>
-                <w:sz w:val="22"/>
-                <w:szCs w:val="22"/>
-              </w:rPr>
-            </w:pPr>
-            <w:r>
-              <w:rPr>
-                <w:rFonts w:ascii="Times New Roman" w:eastAsia="標楷體" w:hAnsi="Times New Roman" w:cs="Times New Roman"/>
-                <w:sz w:val="22"/>
-                <w:szCs w:val="22"/>
-              </w:rPr>
-              <w:t>4446</w:t>
-            </w:r>
-          </w:p>
-        </w:tc>
-      </w:tr>
-      <w:tr>
-        <w:tc>
-          <w:tcPr>
-            <w:tcW w:w="2091" w:type="dxa"/>
-          </w:tcPr>
-          <w:p>
-            <w:pPr>
-              <w:widowControl/>
-              <w:jc w:val="center"/>
-              <w:rPr>
-                <w:rFonts w:ascii="Times New Roman" w:eastAsia="標楷體" w:hAnsi="Times New Roman" w:cs="Times New Roman" w:hint="eastAsia"/>
-                <w:sz w:val="22"/>
-                <w:szCs w:val="22"/>
-              </w:rPr>
-            </w:pPr>
-            <w:r>
-              <w:rPr>
-                <w:rFonts w:ascii="Times New Roman" w:eastAsia="標楷體" w:hAnsi="Times New Roman" w:cs="Times New Roman" w:hint="eastAsia"/>
-                <w:sz w:val="22"/>
-                <w:szCs w:val="22"/>
-              </w:rPr>
-              <w:t>敗訴</w:t>
-            </w:r>
-          </w:p>
-        </w:tc>
-        <w:tc>
-          <w:tcPr>
-            <w:tcW w:w="2091" w:type="dxa"/>
-          </w:tcPr>
-          <w:p>
-            <w:pPr>
-              <w:widowControl/>
-              <w:jc w:val="center"/>
-              <w:rPr>
-                <w:rFonts w:ascii="Times New Roman" w:eastAsia="標楷體" w:hAnsi="Times New Roman" w:cs="Times New Roman" w:hint="eastAsia"/>
-                <w:sz w:val="22"/>
-                <w:szCs w:val="22"/>
-              </w:rPr>
-            </w:pPr>
-            <w:r>
-              <w:rPr>
-                <w:rFonts w:ascii="Times New Roman" w:eastAsia="標楷體" w:hAnsi="Times New Roman" w:cs="Times New Roman"/>
-                <w:sz w:val="22"/>
-                <w:szCs w:val="22"/>
-              </w:rPr>
-              <w:t>0.807277</w:t>
-            </w:r>
-          </w:p>
-        </w:tc>
-        <w:tc>
-          <w:tcPr>
-            <w:tcW w:w="2091" w:type="dxa"/>
-          </w:tcPr>
-          <w:p>
-            <w:pPr>
-              <w:widowControl/>
-              <w:jc w:val="center"/>
-              <w:rPr>
-                <w:rFonts w:ascii="Times New Roman" w:eastAsia="標楷體" w:hAnsi="Times New Roman" w:cs="Times New Roman" w:hint="eastAsia"/>
-                <w:sz w:val="22"/>
-                <w:szCs w:val="22"/>
-              </w:rPr>
-            </w:pPr>
-            <w:r>
-              <w:rPr>
-                <w:rFonts w:ascii="Times New Roman" w:eastAsia="標楷體" w:hAnsi="Times New Roman" w:cs="Times New Roman"/>
-                <w:sz w:val="22"/>
-                <w:szCs w:val="22"/>
-              </w:rPr>
-              <w:t>0.828713</w:t>
-            </w:r>
-          </w:p>
-        </w:tc>
-        <w:tc>
-          <w:tcPr>
-            <w:tcW w:w="2091" w:type="dxa"/>
-          </w:tcPr>
-          <w:p>
-            <w:pPr>
-              <w:widowControl/>
-              <w:jc w:val="center"/>
-              <w:rPr>
-                <w:rFonts w:ascii="Times New Roman" w:eastAsia="標楷體" w:hAnsi="Times New Roman" w:cs="Times New Roman" w:hint="eastAsia"/>
-                <w:sz w:val="22"/>
-                <w:szCs w:val="22"/>
-              </w:rPr>
-            </w:pPr>
-            <w:r>
-              <w:rPr>
-                <w:rFonts w:ascii="Times New Roman" w:eastAsia="標楷體" w:hAnsi="Times New Roman" w:cs="Times New Roman"/>
-                <w:sz w:val="22"/>
-                <w:szCs w:val="22"/>
-              </w:rPr>
-              <w:t>0.817855</w:t>
-            </w:r>
-          </w:p>
-        </w:tc>
-        <w:tc>
-          <w:tcPr>
-            <w:tcW w:w="2092" w:type="dxa"/>
-          </w:tcPr>
-          <w:p>
-            <w:pPr>
-              <w:widowControl/>
-              <w:jc w:val="center"/>
-              <w:rPr>
-                <w:rFonts w:ascii="Times New Roman" w:eastAsia="標楷體" w:hAnsi="Times New Roman" w:cs="Times New Roman" w:hint="eastAsia"/>
-                <w:sz w:val="22"/>
-                <w:szCs w:val="22"/>
-              </w:rPr>
-            </w:pPr>
-            <w:r>
-              <w:rPr>
-                <w:rFonts w:ascii="Times New Roman" w:eastAsia="標楷體" w:hAnsi="Times New Roman" w:cs="Times New Roman"/>
-                <w:sz w:val="22"/>
-                <w:szCs w:val="22"/>
-              </w:rPr>
-              <w:t>3427</w:t>
-            </w:r>
-          </w:p>
-        </w:tc>
-      </w:tr>
-      <w:tr>
-        <w:tc>
-          <w:tcPr>
-            <w:tcW w:w="2091" w:type="dxa"/>
-          </w:tcPr>
-          <w:p>
-            <w:pPr>
-              <w:widowControl/>
-              <w:jc w:val="center"/>
-              <w:rPr>
-                <w:rFonts w:ascii="Times New Roman" w:eastAsia="標楷體" w:hAnsi="Times New Roman" w:cs="Times New Roman" w:hint="eastAsia"/>
-                <w:sz w:val="22"/>
-                <w:szCs w:val="22"/>
-              </w:rPr>
-            </w:pPr>
-            <w:r>
-              <w:rPr>
-                <w:rFonts w:ascii="Times New Roman" w:eastAsia="標楷體" w:hAnsi="Times New Roman" w:cs="Times New Roman" w:hint="eastAsia"/>
-                <w:sz w:val="22"/>
-                <w:szCs w:val="22"/>
-              </w:rPr>
-              <w:t>部分勝訴</w:t>
-            </w:r>
-            <w:r>
-              <w:rPr>
-                <w:rFonts w:ascii="Times New Roman" w:eastAsia="標楷體" w:hAnsi="Times New Roman" w:cs="Times New Roman" w:hint="eastAsia"/>
-                <w:sz w:val="22"/>
-                <w:szCs w:val="22"/>
-              </w:rPr>
-              <w:t>/</w:t>
-            </w:r>
-            <w:r>
-              <w:rPr>
-                <w:rFonts w:ascii="Times New Roman" w:eastAsia="標楷體" w:hAnsi="Times New Roman" w:cs="Times New Roman" w:hint="eastAsia"/>
-                <w:sz w:val="22"/>
-                <w:szCs w:val="22"/>
-              </w:rPr>
-              <w:t>敗訴</w:t>
-            </w:r>
-          </w:p>
-        </w:tc>
-        <w:tc>
-          <w:tcPr>
-            <w:tcW w:w="2091" w:type="dxa"/>
-          </w:tcPr>
-          <w:p>
-            <w:pPr>
-              <w:widowControl/>
-              <w:jc w:val="center"/>
-              <w:rPr>
-                <w:rFonts w:ascii="Times New Roman" w:eastAsia="標楷體" w:hAnsi="Times New Roman" w:cs="Times New Roman" w:hint="eastAsia"/>
-                <w:sz w:val="22"/>
-                <w:szCs w:val="22"/>
-              </w:rPr>
-            </w:pPr>
-            <w:r>
-              <w:rPr>
-                <w:rFonts w:ascii="Times New Roman" w:eastAsia="標楷體" w:hAnsi="Times New Roman" w:cs="Times New Roman" w:hint="eastAsia"/>
-                <w:sz w:val="22"/>
-                <w:szCs w:val="22"/>
-              </w:rPr>
-              <w:t>0</w:t>
-            </w:r>
-          </w:p>
-        </w:tc>
-        <w:tc>
-          <w:tcPr>
-            <w:tcW w:w="2091" w:type="dxa"/>
-          </w:tcPr>
-          <w:p>
-            <w:pPr>
-              <w:widowControl/>
-              <w:jc w:val="center"/>
-              <w:rPr>
-                <w:rFonts w:ascii="Times New Roman" w:eastAsia="標楷體" w:hAnsi="Times New Roman" w:cs="Times New Roman" w:hint="eastAsia"/>
-                <w:sz w:val="22"/>
-                <w:szCs w:val="22"/>
-              </w:rPr>
-            </w:pPr>
-            <w:r>
-              <w:rPr>
-                <w:rFonts w:ascii="Times New Roman" w:eastAsia="標楷體" w:hAnsi="Times New Roman" w:cs="Times New Roman" w:hint="eastAsia"/>
-                <w:sz w:val="22"/>
-                <w:szCs w:val="22"/>
-              </w:rPr>
-              <w:t>0</w:t>
-            </w:r>
-          </w:p>
-        </w:tc>
-        <w:tc>
-          <w:tcPr>
-            <w:tcW w:w="2091" w:type="dxa"/>
-          </w:tcPr>
-          <w:p>
-            <w:pPr>
-              <w:widowControl/>
-              <w:jc w:val="center"/>
-              <w:rPr>
-                <w:rFonts w:ascii="Times New Roman" w:eastAsia="標楷體" w:hAnsi="Times New Roman" w:cs="Times New Roman" w:hint="eastAsia"/>
-                <w:sz w:val="22"/>
-                <w:szCs w:val="22"/>
-              </w:rPr>
-            </w:pPr>
-            <w:r>
-              <w:rPr>
-                <w:rFonts w:ascii="Times New Roman" w:eastAsia="標楷體" w:hAnsi="Times New Roman" w:cs="Times New Roman" w:hint="eastAsia"/>
-                <w:sz w:val="22"/>
-                <w:szCs w:val="22"/>
-              </w:rPr>
-              <w:t>0</w:t>
-            </w:r>
-          </w:p>
-        </w:tc>
-        <w:tc>
-          <w:tcPr>
-            <w:tcW w:w="2092" w:type="dxa"/>
-          </w:tcPr>
-          <w:p>
-            <w:pPr>
-              <w:widowControl/>
-              <w:jc w:val="center"/>
-              <w:rPr>
-                <w:rFonts w:ascii="Times New Roman" w:eastAsia="標楷體" w:hAnsi="Times New Roman" w:cs="Times New Roman" w:hint="eastAsia"/>
-                <w:sz w:val="22"/>
-                <w:szCs w:val="22"/>
-              </w:rPr>
-            </w:pPr>
-            <w:r>
-              <w:rPr>
-                <w:rFonts w:ascii="Times New Roman" w:eastAsia="標楷體" w:hAnsi="Times New Roman" w:cs="Times New Roman" w:hint="eastAsia"/>
-                <w:sz w:val="22"/>
-                <w:szCs w:val="22"/>
-              </w:rPr>
-              <w:t>78</w:t>
-            </w:r>
-          </w:p>
-        </w:tc>
-      </w:tr>
-    </w:tbl>
-    <w:p>
-      <w:pPr>
-        <w:widowControl/>
-        <w:rPr>
-          <w:rFonts w:ascii="Times New Roman" w:eastAsia="標楷體" w:hAnsi="Times New Roman" w:cs="Times New Roman" w:hint="eastAsia"/>
-          <w:sz w:val="28"/>
-          <w:szCs w:val="28"/>
-        </w:rPr>
-      </w:pPr>
+          <w:rFonts w:ascii="Times New Roman" w:eastAsia="標楷體" w:hAnsi="Times New Roman" w:cs="Times New Roman" w:hint="eastAsia"/>
+          <w:sz w:val="28"/>
+          <w:szCs w:val="28"/>
+        </w:rPr>
+        <w:t>最後看</w:t>
+      </w:r>
+      <w:r>
+        <w:rPr>
+          <w:rFonts w:ascii="Times New Roman" w:eastAsia="標楷體" w:hAnsi="Times New Roman" w:cs="Times New Roman" w:hint="eastAsia"/>
+          <w:sz w:val="28"/>
+          <w:szCs w:val="28"/>
+        </w:rPr>
+        <w:t>loading</w:t>
+      </w:r>
     </w:p>
     <w:p>
       <w:pPr>
         <w:widowControl/>
         <w:rPr>
-          <w:rFonts w:ascii="Times New Roman" w:eastAsia="標楷體" w:hAnsi="Times New Roman" w:cs="Times New Roman"/>
-          <w:sz w:val="28"/>
-          <w:szCs w:val="28"/>
-        </w:rPr>
-      </w:pPr>
-      <w:r>
-        <w:rPr>
-          <w:rFonts w:ascii="Times New Roman" w:eastAsia="標楷體" w:hAnsi="Times New Roman" w:cs="Times New Roman"/>
-          <w:sz w:val="28"/>
-          <w:szCs w:val="28"/>
-        </w:rPr>
-        <w:br w:type="page"/>
-      </w:r>
-    </w:p>
-    <w:p>
-      <w:pPr>
-        <w:outlineLvl w:val="0"/>
-        <w:rPr>
-          <w:rFonts w:ascii="Times New Roman" w:eastAsia="標楷體" w:hAnsi="Times New Roman" w:cs="Times New Roman"/>
-          <w:sz w:val="28"/>
-          <w:szCs w:val="28"/>
-        </w:rPr>
-      </w:pPr>
-    </w:p>
-    <w:p>
-      <w:pPr>
-        <w:widowControl/>
-        <w:rPr>
-          <w:rFonts w:ascii="Times New Roman" w:eastAsia="標楷體" w:hAnsi="Times New Roman" w:cs="Times New Roman"/>
-          <w:sz w:val="28"/>
-          <w:szCs w:val="28"/>
-        </w:rPr>
-      </w:pPr>
-      <w:r>
-        <w:rPr>
-          <w:rFonts w:ascii="Times New Roman" w:eastAsia="標楷體" w:hAnsi="Times New Roman" w:cs="Times New Roman"/>
-          <w:sz w:val="28"/>
-          <w:szCs w:val="28"/>
-        </w:rPr>
-        <w:br w:type="page"/>
-      </w:r>
-    </w:p>
-    <w:p>
-      <w:pPr>
-        <w:widowControl/>
-        <w:rPr>
-          <w:rFonts w:ascii="Times New Roman" w:eastAsia="標楷體" w:hAnsi="Times New Roman" w:cs="Times New Roman"/>
-          <w:sz w:val="28"/>
-          <w:szCs w:val="28"/>
-        </w:rPr>
-      </w:pPr>
-      <w:r>
-        <w:rPr>
-          <w:rFonts w:ascii="Times New Roman" w:eastAsia="標楷體" w:hAnsi="Times New Roman" w:cs="Times New Roman"/>
-          <w:sz w:val="28"/>
-          <w:szCs w:val="28"/>
-        </w:rPr>
-        <w:lastRenderedPageBreak/>
+          <w:rFonts w:ascii="Times New Roman" w:eastAsia="標楷體" w:hAnsi="Times New Roman" w:cs="Times New Roman" w:hint="eastAsia"/>
+          <w:sz w:val="28"/>
+          <w:szCs w:val="28"/>
+        </w:rPr>
+      </w:pPr>
+      <w:r>
+        <w:rPr>
+          <w:rFonts w:ascii="Times New Roman" w:eastAsia="標楷體" w:hAnsi="Times New Roman" w:cs="Times New Roman"/>
+          <w:sz w:val="28"/>
+          <w:szCs w:val="28"/>
+        </w:rPr>
         <w:br w:type="page"/>
       </w:r>
     </w:p>
@@ -13365,7 +13635,25 @@
             <w:sz w:val="28"/>
             <w:szCs w:val="28"/>
           </w:rPr>
-          <w:t>https://www.airitilibrary.com/Article/Detail/1018161x-201912-201912300022-201912300022-533-546</w:t>
+          <w:t>https://w</w:t>
+        </w:r>
+        <w:r>
+          <w:rPr>
+            <w:rStyle w:val="af0"/>
+            <w:rFonts w:ascii="Times New Roman" w:eastAsia="標楷體" w:hAnsi="Times New Roman" w:cs="Times New Roman"/>
+            <w:sz w:val="28"/>
+            <w:szCs w:val="28"/>
+          </w:rPr>
+          <w:t>w</w:t>
+        </w:r>
+        <w:r>
+          <w:rPr>
+            <w:rStyle w:val="af0"/>
+            <w:rFonts w:ascii="Times New Roman" w:eastAsia="標楷體" w:hAnsi="Times New Roman" w:cs="Times New Roman"/>
+            <w:sz w:val="28"/>
+            <w:szCs w:val="28"/>
+          </w:rPr>
+          <w:t>w.airitilibrary.com/Article/Detail/1018161x-201912-201912300022-201912300022-533-546</w:t>
         </w:r>
       </w:hyperlink>
     </w:p>
@@ -13415,7 +13703,25 @@
             <w:sz w:val="28"/>
             <w:szCs w:val="28"/>
           </w:rPr>
-          <w:t>https://lawdata.com.tw/tw/doi/?doi=10.3966/181130952013121002001</w:t>
+          <w:t>https://lawdata.com.tw/tw/doi/?do</w:t>
+        </w:r>
+        <w:r>
+          <w:rPr>
+            <w:rStyle w:val="af0"/>
+            <w:rFonts w:ascii="Times New Roman" w:eastAsia="標楷體" w:hAnsi="Times New Roman" w:cs="Times New Roman"/>
+            <w:sz w:val="28"/>
+            <w:szCs w:val="28"/>
+          </w:rPr>
+          <w:t>i</w:t>
+        </w:r>
+        <w:r>
+          <w:rPr>
+            <w:rStyle w:val="af0"/>
+            <w:rFonts w:ascii="Times New Roman" w:eastAsia="標楷體" w:hAnsi="Times New Roman" w:cs="Times New Roman"/>
+            <w:sz w:val="28"/>
+            <w:szCs w:val="28"/>
+          </w:rPr>
+          <w:t>=10.3966/181130952013121002001</w:t>
         </w:r>
       </w:hyperlink>
     </w:p>
@@ -13473,7 +13779,25 @@
             <w:sz w:val="28"/>
             <w:szCs w:val="28"/>
           </w:rPr>
-          <w:t>https://lawdata.com.tw/File/DC/Journal/J441/A00700047_001.pdf</w:t>
+          <w:t>https://lawdata.com.tw/File/D</w:t>
+        </w:r>
+        <w:r>
+          <w:rPr>
+            <w:rStyle w:val="af0"/>
+            <w:rFonts w:ascii="Times New Roman" w:eastAsia="標楷體" w:hAnsi="Times New Roman" w:cs="Times New Roman"/>
+            <w:sz w:val="28"/>
+            <w:szCs w:val="28"/>
+          </w:rPr>
+          <w:t>C</w:t>
+        </w:r>
+        <w:r>
+          <w:rPr>
+            <w:rStyle w:val="af0"/>
+            <w:rFonts w:ascii="Times New Roman" w:eastAsia="標楷體" w:hAnsi="Times New Roman" w:cs="Times New Roman"/>
+            <w:sz w:val="28"/>
+            <w:szCs w:val="28"/>
+          </w:rPr>
+          <w:t>/Journal/J441/A00700047_001.pdf</w:t>
         </w:r>
       </w:hyperlink>
     </w:p>
@@ -13555,7 +13879,25 @@
             <w:sz w:val="28"/>
             <w:szCs w:val="28"/>
           </w:rPr>
-          <w:t>https://winklerpartners.com/zh/%E5%BE%9E%E6%95%B8%E6%93%9A%E4%B8%80%E6%8E%A2%E6%99%BA%E6%85%A7%E8%B2%A1%E7%94%A2%E6%B3%95%E9%99%A2%E9%81%8B%E4%BD%9C%E5%AF%A6%E6%B3%81-%E5%B0%88%E9%A1%8C%E4%B8%89-%E6%B0%91%E4%BA%8B/</w:t>
+          <w:t>https://winklerpartners.com/zh/%E5%BE%9E%E6%95%B8%E6%93%9A%E4%B8%80%E6%8E%A2%E6%</w:t>
+        </w:r>
+        <w:r>
+          <w:rPr>
+            <w:rStyle w:val="af0"/>
+            <w:rFonts w:ascii="Times New Roman" w:eastAsia="標楷體" w:hAnsi="Times New Roman" w:cs="Times New Roman"/>
+            <w:sz w:val="28"/>
+            <w:szCs w:val="28"/>
+          </w:rPr>
+          <w:t>9</w:t>
+        </w:r>
+        <w:r>
+          <w:rPr>
+            <w:rStyle w:val="af0"/>
+            <w:rFonts w:ascii="Times New Roman" w:eastAsia="標楷體" w:hAnsi="Times New Roman" w:cs="Times New Roman"/>
+            <w:sz w:val="28"/>
+            <w:szCs w:val="28"/>
+          </w:rPr>
+          <w:t>9%BA%E6%85%A7%E8%B2%A1%E7%94%A2%E6%B3%95%E9%99%A2%E9%81%8B%E4%BD%9C%E5%AF%A6%E6%B3%81-%E5%B0%88%E9%A1%8C%E4%B8%89-%E6%B0%91%E4%BA%8B/</w:t>
         </w:r>
       </w:hyperlink>
     </w:p>
@@ -13589,7 +13931,25 @@
             <w:sz w:val="28"/>
             <w:szCs w:val="28"/>
           </w:rPr>
-          <w:t>https://blog.csdn.net/superY_26/article/details/114844370</w:t>
+          <w:t>https://blo</w:t>
+        </w:r>
+        <w:r>
+          <w:rPr>
+            <w:rStyle w:val="af0"/>
+            <w:rFonts w:ascii="Times New Roman" w:eastAsia="標楷體" w:hAnsi="Times New Roman" w:cs="Times New Roman"/>
+            <w:sz w:val="28"/>
+            <w:szCs w:val="28"/>
+          </w:rPr>
+          <w:t>g</w:t>
+        </w:r>
+        <w:r>
+          <w:rPr>
+            <w:rStyle w:val="af0"/>
+            <w:rFonts w:ascii="Times New Roman" w:eastAsia="標楷體" w:hAnsi="Times New Roman" w:cs="Times New Roman"/>
+            <w:sz w:val="28"/>
+            <w:szCs w:val="28"/>
+          </w:rPr>
+          <w:t>.csdn.net/superY_26/article/details/114844370</w:t>
         </w:r>
       </w:hyperlink>
     </w:p>
@@ -13689,7 +14049,43 @@
             <w:sz w:val="28"/>
             <w:szCs w:val="28"/>
           </w:rPr>
-          <w:t>https://www.researchgate.net/publication/385352804_Natural_Language_Processing_for_the_Legal_Domain_A_Survey_of_Tasks_Datasets_Models_and_Challenges</w:t>
+          <w:t>https://w</w:t>
+        </w:r>
+        <w:r>
+          <w:rPr>
+            <w:rStyle w:val="af0"/>
+            <w:rFonts w:ascii="Times New Roman" w:eastAsia="標楷體" w:hAnsi="Times New Roman" w:cs="Times New Roman"/>
+            <w:sz w:val="28"/>
+            <w:szCs w:val="28"/>
+          </w:rPr>
+          <w:t>w</w:t>
+        </w:r>
+        <w:r>
+          <w:rPr>
+            <w:rStyle w:val="af0"/>
+            <w:rFonts w:ascii="Times New Roman" w:eastAsia="標楷體" w:hAnsi="Times New Roman" w:cs="Times New Roman"/>
+            <w:sz w:val="28"/>
+            <w:szCs w:val="28"/>
+          </w:rPr>
+          <w:t>w.researchgate</w:t>
+        </w:r>
+        <w:r>
+          <w:rPr>
+            <w:rStyle w:val="af0"/>
+            <w:rFonts w:ascii="Times New Roman" w:eastAsia="標楷體" w:hAnsi="Times New Roman" w:cs="Times New Roman"/>
+            <w:sz w:val="28"/>
+            <w:szCs w:val="28"/>
+          </w:rPr>
+          <w:t>.</w:t>
+        </w:r>
+        <w:r>
+          <w:rPr>
+            <w:rStyle w:val="af0"/>
+            <w:rFonts w:ascii="Times New Roman" w:eastAsia="標楷體" w:hAnsi="Times New Roman" w:cs="Times New Roman"/>
+            <w:sz w:val="28"/>
+            <w:szCs w:val="28"/>
+          </w:rPr>
+          <w:t>net/publication/385352804_Natural_Language_Processing_for_the_Legal_Domain_A_Survey_of_Tasks_Datasets_Models_and_Challenges</w:t>
         </w:r>
       </w:hyperlink>
     </w:p>
@@ -13731,7 +14127,25 @@
             <w:sz w:val="28"/>
             <w:szCs w:val="28"/>
           </w:rPr>
-          <w:t>https://www.aeaweb.org/articles?id=10.1257/app.20160390</w:t>
+          <w:t>https://ww</w:t>
+        </w:r>
+        <w:r>
+          <w:rPr>
+            <w:rStyle w:val="af0"/>
+            <w:rFonts w:ascii="Times New Roman" w:eastAsia="標楷體" w:hAnsi="Times New Roman" w:cs="Times New Roman"/>
+            <w:sz w:val="28"/>
+            <w:szCs w:val="28"/>
+          </w:rPr>
+          <w:t>w</w:t>
+        </w:r>
+        <w:r>
+          <w:rPr>
+            <w:rStyle w:val="af0"/>
+            <w:rFonts w:ascii="Times New Roman" w:eastAsia="標楷體" w:hAnsi="Times New Roman" w:cs="Times New Roman"/>
+            <w:sz w:val="28"/>
+            <w:szCs w:val="28"/>
+          </w:rPr>
+          <w:t>.aeaweb.org/articles?id=10.1257/app.20160390</w:t>
         </w:r>
       </w:hyperlink>
     </w:p>
@@ -13899,7 +14313,25 @@
             <w:sz w:val="28"/>
             <w:szCs w:val="28"/>
           </w:rPr>
-          <w:t>https://arxiv.org/abs/2211.00974</w:t>
+          <w:t>https://arx</w:t>
+        </w:r>
+        <w:r>
+          <w:rPr>
+            <w:rStyle w:val="af0"/>
+            <w:rFonts w:ascii="Times New Roman" w:eastAsia="標楷體" w:hAnsi="Times New Roman" w:cs="Times New Roman"/>
+            <w:sz w:val="28"/>
+            <w:szCs w:val="28"/>
+          </w:rPr>
+          <w:t>i</w:t>
+        </w:r>
+        <w:r>
+          <w:rPr>
+            <w:rStyle w:val="af0"/>
+            <w:rFonts w:ascii="Times New Roman" w:eastAsia="標楷體" w:hAnsi="Times New Roman" w:cs="Times New Roman"/>
+            <w:sz w:val="28"/>
+            <w:szCs w:val="28"/>
+          </w:rPr>
+          <w:t>v.org/abs/2211.00974</w:t>
         </w:r>
       </w:hyperlink>
     </w:p>
@@ -13942,7 +14374,25 @@
             <w:sz w:val="28"/>
             <w:szCs w:val="28"/>
           </w:rPr>
-          <w:t>https://arxiv.org/abs/2502.10990</w:t>
+          <w:t>https://arxiv.org/ab</w:t>
+        </w:r>
+        <w:r>
+          <w:rPr>
+            <w:rStyle w:val="af0"/>
+            <w:rFonts w:ascii="Times New Roman" w:eastAsia="標楷體" w:hAnsi="Times New Roman" w:cs="Times New Roman"/>
+            <w:sz w:val="28"/>
+            <w:szCs w:val="28"/>
+          </w:rPr>
+          <w:t>s</w:t>
+        </w:r>
+        <w:r>
+          <w:rPr>
+            <w:rStyle w:val="af0"/>
+            <w:rFonts w:ascii="Times New Roman" w:eastAsia="標楷體" w:hAnsi="Times New Roman" w:cs="Times New Roman"/>
+            <w:sz w:val="28"/>
+            <w:szCs w:val="28"/>
+          </w:rPr>
+          <w:t>/2502.10990</w:t>
         </w:r>
       </w:hyperlink>
     </w:p>
@@ -13984,7 +14434,25 @@
             <w:sz w:val="28"/>
             <w:szCs w:val="28"/>
           </w:rPr>
-          <w:t>https://www.mdpi.com/2076-3417/11/21/10361</w:t>
+          <w:t>https://www.mdpi.c</w:t>
+        </w:r>
+        <w:r>
+          <w:rPr>
+            <w:rStyle w:val="af0"/>
+            <w:rFonts w:ascii="Times New Roman" w:eastAsia="標楷體" w:hAnsi="Times New Roman" w:cs="Times New Roman"/>
+            <w:sz w:val="28"/>
+            <w:szCs w:val="28"/>
+          </w:rPr>
+          <w:t>o</w:t>
+        </w:r>
+        <w:r>
+          <w:rPr>
+            <w:rStyle w:val="af0"/>
+            <w:rFonts w:ascii="Times New Roman" w:eastAsia="標楷體" w:hAnsi="Times New Roman" w:cs="Times New Roman"/>
+            <w:sz w:val="28"/>
+            <w:szCs w:val="28"/>
+          </w:rPr>
+          <w:t>m/2076-3417/11/21/10361</w:t>
         </w:r>
       </w:hyperlink>
     </w:p>
@@ -14026,7 +14494,25 @@
             <w:sz w:val="28"/>
             <w:szCs w:val="28"/>
           </w:rPr>
-          <w:t>https://www.mdpi.com/2227-7390/10/5/683</w:t>
+          <w:t>https</w:t>
+        </w:r>
+        <w:r>
+          <w:rPr>
+            <w:rStyle w:val="af0"/>
+            <w:rFonts w:ascii="Times New Roman" w:eastAsia="標楷體" w:hAnsi="Times New Roman" w:cs="Times New Roman"/>
+            <w:sz w:val="28"/>
+            <w:szCs w:val="28"/>
+          </w:rPr>
+          <w:t>:</w:t>
+        </w:r>
+        <w:r>
+          <w:rPr>
+            <w:rStyle w:val="af0"/>
+            <w:rFonts w:ascii="Times New Roman" w:eastAsia="標楷體" w:hAnsi="Times New Roman" w:cs="Times New Roman"/>
+            <w:sz w:val="28"/>
+            <w:szCs w:val="28"/>
+          </w:rPr>
+          <w:t>//www.mdpi.com/2227-7390/10/5/683</w:t>
         </w:r>
       </w:hyperlink>
     </w:p>
@@ -16801,6 +17287,17 @@
         <w:insideV w:val="single" w:sz="4" w:space="0" w:color="auto"/>
       </w:tblBorders>
     </w:tblPr>
+  </w:style>
+  <w:style w:type="paragraph" w:styleId="Web">
+    <w:name w:val="Normal (Web)"/>
+    <w:basedOn w:val="a"/>
+    <w:uiPriority w:val="99"/>
+    <w:semiHidden/>
+    <w:unhideWhenUsed/>
+    <w:rsid w:val="009D4756"/>
+    <w:rPr>
+      <w:rFonts w:ascii="Times New Roman" w:hAnsi="Times New Roman" w:cs="Times New Roman"/>
+    </w:rPr>
   </w:style>
 </w:styles>
 </file>

--- a/textual data analysis/docs/論文.docx
+++ b/textual data analysis/docs/論文.docx
@@ -79,7 +79,7 @@
       <w:pPr>
         <w:widowControl/>
         <w:rPr>
-          <w:rFonts w:ascii="Times New Roman" w:eastAsia="標楷體" w:hAnsi="Times New Roman" w:cs="Times New Roman" w:hint="eastAsia"/>
+          <w:rFonts w:ascii="Times New Roman" w:eastAsia="標楷體" w:hAnsi="Times New Roman" w:cs="Times New Roman"/>
           <w:sz w:val="28"/>
           <w:szCs w:val="28"/>
           <w:vertAlign w:val="superscript"/>
@@ -183,7 +183,7 @@
     <w:p>
       <w:pPr>
         <w:rPr>
-          <w:rFonts w:ascii="Times New Roman" w:eastAsia="標楷體" w:hAnsi="Times New Roman" w:cs="Times New Roman" w:hint="eastAsia"/>
+          <w:rFonts w:ascii="Times New Roman" w:eastAsia="標楷體" w:hAnsi="Times New Roman" w:cs="Times New Roman"/>
           <w:sz w:val="28"/>
           <w:szCs w:val="28"/>
         </w:rPr>
@@ -297,7 +297,7 @@
       <w:pPr>
         <w:widowControl/>
         <w:rPr>
-          <w:rFonts w:ascii="Times New Roman" w:eastAsia="標楷體" w:hAnsi="Times New Roman" w:cs="Times New Roman" w:hint="eastAsia"/>
+          <w:rFonts w:ascii="Times New Roman" w:eastAsia="標楷體" w:hAnsi="Times New Roman" w:cs="Times New Roman"/>
           <w:sz w:val="28"/>
           <w:szCs w:val="28"/>
         </w:rPr>
@@ -412,7 +412,7 @@
       <w:pPr>
         <w:widowControl/>
         <w:rPr>
-          <w:rFonts w:ascii="Times New Roman" w:eastAsia="標楷體" w:hAnsi="Times New Roman" w:cs="Times New Roman" w:hint="eastAsia"/>
+          <w:rFonts w:ascii="Times New Roman" w:eastAsia="標楷體" w:hAnsi="Times New Roman" w:cs="Times New Roman"/>
           <w:sz w:val="28"/>
           <w:szCs w:val="28"/>
         </w:rPr>
@@ -2903,7 +2903,7 @@
       <w:pPr>
         <w:widowControl/>
         <w:rPr>
-          <w:rFonts w:ascii="Times New Roman" w:eastAsia="標楷體" w:hAnsi="Times New Roman" w:cs="Times New Roman"/>
+          <w:rFonts w:ascii="Times New Roman" w:eastAsia="標楷體" w:hAnsi="Times New Roman" w:cs="Times New Roman" w:hint="eastAsia"/>
           <w:sz w:val="28"/>
           <w:szCs w:val="28"/>
         </w:rPr>
@@ -2926,22 +2926,13 @@
           <w:szCs w:val="28"/>
         </w:rPr>
       </w:pPr>
-    </w:p>
-    <w:p>
-      <w:pPr>
-        <w:outlineLvl w:val="0"/>
-        <w:rPr>
-          <w:rFonts w:ascii="Times New Roman" w:eastAsia="標楷體" w:hAnsi="Times New Roman" w:cs="Times New Roman"/>
-          <w:sz w:val="28"/>
-          <w:szCs w:val="28"/>
-        </w:rPr>
-      </w:pPr>
-      <w:r>
-        <w:rPr>
-          <w:rFonts w:ascii="Times New Roman" w:eastAsia="標楷體" w:hAnsi="Times New Roman" w:cs="Times New Roman"/>
-          <w:sz w:val="28"/>
-          <w:szCs w:val="28"/>
-        </w:rPr>
+      <w:r>
+        <w:rPr>
+          <w:rFonts w:ascii="Times New Roman" w:eastAsia="標楷體" w:hAnsi="Times New Roman" w:cs="Times New Roman"/>
+          <w:sz w:val="28"/>
+          <w:szCs w:val="28"/>
+        </w:rPr>
+        <w:lastRenderedPageBreak/>
         <w:t>研究方法</w:t>
       </w:r>
     </w:p>
@@ -4136,7 +4127,6 @@
                 <w:sz w:val="28"/>
                 <w:szCs w:val="28"/>
               </w:rPr>
-              <w:lastRenderedPageBreak/>
               <w:t>JNO</w:t>
             </w:r>
           </w:p>
@@ -4190,6 +4180,7 @@
                 <w:sz w:val="28"/>
                 <w:szCs w:val="28"/>
               </w:rPr>
+              <w:lastRenderedPageBreak/>
               <w:t>JDATE</w:t>
             </w:r>
           </w:p>
@@ -4819,7 +4810,6 @@
           <w:sz w:val="28"/>
           <w:szCs w:val="28"/>
         </w:rPr>
-        <w:lastRenderedPageBreak/>
         <w:drawing>
           <wp:inline distT="0" distB="0" distL="0" distR="0" wp14:anchorId="741442EC" wp14:editId="48585C22">
             <wp:extent cx="5486400" cy="3200400"/>
@@ -6387,7 +6377,6 @@
                 <w:sz w:val="22"/>
                 <w:szCs w:val="22"/>
               </w:rPr>
-              <w:lastRenderedPageBreak/>
               <w:t xml:space="preserve">86 ~ 89 </w:t>
             </w:r>
             <w:r>
@@ -7104,6 +7093,7 @@
           <w:sz w:val="28"/>
           <w:szCs w:val="28"/>
         </w:rPr>
+        <w:lastRenderedPageBreak/>
         <w:drawing>
           <wp:inline distT="0" distB="0" distL="0" distR="0" wp14:anchorId="52B55CF4" wp14:editId="6F04B2AF">
             <wp:extent cx="5486400" cy="3200400"/>
@@ -8118,7 +8108,6 @@
           <w:sz w:val="28"/>
           <w:szCs w:val="28"/>
         </w:rPr>
-        <w:lastRenderedPageBreak/>
         <w:t>特徵工程</w:t>
       </w:r>
     </w:p>
@@ -8231,6 +8220,7 @@
           <w:sz w:val="28"/>
           <w:szCs w:val="28"/>
         </w:rPr>
+        <w:lastRenderedPageBreak/>
         <w:t>本研究主要採用詞袋模型建構「文件</w:t>
       </w:r>
       <w:r>
@@ -8603,16 +8593,7 @@
           <w:sz w:val="28"/>
           <w:szCs w:val="28"/>
         </w:rPr>
-        <w:t>，將高維度的詞彙特徵投射至低維的情</w:t>
-      </w:r>
-      <w:r>
-        <w:rPr>
-          <w:rFonts w:ascii="Times New Roman" w:eastAsia="標楷體" w:hAnsi="Times New Roman" w:cs="Times New Roman" w:hint="eastAsia"/>
-          <w:sz w:val="28"/>
-          <w:szCs w:val="28"/>
-        </w:rPr>
-        <w:lastRenderedPageBreak/>
-        <w:t>感空間。這種「逆向路徑」的優勢在於，它能精確捕捉文本中與目標變量</w:t>
+        <w:t>，將高維度的詞彙特徵投射至低維的情感空間。這種「逆向路徑」的優勢在於，它能精確捕捉文本中與目標變量</w:t>
       </w:r>
       <m:oMath>
         <m:r>
@@ -8714,7 +8695,16 @@
           <w:sz w:val="28"/>
           <w:szCs w:val="28"/>
         </w:rPr>
-        <w:t>）集合。根據</w:t>
+        <w:t>）集</w:t>
+      </w:r>
+      <w:r>
+        <w:rPr>
+          <w:rFonts w:ascii="Times New Roman" w:eastAsia="標楷體" w:hAnsi="Times New Roman" w:cs="Times New Roman" w:hint="eastAsia"/>
+          <w:sz w:val="28"/>
+          <w:szCs w:val="28"/>
+        </w:rPr>
+        <w:lastRenderedPageBreak/>
+        <w:t>合。根據</w:t>
       </w:r>
       <w:r>
         <w:rPr>
@@ -10139,16 +10129,7 @@
           <w:sz w:val="28"/>
           <w:szCs w:val="28"/>
         </w:rPr>
-        <w:t>），並結合未知的伽瑪超先驗</w:t>
-      </w:r>
-      <w:r>
-        <w:rPr>
-          <w:rFonts w:ascii="Times New Roman" w:eastAsia="標楷體" w:hAnsi="Times New Roman" w:cs="Times New Roman" w:hint="eastAsia"/>
-          <w:sz w:val="28"/>
-          <w:szCs w:val="28"/>
-        </w:rPr>
-        <w:lastRenderedPageBreak/>
-        <w:t>（</w:t>
+        <w:t>），並結合未知的伽瑪超先驗（</w:t>
       </w:r>
       <w:r>
         <w:rPr>
@@ -10221,6 +10202,7 @@
           <w:sz w:val="28"/>
           <w:szCs w:val="28"/>
         </w:rPr>
+        <w:lastRenderedPageBreak/>
         <w:t>大係數無偏性（</w:t>
       </w:r>
       <w:r>
@@ -11184,7 +11166,16 @@
           <w:sz w:val="28"/>
           <w:szCs w:val="28"/>
         </w:rPr>
-        <w:t>），它過濾掉與預測無關的「袋裝詞彙」（</w:t>
+        <w:t>），它過濾掉與預測無關的「袋</w:t>
+      </w:r>
+      <w:r>
+        <w:rPr>
+          <w:rFonts w:ascii="Times New Roman" w:eastAsia="標楷體" w:hAnsi="Times New Roman" w:cs="Times New Roman" w:hint="eastAsia"/>
+          <w:sz w:val="28"/>
+          <w:szCs w:val="28"/>
+        </w:rPr>
+        <w:lastRenderedPageBreak/>
+        <w:t>裝詞彙」（</w:t>
       </w:r>
       <w:r>
         <w:rPr>
@@ -13564,7 +13555,7 @@
       <w:pPr>
         <w:widowControl/>
         <w:rPr>
-          <w:rFonts w:ascii="Times New Roman" w:eastAsia="標楷體" w:hAnsi="Times New Roman" w:cs="Times New Roman" w:hint="eastAsia"/>
+          <w:rFonts w:ascii="Times New Roman" w:eastAsia="標楷體" w:hAnsi="Times New Roman" w:cs="Times New Roman"/>
           <w:sz w:val="28"/>
           <w:szCs w:val="28"/>
         </w:rPr>
@@ -13635,25 +13626,7 @@
             <w:sz w:val="28"/>
             <w:szCs w:val="28"/>
           </w:rPr>
-          <w:t>https://w</w:t>
-        </w:r>
-        <w:r>
-          <w:rPr>
-            <w:rStyle w:val="af0"/>
-            <w:rFonts w:ascii="Times New Roman" w:eastAsia="標楷體" w:hAnsi="Times New Roman" w:cs="Times New Roman"/>
-            <w:sz w:val="28"/>
-            <w:szCs w:val="28"/>
-          </w:rPr>
-          <w:t>w</w:t>
-        </w:r>
-        <w:r>
-          <w:rPr>
-            <w:rStyle w:val="af0"/>
-            <w:rFonts w:ascii="Times New Roman" w:eastAsia="標楷體" w:hAnsi="Times New Roman" w:cs="Times New Roman"/>
-            <w:sz w:val="28"/>
-            <w:szCs w:val="28"/>
-          </w:rPr>
-          <w:t>w.airitilibrary.com/Article/Detail/1018161x-201912-201912300022-201912300022-533-546</w:t>
+          <w:t>https://www.airitilibrary.com/Article/Detail/1018161x-201912-201912300022-201912300022-533-546</w:t>
         </w:r>
       </w:hyperlink>
     </w:p>
@@ -13703,25 +13676,7 @@
             <w:sz w:val="28"/>
             <w:szCs w:val="28"/>
           </w:rPr>
-          <w:t>https://lawdata.com.tw/tw/doi/?do</w:t>
-        </w:r>
-        <w:r>
-          <w:rPr>
-            <w:rStyle w:val="af0"/>
-            <w:rFonts w:ascii="Times New Roman" w:eastAsia="標楷體" w:hAnsi="Times New Roman" w:cs="Times New Roman"/>
-            <w:sz w:val="28"/>
-            <w:szCs w:val="28"/>
-          </w:rPr>
-          <w:t>i</w:t>
-        </w:r>
-        <w:r>
-          <w:rPr>
-            <w:rStyle w:val="af0"/>
-            <w:rFonts w:ascii="Times New Roman" w:eastAsia="標楷體" w:hAnsi="Times New Roman" w:cs="Times New Roman"/>
-            <w:sz w:val="28"/>
-            <w:szCs w:val="28"/>
-          </w:rPr>
-          <w:t>=10.3966/181130952013121002001</w:t>
+          <w:t>https://lawdata.com.tw/tw/doi/?doi=10.3966/181130952013121002001</w:t>
         </w:r>
       </w:hyperlink>
     </w:p>
@@ -13779,25 +13734,7 @@
             <w:sz w:val="28"/>
             <w:szCs w:val="28"/>
           </w:rPr>
-          <w:t>https://lawdata.com.tw/File/D</w:t>
-        </w:r>
-        <w:r>
-          <w:rPr>
-            <w:rStyle w:val="af0"/>
-            <w:rFonts w:ascii="Times New Roman" w:eastAsia="標楷體" w:hAnsi="Times New Roman" w:cs="Times New Roman"/>
-            <w:sz w:val="28"/>
-            <w:szCs w:val="28"/>
-          </w:rPr>
-          <w:t>C</w:t>
-        </w:r>
-        <w:r>
-          <w:rPr>
-            <w:rStyle w:val="af0"/>
-            <w:rFonts w:ascii="Times New Roman" w:eastAsia="標楷體" w:hAnsi="Times New Roman" w:cs="Times New Roman"/>
-            <w:sz w:val="28"/>
-            <w:szCs w:val="28"/>
-          </w:rPr>
-          <w:t>/Journal/J441/A00700047_001.pdf</w:t>
+          <w:t>https://lawdata.com.tw/File/DC/Journal/J441/A00700047_001.pdf</w:t>
         </w:r>
       </w:hyperlink>
     </w:p>
@@ -13879,25 +13816,7 @@
             <w:sz w:val="28"/>
             <w:szCs w:val="28"/>
           </w:rPr>
-          <w:t>https://winklerpartners.com/zh/%E5%BE%9E%E6%95%B8%E6%93%9A%E4%B8%80%E6%8E%A2%E6%</w:t>
-        </w:r>
-        <w:r>
-          <w:rPr>
-            <w:rStyle w:val="af0"/>
-            <w:rFonts w:ascii="Times New Roman" w:eastAsia="標楷體" w:hAnsi="Times New Roman" w:cs="Times New Roman"/>
-            <w:sz w:val="28"/>
-            <w:szCs w:val="28"/>
-          </w:rPr>
-          <w:t>9</w:t>
-        </w:r>
-        <w:r>
-          <w:rPr>
-            <w:rStyle w:val="af0"/>
-            <w:rFonts w:ascii="Times New Roman" w:eastAsia="標楷體" w:hAnsi="Times New Roman" w:cs="Times New Roman"/>
-            <w:sz w:val="28"/>
-            <w:szCs w:val="28"/>
-          </w:rPr>
-          <w:t>9%BA%E6%85%A7%E8%B2%A1%E7%94%A2%E6%B3%95%E9%99%A2%E9%81%8B%E4%BD%9C%E5%AF%A6%E6%B3%81-%E5%B0%88%E9%A1%8C%E4%B8%89-%E6%B0%91%E4%BA%8B/</w:t>
+          <w:t>https://winklerpartners.com/zh/%E5%BE%9E%E6%95%B8%E6%93%9A%E4%B8%80%E6%8E%A2%E6%99%BA%E6%85%A7%E8%B2%A1%E7%94%A2%E6%B3%95%E9%99%A2%E9%81%8B%E4%BD%9C%E5%AF%A6%E6%B3%81-%E5%B0%88%E9%A1%8C%E4%B8%89-%E6%B0%91%E4%BA%8B/</w:t>
         </w:r>
       </w:hyperlink>
     </w:p>
@@ -13931,25 +13850,7 @@
             <w:sz w:val="28"/>
             <w:szCs w:val="28"/>
           </w:rPr>
-          <w:t>https://blo</w:t>
-        </w:r>
-        <w:r>
-          <w:rPr>
-            <w:rStyle w:val="af0"/>
-            <w:rFonts w:ascii="Times New Roman" w:eastAsia="標楷體" w:hAnsi="Times New Roman" w:cs="Times New Roman"/>
-            <w:sz w:val="28"/>
-            <w:szCs w:val="28"/>
-          </w:rPr>
-          <w:t>g</w:t>
-        </w:r>
-        <w:r>
-          <w:rPr>
-            <w:rStyle w:val="af0"/>
-            <w:rFonts w:ascii="Times New Roman" w:eastAsia="標楷體" w:hAnsi="Times New Roman" w:cs="Times New Roman"/>
-            <w:sz w:val="28"/>
-            <w:szCs w:val="28"/>
-          </w:rPr>
-          <w:t>.csdn.net/superY_26/article/details/114844370</w:t>
+          <w:t>https://blog.csdn.net/superY_26/article/details/114844370</w:t>
         </w:r>
       </w:hyperlink>
     </w:p>
@@ -14049,43 +13950,7 @@
             <w:sz w:val="28"/>
             <w:szCs w:val="28"/>
           </w:rPr>
-          <w:t>https://w</w:t>
-        </w:r>
-        <w:r>
-          <w:rPr>
-            <w:rStyle w:val="af0"/>
-            <w:rFonts w:ascii="Times New Roman" w:eastAsia="標楷體" w:hAnsi="Times New Roman" w:cs="Times New Roman"/>
-            <w:sz w:val="28"/>
-            <w:szCs w:val="28"/>
-          </w:rPr>
-          <w:t>w</w:t>
-        </w:r>
-        <w:r>
-          <w:rPr>
-            <w:rStyle w:val="af0"/>
-            <w:rFonts w:ascii="Times New Roman" w:eastAsia="標楷體" w:hAnsi="Times New Roman" w:cs="Times New Roman"/>
-            <w:sz w:val="28"/>
-            <w:szCs w:val="28"/>
-          </w:rPr>
-          <w:t>w.researchgate</w:t>
-        </w:r>
-        <w:r>
-          <w:rPr>
-            <w:rStyle w:val="af0"/>
-            <w:rFonts w:ascii="Times New Roman" w:eastAsia="標楷體" w:hAnsi="Times New Roman" w:cs="Times New Roman"/>
-            <w:sz w:val="28"/>
-            <w:szCs w:val="28"/>
-          </w:rPr>
-          <w:t>.</w:t>
-        </w:r>
-        <w:r>
-          <w:rPr>
-            <w:rStyle w:val="af0"/>
-            <w:rFonts w:ascii="Times New Roman" w:eastAsia="標楷體" w:hAnsi="Times New Roman" w:cs="Times New Roman"/>
-            <w:sz w:val="28"/>
-            <w:szCs w:val="28"/>
-          </w:rPr>
-          <w:t>net/publication/385352804_Natural_Language_Processing_for_the_Legal_Domain_A_Survey_of_Tasks_Datasets_Models_and_Challenges</w:t>
+          <w:t>https://www.researchgate.net/publication/385352804_Natural_Language_Processing_for_the_Legal_Domain_A_Survey_of_Tasks_Datasets_Models_and_Challenges</w:t>
         </w:r>
       </w:hyperlink>
     </w:p>
@@ -14127,25 +13992,7 @@
             <w:sz w:val="28"/>
             <w:szCs w:val="28"/>
           </w:rPr>
-          <w:t>https://ww</w:t>
-        </w:r>
-        <w:r>
-          <w:rPr>
-            <w:rStyle w:val="af0"/>
-            <w:rFonts w:ascii="Times New Roman" w:eastAsia="標楷體" w:hAnsi="Times New Roman" w:cs="Times New Roman"/>
-            <w:sz w:val="28"/>
-            <w:szCs w:val="28"/>
-          </w:rPr>
-          <w:t>w</w:t>
-        </w:r>
-        <w:r>
-          <w:rPr>
-            <w:rStyle w:val="af0"/>
-            <w:rFonts w:ascii="Times New Roman" w:eastAsia="標楷體" w:hAnsi="Times New Roman" w:cs="Times New Roman"/>
-            <w:sz w:val="28"/>
-            <w:szCs w:val="28"/>
-          </w:rPr>
-          <w:t>.aeaweb.org/articles?id=10.1257/app.20160390</w:t>
+          <w:t>https://www.aeaweb.org/articles?id=10.1257/app.20160390</w:t>
         </w:r>
       </w:hyperlink>
     </w:p>
@@ -14313,25 +14160,7 @@
             <w:sz w:val="28"/>
             <w:szCs w:val="28"/>
           </w:rPr>
-          <w:t>https://arx</w:t>
-        </w:r>
-        <w:r>
-          <w:rPr>
-            <w:rStyle w:val="af0"/>
-            <w:rFonts w:ascii="Times New Roman" w:eastAsia="標楷體" w:hAnsi="Times New Roman" w:cs="Times New Roman"/>
-            <w:sz w:val="28"/>
-            <w:szCs w:val="28"/>
-          </w:rPr>
-          <w:t>i</w:t>
-        </w:r>
-        <w:r>
-          <w:rPr>
-            <w:rStyle w:val="af0"/>
-            <w:rFonts w:ascii="Times New Roman" w:eastAsia="標楷體" w:hAnsi="Times New Roman" w:cs="Times New Roman"/>
-            <w:sz w:val="28"/>
-            <w:szCs w:val="28"/>
-          </w:rPr>
-          <w:t>v.org/abs/2211.00974</w:t>
+          <w:t>https://arxiv.org/abs/2211.00974</w:t>
         </w:r>
       </w:hyperlink>
     </w:p>
@@ -14374,25 +14203,7 @@
             <w:sz w:val="28"/>
             <w:szCs w:val="28"/>
           </w:rPr>
-          <w:t>https://arxiv.org/ab</w:t>
-        </w:r>
-        <w:r>
-          <w:rPr>
-            <w:rStyle w:val="af0"/>
-            <w:rFonts w:ascii="Times New Roman" w:eastAsia="標楷體" w:hAnsi="Times New Roman" w:cs="Times New Roman"/>
-            <w:sz w:val="28"/>
-            <w:szCs w:val="28"/>
-          </w:rPr>
-          <w:t>s</w:t>
-        </w:r>
-        <w:r>
-          <w:rPr>
-            <w:rStyle w:val="af0"/>
-            <w:rFonts w:ascii="Times New Roman" w:eastAsia="標楷體" w:hAnsi="Times New Roman" w:cs="Times New Roman"/>
-            <w:sz w:val="28"/>
-            <w:szCs w:val="28"/>
-          </w:rPr>
-          <w:t>/2502.10990</w:t>
+          <w:t>https://arxiv.org/abs/2502.10990</w:t>
         </w:r>
       </w:hyperlink>
     </w:p>
@@ -14434,25 +14245,7 @@
             <w:sz w:val="28"/>
             <w:szCs w:val="28"/>
           </w:rPr>
-          <w:t>https://www.mdpi.c</w:t>
-        </w:r>
-        <w:r>
-          <w:rPr>
-            <w:rStyle w:val="af0"/>
-            <w:rFonts w:ascii="Times New Roman" w:eastAsia="標楷體" w:hAnsi="Times New Roman" w:cs="Times New Roman"/>
-            <w:sz w:val="28"/>
-            <w:szCs w:val="28"/>
-          </w:rPr>
-          <w:t>o</w:t>
-        </w:r>
-        <w:r>
-          <w:rPr>
-            <w:rStyle w:val="af0"/>
-            <w:rFonts w:ascii="Times New Roman" w:eastAsia="標楷體" w:hAnsi="Times New Roman" w:cs="Times New Roman"/>
-            <w:sz w:val="28"/>
-            <w:szCs w:val="28"/>
-          </w:rPr>
-          <w:t>m/2076-3417/11/21/10361</w:t>
+          <w:t>https://www.mdpi.com/2076-3417/11/21/10361</w:t>
         </w:r>
       </w:hyperlink>
     </w:p>
@@ -14494,25 +14287,7 @@
             <w:sz w:val="28"/>
             <w:szCs w:val="28"/>
           </w:rPr>
-          <w:t>https</w:t>
-        </w:r>
-        <w:r>
-          <w:rPr>
-            <w:rStyle w:val="af0"/>
-            <w:rFonts w:ascii="Times New Roman" w:eastAsia="標楷體" w:hAnsi="Times New Roman" w:cs="Times New Roman"/>
-            <w:sz w:val="28"/>
-            <w:szCs w:val="28"/>
-          </w:rPr>
-          <w:t>:</w:t>
-        </w:r>
-        <w:r>
-          <w:rPr>
-            <w:rStyle w:val="af0"/>
-            <w:rFonts w:ascii="Times New Roman" w:eastAsia="標楷體" w:hAnsi="Times New Roman" w:cs="Times New Roman"/>
-            <w:sz w:val="28"/>
-            <w:szCs w:val="28"/>
-          </w:rPr>
-          <w:t>//www.mdpi.com/2227-7390/10/5/683</w:t>
+          <w:t>https://www.mdpi.com/2227-7390/10/5/683</w:t>
         </w:r>
       </w:hyperlink>
     </w:p>
@@ -16727,6 +16502,7 @@
   <w:style w:type="character" w:default="1" w:styleId="a0">
     <w:name w:val="Default Paragraph Font"/>
     <w:uiPriority w:val="1"/>
+    <w:semiHidden/>
     <w:unhideWhenUsed/>
   </w:style>
   <w:style w:type="table" w:default="1" w:styleId="a1">

--- a/textual data analysis/docs/論文.docx
+++ b/textual data analysis/docs/論文.docx
@@ -14988,6 +14988,60 @@
     </w:tbl>
     <w:p>
       <w:pPr>
+        <w:spacing w:before="160" w:after="40"/>
+        <w:jc w:val="center"/>
+      </w:pPr>
+      <w:r>
+        <w:drawing>
+          <wp:inline xmlns:a="http://schemas.openxmlformats.org/drawingml/2006/main" xmlns:pic="http://schemas.openxmlformats.org/drawingml/2006/picture">
+            <wp:extent cx="5715000" cy="3429000"/>
+            <wp:docPr id="2088765228" name="Picture 2088765228"/>
+            <wp:cNvGraphicFramePr>
+              <a:graphicFrameLocks noChangeAspect="1"/>
+            </wp:cNvGraphicFramePr>
+            <a:graphic>
+              <a:graphicData uri="http://schemas.openxmlformats.org/drawingml/2006/picture">
+                <pic:pic>
+                  <pic:nvPicPr>
+                    <pic:cNvPr id="0" name="fig4_3_direct_svm_k_c_validation_heatmap_no_leakage.png"/>
+                    <pic:cNvPicPr/>
+                  </pic:nvPicPr>
+                  <pic:blipFill>
+                    <a:blip r:embed="rId37"/>
+                    <a:stretch>
+                      <a:fillRect/>
+                    </a:stretch>
+                  </pic:blipFill>
+                  <pic:spPr>
+                    <a:xfrm>
+                      <a:off x="0" y="0"/>
+                      <a:ext cx="5715000" cy="3429000"/>
+                    </a:xfrm>
+                    <a:prstGeom prst="rect"/>
+                  </pic:spPr>
+                </pic:pic>
+              </a:graphicData>
+            </a:graphic>
+          </wp:inline>
+        </w:drawing>
+      </w:r>
+    </w:p>
+    <w:p>
+      <w:pPr>
+        <w:spacing w:before="40" w:after="160"/>
+        <w:jc w:val="center"/>
+      </w:pPr>
+      <w:r>
+        <w:rPr>
+          <w:rFonts w:ascii="Times New Roman" w:hAnsi="Times New Roman" w:eastAsia="標楷體"/>
+          <w:b/>
+          <w:sz w:val="20"/>
+        </w:rPr>
+        <w:t>圖 4-3 Direct SVM 之 K × C 驗證集 Macro F1 熱力圖</w:t>
+      </w:r>
+    </w:p>
+    <w:p>
+      <w:pPr>
         <w:spacing w:after="120" w:line="276" w:lineRule="auto"/>
         <w:ind w:firstLine="480"/>
         <w:jc w:val="left"/>
@@ -15010,10 +15064,9 @@
       <w:r>
         <w:rPr>
           <w:rFonts w:ascii="Times New Roman" w:hAnsi="Times New Roman" w:eastAsia="標楷體"/>
-          <w:b w:val="0"/>
           <w:sz w:val="24"/>
         </w:rPr>
-        <w:t>不過，此表僅能說明各資料集最佳模型之參數選擇結果，不能直接推論所有資料集皆具有相同最佳 K 與 C。若要進一步檢驗參數結果是否穩定，仍需搭配 K × C validation heatmap、重複切分或交叉驗證進行確認。</w:t>
+        <w:t>不過，此表僅能說明各資料集最佳模型之參數選擇結果，不能直接推論所有資料集皆具有相同最佳 K 與 C。圖 4-3 進一步呈現各資料集在不同 K 與 C 組合下之 validation Macro F1，紅框標示各資料集之最佳組合；若要更完整檢驗參數結果是否穩定，仍需搭配重複切分或交叉驗證進行確認。</w:t>
       </w:r>
     </w:p>
     <w:p>

--- a/textual data analysis/docs/論文.docx
+++ b/textual data analysis/docs/論文.docx
@@ -869,7 +869,7 @@
       <w:pPr>
         <w:outlineLvl w:val="0"/>
         <w:rPr>
-          <w:rFonts w:ascii="Times New Roman" w:eastAsia="標楷體" w:hAnsi="Times New Roman" w:cs="Times New Roman" w:hint="eastAsia"/>
+          <w:rFonts w:ascii="Times New Roman" w:eastAsia="標楷體" w:hAnsi="Times New Roman" w:cs="Times New Roman"/>
           <w:sz w:val="28"/>
           <w:szCs w:val="28"/>
         </w:rPr>
@@ -17855,6 +17855,9 @@
         <w:jc w:val="center"/>
       </w:pPr>
       <w:r>
+        <w:rPr>
+          <w:noProof/>
+        </w:rPr>
         <w:drawing>
           <wp:inline distT="0" distB="0" distL="0" distR="0" wp14:anchorId="6BA9F1AF" wp14:editId="7EF3CA25">
             <wp:extent cx="6645910" cy="4011930"/>
@@ -24527,7 +24530,7 @@
         </w:numPr>
         <w:outlineLvl w:val="0"/>
         <w:rPr>
-          <w:rFonts w:ascii="Times New Roman" w:eastAsia="標楷體" w:hAnsi="Times New Roman" w:cs="Times New Roman" w:hint="eastAsia"/>
+          <w:rFonts w:ascii="Times New Roman" w:eastAsia="標楷體" w:hAnsi="Times New Roman" w:cs="Times New Roman"/>
           <w:sz w:val="28"/>
           <w:szCs w:val="28"/>
         </w:rPr>
@@ -24580,6 +24583,11 @@
     </w:p>
     <w:p>
       <w:pPr>
+        <w:pStyle w:val="a9"/>
+        <w:numPr>
+          <w:ilvl w:val="0"/>
+          <w:numId w:val="10"/>
+        </w:numPr>
         <w:outlineLvl w:val="0"/>
         <w:rPr>
           <w:rFonts w:ascii="Times New Roman" w:eastAsia="標楷體" w:hAnsi="Times New Roman" w:cs="Times New Roman"/>
@@ -24587,7 +24595,79 @@
           <w:szCs w:val="28"/>
         </w:rPr>
       </w:pPr>
-      <w:hyperlink r:id="rId35" w:history="1">
+      <w:r>
+        <w:rPr>
+          <w:rFonts w:ascii="Times New Roman" w:eastAsia="標楷體" w:hAnsi="Times New Roman" w:cs="Times New Roman"/>
+          <w:sz w:val="28"/>
+          <w:szCs w:val="28"/>
+        </w:rPr>
+        <w:t>陳秉訓（</w:t>
+      </w:r>
+      <w:r>
+        <w:rPr>
+          <w:rFonts w:ascii="Times New Roman" w:eastAsia="標楷體" w:hAnsi="Times New Roman" w:cs="Times New Roman"/>
+          <w:sz w:val="28"/>
+          <w:szCs w:val="28"/>
+        </w:rPr>
+        <w:t>2020</w:t>
+      </w:r>
+      <w:r>
+        <w:rPr>
+          <w:rFonts w:ascii="Times New Roman" w:eastAsia="標楷體" w:hAnsi="Times New Roman" w:cs="Times New Roman"/>
+          <w:sz w:val="28"/>
+          <w:szCs w:val="28"/>
+        </w:rPr>
+        <w:t>，</w:t>
+      </w:r>
+      <w:r>
+        <w:rPr>
+          <w:rFonts w:ascii="Times New Roman" w:eastAsia="標楷體" w:hAnsi="Times New Roman" w:cs="Times New Roman"/>
+          <w:sz w:val="28"/>
+          <w:szCs w:val="28"/>
+        </w:rPr>
+        <w:t>12</w:t>
+      </w:r>
+      <w:r>
+        <w:rPr>
+          <w:rFonts w:ascii="Times New Roman" w:eastAsia="標楷體" w:hAnsi="Times New Roman" w:cs="Times New Roman"/>
+          <w:sz w:val="28"/>
+          <w:szCs w:val="28"/>
+        </w:rPr>
+        <w:t>月</w:t>
+      </w:r>
+      <w:r>
+        <w:rPr>
+          <w:rFonts w:ascii="Times New Roman" w:eastAsia="標楷體" w:hAnsi="Times New Roman" w:cs="Times New Roman"/>
+          <w:sz w:val="28"/>
+          <w:szCs w:val="28"/>
+        </w:rPr>
+        <w:t>23</w:t>
+      </w:r>
+      <w:r>
+        <w:rPr>
+          <w:rFonts w:ascii="Times New Roman" w:eastAsia="標楷體" w:hAnsi="Times New Roman" w:cs="Times New Roman"/>
+          <w:sz w:val="28"/>
+          <w:szCs w:val="28"/>
+        </w:rPr>
+        <w:t>日）。</w:t>
+      </w:r>
+      <w:r>
+        <w:rPr>
+          <w:rFonts w:ascii="Times New Roman" w:eastAsia="標楷體" w:hAnsi="Times New Roman" w:cs="Times New Roman"/>
+          <w:sz w:val="28"/>
+          <w:szCs w:val="28"/>
+        </w:rPr>
+        <w:t>2020</w:t>
+      </w:r>
+      <w:r>
+        <w:rPr>
+          <w:rFonts w:ascii="Times New Roman" w:eastAsia="標楷體" w:hAnsi="Times New Roman" w:cs="Times New Roman"/>
+          <w:sz w:val="28"/>
+          <w:szCs w:val="28"/>
+        </w:rPr>
+        <w:t>年台灣智財界十大事件回顧。北美智權報。</w:t>
+      </w:r>
+      <w:hyperlink r:id="rId35" w:tgtFrame="_new" w:history="1">
         <w:r>
           <w:rPr>
             <w:rStyle w:val="af0"/>
@@ -24598,24 +24678,6 @@
           <w:t>https://naipnews.naipo.com/22251/</w:t>
         </w:r>
       </w:hyperlink>
-    </w:p>
-    <w:p>
-      <w:pPr>
-        <w:outlineLvl w:val="0"/>
-        <w:rPr>
-          <w:rFonts w:ascii="Times New Roman" w:eastAsia="標楷體" w:hAnsi="Times New Roman" w:cs="Times New Roman"/>
-          <w:sz w:val="28"/>
-          <w:szCs w:val="28"/>
-        </w:rPr>
-      </w:pPr>
-      <w:r>
-        <w:rPr>
-          <w:rFonts w:ascii="Times New Roman" w:eastAsia="標楷體" w:hAnsi="Times New Roman" w:cs="Times New Roman"/>
-          <w:sz w:val="28"/>
-          <w:szCs w:val="28"/>
-        </w:rPr>
-        <w:t>https://ai.iias.sinica.edu.tw/from-human-to-ai-trademark-infringement-minutes/</w:t>
-      </w:r>
     </w:p>
     <w:sectPr>
       <w:pgSz w:w="11906" w:h="16838"/>

--- a/textual data analysis/docs/論文.docx
+++ b/textual data analysis/docs/論文.docx
@@ -3268,9 +3268,9 @@
     </w:p>
     <w:p>
       <w:pPr>
+        <w:jc w:val="left"/>
         <w:outlineLvl w:val="0"/>
         <w:rPr>
-          <w:rFonts w:cs="Times New Roman"/>
           <w:szCs w:val="28"/>
         </w:rPr>
       </w:pPr>
@@ -3362,10 +3362,10 @@
       </w:r>
       <w:r>
         <w:rPr>
-          <w:rFonts w:cs="Times New Roman"/>
-          <w:szCs w:val="28"/>
-        </w:rPr>
-        <w:t>特徵選擇</w:t>
+          <w:rFonts w:cs="Times New Roman" w:hint="eastAsia"/>
+          <w:szCs w:val="28"/>
+        </w:rPr>
+        <w:t>降維</w:t>
       </w:r>
       <w:r>
         <w:rPr>
@@ -3422,6 +3422,61 @@
           <w:szCs w:val="28"/>
         </w:rPr>
         <w:t>測試集模型評估。</w:t>
+      </w:r>
+      <w:r>
+        <w:rPr>
+          <w:noProof/>
+          <w:szCs w:val="28"/>
+        </w:rPr>
+        <w:lastRenderedPageBreak/>
+        <w:drawing>
+          <wp:inline distT="0" distB="0" distL="0" distR="0" wp14:anchorId="301251D4" wp14:editId="73BA0D7F">
+            <wp:extent cx="5731510" cy="2770505"/>
+            <wp:effectExtent l="0" t="0" r="2540" b="0"/>
+            <wp:docPr id="1341518052" name="圖片 2"/>
+            <wp:cNvGraphicFramePr>
+              <a:graphicFrameLocks xmlns:a="http://schemas.openxmlformats.org/drawingml/2006/main" noChangeAspect="1"/>
+            </wp:cNvGraphicFramePr>
+            <a:graphic xmlns:a="http://schemas.openxmlformats.org/drawingml/2006/main">
+              <a:graphicData uri="http://schemas.openxmlformats.org/drawingml/2006/picture">
+                <pic:pic xmlns:pic="http://schemas.openxmlformats.org/drawingml/2006/picture">
+                  <pic:nvPicPr>
+                    <pic:cNvPr id="0" name="Picture 6"/>
+                    <pic:cNvPicPr>
+                      <a:picLocks noChangeAspect="1" noChangeArrowheads="1"/>
+                    </pic:cNvPicPr>
+                  </pic:nvPicPr>
+                  <pic:blipFill>
+                    <a:blip r:embed="rId8" cstate="print">
+                      <a:extLst>
+                        <a:ext uri="{28A0092B-C50C-407E-A947-70E740481C1C}">
+                          <a14:useLocalDpi xmlns:a14="http://schemas.microsoft.com/office/drawing/2010/main" val="0"/>
+                        </a:ext>
+                      </a:extLst>
+                    </a:blip>
+                    <a:srcRect/>
+                    <a:stretch>
+                      <a:fillRect/>
+                    </a:stretch>
+                  </pic:blipFill>
+                  <pic:spPr bwMode="auto">
+                    <a:xfrm>
+                      <a:off x="0" y="0"/>
+                      <a:ext cx="5731510" cy="2770505"/>
+                    </a:xfrm>
+                    <a:prstGeom prst="rect">
+                      <a:avLst/>
+                    </a:prstGeom>
+                    <a:noFill/>
+                    <a:ln>
+                      <a:noFill/>
+                    </a:ln>
+                  </pic:spPr>
+                </pic:pic>
+              </a:graphicData>
+            </a:graphic>
+          </wp:inline>
+        </w:drawing>
       </w:r>
     </w:p>
     <w:p>
@@ -3516,7 +3571,6 @@
           <w:rFonts w:cs="Times New Roman"/>
           <w:szCs w:val="28"/>
         </w:rPr>
-        <w:lastRenderedPageBreak/>
         <w:t>月。本研究使用</w:t>
       </w:r>
       <w:r>
@@ -4230,7 +4284,15 @@
           <w:rFonts w:cs="Times New Roman"/>
           <w:szCs w:val="28"/>
         </w:rPr>
-        <w:t>則為本研究文字探勘與模型建構之主要文本來源。由於本研究目標為裁判結果分類，因此後續處理係以判決全文、案件類型與裁判結果標籤作為主要分析資料。</w:t>
+        <w:t>則為本研究文字</w:t>
+      </w:r>
+      <w:r>
+        <w:rPr>
+          <w:rFonts w:cs="Times New Roman"/>
+          <w:szCs w:val="28"/>
+        </w:rPr>
+        <w:lastRenderedPageBreak/>
+        <w:t>探勘與模型建構之主要文本來源。由於本研究目標為裁判結果分類，因此後續處理係以判決全文、案件類型與裁判結果標籤作為主要分析資料。</w:t>
       </w:r>
     </w:p>
     <w:p>
@@ -4335,15 +4397,7 @@
           <w:rFonts w:cs="Times New Roman"/>
           <w:szCs w:val="28"/>
         </w:rPr>
-        <w:t>在文本清理方面，本研究主要針對判決書全文進行以下處理：第一，移除文本中的</w:t>
-      </w:r>
-      <w:r>
-        <w:rPr>
-          <w:rFonts w:cs="Times New Roman"/>
-          <w:szCs w:val="28"/>
-        </w:rPr>
-        <w:lastRenderedPageBreak/>
-        <w:t>換行符號，例如</w:t>
+        <w:t>在文本清理方面，本研究主要針對判決書全文進行以下處理：第一，移除文本中的換行符號，例如</w:t>
       </w:r>
       <w:r>
         <w:rPr>
@@ -4463,6 +4517,7 @@
           <w:rFonts w:ascii="Times New Roman" w:eastAsia="標楷體" w:hAnsi="Times New Roman" w:cs="Times New Roman"/>
           <w:szCs w:val="28"/>
         </w:rPr>
+        <w:lastRenderedPageBreak/>
         <w:t>3.</w:t>
       </w:r>
       <w:r>
@@ -4568,11 +4623,7 @@
         <w:t xml:space="preserve"> Win</w:t>
       </w:r>
       <w:r>
-        <w:t>。其他裁判</w:t>
-      </w:r>
-      <w:r>
-        <w:lastRenderedPageBreak/>
-        <w:t>結果類型，例如</w:t>
+        <w:t>。其他裁判結果類型，例如</w:t>
       </w:r>
       <w:r>
         <w:t xml:space="preserve"> Other</w:t>
@@ -4631,6 +4682,7 @@
           <w:noProof/>
           <w:szCs w:val="28"/>
         </w:rPr>
+        <w:lastRenderedPageBreak/>
         <w:drawing>
           <wp:inline distT="0" distB="0" distL="0" distR="0" wp14:anchorId="213E3AC1" wp14:editId="45702822">
             <wp:extent cx="5486400" cy="3200400"/>
@@ -4639,7 +4691,7 @@
             <wp:cNvGraphicFramePr/>
             <a:graphic xmlns:a="http://schemas.openxmlformats.org/drawingml/2006/main">
               <a:graphicData uri="http://schemas.openxmlformats.org/drawingml/2006/chart">
-                <c:chart xmlns:c="http://schemas.openxmlformats.org/drawingml/2006/chart" xmlns:r="http://schemas.openxmlformats.org/officeDocument/2006/relationships" r:id="rId8"/>
+                <c:chart xmlns:c="http://schemas.openxmlformats.org/drawingml/2006/chart" xmlns:r="http://schemas.openxmlformats.org/officeDocument/2006/relationships" r:id="rId9"/>
               </a:graphicData>
             </a:graphic>
           </wp:inline>
@@ -5312,7 +5364,6 @@
           <w:rFonts w:cs="Times New Roman"/>
           <w:szCs w:val="28"/>
         </w:rPr>
-        <w:lastRenderedPageBreak/>
         <w:t>表</w:t>
       </w:r>
       <w:r>
@@ -5874,6 +5925,7 @@
                 <w:sz w:val="21"/>
                 <w:szCs w:val="22"/>
               </w:rPr>
+              <w:lastRenderedPageBreak/>
               <w:t xml:space="preserve">90 ~ 95 </w:t>
             </w:r>
             <w:r>
@@ -6533,7 +6585,6 @@
           <w:noProof/>
           <w:szCs w:val="28"/>
         </w:rPr>
-        <w:lastRenderedPageBreak/>
         <w:drawing>
           <wp:inline distT="0" distB="0" distL="0" distR="0" wp14:anchorId="6C3B9D06" wp14:editId="24BA7945">
             <wp:extent cx="5486400" cy="3200400"/>
@@ -6542,7 +6593,7 @@
             <wp:cNvGraphicFramePr/>
             <a:graphic xmlns:a="http://schemas.openxmlformats.org/drawingml/2006/main">
               <a:graphicData uri="http://schemas.openxmlformats.org/drawingml/2006/chart">
-                <c:chart xmlns:c="http://schemas.openxmlformats.org/drawingml/2006/chart" xmlns:r="http://schemas.openxmlformats.org/officeDocument/2006/relationships" r:id="rId9"/>
+                <c:chart xmlns:c="http://schemas.openxmlformats.org/drawingml/2006/chart" xmlns:r="http://schemas.openxmlformats.org/officeDocument/2006/relationships" r:id="rId10"/>
               </a:graphicData>
             </a:graphic>
           </wp:inline>
@@ -7213,6 +7264,7 @@
           <w:rFonts w:cs="Times New Roman"/>
           <w:szCs w:val="28"/>
         </w:rPr>
+        <w:lastRenderedPageBreak/>
         <w:t>綜合上述樣本分布，本研究資料具有兩項重要特徵。第一，不同案件類型在樣本數、年度分布與裁判結果比例上皆具有差異，表示各案件類型可能存在不同法律用語、裁判邏輯與分類難度。因此，本研究後續將行政、民事、刑事與刑事附帶民事案件分開建模與比較，而非將所有案件直接合併為單一資料集。第二，裁判結果存在明顯類別不平衡，若僅使用</w:t>
       </w:r>
       <w:r>
@@ -7311,7 +7363,6 @@
         <w:rPr>
           <w:rFonts w:ascii="Times New Roman" w:eastAsia="標楷體" w:hAnsi="Times New Roman"/>
         </w:rPr>
-        <w:lastRenderedPageBreak/>
         <w:t xml:space="preserve">3.5 </w:t>
       </w:r>
       <w:r>
@@ -7549,6 +7600,7 @@
           <w:rFonts w:cs="Times New Roman"/>
           <w:szCs w:val="28"/>
         </w:rPr>
+        <w:lastRenderedPageBreak/>
         <w:t>本研究不預設單一特徵表示必然最佳，而是在後續模型中分別檢驗</w:t>
       </w:r>
       <w:r>
@@ -7657,11 +7709,7 @@
         <w:t xml:space="preserve"> TF-IDF </w:t>
       </w:r>
       <w:r>
-        <w:t>向量化後，通常會形成高維稀疏矩陣。若直接將所有詞彙納入模型，可能造成三項問題：第一，計算負擔增加；第二，大量無關詞彙可能稀釋有效分類訊號；第三，模型可能因高維特徵而產生過度擬合。因此，本研究採</w:t>
-      </w:r>
-      <w:r>
-        <w:lastRenderedPageBreak/>
-        <w:t>用卡方統計量（</w:t>
+        <w:t>向量化後，通常會形成高維稀疏矩陣。若直接將所有詞彙納入模型，可能造成三項問題：第一，計算負擔增加；第二，大量無關詞彙可能稀釋有效分類訊號；第三，模型可能因高維特徵而產生過度擬合。因此，本研究採用卡方統計量（</w:t>
       </w:r>
       <w:r>
         <w:t>Chi-square statistic</w:t>
@@ -7697,9 +7745,6 @@
             </m:sSupPr>
             <m:e>
               <m:r>
-                <m:rPr>
-                  <m:sty m:val="p"/>
-                </m:rPr>
                 <w:rPr>
                   <w:rFonts w:ascii="Cambria Math" w:eastAsia="Cambria Math" w:hAnsi="Cambria Math"/>
                 </w:rPr>
@@ -7708,9 +7753,6 @@
             </m:e>
             <m:sup>
               <m:r>
-                <m:rPr>
-                  <m:sty m:val="p"/>
-                </m:rPr>
                 <w:rPr>
                   <w:rFonts w:ascii="Cambria Math" w:eastAsia="Cambria Math" w:hAnsi="Cambria Math"/>
                 </w:rPr>
@@ -7719,9 +7761,6 @@
             </m:sup>
           </m:sSup>
           <m:r>
-            <m:rPr>
-              <m:sty m:val="p"/>
-            </m:rPr>
             <w:rPr>
               <w:rFonts w:ascii="Cambria Math" w:eastAsia="Cambria Math" w:hAnsi="Cambria Math"/>
             </w:rPr>
@@ -7746,9 +7785,6 @@
                 </m:sSupPr>
                 <m:e>
                   <m:r>
-                    <m:rPr>
-                      <m:sty m:val="p"/>
-                    </m:rPr>
                     <w:rPr>
                       <w:rFonts w:ascii="Cambria Math" w:eastAsia="Cambria Math" w:hAnsi="Cambria Math"/>
                     </w:rPr>
@@ -7757,9 +7793,6 @@
                 </m:e>
                 <m:sup>
                   <m:r>
-                    <m:rPr>
-                      <m:sty m:val="p"/>
-                    </m:rPr>
                     <w:rPr>
                       <w:rFonts w:ascii="Cambria Math" w:eastAsia="Cambria Math" w:hAnsi="Cambria Math"/>
                     </w:rPr>
@@ -7770,9 +7803,6 @@
             </m:num>
             <m:den>
               <m:r>
-                <m:rPr>
-                  <m:sty m:val="p"/>
-                </m:rPr>
                 <w:rPr>
                   <w:rFonts w:ascii="Cambria Math" w:eastAsia="Cambria Math" w:hAnsi="Cambria Math"/>
                 </w:rPr>
@@ -7857,6 +7887,7 @@
           <w:rFonts w:ascii="Times New Roman" w:eastAsia="標楷體" w:hAnsi="Times New Roman" w:cs="Times New Roman" w:hint="eastAsia"/>
           <w:szCs w:val="28"/>
         </w:rPr>
+        <w:lastRenderedPageBreak/>
         <w:t xml:space="preserve">3.7 </w:t>
       </w:r>
       <w:r>
@@ -7910,7 +7941,6 @@
     </w:p>
     <w:p>
       <w:r>
-        <w:lastRenderedPageBreak/>
         <w:t>概念上，</w:t>
       </w:r>
       <w:r>
@@ -8041,7 +8071,11 @@
         <w:t xml:space="preserve"> Chi-square + Direct SVM</w:t>
       </w:r>
       <w:r>
-        <w:t>。兩條流程皆以前述文字特徵建構與卡方特徵選擇作為共同前置步驟，差異在於是否進一步透過</w:t>
+        <w:t>。兩條流程皆以前述文字特徵建構與卡方特徵選擇作為共同前置步驟，差異</w:t>
+      </w:r>
+      <w:r>
+        <w:lastRenderedPageBreak/>
+        <w:t>在於是否進一步透過</w:t>
       </w:r>
       <w:r>
         <w:t xml:space="preserve"> MNIR </w:t>
@@ -8164,7 +8198,6 @@
           <w:rFonts w:cs="Times New Roman"/>
           <w:szCs w:val="28"/>
         </w:rPr>
-        <w:lastRenderedPageBreak/>
         <w:t>本研究採用的多項式逆迴歸（</w:t>
       </w:r>
       <w:r>
@@ -9152,7 +9185,11 @@
         <w:t xml:space="preserve"> </w:t>
       </w:r>
       <w:r>
-        <w:t>的負載參數，用以描述該詞彙與裁判結果相關變異之間的關係。若某些詞彙在不同裁判結果類別中的分布差異明顯，其對應的</w:t>
+        <w:t>的負載參數，用以描述該詞彙與裁判結果</w:t>
+      </w:r>
+      <w:r>
+        <w:lastRenderedPageBreak/>
+        <w:t>相關變異之間的關係。若某些詞彙在不同裁判結果類別中的分布差異明顯，其對應的</w:t>
       </w:r>
       <w:r>
         <w:t xml:space="preserve"> </w:t>
@@ -9294,7 +9331,6 @@
           <w:rFonts w:eastAsia="標楷體" w:cs="Times New Roman" w:hint="eastAsia"/>
           <w:szCs w:val="28"/>
         </w:rPr>
-        <w:lastRenderedPageBreak/>
         <w:t>3.</w:t>
       </w:r>
       <w:r>
@@ -9621,7 +9657,15 @@
           <w:rFonts w:cs="Times New Roman"/>
           <w:szCs w:val="28"/>
         </w:rPr>
-        <w:t>從大量法律詞彙中萃取與裁判結果較相關的訊號，並降低無關詞彙對後續分類模型造成的干擾。</w:t>
+        <w:t>從大量法律詞彙中萃取與裁</w:t>
+      </w:r>
+      <w:r>
+        <w:rPr>
+          <w:rFonts w:cs="Times New Roman"/>
+          <w:szCs w:val="28"/>
+        </w:rPr>
+        <w:lastRenderedPageBreak/>
+        <w:t>判結果較相關的訊號，並降低無關詞彙對後續分類模型造成的干擾。</w:t>
       </w:r>
     </w:p>
     <w:p>
@@ -9823,7 +9867,6 @@
         <w:outlineLvl w:val="0"/>
       </w:pPr>
       <w:r>
-        <w:lastRenderedPageBreak/>
         <w:t>其中，</w:t>
       </w:r>
     </w:p>
@@ -10408,7 +10451,6 @@
       <w:pPr>
         <w:outlineLvl w:val="0"/>
         <w:rPr>
-          <w:rFonts w:hint="eastAsia"/>
           <w:szCs w:val="28"/>
         </w:rPr>
       </w:pPr>
@@ -10682,7 +10724,14 @@
         <w:rPr>
           <w:szCs w:val="28"/>
         </w:rPr>
-        <w:t>轉換後的低維特徵是否能提升分類表現，仍須透過與</w:t>
+        <w:t>轉換後的低維特徵是否能提升分類表現，仍須透</w:t>
+      </w:r>
+      <w:r>
+        <w:rPr>
+          <w:szCs w:val="28"/>
+        </w:rPr>
+        <w:lastRenderedPageBreak/>
+        <w:t>過與</w:t>
       </w:r>
       <w:r>
         <w:rPr>
@@ -10927,15 +10976,7 @@
           <w:rFonts w:cs="Times New Roman"/>
           <w:szCs w:val="28"/>
         </w:rPr>
-        <w:t xml:space="preserve"> </w:t>
-      </w:r>
-      <w:r>
-        <w:rPr>
-          <w:rFonts w:cs="Times New Roman"/>
-          <w:szCs w:val="28"/>
-        </w:rPr>
-        <w:lastRenderedPageBreak/>
-        <w:t xml:space="preserve">Macro F1 </w:t>
+        <w:t xml:space="preserve"> Macro F1 </w:t>
       </w:r>
       <w:r>
         <w:rPr>
@@ -11355,6 +11396,7 @@
           <w:rFonts w:eastAsia="標楷體" w:cs="Times New Roman" w:hint="eastAsia"/>
           <w:szCs w:val="28"/>
         </w:rPr>
+        <w:lastRenderedPageBreak/>
         <w:t>3.</w:t>
       </w:r>
       <w:r>
@@ -11397,7 +11439,7 @@
       <w:pPr>
         <w:outlineLvl w:val="0"/>
         <w:rPr>
-          <w:rFonts w:cs="Times New Roman"/>
+          <w:rFonts w:cs="Times New Roman" w:hint="eastAsia"/>
           <w:szCs w:val="28"/>
         </w:rPr>
       </w:pPr>
@@ -11509,405 +11551,277 @@
     </w:p>
     <w:p>
       <w:pPr>
-        <w:outlineLvl w:val="0"/>
-        <w:rPr>
-          <w:rFonts w:cs="Times New Roman"/>
-          <w:szCs w:val="28"/>
-        </w:rPr>
-      </w:pPr>
-      <w:r>
-        <w:rPr>
-          <w:rFonts w:cs="Times New Roman"/>
-          <w:szCs w:val="28"/>
-        </w:rPr>
-        <w:t>若模型流程中有輸出</w:t>
-      </w:r>
-      <w:r>
-        <w:rPr>
-          <w:rFonts w:cs="Times New Roman"/>
-          <w:szCs w:val="28"/>
-        </w:rPr>
-        <w:t xml:space="preserve"> Weighted F1</w:t>
-      </w:r>
-      <w:r>
-        <w:rPr>
-          <w:rFonts w:cs="Times New Roman"/>
-          <w:szCs w:val="28"/>
-        </w:rPr>
-        <w:t>，本研究僅將其作為輔助參考，不作為主要模型比較依據。主要原因在於</w:t>
-      </w:r>
-      <w:r>
-        <w:rPr>
-          <w:rFonts w:cs="Times New Roman"/>
-          <w:szCs w:val="28"/>
-        </w:rPr>
-        <w:t xml:space="preserve"> Weighted F1 </w:t>
-      </w:r>
-      <w:r>
-        <w:rPr>
-          <w:rFonts w:cs="Times New Roman"/>
-          <w:szCs w:val="28"/>
-        </w:rPr>
-        <w:t>會受到各類別樣本數影響，當多數類別樣本占比</w:t>
-      </w:r>
-      <w:r>
-        <w:rPr>
-          <w:rFonts w:cs="Times New Roman"/>
-          <w:szCs w:val="28"/>
-        </w:rPr>
-        <w:lastRenderedPageBreak/>
-        <w:t>較高時，</w:t>
-      </w:r>
-      <w:r>
-        <w:rPr>
-          <w:rFonts w:cs="Times New Roman"/>
-          <w:szCs w:val="28"/>
-        </w:rPr>
-        <w:t xml:space="preserve">Weighted F1 </w:t>
-      </w:r>
-      <w:r>
-        <w:rPr>
-          <w:rFonts w:cs="Times New Roman"/>
-          <w:szCs w:val="28"/>
-        </w:rPr>
-        <w:t>仍可能偏向反映多數類別表現。相較之下，</w:t>
-      </w:r>
-      <w:r>
-        <w:rPr>
-          <w:rFonts w:cs="Times New Roman"/>
-          <w:szCs w:val="28"/>
-        </w:rPr>
-        <w:t xml:space="preserve">Macro F1 </w:t>
-      </w:r>
-      <w:r>
-        <w:rPr>
-          <w:rFonts w:cs="Times New Roman"/>
-          <w:szCs w:val="28"/>
-        </w:rPr>
-        <w:t>不依樣本數加權，較適合用於本研究類別不平衡之裁判結果分類任務。</w:t>
+        <w:widowControl/>
+        <w:spacing w:after="0" w:line="240" w:lineRule="auto"/>
+        <w:rPr>
+          <w:rFonts w:cs="Times New Roman"/>
+          <w:szCs w:val="28"/>
+        </w:rPr>
+      </w:pPr>
+      <w:r>
+        <w:rPr>
+          <w:rFonts w:cs="Times New Roman"/>
+          <w:szCs w:val="28"/>
+        </w:rPr>
+        <w:br w:type="page"/>
       </w:r>
     </w:p>
     <w:p>
       <w:pPr>
-        <w:outlineLvl w:val="0"/>
-        <w:rPr>
-          <w:rFonts w:cs="Times New Roman"/>
-          <w:szCs w:val="28"/>
-        </w:rPr>
-      </w:pPr>
+        <w:pStyle w:val="2"/>
+      </w:pPr>
+      <w:r>
+        <w:rPr>
+          <w:rFonts w:ascii="Times New Roman" w:eastAsia="標楷體" w:hAnsi="Times New Roman"/>
+        </w:rPr>
+        <w:lastRenderedPageBreak/>
+        <w:t xml:space="preserve">3.9 </w:t>
+      </w:r>
+      <w:r>
+        <w:rPr>
+          <w:rFonts w:ascii="Times New Roman" w:eastAsia="標楷體" w:hAnsi="Times New Roman"/>
+        </w:rPr>
+        <w:t>資料切分與參數選擇</w:t>
+      </w:r>
     </w:p>
     <w:p>
       <w:pPr>
+        <w:outlineLvl w:val="0"/>
+        <w:rPr>
+          <w:rFonts w:cs="Times New Roman"/>
+          <w:szCs w:val="28"/>
+        </w:rPr>
+      </w:pPr>
+      <w:r>
+        <w:rPr>
+          <w:rFonts w:cs="Times New Roman"/>
+          <w:szCs w:val="28"/>
+        </w:rPr>
+        <w:t>本研究將資料集依</w:t>
+      </w:r>
+      <w:r>
+        <w:rPr>
+          <w:rFonts w:cs="Times New Roman"/>
+          <w:szCs w:val="28"/>
+        </w:rPr>
+        <w:t xml:space="preserve"> 70:10:20 </w:t>
+      </w:r>
+      <w:r>
+        <w:rPr>
+          <w:rFonts w:cs="Times New Roman"/>
+          <w:szCs w:val="28"/>
+        </w:rPr>
+        <w:t>的比例劃分為訓練集（</w:t>
+      </w:r>
+      <w:r>
+        <w:rPr>
+          <w:rFonts w:cs="Times New Roman"/>
+          <w:szCs w:val="28"/>
+        </w:rPr>
+        <w:t>Training Set</w:t>
+      </w:r>
+      <w:r>
+        <w:rPr>
+          <w:rFonts w:cs="Times New Roman"/>
+          <w:szCs w:val="28"/>
+        </w:rPr>
+        <w:t>）、驗證集（</w:t>
+      </w:r>
+      <w:r>
+        <w:rPr>
+          <w:rFonts w:cs="Times New Roman"/>
+          <w:szCs w:val="28"/>
+        </w:rPr>
+        <w:t>Validation Set</w:t>
+      </w:r>
+      <w:r>
+        <w:rPr>
+          <w:rFonts w:cs="Times New Roman"/>
+          <w:szCs w:val="28"/>
+        </w:rPr>
+        <w:t>）與測試集（</w:t>
+      </w:r>
+      <w:r>
+        <w:rPr>
+          <w:rFonts w:cs="Times New Roman"/>
+          <w:szCs w:val="28"/>
+        </w:rPr>
+        <w:t>Test Set</w:t>
+      </w:r>
+      <w:r>
+        <w:rPr>
+          <w:rFonts w:cs="Times New Roman"/>
+          <w:szCs w:val="28"/>
+        </w:rPr>
+        <w:t>）。訓練集用於模型參數學習，驗證集用於模型選擇與超參數調整，包含卡方特徵數</w:t>
+      </w:r>
+      <w:r>
+        <w:rPr>
+          <w:rFonts w:cs="Times New Roman"/>
+          <w:szCs w:val="28"/>
+        </w:rPr>
+        <w:t xml:space="preserve"> K </w:t>
+      </w:r>
+      <w:r>
+        <w:rPr>
+          <w:rFonts w:cs="Times New Roman"/>
+          <w:szCs w:val="28"/>
+        </w:rPr>
+        <w:t>與</w:t>
+      </w:r>
+      <w:r>
+        <w:rPr>
+          <w:rFonts w:cs="Times New Roman"/>
+          <w:szCs w:val="28"/>
+        </w:rPr>
+        <w:t xml:space="preserve"> SVM </w:t>
+      </w:r>
+      <w:r>
+        <w:rPr>
+          <w:rFonts w:cs="Times New Roman"/>
+          <w:szCs w:val="28"/>
+        </w:rPr>
+        <w:t>懲罰參數</w:t>
+      </w:r>
+      <w:r>
+        <w:rPr>
+          <w:rFonts w:cs="Times New Roman"/>
+          <w:szCs w:val="28"/>
+        </w:rPr>
+        <w:t xml:space="preserve"> C </w:t>
+      </w:r>
+      <w:r>
+        <w:rPr>
+          <w:rFonts w:cs="Times New Roman"/>
+          <w:szCs w:val="28"/>
+        </w:rPr>
+        <w:t>之選擇；測試集則用於最終模型效能評估，以檢驗模型對未見資料之泛化能力。</w:t>
+      </w:r>
+    </w:p>
+    <w:p>
+      <w:pPr>
+        <w:pStyle w:val="2"/>
+      </w:pPr>
+      <w:r>
+        <w:rPr>
+          <w:rFonts w:ascii="Times New Roman" w:eastAsia="標楷體" w:hAnsi="Times New Roman"/>
+        </w:rPr>
+        <w:t xml:space="preserve">3.10 </w:t>
+      </w:r>
+      <w:r>
+        <w:rPr>
+          <w:rFonts w:ascii="Times New Roman" w:eastAsia="標楷體" w:hAnsi="Times New Roman"/>
+        </w:rPr>
+        <w:t>小結</w:t>
+      </w:r>
+    </w:p>
+    <w:p>
+      <w:pPr>
+        <w:jc w:val="left"/>
+        <w:outlineLvl w:val="0"/>
+        <w:rPr>
+          <w:rFonts w:cs="Times New Roman" w:hint="eastAsia"/>
+          <w:szCs w:val="28"/>
+        </w:rPr>
+      </w:pPr>
+      <w:r>
+        <w:rPr>
+          <w:rFonts w:cs="Times New Roman"/>
+          <w:szCs w:val="28"/>
+        </w:rPr>
+        <w:t>綜合上述資料處理、樣本分布與模型流程，本研究資料具有兩項重要特徵。第一，不同案件類型在樣本數、年度分布與裁判結果比例上皆具有差異，表示各案件類型可能存在不同的法律用語、裁判邏輯與分類難度。因此，本研究後續將行政、民事、刑事與刑事附帶民事案件分開建模與比較，而非將所有案件直接合併為單一資料集。第二，裁判結果存在明顯類別不平衡，若僅使用</w:t>
+      </w:r>
+      <w:r>
+        <w:rPr>
+          <w:rFonts w:cs="Times New Roman"/>
+          <w:szCs w:val="28"/>
+        </w:rPr>
+        <w:t xml:space="preserve"> Accuracy </w:t>
+      </w:r>
+      <w:r>
+        <w:rPr>
+          <w:rFonts w:cs="Times New Roman"/>
+          <w:szCs w:val="28"/>
+        </w:rPr>
+        <w:t>作為模型評估指標，模型可能因偏向預測多數類別而取得較高準確率，卻無法反映少數類別之辨識能力。因此，本研究後續以</w:t>
+      </w:r>
+      <w:r>
+        <w:rPr>
+          <w:rFonts w:cs="Times New Roman"/>
+          <w:szCs w:val="28"/>
+        </w:rPr>
+        <w:t xml:space="preserve"> Macro F1 </w:t>
+      </w:r>
+      <w:r>
+        <w:rPr>
+          <w:rFonts w:cs="Times New Roman"/>
+          <w:szCs w:val="28"/>
+        </w:rPr>
+        <w:t>作為主要評估指標，並輔以</w:t>
+      </w:r>
+      <w:r>
+        <w:rPr>
+          <w:rFonts w:cs="Times New Roman"/>
+          <w:szCs w:val="28"/>
+        </w:rPr>
+        <w:t xml:space="preserve"> Accuracy</w:t>
+      </w:r>
+      <w:r>
+        <w:rPr>
+          <w:rFonts w:cs="Times New Roman"/>
+          <w:szCs w:val="28"/>
+        </w:rPr>
+        <w:t>、各類別</w:t>
+      </w:r>
+      <w:r>
+        <w:rPr>
+          <w:rFonts w:cs="Times New Roman"/>
+          <w:szCs w:val="28"/>
+        </w:rPr>
+        <w:t xml:space="preserve"> Precision</w:t>
+      </w:r>
+      <w:r>
+        <w:rPr>
+          <w:rFonts w:cs="Times New Roman"/>
+          <w:szCs w:val="28"/>
+        </w:rPr>
+        <w:t>、</w:t>
+      </w:r>
+      <w:r>
+        <w:rPr>
+          <w:rFonts w:cs="Times New Roman"/>
+          <w:szCs w:val="28"/>
+        </w:rPr>
+        <w:t>Recall</w:t>
+      </w:r>
+      <w:r>
+        <w:rPr>
+          <w:rFonts w:cs="Times New Roman"/>
+          <w:szCs w:val="28"/>
+        </w:rPr>
+        <w:t>、</w:t>
+      </w:r>
+      <w:r>
+        <w:rPr>
+          <w:rFonts w:cs="Times New Roman"/>
+          <w:szCs w:val="28"/>
+        </w:rPr>
+        <w:t xml:space="preserve">F1-score </w:t>
+      </w:r>
+      <w:r>
+        <w:rPr>
+          <w:rFonts w:cs="Times New Roman"/>
+          <w:szCs w:val="28"/>
+        </w:rPr>
+        <w:t>與混淆矩陣進行分析。</w:t>
+      </w:r>
+    </w:p>
+    <w:p>
+      <w:pPr>
         <w:widowControl/>
         <w:spacing w:after="0" w:line="240" w:lineRule="auto"/>
         <w:rPr>
           <w:rFonts w:cs="Times New Roman"/>
-          <w:szCs w:val="28"/>
-        </w:rPr>
-      </w:pPr>
-      <w:r>
-        <w:rPr>
-          <w:rFonts w:cs="Times New Roman"/>
-          <w:szCs w:val="28"/>
-        </w:rPr>
-        <w:br w:type="page"/>
-      </w:r>
-    </w:p>
-    <w:p>
-      <w:pPr>
-        <w:pStyle w:val="2"/>
-      </w:pPr>
-      <w:r>
-        <w:rPr>
-          <w:rFonts w:ascii="Times New Roman" w:eastAsia="標楷體" w:hAnsi="Times New Roman"/>
-        </w:rPr>
-        <w:lastRenderedPageBreak/>
-        <w:t xml:space="preserve">3.9 </w:t>
-      </w:r>
-      <w:r>
-        <w:rPr>
-          <w:rFonts w:ascii="Times New Roman" w:eastAsia="標楷體" w:hAnsi="Times New Roman"/>
-        </w:rPr>
-        <w:t>資料切分與參數選擇</w:t>
-      </w:r>
-    </w:p>
-    <w:p>
-      <w:pPr>
-        <w:outlineLvl w:val="0"/>
-        <w:rPr>
-          <w:rFonts w:cs="Times New Roman"/>
-          <w:sz w:val="28"/>
-          <w:szCs w:val="28"/>
-        </w:rPr>
-      </w:pPr>
-      <w:r>
-        <w:rPr>
-          <w:rFonts w:cs="Times New Roman"/>
-          <w:b/>
-          <w:bCs/>
-          <w:szCs w:val="28"/>
-        </w:rPr>
-        <w:t>本研究將資料集依</w:t>
-      </w:r>
-      <w:r>
-        <w:rPr>
-          <w:rFonts w:cs="Times New Roman"/>
-          <w:b/>
-          <w:bCs/>
-          <w:szCs w:val="28"/>
-        </w:rPr>
-        <w:t xml:space="preserve"> 70:10:20 </w:t>
-      </w:r>
-      <w:r>
-        <w:rPr>
-          <w:rFonts w:cs="Times New Roman"/>
-          <w:b/>
-          <w:bCs/>
-          <w:szCs w:val="28"/>
-        </w:rPr>
-        <w:t>的比例劃分為訓練集（</w:t>
-      </w:r>
-      <w:r>
-        <w:rPr>
-          <w:rFonts w:cs="Times New Roman"/>
-          <w:b/>
-          <w:bCs/>
-          <w:szCs w:val="28"/>
-        </w:rPr>
-        <w:t>Training Set</w:t>
-      </w:r>
-      <w:r>
-        <w:rPr>
-          <w:rFonts w:cs="Times New Roman"/>
-          <w:b/>
-          <w:bCs/>
-          <w:szCs w:val="28"/>
-        </w:rPr>
-        <w:t>）、驗證集（</w:t>
-      </w:r>
-      <w:r>
-        <w:rPr>
-          <w:rFonts w:cs="Times New Roman"/>
-          <w:b/>
-          <w:bCs/>
-          <w:szCs w:val="28"/>
-        </w:rPr>
-        <w:t>Validation Set</w:t>
-      </w:r>
-      <w:r>
-        <w:rPr>
-          <w:rFonts w:cs="Times New Roman"/>
-          <w:b/>
-          <w:bCs/>
-          <w:szCs w:val="28"/>
-        </w:rPr>
-        <w:t>）與測試集（</w:t>
-      </w:r>
-      <w:r>
-        <w:rPr>
-          <w:rFonts w:cs="Times New Roman"/>
-          <w:b/>
-          <w:bCs/>
-          <w:szCs w:val="28"/>
-        </w:rPr>
-        <w:t>Test Set</w:t>
-      </w:r>
-      <w:r>
-        <w:rPr>
-          <w:rFonts w:cs="Times New Roman"/>
-          <w:b/>
-          <w:bCs/>
-          <w:szCs w:val="28"/>
-        </w:rPr>
-        <w:t>）。訓練集用於模型參數學習，驗證集用於模型選擇與超參數調整，包含卡方特徵數</w:t>
-      </w:r>
-      <w:r>
-        <w:rPr>
-          <w:rFonts w:cs="Times New Roman"/>
-          <w:b/>
-          <w:bCs/>
-          <w:szCs w:val="28"/>
-        </w:rPr>
-        <w:t xml:space="preserve"> K </w:t>
-      </w:r>
-      <w:r>
-        <w:rPr>
-          <w:rFonts w:cs="Times New Roman"/>
-          <w:b/>
-          <w:bCs/>
-          <w:szCs w:val="28"/>
-        </w:rPr>
-        <w:t>與</w:t>
-      </w:r>
-      <w:r>
-        <w:rPr>
-          <w:rFonts w:cs="Times New Roman"/>
-          <w:b/>
-          <w:bCs/>
-          <w:szCs w:val="28"/>
-        </w:rPr>
-        <w:t xml:space="preserve"> SVM </w:t>
-      </w:r>
-      <w:r>
-        <w:rPr>
-          <w:rFonts w:cs="Times New Roman"/>
-          <w:b/>
-          <w:bCs/>
-          <w:szCs w:val="28"/>
-        </w:rPr>
-        <w:t>懲罰參數</w:t>
-      </w:r>
-      <w:r>
-        <w:rPr>
-          <w:rFonts w:cs="Times New Roman"/>
-          <w:b/>
-          <w:bCs/>
-          <w:szCs w:val="28"/>
-        </w:rPr>
-        <w:t xml:space="preserve"> C </w:t>
-      </w:r>
-      <w:r>
-        <w:rPr>
-          <w:rFonts w:cs="Times New Roman"/>
-          <w:b/>
-          <w:bCs/>
-          <w:szCs w:val="28"/>
-        </w:rPr>
-        <w:t>之選擇；測試集則用於最終模型效能評估，以檢驗模型對未見資料之泛化能力。</w:t>
-      </w:r>
-    </w:p>
-    <w:p>
-      <w:pPr>
-        <w:pStyle w:val="2"/>
-      </w:pPr>
-      <w:r>
-        <w:rPr>
-          <w:rFonts w:ascii="Times New Roman" w:eastAsia="標楷體" w:hAnsi="Times New Roman"/>
-        </w:rPr>
-        <w:t xml:space="preserve">3.10 </w:t>
-      </w:r>
-      <w:r>
-        <w:rPr>
-          <w:rFonts w:ascii="Times New Roman" w:eastAsia="標楷體" w:hAnsi="Times New Roman"/>
-        </w:rPr>
-        <w:t>小結</w:t>
-      </w:r>
-    </w:p>
-    <w:p>
-      <w:pPr>
-        <w:ind w:left="720"/>
-        <w:outlineLvl w:val="0"/>
-        <w:rPr>
-          <w:rFonts w:cs="Times New Roman"/>
-          <w:sz w:val="28"/>
-          <w:szCs w:val="28"/>
-        </w:rPr>
-      </w:pPr>
-      <w:r>
-        <w:rPr>
-          <w:rFonts w:cs="Times New Roman"/>
-          <w:szCs w:val="28"/>
-        </w:rPr>
-        <w:t>綜合上述資料處理、樣本分布與模型流程，本研究資料具有兩項重要特徵。第一，不同案件類型在樣本數、年度分布與裁判結果比例上皆具有差異，表示各案件類型可能存在不同的法律用語、裁判邏輯與分類難度。因此，本研究後續將行政、民事、刑事與刑事附帶民事案件分開建模與比較，而非將所有案件直接合併為單一資料集。第二，裁判結果存在明顯類別不平衡，若僅使用</w:t>
-      </w:r>
-      <w:r>
-        <w:rPr>
-          <w:rFonts w:cs="Times New Roman"/>
-          <w:szCs w:val="28"/>
-        </w:rPr>
-        <w:t xml:space="preserve"> Accuracy </w:t>
-      </w:r>
-      <w:r>
-        <w:rPr>
-          <w:rFonts w:cs="Times New Roman"/>
-          <w:szCs w:val="28"/>
-        </w:rPr>
-        <w:t>作為模型評估指標，模型可能因偏向預測多數類別而取得較高準確率，卻無法反映少數類別之辨識能力。因此，本研究後續以</w:t>
-      </w:r>
-      <w:r>
-        <w:rPr>
-          <w:rFonts w:cs="Times New Roman"/>
-          <w:szCs w:val="28"/>
-        </w:rPr>
-        <w:t xml:space="preserve"> Macro F1 </w:t>
-      </w:r>
-      <w:r>
-        <w:rPr>
-          <w:rFonts w:cs="Times New Roman"/>
-          <w:szCs w:val="28"/>
-        </w:rPr>
-        <w:t>作為主要評估指標，並輔以</w:t>
-      </w:r>
-      <w:r>
-        <w:rPr>
-          <w:rFonts w:cs="Times New Roman"/>
-          <w:szCs w:val="28"/>
-        </w:rPr>
-        <w:t xml:space="preserve"> Accuracy</w:t>
-      </w:r>
-      <w:r>
-        <w:rPr>
-          <w:rFonts w:cs="Times New Roman"/>
-          <w:szCs w:val="28"/>
-        </w:rPr>
-        <w:t>、各類別</w:t>
-      </w:r>
-      <w:r>
-        <w:rPr>
-          <w:rFonts w:cs="Times New Roman"/>
-          <w:szCs w:val="28"/>
-        </w:rPr>
-        <w:t xml:space="preserve"> Precision</w:t>
-      </w:r>
-      <w:r>
-        <w:rPr>
-          <w:rFonts w:cs="Times New Roman"/>
-          <w:szCs w:val="28"/>
-        </w:rPr>
-        <w:t>、</w:t>
-      </w:r>
-      <w:r>
-        <w:rPr>
-          <w:rFonts w:cs="Times New Roman"/>
-          <w:szCs w:val="28"/>
-        </w:rPr>
-        <w:t>Recall</w:t>
-      </w:r>
-      <w:r>
-        <w:rPr>
-          <w:rFonts w:cs="Times New Roman"/>
-          <w:szCs w:val="28"/>
-        </w:rPr>
-        <w:t>、</w:t>
-      </w:r>
-      <w:r>
-        <w:rPr>
-          <w:rFonts w:cs="Times New Roman"/>
-          <w:szCs w:val="28"/>
-        </w:rPr>
-        <w:t xml:space="preserve">F1-score </w:t>
-      </w:r>
-      <w:r>
-        <w:rPr>
-          <w:rFonts w:cs="Times New Roman"/>
-          <w:szCs w:val="28"/>
-        </w:rPr>
-        <w:t>與混淆矩陣進行分析。</w:t>
-      </w:r>
-    </w:p>
-    <w:p>
-      <w:pPr>
-        <w:widowControl/>
-        <w:spacing w:after="0" w:line="240" w:lineRule="auto"/>
-      </w:pPr>
-    </w:p>
-    <w:p>
-      <w:pPr>
-        <w:widowControl/>
-        <w:spacing w:after="0" w:line="240" w:lineRule="auto"/>
-        <w:rPr>
-          <w:rFonts w:cs="Times New Roman"/>
-          <w:sz w:val="28"/>
           <w:szCs w:val="28"/>
         </w:rPr>
       </w:pPr>
@@ -12035,8 +11949,13 @@
         <w:t>以及</w:t>
       </w:r>
       <w:r>
-        <w:t xml:space="preserve"> BoW</w:t>
-      </w:r>
+        <w:t xml:space="preserve"> </w:t>
+      </w:r>
+      <w:proofErr w:type="spellStart"/>
+      <w:r>
+        <w:t>BoW</w:t>
+      </w:r>
+      <w:proofErr w:type="spellEnd"/>
       <w:r>
         <w:t>、</w:t>
       </w:r>
@@ -12629,12 +12548,14 @@
               <w:spacing w:after="0" w:line="276" w:lineRule="auto"/>
               <w:jc w:val="left"/>
             </w:pPr>
+            <w:proofErr w:type="spellStart"/>
             <w:r>
               <w:rPr>
                 <w:sz w:val="21"/>
               </w:rPr>
               <w:t>BoW</w:t>
             </w:r>
+            <w:proofErr w:type="spellEnd"/>
           </w:p>
         </w:tc>
         <w:tc>
@@ -13827,12 +13748,14 @@
               <w:spacing w:after="0" w:line="276" w:lineRule="auto"/>
               <w:jc w:val="left"/>
             </w:pPr>
+            <w:proofErr w:type="spellStart"/>
             <w:r>
               <w:rPr>
                 <w:sz w:val="21"/>
               </w:rPr>
               <w:t>BoW</w:t>
             </w:r>
+            <w:proofErr w:type="spellEnd"/>
           </w:p>
         </w:tc>
         <w:tc>
@@ -14202,12 +14125,14 @@
               <w:spacing w:after="0" w:line="276" w:lineRule="auto"/>
               <w:jc w:val="left"/>
             </w:pPr>
+            <w:proofErr w:type="spellStart"/>
             <w:r>
               <w:rPr>
                 <w:sz w:val="21"/>
               </w:rPr>
               <w:t>BoW</w:t>
             </w:r>
+            <w:proofErr w:type="spellEnd"/>
           </w:p>
         </w:tc>
         <w:tc>
@@ -14543,7 +14468,7 @@
     <w:tbl>
       <w:tblPr>
         <w:tblStyle w:val="af3"/>
-        <w:tblW w:w="5261" w:type="pct"/>
+        <w:tblW w:w="6204" w:type="pct"/>
         <w:jc w:val="center"/>
         <w:tblBorders>
           <w:top w:val="single" w:sz="12" w:space="0" w:color="000000"/>
@@ -14553,15 +14478,17 @@
           <w:insideH w:val="single" w:sz="4" w:space="0" w:color="000000"/>
           <w:insideV w:val="nil"/>
         </w:tblBorders>
+        <w:tblLayout w:type="fixed"/>
         <w:tblLook w:val="04A0" w:firstRow="1" w:lastRow="0" w:firstColumn="1" w:lastColumn="0" w:noHBand="0" w:noVBand="1"/>
       </w:tblPr>
       <w:tblGrid>
-        <w:gridCol w:w="1539"/>
-        <w:gridCol w:w="1224"/>
-        <w:gridCol w:w="1632"/>
-        <w:gridCol w:w="1326"/>
-        <w:gridCol w:w="2359"/>
-        <w:gridCol w:w="1417"/>
+        <w:gridCol w:w="1985"/>
+        <w:gridCol w:w="1369"/>
+        <w:gridCol w:w="757"/>
+        <w:gridCol w:w="1701"/>
+        <w:gridCol w:w="2268"/>
+        <w:gridCol w:w="1843"/>
+        <w:gridCol w:w="1276"/>
       </w:tblGrid>
       <w:tr>
         <w:trPr>
@@ -14570,7 +14497,7 @@
         </w:trPr>
         <w:tc>
           <w:tcPr>
-            <w:tcW w:w="1539" w:type="dxa"/>
+            <w:tcW w:w="1985" w:type="dxa"/>
             <w:shd w:val="clear" w:color="auto" w:fill="D9EAF7"/>
             <w:tcMar>
               <w:top w:w="90" w:type="dxa"/>
@@ -14596,7 +14523,8 @@
         </w:tc>
         <w:tc>
           <w:tcPr>
-            <w:tcW w:w="1224" w:type="dxa"/>
+            <w:tcW w:w="2126" w:type="dxa"/>
+            <w:gridSpan w:val="2"/>
             <w:shd w:val="clear" w:color="auto" w:fill="D9EAF7"/>
             <w:tcMar>
               <w:top w:w="90" w:type="dxa"/>
@@ -14610,18 +14538,24 @@
             <w:pPr>
               <w:spacing w:after="0" w:line="276" w:lineRule="auto"/>
               <w:jc w:val="center"/>
+              <w:rPr>
+                <w:sz w:val="20"/>
+                <w:szCs w:val="22"/>
+              </w:rPr>
             </w:pPr>
             <w:r>
               <w:rPr>
                 <w:b/>
-                <w:sz w:val="21"/>
+                <w:sz w:val="20"/>
+                <w:szCs w:val="22"/>
               </w:rPr>
               <w:t xml:space="preserve">Direct </w:t>
             </w:r>
             <w:r>
               <w:rPr>
                 <w:b/>
-                <w:sz w:val="21"/>
+                <w:sz w:val="20"/>
+                <w:szCs w:val="22"/>
               </w:rPr>
               <w:t>最佳特徵</w:t>
             </w:r>
@@ -14629,7 +14563,7 @@
         </w:tc>
         <w:tc>
           <w:tcPr>
-            <w:tcW w:w="1632" w:type="dxa"/>
+            <w:tcW w:w="1701" w:type="dxa"/>
             <w:shd w:val="clear" w:color="auto" w:fill="D9EAF7"/>
             <w:tcMar>
               <w:top w:w="90" w:type="dxa"/>
@@ -14655,7 +14589,7 @@
         </w:tc>
         <w:tc>
           <w:tcPr>
-            <w:tcW w:w="1326" w:type="dxa"/>
+            <w:tcW w:w="2268" w:type="dxa"/>
             <w:shd w:val="clear" w:color="auto" w:fill="D9EAF7"/>
             <w:tcMar>
               <w:top w:w="90" w:type="dxa"/>
@@ -14688,7 +14622,7 @@
         </w:tc>
         <w:tc>
           <w:tcPr>
-            <w:tcW w:w="2359" w:type="dxa"/>
+            <w:tcW w:w="1843" w:type="dxa"/>
             <w:shd w:val="clear" w:color="auto" w:fill="D9EAF7"/>
             <w:tcMar>
               <w:top w:w="90" w:type="dxa"/>
@@ -14714,7 +14648,7 @@
         </w:tc>
         <w:tc>
           <w:tcPr>
-            <w:tcW w:w="1417" w:type="dxa"/>
+            <w:tcW w:w="1276" w:type="dxa"/>
             <w:shd w:val="clear" w:color="auto" w:fill="D9EAF7"/>
             <w:tcMar>
               <w:top w:w="90" w:type="dxa"/>
@@ -14745,7 +14679,7 @@
         </w:trPr>
         <w:tc>
           <w:tcPr>
-            <w:tcW w:w="1539" w:type="dxa"/>
+            <w:tcW w:w="1985" w:type="dxa"/>
             <w:tcMar>
               <w:top w:w="90" w:type="dxa"/>
               <w:left w:w="90" w:type="dxa"/>
@@ -14769,7 +14703,7 @@
         </w:tc>
         <w:tc>
           <w:tcPr>
-            <w:tcW w:w="1224" w:type="dxa"/>
+            <w:tcW w:w="1369" w:type="dxa"/>
             <w:tcMar>
               <w:top w:w="90" w:type="dxa"/>
               <w:left w:w="90" w:type="dxa"/>
@@ -14783,17 +14717,20 @@
               <w:spacing w:after="0" w:line="276" w:lineRule="auto"/>
               <w:jc w:val="left"/>
             </w:pPr>
+            <w:proofErr w:type="spellStart"/>
             <w:r>
               <w:rPr>
                 <w:sz w:val="21"/>
               </w:rPr>
               <w:t>BoW</w:t>
             </w:r>
-          </w:p>
-        </w:tc>
-        <w:tc>
-          <w:tcPr>
-            <w:tcW w:w="1632" w:type="dxa"/>
+            <w:proofErr w:type="spellEnd"/>
+          </w:p>
+        </w:tc>
+        <w:tc>
+          <w:tcPr>
+            <w:tcW w:w="2458" w:type="dxa"/>
+            <w:gridSpan w:val="2"/>
             <w:tcMar>
               <w:top w:w="90" w:type="dxa"/>
               <w:left w:w="90" w:type="dxa"/>
@@ -14817,7 +14754,7 @@
         </w:tc>
         <w:tc>
           <w:tcPr>
-            <w:tcW w:w="1326" w:type="dxa"/>
+            <w:tcW w:w="2268" w:type="dxa"/>
             <w:tcMar>
               <w:top w:w="90" w:type="dxa"/>
               <w:left w:w="90" w:type="dxa"/>
@@ -14831,17 +14768,19 @@
               <w:spacing w:after="0" w:line="276" w:lineRule="auto"/>
               <w:jc w:val="left"/>
             </w:pPr>
+            <w:proofErr w:type="spellStart"/>
             <w:r>
               <w:rPr>
                 <w:sz w:val="21"/>
               </w:rPr>
               <w:t>BoW</w:t>
             </w:r>
-          </w:p>
-        </w:tc>
-        <w:tc>
-          <w:tcPr>
-            <w:tcW w:w="2359" w:type="dxa"/>
+            <w:proofErr w:type="spellEnd"/>
+          </w:p>
+        </w:tc>
+        <w:tc>
+          <w:tcPr>
+            <w:tcW w:w="1843" w:type="dxa"/>
             <w:tcMar>
               <w:top w:w="90" w:type="dxa"/>
               <w:left w:w="90" w:type="dxa"/>
@@ -14865,7 +14804,7 @@
         </w:tc>
         <w:tc>
           <w:tcPr>
-            <w:tcW w:w="1417" w:type="dxa"/>
+            <w:tcW w:w="1276" w:type="dxa"/>
             <w:tcMar>
               <w:top w:w="90" w:type="dxa"/>
               <w:left w:w="90" w:type="dxa"/>
@@ -14894,7 +14833,7 @@
         </w:trPr>
         <w:tc>
           <w:tcPr>
-            <w:tcW w:w="1539" w:type="dxa"/>
+            <w:tcW w:w="1985" w:type="dxa"/>
             <w:tcMar>
               <w:top w:w="90" w:type="dxa"/>
               <w:left w:w="90" w:type="dxa"/>
@@ -14918,7 +14857,7 @@
         </w:tc>
         <w:tc>
           <w:tcPr>
-            <w:tcW w:w="1224" w:type="dxa"/>
+            <w:tcW w:w="1369" w:type="dxa"/>
             <w:tcMar>
               <w:top w:w="90" w:type="dxa"/>
               <w:left w:w="90" w:type="dxa"/>
@@ -14942,7 +14881,8 @@
         </w:tc>
         <w:tc>
           <w:tcPr>
-            <w:tcW w:w="1632" w:type="dxa"/>
+            <w:tcW w:w="2458" w:type="dxa"/>
+            <w:gridSpan w:val="2"/>
             <w:tcMar>
               <w:top w:w="90" w:type="dxa"/>
               <w:left w:w="90" w:type="dxa"/>
@@ -14966,7 +14906,7 @@
         </w:tc>
         <w:tc>
           <w:tcPr>
-            <w:tcW w:w="1326" w:type="dxa"/>
+            <w:tcW w:w="2268" w:type="dxa"/>
             <w:tcMar>
               <w:top w:w="90" w:type="dxa"/>
               <w:left w:w="90" w:type="dxa"/>
@@ -14990,7 +14930,7 @@
         </w:tc>
         <w:tc>
           <w:tcPr>
-            <w:tcW w:w="2359" w:type="dxa"/>
+            <w:tcW w:w="1843" w:type="dxa"/>
             <w:tcMar>
               <w:top w:w="90" w:type="dxa"/>
               <w:left w:w="90" w:type="dxa"/>
@@ -15014,7 +14954,7 @@
         </w:tc>
         <w:tc>
           <w:tcPr>
-            <w:tcW w:w="1417" w:type="dxa"/>
+            <w:tcW w:w="1276" w:type="dxa"/>
             <w:tcMar>
               <w:top w:w="90" w:type="dxa"/>
               <w:left w:w="90" w:type="dxa"/>
@@ -15043,7 +14983,7 @@
         </w:trPr>
         <w:tc>
           <w:tcPr>
-            <w:tcW w:w="1539" w:type="dxa"/>
+            <w:tcW w:w="1985" w:type="dxa"/>
             <w:tcMar>
               <w:top w:w="90" w:type="dxa"/>
               <w:left w:w="90" w:type="dxa"/>
@@ -15067,7 +15007,7 @@
         </w:tc>
         <w:tc>
           <w:tcPr>
-            <w:tcW w:w="1224" w:type="dxa"/>
+            <w:tcW w:w="1369" w:type="dxa"/>
             <w:tcMar>
               <w:top w:w="90" w:type="dxa"/>
               <w:left w:w="90" w:type="dxa"/>
@@ -15091,7 +15031,8 @@
         </w:tc>
         <w:tc>
           <w:tcPr>
-            <w:tcW w:w="1632" w:type="dxa"/>
+            <w:tcW w:w="2458" w:type="dxa"/>
+            <w:gridSpan w:val="2"/>
             <w:tcMar>
               <w:top w:w="90" w:type="dxa"/>
               <w:left w:w="90" w:type="dxa"/>
@@ -15115,7 +15056,7 @@
         </w:tc>
         <w:tc>
           <w:tcPr>
-            <w:tcW w:w="1326" w:type="dxa"/>
+            <w:tcW w:w="2268" w:type="dxa"/>
             <w:tcMar>
               <w:top w:w="90" w:type="dxa"/>
               <w:left w:w="90" w:type="dxa"/>
@@ -15139,7 +15080,7 @@
         </w:tc>
         <w:tc>
           <w:tcPr>
-            <w:tcW w:w="2359" w:type="dxa"/>
+            <w:tcW w:w="1843" w:type="dxa"/>
             <w:tcMar>
               <w:top w:w="90" w:type="dxa"/>
               <w:left w:w="90" w:type="dxa"/>
@@ -15163,7 +15104,7 @@
         </w:tc>
         <w:tc>
           <w:tcPr>
-            <w:tcW w:w="1417" w:type="dxa"/>
+            <w:tcW w:w="1276" w:type="dxa"/>
             <w:tcMar>
               <w:top w:w="90" w:type="dxa"/>
               <w:left w:w="90" w:type="dxa"/>
@@ -15192,7 +15133,7 @@
         </w:trPr>
         <w:tc>
           <w:tcPr>
-            <w:tcW w:w="1539" w:type="dxa"/>
+            <w:tcW w:w="1985" w:type="dxa"/>
             <w:tcMar>
               <w:top w:w="90" w:type="dxa"/>
               <w:left w:w="90" w:type="dxa"/>
@@ -15216,7 +15157,7 @@
         </w:tc>
         <w:tc>
           <w:tcPr>
-            <w:tcW w:w="1224" w:type="dxa"/>
+            <w:tcW w:w="1369" w:type="dxa"/>
             <w:tcMar>
               <w:top w:w="90" w:type="dxa"/>
               <w:left w:w="90" w:type="dxa"/>
@@ -15230,17 +15171,20 @@
               <w:spacing w:after="0" w:line="276" w:lineRule="auto"/>
               <w:jc w:val="left"/>
             </w:pPr>
+            <w:proofErr w:type="spellStart"/>
             <w:r>
               <w:rPr>
                 <w:sz w:val="21"/>
               </w:rPr>
               <w:t>BoW</w:t>
             </w:r>
-          </w:p>
-        </w:tc>
-        <w:tc>
-          <w:tcPr>
-            <w:tcW w:w="1632" w:type="dxa"/>
+            <w:proofErr w:type="spellEnd"/>
+          </w:p>
+        </w:tc>
+        <w:tc>
+          <w:tcPr>
+            <w:tcW w:w="2458" w:type="dxa"/>
+            <w:gridSpan w:val="2"/>
             <w:tcMar>
               <w:top w:w="90" w:type="dxa"/>
               <w:left w:w="90" w:type="dxa"/>
@@ -15264,7 +15208,7 @@
         </w:tc>
         <w:tc>
           <w:tcPr>
-            <w:tcW w:w="1326" w:type="dxa"/>
+            <w:tcW w:w="2268" w:type="dxa"/>
             <w:tcMar>
               <w:top w:w="90" w:type="dxa"/>
               <w:left w:w="90" w:type="dxa"/>
@@ -15288,7 +15232,7 @@
         </w:tc>
         <w:tc>
           <w:tcPr>
-            <w:tcW w:w="2359" w:type="dxa"/>
+            <w:tcW w:w="1843" w:type="dxa"/>
             <w:tcMar>
               <w:top w:w="90" w:type="dxa"/>
               <w:left w:w="90" w:type="dxa"/>
@@ -15312,7 +15256,7 @@
         </w:tc>
         <w:tc>
           <w:tcPr>
-            <w:tcW w:w="1417" w:type="dxa"/>
+            <w:tcW w:w="1276" w:type="dxa"/>
             <w:tcMar>
               <w:top w:w="90" w:type="dxa"/>
               <w:left w:w="90" w:type="dxa"/>
@@ -15361,7 +15305,7 @@
                     <pic:cNvPicPr/>
                   </pic:nvPicPr>
                   <pic:blipFill>
-                    <a:blip r:embed="rId10"/>
+                    <a:blip r:embed="rId11"/>
                     <a:stretch>
                       <a:fillRect/>
                     </a:stretch>
@@ -15484,20 +15428,23 @@
         <w:ind w:firstLine="480"/>
       </w:pPr>
       <w:r>
+        <w:t>此結果表示，在本研究目前的資料、標籤設定與超參數範圍下，</w:t>
+      </w:r>
+      <w:r>
+        <w:t xml:space="preserve">MNIR </w:t>
+      </w:r>
+      <w:r>
+        <w:t>特徵轉換未呈現相較</w:t>
+      </w:r>
+      <w:r>
+        <w:t xml:space="preserve"> Direct SVM </w:t>
+      </w:r>
+      <w:r>
+        <w:t>的額外增益。可能原因在於，卡方特徵選擇後之原始稀疏詞彙特</w:t>
+      </w:r>
+      <w:r>
         <w:lastRenderedPageBreak/>
-        <w:t>此結果表示，在本研究目前的資料、標籤設定與超參數範圍下，</w:t>
-      </w:r>
-      <w:r>
-        <w:t xml:space="preserve">MNIR </w:t>
-      </w:r>
-      <w:r>
-        <w:t>特徵轉換未呈現相較</w:t>
-      </w:r>
-      <w:r>
-        <w:t xml:space="preserve"> Direct SVM </w:t>
-      </w:r>
-      <w:r>
-        <w:t>的額外增益。可能原因在於，卡方特徵選擇後之原始稀疏詞彙特徵已保留足夠與裁判結果相關的訊息；進一步經</w:t>
+        <w:t>徵已保留足夠與裁判結果相關的訊息；進一步經</w:t>
       </w:r>
       <w:r>
         <w:t xml:space="preserve"> MNIR </w:t>
@@ -15596,8 +15543,16 @@
         <w:rPr>
           <w:b/>
         </w:rPr>
-        <w:t xml:space="preserve"> BoW</w:t>
-      </w:r>
+        <w:t xml:space="preserve"> </w:t>
+      </w:r>
+      <w:proofErr w:type="spellStart"/>
+      <w:r>
+        <w:rPr>
+          <w:b/>
+        </w:rPr>
+        <w:t>BoW</w:t>
+      </w:r>
+      <w:proofErr w:type="spellEnd"/>
       <w:r>
         <w:rPr>
           <w:b/>
@@ -15668,8 +15623,16 @@
         <w:rPr>
           <w:b/>
         </w:rPr>
-        <w:t xml:space="preserve"> BoW</w:t>
-      </w:r>
+        <w:t xml:space="preserve"> </w:t>
+      </w:r>
+      <w:proofErr w:type="spellStart"/>
+      <w:r>
+        <w:rPr>
+          <w:b/>
+        </w:rPr>
+        <w:t>BoW</w:t>
+      </w:r>
+      <w:proofErr w:type="spellEnd"/>
       <w:r>
         <w:rPr>
           <w:b/>
@@ -15776,6 +15739,7 @@
               <w:spacing w:after="0" w:line="276" w:lineRule="auto"/>
               <w:jc w:val="center"/>
             </w:pPr>
+            <w:proofErr w:type="spellStart"/>
             <w:r>
               <w:rPr>
                 <w:b/>
@@ -15783,6 +15747,7 @@
               </w:rPr>
               <w:t>BoW</w:t>
             </w:r>
+            <w:proofErr w:type="spellEnd"/>
           </w:p>
         </w:tc>
         <w:tc>
@@ -16252,7 +16217,6 @@
         <w:rPr>
           <w:noProof/>
         </w:rPr>
-        <w:lastRenderedPageBreak/>
         <w:drawing>
           <wp:inline distT="0" distB="0" distL="0" distR="0" wp14:anchorId="4B8097E1" wp14:editId="1F4F7DD0">
             <wp:extent cx="5212080" cy="2943292"/>
@@ -16269,7 +16233,7 @@
                     <pic:cNvPicPr/>
                   </pic:nvPicPr>
                   <pic:blipFill>
-                    <a:blip r:embed="rId11"/>
+                    <a:blip r:embed="rId12"/>
                     <a:stretch>
                       <a:fillRect/>
                     </a:stretch>
@@ -16317,6 +16281,7 @@
         <w:ind w:firstLine="480"/>
       </w:pPr>
       <w:r>
+        <w:lastRenderedPageBreak/>
         <w:t>根據表</w:t>
       </w:r>
       <w:r>
@@ -16326,7 +16291,15 @@
         <w:t>，三種文字特徵表示並不存在單一方法在所有資料集皆最佳。行政資料集以</w:t>
       </w:r>
       <w:r>
-        <w:t xml:space="preserve"> BoW </w:t>
+        <w:t xml:space="preserve"> </w:t>
+      </w:r>
+      <w:proofErr w:type="spellStart"/>
+      <w:r>
+        <w:t>BoW</w:t>
+      </w:r>
+      <w:proofErr w:type="spellEnd"/>
+      <w:r>
+        <w:t xml:space="preserve"> </w:t>
       </w:r>
       <w:r>
         <w:t>之</w:t>
@@ -16392,7 +16365,15 @@
         <w:t>；刑事附帶民事資料集則以</w:t>
       </w:r>
       <w:r>
-        <w:t xml:space="preserve"> BoW </w:t>
+        <w:t xml:space="preserve"> </w:t>
+      </w:r>
+      <w:proofErr w:type="spellStart"/>
+      <w:r>
+        <w:t>BoW</w:t>
+      </w:r>
+      <w:proofErr w:type="spellEnd"/>
+      <w:r>
+        <w:t xml:space="preserve"> </w:t>
       </w:r>
       <w:r>
         <w:t>表現最佳，</w:t>
@@ -16419,7 +16400,15 @@
         <w:t>不過，部分資料集中不同特徵表示之差距有限，因此不宜過度解讀單一特徵表示的優劣。例如行政資料集中</w:t>
       </w:r>
       <w:r>
-        <w:t xml:space="preserve"> BoW </w:t>
+        <w:t xml:space="preserve"> </w:t>
+      </w:r>
+      <w:proofErr w:type="spellStart"/>
+      <w:r>
+        <w:t>BoW</w:t>
+      </w:r>
+      <w:proofErr w:type="spellEnd"/>
+      <w:r>
+        <w:t xml:space="preserve"> </w:t>
       </w:r>
       <w:r>
         <w:t>與</w:t>
@@ -16436,8 +16425,13 @@
       <w:r>
         <w:t>、</w:t>
       </w:r>
-      <w:r>
-        <w:t xml:space="preserve">BoW </w:t>
+      <w:proofErr w:type="spellStart"/>
+      <w:r>
+        <w:t>BoW</w:t>
+      </w:r>
+      <w:proofErr w:type="spellEnd"/>
+      <w:r>
+        <w:t xml:space="preserve"> </w:t>
       </w:r>
       <w:r>
         <w:t>與</w:t>
@@ -16449,7 +16443,15 @@
         <w:t>的差距也不大。相較之下，刑事附帶民事資料集中</w:t>
       </w:r>
       <w:r>
-        <w:t xml:space="preserve"> BoW </w:t>
+        <w:t xml:space="preserve"> </w:t>
+      </w:r>
+      <w:proofErr w:type="spellStart"/>
+      <w:r>
+        <w:t>BoW</w:t>
+      </w:r>
+      <w:proofErr w:type="spellEnd"/>
+      <w:r>
+        <w:t xml:space="preserve"> </w:t>
       </w:r>
       <w:r>
         <w:t>明顯高於</w:t>
@@ -16475,8 +16477,13 @@
       <w:r>
         <w:t>就可能解釋而言，</w:t>
       </w:r>
-      <w:r>
-        <w:t xml:space="preserve">BoW </w:t>
+      <w:proofErr w:type="spellStart"/>
+      <w:r>
+        <w:t>BoW</w:t>
+      </w:r>
+      <w:proofErr w:type="spellEnd"/>
+      <w:r>
+        <w:t xml:space="preserve"> </w:t>
       </w:r>
       <w:r>
         <w:t>保留原始詞頻或詞項出現資訊，可能適合特定裁判用語、案件事實描述或程序用語本身具有判別力的案件類型；</w:t>
@@ -16557,14 +16564,7 @@
         <w:rPr>
           <w:b/>
         </w:rPr>
-        <w:t xml:space="preserve"> </w:t>
-      </w:r>
-      <w:r>
-        <w:rPr>
-          <w:b/>
-        </w:rPr>
-        <w:lastRenderedPageBreak/>
-        <w:t xml:space="preserve">K </w:t>
+        <w:t xml:space="preserve"> K </w:t>
       </w:r>
       <w:r>
         <w:rPr>
@@ -17373,6 +17373,7 @@
         <w:rPr>
           <w:noProof/>
         </w:rPr>
+        <w:lastRenderedPageBreak/>
         <w:drawing>
           <wp:inline distT="0" distB="0" distL="0" distR="0" wp14:anchorId="6BA9F1AF" wp14:editId="7EF3CA25">
             <wp:extent cx="6645910" cy="4011930"/>
@@ -17389,7 +17390,7 @@
                     <pic:cNvPicPr/>
                   </pic:nvPicPr>
                   <pic:blipFill>
-                    <a:blip r:embed="rId12"/>
+                    <a:blip r:embed="rId13"/>
                     <a:stretch>
                       <a:fillRect/>
                     </a:stretch>
@@ -17479,11 +17480,7 @@
         <w:t>0.654</w:t>
       </w:r>
       <w:r>
-        <w:t>），顯示其在本次資料切分下，驗證</w:t>
-      </w:r>
-      <w:r>
-        <w:lastRenderedPageBreak/>
-        <w:t>集與測試集表現皆相對較高。相對而言，行政資料集最佳</w:t>
+        <w:t>），顯示其在本次資料切分下，驗證集與測試集表現皆相對較高。相對而言，行政資料集最佳</w:t>
       </w:r>
       <w:r>
         <w:t xml:space="preserve"> Validation Macro F1 </w:t>
@@ -17597,7 +17594,11 @@
         <w:t xml:space="preserve"> Win </w:t>
       </w:r>
       <w:r>
-        <w:t>三類裁判結果上的實際辨識情形。相較於部分案件類型雖總樣本數較大、但少數類別樣本較少，民事案件測試集中三類裁判結果皆具有一定可觀察樣本，較適合分析模型是否偏向預測多數類別，以及</w:t>
+        <w:t>三類裁判結果上的實際辨識情形。相較於部分案件類型雖總樣本數較大、但少數類別樣本較少，民事</w:t>
+      </w:r>
+      <w:r>
+        <w:lastRenderedPageBreak/>
+        <w:t>案件測試集中三類裁判結果皆具有一定可觀察樣本，較適合分析模型是否偏向預測多數類別，以及</w:t>
       </w:r>
       <w:r>
         <w:t xml:space="preserve"> Mixed</w:t>
@@ -18506,7 +18507,6 @@
               <w:rPr>
                 <w:sz w:val="21"/>
               </w:rPr>
-              <w:lastRenderedPageBreak/>
               <w:t>Mixed</w:t>
             </w:r>
           </w:p>
@@ -19272,7 +19272,14 @@
         <w:rPr>
           <w:b/>
         </w:rPr>
-        <w:t>，表示實際勝訴案件中，只有極少比例能被模型成功辨識。換言之，民事案件模型雖然整體</w:t>
+        <w:t>，表示實際勝訴</w:t>
+      </w:r>
+      <w:r>
+        <w:rPr>
+          <w:b/>
+        </w:rPr>
+        <w:lastRenderedPageBreak/>
+        <w:t>案件中，只有極少比例能被模型成功辨識。換言之，民事案件模型雖然整體</w:t>
       </w:r>
       <w:r>
         <w:rPr>
@@ -20231,14 +20238,7 @@
         <w:rPr>
           <w:b/>
         </w:rPr>
-        <w:t>。這表示不同案件類</w:t>
-      </w:r>
-      <w:r>
-        <w:rPr>
-          <w:b/>
-        </w:rPr>
-        <w:lastRenderedPageBreak/>
-        <w:t>型的困難類別並不完全相同，但整體而言，模型對樣本數較少或語意特徵較不明顯的裁判結果類別仍較難辨識。</w:t>
+        <w:t>。這表示不同案件類型的困難類別並不完全相同，但整體而言，模型對樣本數較少或語意特徵較不明顯的裁判結果類別仍較難辨識。</w:t>
       </w:r>
     </w:p>
     <w:p>
@@ -20355,11 +20355,14 @@
         <w:ind w:firstLine="480"/>
       </w:pPr>
       <w:r>
+        <w:lastRenderedPageBreak/>
         <w:t>不同文字特徵表示方面，</w:t>
       </w:r>
+      <w:proofErr w:type="spellStart"/>
       <w:r>
         <w:t>BoW</w:t>
       </w:r>
+      <w:proofErr w:type="spellEnd"/>
       <w:r>
         <w:t>、</w:t>
       </w:r>
@@ -20376,7 +20379,15 @@
         <w:t>並無單一方法在所有資料集皆最佳。行政與刑事附帶民事資料集以</w:t>
       </w:r>
       <w:r>
-        <w:t xml:space="preserve"> BoW </w:t>
+        <w:t xml:space="preserve"> </w:t>
+      </w:r>
+      <w:proofErr w:type="spellStart"/>
+      <w:r>
+        <w:t>BoW</w:t>
+      </w:r>
+      <w:proofErr w:type="spellEnd"/>
+      <w:r>
+        <w:t xml:space="preserve"> </w:t>
       </w:r>
       <w:r>
         <w:t>表現相對較佳，民事資料集以</w:t>
@@ -22127,17 +22138,27 @@
         </w:rPr>
         <w:t>台灣法律經濟學實證的判決資料－介紹與應用</w:t>
       </w:r>
-      <w:hyperlink r:id="rId13" w:history="1">
-        <w:r>
-          <w:rPr>
-            <w:rStyle w:val="af0"/>
-            <w:rFonts w:cs="Times New Roman"/>
-            <w:sz w:val="28"/>
-            <w:szCs w:val="28"/>
-          </w:rPr>
-          <w:t>https://www.airitilibrary.com/Article/Detail/1018161x-201912-201912300022-201912300022-533-546</w:t>
-        </w:r>
-      </w:hyperlink>
+      <w:r>
+        <w:fldChar w:fldCharType="begin"/>
+      </w:r>
+      <w:r>
+        <w:instrText>HYPERLINK "https://www.airitilibrary.com/Article/Detail/1018161x-201912-201912300022-201912300022-533-546"</w:instrText>
+      </w:r>
+      <w:r>
+        <w:fldChar w:fldCharType="separate"/>
+      </w:r>
+      <w:r>
+        <w:rPr>
+          <w:rStyle w:val="af0"/>
+          <w:rFonts w:cs="Times New Roman"/>
+          <w:sz w:val="28"/>
+          <w:szCs w:val="28"/>
+        </w:rPr>
+        <w:t>https://www.airitilibrary.com/Article/Detail/1018161x-201912-201912300022-201912300022-533-546</w:t>
+      </w:r>
+      <w:r>
+        <w:fldChar w:fldCharType="end"/>
+      </w:r>
     </w:p>
     <w:p>
       <w:pPr>
@@ -22324,17 +22345,27 @@
         </w:rPr>
         <w:t>如何处理标签不平衡问题</w:t>
       </w:r>
-      <w:hyperlink r:id="rId17" w:history="1">
-        <w:r>
-          <w:rPr>
-            <w:rStyle w:val="af0"/>
-            <w:rFonts w:cs="Times New Roman"/>
-            <w:sz w:val="28"/>
-            <w:szCs w:val="28"/>
-          </w:rPr>
-          <w:t>https://blog.csdn.net/superY_26/article/details/114844370</w:t>
-        </w:r>
-      </w:hyperlink>
+      <w:r>
+        <w:fldChar w:fldCharType="begin"/>
+      </w:r>
+      <w:r>
+        <w:instrText>HYPERLINK "https://blog.csdn.net/superY_26/article/details/114844370"</w:instrText>
+      </w:r>
+      <w:r>
+        <w:fldChar w:fldCharType="separate"/>
+      </w:r>
+      <w:r>
+        <w:rPr>
+          <w:rStyle w:val="af0"/>
+          <w:rFonts w:cs="Times New Roman"/>
+          <w:sz w:val="28"/>
+          <w:szCs w:val="28"/>
+        </w:rPr>
+        <w:t>https://blog.csdn.net/superY_26/article/details/114844370</w:t>
+      </w:r>
+      <w:r>
+        <w:fldChar w:fldCharType="end"/>
+      </w:r>
     </w:p>
     <w:p>
       <w:pPr>
@@ -22347,12 +22378,37 @@
           <w:szCs w:val="28"/>
         </w:rPr>
       </w:pPr>
-      <w:r>
-        <w:rPr>
-          <w:rFonts w:cs="Times New Roman"/>
-          <w:szCs w:val="28"/>
-        </w:rPr>
-        <w:t xml:space="preserve">ckiplab/ckip-transformers: CKIP Transformers </w:t>
+      <w:proofErr w:type="spellStart"/>
+      <w:r>
+        <w:rPr>
+          <w:rFonts w:cs="Times New Roman"/>
+          <w:szCs w:val="28"/>
+        </w:rPr>
+        <w:t>ckiplab</w:t>
+      </w:r>
+      <w:proofErr w:type="spellEnd"/>
+      <w:r>
+        <w:rPr>
+          <w:rFonts w:cs="Times New Roman"/>
+          <w:szCs w:val="28"/>
+        </w:rPr>
+        <w:t>/</w:t>
+      </w:r>
+      <w:proofErr w:type="spellStart"/>
+      <w:r>
+        <w:rPr>
+          <w:rFonts w:cs="Times New Roman"/>
+          <w:szCs w:val="28"/>
+        </w:rPr>
+        <w:t>ckip</w:t>
+      </w:r>
+      <w:proofErr w:type="spellEnd"/>
+      <w:r>
+        <w:rPr>
+          <w:rFonts w:cs="Times New Roman"/>
+          <w:szCs w:val="28"/>
+        </w:rPr>
+        <w:t xml:space="preserve">-transformers: CKIP Transformers </w:t>
       </w:r>
       <w:r>
         <w:rPr>
@@ -22375,7 +22431,7 @@
         </w:rPr>
         <w:t xml:space="preserve"> </w:t>
       </w:r>
-      <w:hyperlink r:id="rId18" w:history="1">
+      <w:hyperlink r:id="rId17" w:history="1">
         <w:r>
           <w:rPr>
             <w:rStyle w:val="af0"/>
@@ -22412,7 +22468,7 @@
         </w:rPr>
         <w:t xml:space="preserve"> </w:t>
       </w:r>
-      <w:hyperlink r:id="rId19" w:history="1">
+      <w:hyperlink r:id="rId18" w:history="1">
         <w:r>
           <w:rPr>
             <w:rStyle w:val="af0"/>
@@ -22459,7 +22515,7 @@
         </w:rPr>
         <w:t xml:space="preserve"> </w:t>
       </w:r>
-      <w:hyperlink r:id="rId20" w:history="1">
+      <w:hyperlink r:id="rId19" w:history="1">
         <w:r>
           <w:rPr>
             <w:rStyle w:val="af0"/>
@@ -22496,7 +22552,7 @@
         </w:rPr>
         <w:t xml:space="preserve"> </w:t>
       </w:r>
-      <w:hyperlink r:id="rId21" w:history="1">
+      <w:hyperlink r:id="rId20" w:history="1">
         <w:r>
           <w:rPr>
             <w:rStyle w:val="af0"/>
@@ -22533,7 +22589,7 @@
         </w:rPr>
         <w:t xml:space="preserve"> </w:t>
       </w:r>
-      <w:hyperlink r:id="rId22" w:history="1">
+      <w:hyperlink r:id="rId21" w:history="1">
         <w:r>
           <w:rPr>
             <w:rStyle w:val="af0"/>
@@ -22570,7 +22626,7 @@
         </w:rPr>
         <w:t xml:space="preserve"> </w:t>
       </w:r>
-      <w:hyperlink r:id="rId23" w:history="1">
+      <w:hyperlink r:id="rId22" w:history="1">
         <w:r>
           <w:rPr>
             <w:rStyle w:val="af0"/>
@@ -22598,8 +22654,33 @@
           <w:rFonts w:cs="Times New Roman"/>
           <w:szCs w:val="28"/>
         </w:rPr>
-        <w:t>Processing Long Legal Documents with Pre-trained Transformers: Modding LegalBERT and Longformer</w:t>
-      </w:r>
+        <w:t xml:space="preserve">Processing Long Legal Documents with Pre-trained Transformers: Modding </w:t>
+      </w:r>
+      <w:proofErr w:type="spellStart"/>
+      <w:r>
+        <w:rPr>
+          <w:rFonts w:cs="Times New Roman"/>
+          <w:szCs w:val="28"/>
+        </w:rPr>
+        <w:t>LegalBERT</w:t>
+      </w:r>
+      <w:proofErr w:type="spellEnd"/>
+      <w:r>
+        <w:rPr>
+          <w:rFonts w:cs="Times New Roman"/>
+          <w:szCs w:val="28"/>
+        </w:rPr>
+        <w:t xml:space="preserve"> and </w:t>
+      </w:r>
+      <w:proofErr w:type="spellStart"/>
+      <w:r>
+        <w:rPr>
+          <w:rFonts w:cs="Times New Roman"/>
+          <w:szCs w:val="28"/>
+        </w:rPr>
+        <w:t>Longformer</w:t>
+      </w:r>
+      <w:proofErr w:type="spellEnd"/>
       <w:r>
         <w:rPr>
           <w:rFonts w:cs="Times New Roman" w:hint="eastAsia"/>
@@ -22607,7 +22688,7 @@
         </w:rPr>
         <w:t xml:space="preserve"> </w:t>
       </w:r>
-      <w:hyperlink r:id="rId24" w:history="1">
+      <w:hyperlink r:id="rId23" w:history="1">
         <w:r>
           <w:rPr>
             <w:rStyle w:val="af0"/>
@@ -22630,12 +22711,21 @@
           <w:szCs w:val="28"/>
         </w:rPr>
       </w:pPr>
-      <w:r>
-        <w:rPr>
-          <w:rFonts w:cs="Times New Roman"/>
-          <w:szCs w:val="28"/>
-        </w:rPr>
-        <w:t>FinMTEB: Finance Massive Text Embedding Benchmark</w:t>
+      <w:proofErr w:type="spellStart"/>
+      <w:r>
+        <w:rPr>
+          <w:rFonts w:cs="Times New Roman"/>
+          <w:szCs w:val="28"/>
+        </w:rPr>
+        <w:t>FinMTEB</w:t>
+      </w:r>
+      <w:proofErr w:type="spellEnd"/>
+      <w:r>
+        <w:rPr>
+          <w:rFonts w:cs="Times New Roman"/>
+          <w:szCs w:val="28"/>
+        </w:rPr>
+        <w:t>: Finance Massive Text Embedding Benchmark</w:t>
       </w:r>
       <w:r>
         <w:rPr>
@@ -22644,7 +22734,7 @@
         </w:rPr>
         <w:t xml:space="preserve"> </w:t>
       </w:r>
-      <w:hyperlink r:id="rId25" w:history="1">
+      <w:hyperlink r:id="rId24" w:history="1">
         <w:r>
           <w:rPr>
             <w:rStyle w:val="af0"/>
@@ -22681,7 +22771,7 @@
         </w:rPr>
         <w:t xml:space="preserve"> </w:t>
       </w:r>
-      <w:hyperlink r:id="rId26" w:history="1">
+      <w:hyperlink r:id="rId25" w:history="1">
         <w:r>
           <w:rPr>
             <w:rStyle w:val="af0"/>
@@ -22718,7 +22808,7 @@
         </w:rPr>
         <w:t xml:space="preserve"> </w:t>
       </w:r>
-      <w:hyperlink r:id="rId27" w:history="1">
+      <w:hyperlink r:id="rId26" w:history="1">
         <w:r>
           <w:rPr>
             <w:rStyle w:val="af0"/>
@@ -22828,7 +22918,7 @@
         </w:rPr>
         <w:t xml:space="preserve"> </w:t>
       </w:r>
-      <w:hyperlink r:id="rId28" w:history="1">
+      <w:hyperlink r:id="rId27" w:history="1">
         <w:r>
           <w:rPr>
             <w:rStyle w:val="af0"/>
@@ -22916,7 +23006,7 @@
         </w:rPr>
         <w:t xml:space="preserve"> </w:t>
       </w:r>
-      <w:hyperlink r:id="rId29" w:history="1">
+      <w:hyperlink r:id="rId28" w:history="1">
         <w:r>
           <w:rPr>
             <w:rStyle w:val="af0"/>
@@ -22969,7 +23059,7 @@
         </w:rPr>
         <w:t xml:space="preserve"> </w:t>
       </w:r>
-      <w:hyperlink r:id="rId30" w:history="1">
+      <w:hyperlink r:id="rId29" w:history="1">
         <w:r>
           <w:rPr>
             <w:rStyle w:val="af0"/>
@@ -23022,7 +23112,7 @@
         </w:rPr>
         <w:t xml:space="preserve"> </w:t>
       </w:r>
-      <w:hyperlink r:id="rId31" w:history="1">
+      <w:hyperlink r:id="rId30" w:history="1">
         <w:r>
           <w:rPr>
             <w:rStyle w:val="af0"/>
@@ -23107,7 +23197,7 @@
         </w:rPr>
         <w:t xml:space="preserve"> </w:t>
       </w:r>
-      <w:hyperlink r:id="rId32" w:history="1">
+      <w:hyperlink r:id="rId31" w:history="1">
         <w:r>
           <w:rPr>
             <w:rStyle w:val="af0"/>
@@ -23160,7 +23250,7 @@
         </w:rPr>
         <w:t xml:space="preserve"> </w:t>
       </w:r>
-      <w:hyperlink r:id="rId33" w:history="1">
+      <w:hyperlink r:id="rId32" w:history="1">
         <w:r>
           <w:rPr>
             <w:rStyle w:val="af0"/>
@@ -23173,7 +23263,7 @@
       </w:hyperlink>
     </w:p>
     <w:sectPr>
-      <w:footerReference w:type="default" r:id="rId34"/>
+      <w:footerReference w:type="default" r:id="rId33"/>
       <w:pgSz w:w="11906" w:h="16838"/>
       <w:pgMar w:top="1440" w:right="1440" w:bottom="1440" w:left="1440" w:header="851" w:footer="992" w:gutter="0"/>
       <w:cols w:space="425"/>
@@ -25418,6 +25508,7 @@
   <w:style w:type="character" w:default="1" w:styleId="a0">
     <w:name w:val="Default Paragraph Font"/>
     <w:uiPriority w:val="1"/>
+    <w:semiHidden/>
     <w:unhideWhenUsed/>
   </w:style>
   <w:style w:type="table" w:default="1" w:styleId="a1">
